--- a/docs/ocs_sim_fms.docx
+++ b/docs/ocs_sim_fms.docx
@@ -1342,7 +1342,1652 @@
           <w:color w:val="0090A0"/>
           <w:sz w:val="16"/>
         </w:rPr>
-        <w:t>2. 구성품·사양·금액</w:t>
+        <w:t>2. 로컬 관제 센터 공간 구성</w:t>
+      </w:r>
+    </w:p>
+    <w:p>
+      <w:pPr>
+        <w:keepNext/>
+        <w:spacing w:before="120" w:after="80" w:line="240" w:lineRule="auto"/>
+      </w:pPr>
+      <w:r>
+        <w:rPr>
+          <w:rFonts w:ascii="맑은 고딕" w:hAnsi="맑은 고딕" w:eastAsia="맑은 고딕"/>
+          <w:b/>
+          <w:color w:val="10214B"/>
+          <w:sz w:val="28"/>
+        </w:rPr>
+        <w:t>서버실·운영실 2D 평면과 3D 배치, 연결 경로</w:t>
+      </w:r>
+    </w:p>
+    <w:p>
+      <w:pPr>
+        <w:spacing w:before="40" w:after="80" w:line="276" w:lineRule="auto"/>
+        <w:pBdr>
+          <w:left w:val="single" w:sz="24" w:color="E07A1F" w:space="6"/>
+        </w:pBdr>
+        <w:shd w:val="clear" w:color="auto" w:fill="FFF6EC"/>
+      </w:pPr>
+      <w:r>
+        <w:rPr>
+          <w:rFonts w:ascii="맑은 고딕" w:hAnsi="맑은 고딕" w:eastAsia="맑은 고딕"/>
+          <w:b w:val="0"/>
+          <w:color w:val="13203F"/>
+          <w:sz w:val="17"/>
+        </w:rPr>
+        <w:t>견적서 항목2·3·4 장비를 (임시) 창조2관 3층에 서버실 + 운영실로 설치하는 경우의 배치안. 치수·랙 실장·전력은 가정이며, 견적서에 없는 항온항습기·분전반 공사는 점선·비고로 표시함. 장비를 누르면 구성품 표의 해당 행으로 이동함.</w:t>
+      </w:r>
+    </w:p>
+    <w:p>
+      <w:pPr>
+        <w:keepNext/>
+        <w:spacing w:before="160" w:after="80" w:line="240" w:lineRule="auto"/>
+      </w:pPr>
+      <w:r>
+        <w:rPr>
+          <w:rFonts w:ascii="맑은 고딕" w:hAnsi="맑은 고딕" w:eastAsia="맑은 고딕"/>
+          <w:b/>
+          <w:color w:val="1B3A73"/>
+          <w:sz w:val="22"/>
+        </w:rPr>
+        <w:t>2D 평면 (1칸 = 1m)</w:t>
+      </w:r>
+    </w:p>
+    <w:p>
+      <w:pPr>
+        <w:keepNext/>
+        <w:spacing w:before="80" w:after="80" w:line="240" w:lineRule="auto"/>
+        <w:jc w:val="center"/>
+      </w:pPr>
+      <w:r>
+        <w:drawing>
+          <wp:inline xmlns:a="http://schemas.openxmlformats.org/drawingml/2006/main" xmlns:pic="http://schemas.openxmlformats.org/drawingml/2006/picture">
+            <wp:extent cx="10526400" cy="7742167"/>
+            <wp:docPr id="2" name="Picture 2"/>
+            <wp:cNvGraphicFramePr>
+              <a:graphicFrameLocks noChangeAspect="1"/>
+            </wp:cNvGraphicFramePr>
+            <a:graphic>
+              <a:graphicData uri="http://schemas.openxmlformats.org/drawingml/2006/picture">
+                <pic:pic>
+                  <pic:nvPicPr>
+                    <pic:cNvPr id="0" name="f1.png"/>
+                    <pic:cNvPicPr/>
+                  </pic:nvPicPr>
+                  <pic:blipFill>
+                    <a:blip r:embed="rId10"/>
+                    <a:stretch>
+                      <a:fillRect/>
+                    </a:stretch>
+                  </pic:blipFill>
+                  <pic:spPr>
+                    <a:xfrm>
+                      <a:off x="0" y="0"/>
+                      <a:ext cx="10526400" cy="7742167"/>
+                    </a:xfrm>
+                    <a:prstGeom prst="rect"/>
+                  </pic:spPr>
+                </pic:pic>
+              </a:graphicData>
+            </a:graphic>
+          </wp:inline>
+        </w:drawing>
+      </w:r>
+    </w:p>
+    <w:p>
+      <w:pPr>
+        <w:spacing w:before="0" w:after="80" w:line="240" w:lineRule="auto"/>
+      </w:pPr>
+      <w:r>
+        <w:rPr>
+          <w:rFonts w:ascii="맑은 고딕" w:hAnsi="맑은 고딕" w:eastAsia="맑은 고딕"/>
+          <w:b/>
+          <w:color w:val="1B3A73"/>
+          <w:sz w:val="16"/>
+        </w:rPr>
+        <w:t xml:space="preserve">범례  </w:t>
+      </w:r>
+      <w:r>
+        <w:rPr>
+          <w:rFonts w:ascii="맑은 고딕" w:hAnsi="맑은 고딕" w:eastAsia="맑은 고딕"/>
+          <w:b w:val="0"/>
+          <w:color w:val="56637F"/>
+          <w:sz w:val="16"/>
+        </w:rPr>
+        <w:t>건물 광 인입 (중앙 Server)  ·  랙 간 25GbE · 상부 트레이  ·  운영실 10GbE (데스크·표시장치)  ·  Cell 캐비닛 이중 광 업링크  ·  UPS 전원  ·  스캐너 연결 (유선)  ·  스캐너 연결 (무선)</w:t>
+      </w:r>
+    </w:p>
+    <w:p>
+      <w:pPr>
+        <w:keepNext/>
+        <w:spacing w:before="160" w:after="80" w:line="240" w:lineRule="auto"/>
+      </w:pPr>
+      <w:r>
+        <w:rPr>
+          <w:rFonts w:ascii="맑은 고딕" w:hAnsi="맑은 고딕" w:eastAsia="맑은 고딕"/>
+          <w:b/>
+          <w:color w:val="1B3A73"/>
+          <w:sz w:val="22"/>
+        </w:rPr>
+        <w:t>3D 배치 (아이소메트릭, 앞쪽 벽 생략)</w:t>
+      </w:r>
+    </w:p>
+    <w:p>
+      <w:pPr>
+        <w:keepNext/>
+        <w:spacing w:before="80" w:after="80" w:line="240" w:lineRule="auto"/>
+        <w:jc w:val="center"/>
+      </w:pPr>
+      <w:r>
+        <w:drawing>
+          <wp:inline xmlns:a="http://schemas.openxmlformats.org/drawingml/2006/main" xmlns:pic="http://schemas.openxmlformats.org/drawingml/2006/picture">
+            <wp:extent cx="10178630" cy="7740848"/>
+            <wp:docPr id="3" name="Picture 3"/>
+            <wp:cNvGraphicFramePr>
+              <a:graphicFrameLocks noChangeAspect="1"/>
+            </wp:cNvGraphicFramePr>
+            <a:graphic>
+              <a:graphicData uri="http://schemas.openxmlformats.org/drawingml/2006/picture">
+                <pic:pic>
+                  <pic:nvPicPr>
+                    <pic:cNvPr id="0" name="f2.png"/>
+                    <pic:cNvPicPr/>
+                  </pic:nvPicPr>
+                  <pic:blipFill>
+                    <a:blip r:embed="rId11"/>
+                    <a:stretch>
+                      <a:fillRect/>
+                    </a:stretch>
+                  </pic:blipFill>
+                  <pic:spPr>
+                    <a:xfrm>
+                      <a:off x="0" y="0"/>
+                      <a:ext cx="10178630" cy="7740848"/>
+                    </a:xfrm>
+                    <a:prstGeom prst="rect"/>
+                  </pic:spPr>
+                </pic:pic>
+              </a:graphicData>
+            </a:graphic>
+          </wp:inline>
+        </w:drawing>
+      </w:r>
+    </w:p>
+    <w:p>
+      <w:pPr>
+        <w:spacing w:before="0" w:after="80" w:line="240" w:lineRule="auto"/>
+      </w:pPr>
+      <w:r>
+        <w:rPr>
+          <w:rFonts w:ascii="맑은 고딕" w:hAnsi="맑은 고딕" w:eastAsia="맑은 고딕"/>
+          <w:b/>
+          <w:color w:val="1B3A73"/>
+          <w:sz w:val="16"/>
+        </w:rPr>
+        <w:t xml:space="preserve">범례  </w:t>
+      </w:r>
+      <w:r>
+        <w:rPr>
+          <w:rFonts w:ascii="맑은 고딕" w:hAnsi="맑은 고딕" w:eastAsia="맑은 고딕"/>
+          <w:b w:val="0"/>
+          <w:color w:val="56637F"/>
+          <w:sz w:val="16"/>
+        </w:rPr>
+        <w:t>건물 광 인입 (중앙 Server)  ·  랙 간 25GbE · 상부 트레이  ·  운영실 10GbE (데스크·표시장치)  ·  Cell 캐비닛 이중 광 업링크  ·  UPS 전원  ·  스캐너 연결 (유선)  ·  스캐너 연결 (무선)</w:t>
+      </w:r>
+    </w:p>
+    <w:p>
+      <w:pPr>
+        <w:spacing w:before="40" w:after="80" w:line="276" w:lineRule="auto"/>
+      </w:pPr>
+      <w:r>
+        <w:rPr>
+          <w:rFonts w:ascii="맑은 고딕" w:hAnsi="맑은 고딕" w:eastAsia="맑은 고딕"/>
+          <w:b w:val="0"/>
+          <w:i/>
+          <w:color w:val="56637F"/>
+          <w:sz w:val="16"/>
+        </w:rPr>
+        <w:t>천장 트레이(높이 2.3m)를 따라 랙 → 운영실 데스크·표시장치로 내려가고, 서버실 앞쪽 벽을 지나 복도 트레이로 각 Cell 캐비닛에 연결됨.</w:t>
+      </w:r>
+    </w:p>
+    <w:p>
+      <w:pPr>
+        <w:keepNext/>
+        <w:spacing w:before="160" w:after="80" w:line="240" w:lineRule="auto"/>
+      </w:pPr>
+      <w:r>
+        <w:rPr>
+          <w:rFonts w:ascii="맑은 고딕" w:hAnsi="맑은 고딕" w:eastAsia="맑은 고딕"/>
+          <w:b/>
+          <w:color w:val="1B3A73"/>
+          <w:sz w:val="22"/>
+        </w:rPr>
+        <w:t>랙 실장도 (42U)</w:t>
+      </w:r>
+    </w:p>
+    <w:p>
+      <w:pPr>
+        <w:keepNext/>
+        <w:spacing w:before="80" w:after="80" w:line="240" w:lineRule="auto"/>
+        <w:jc w:val="center"/>
+      </w:pPr>
+      <w:r>
+        <w:drawing>
+          <wp:inline xmlns:a="http://schemas.openxmlformats.org/drawingml/2006/main" xmlns:pic="http://schemas.openxmlformats.org/drawingml/2006/picture">
+            <wp:extent cx="12654752" cy="7738381"/>
+            <wp:docPr id="4" name="Picture 4"/>
+            <wp:cNvGraphicFramePr>
+              <a:graphicFrameLocks noChangeAspect="1"/>
+            </wp:cNvGraphicFramePr>
+            <a:graphic>
+              <a:graphicData uri="http://schemas.openxmlformats.org/drawingml/2006/picture">
+                <pic:pic>
+                  <pic:nvPicPr>
+                    <pic:cNvPr id="0" name="f3.png"/>
+                    <pic:cNvPicPr/>
+                  </pic:nvPicPr>
+                  <pic:blipFill>
+                    <a:blip r:embed="rId12"/>
+                    <a:stretch>
+                      <a:fillRect/>
+                    </a:stretch>
+                  </pic:blipFill>
+                  <pic:spPr>
+                    <a:xfrm>
+                      <a:off x="0" y="0"/>
+                      <a:ext cx="12654752" cy="7738381"/>
+                    </a:xfrm>
+                    <a:prstGeom prst="rect"/>
+                  </pic:spPr>
+                </pic:pic>
+              </a:graphicData>
+            </a:graphic>
+          </wp:inline>
+        </w:drawing>
+      </w:r>
+    </w:p>
+    <w:p>
+      <w:pPr>
+        <w:keepNext/>
+        <w:spacing w:before="160" w:after="80" w:line="240" w:lineRule="auto"/>
+      </w:pPr>
+      <w:r>
+        <w:rPr>
+          <w:rFonts w:ascii="맑은 고딕" w:hAnsi="맑은 고딕" w:eastAsia="맑은 고딕"/>
+          <w:b/>
+          <w:color w:val="1B3A73"/>
+          <w:sz w:val="22"/>
+        </w:rPr>
+        <w:t>공간·전력·냉방 요건</w:t>
+      </w:r>
+    </w:p>
+    <w:tbl>
+      <w:tblPr>
+        <w:tblW w:type="auto" w:w="0"/>
+        <w:jc w:val="center"/>
+        <w:tblLayout w:type="fixed"/>
+        <w:tblLook w:firstColumn="1" w:firstRow="1" w:lastColumn="0" w:lastRow="0" w:noHBand="0" w:noVBand="1" w:val="04A0"/>
+        <w:tblBorders>
+          <w:top w:val="single" w:sz="4" w:color="C9D3E3"/>
+          <w:left w:val="single" w:sz="4" w:color="C9D3E3"/>
+          <w:bottom w:val="single" w:sz="4" w:color="C9D3E3"/>
+          <w:right w:val="single" w:sz="4" w:color="C9D3E3"/>
+          <w:insideH w:val="single" w:sz="4" w:color="C9D3E3"/>
+          <w:insideV w:val="single" w:sz="4" w:color="C9D3E3"/>
+        </w:tblBorders>
+        <w:tblLayout w:type="fixed"/>
+        <w:tblCellMar>
+          <w:top w:w="40" w:type="dxa"/>
+          <w:left w:w="60" w:type="dxa"/>
+          <w:bottom w:w="40" w:type="dxa"/>
+          <w:right w:w="60" w:type="dxa"/>
+        </w:tblCellMar>
+      </w:tblPr>
+      <w:tblGrid>
+        <w:gridCol w:w="1060"/>
+        <w:gridCol w:w="15321"/>
+        <w:gridCol w:w="6069"/>
+      </w:tblGrid>
+      <w:tr>
+        <w:trPr>
+          <w:cantSplit/>
+          <w:tblHeader w:val="true"/>
+        </w:trPr>
+        <w:tc>
+          <w:tcPr>
+            <w:tcW w:type="dxa" w:w="1060"/>
+            <w:shd w:val="clear" w:color="auto" w:fill="10214B"/>
+          </w:tcPr>
+          <w:p>
+            <w:pPr>
+              <w:spacing w:before="0" w:after="0" w:line="252" w:lineRule="auto"/>
+            </w:pPr>
+            <w:r>
+              <w:rPr>
+                <w:rFonts w:ascii="맑은 고딕" w:hAnsi="맑은 고딕" w:eastAsia="맑은 고딕"/>
+                <w:b/>
+                <w:color w:val="FFFFFF"/>
+                <w:sz w:val="16"/>
+              </w:rPr>
+              <w:t>항목</w:t>
+            </w:r>
+          </w:p>
+        </w:tc>
+        <w:tc>
+          <w:tcPr>
+            <w:tcW w:type="dxa" w:w="15321"/>
+            <w:shd w:val="clear" w:color="auto" w:fill="10214B"/>
+          </w:tcPr>
+          <w:p>
+            <w:pPr>
+              <w:spacing w:before="0" w:after="0" w:line="252" w:lineRule="auto"/>
+            </w:pPr>
+            <w:r>
+              <w:rPr>
+                <w:rFonts w:ascii="맑은 고딕" w:hAnsi="맑은 고딕" w:eastAsia="맑은 고딕"/>
+                <w:b/>
+                <w:color w:val="FFFFFF"/>
+                <w:sz w:val="16"/>
+              </w:rPr>
+              <w:t>구성</w:t>
+            </w:r>
+          </w:p>
+        </w:tc>
+        <w:tc>
+          <w:tcPr>
+            <w:tcW w:type="dxa" w:w="6069"/>
+            <w:shd w:val="clear" w:color="auto" w:fill="10214B"/>
+          </w:tcPr>
+          <w:p>
+            <w:pPr>
+              <w:spacing w:before="0" w:after="0" w:line="252" w:lineRule="auto"/>
+            </w:pPr>
+            <w:r>
+              <w:rPr>
+                <w:rFonts w:ascii="맑은 고딕" w:hAnsi="맑은 고딕" w:eastAsia="맑은 고딕"/>
+                <w:b/>
+                <w:color w:val="FFFFFF"/>
+                <w:sz w:val="16"/>
+              </w:rPr>
+              <w:t>비고</w:t>
+            </w:r>
+          </w:p>
+        </w:tc>
+      </w:tr>
+      <w:tr>
+        <w:trPr>
+          <w:cantSplit/>
+        </w:trPr>
+        <w:tc>
+          <w:tcPr>
+            <w:tcW w:type="dxa" w:w="1060"/>
+            <w:shd w:val="clear" w:color="auto" w:fill="EEF2F9"/>
+          </w:tcPr>
+          <w:p>
+            <w:pPr>
+              <w:spacing w:before="0" w:after="0" w:line="252" w:lineRule="auto"/>
+            </w:pPr>
+            <w:r>
+              <w:rPr>
+                <w:rFonts w:ascii="맑은 고딕" w:hAnsi="맑은 고딕" w:eastAsia="맑은 고딕"/>
+                <w:b/>
+                <w:color w:val="1B3A73"/>
+                <w:sz w:val="16"/>
+              </w:rPr>
+              <w:t>서버실 면적</w:t>
+            </w:r>
+          </w:p>
+        </w:tc>
+        <w:tc>
+          <w:tcPr>
+            <w:tcW w:type="dxa" w:w="15321"/>
+          </w:tcPr>
+          <w:p>
+            <w:pPr>
+              <w:spacing w:before="0" w:after="0" w:line="252" w:lineRule="auto"/>
+            </w:pPr>
+            <w:r>
+              <w:rPr>
+                <w:rFonts w:ascii="맑은 고딕" w:hAnsi="맑은 고딕" w:eastAsia="맑은 고딕"/>
+                <w:b w:val="0"/>
+                <w:color w:val="13203F"/>
+                <w:sz w:val="16"/>
+              </w:rPr>
+              <w:t>3.4 × 5.4 m (약 18㎡) — 42U 랙 3대 + UPS·배터리 + 항온항습기, 전면 1.0m·후면 0.8m 작업공간</w:t>
+            </w:r>
+          </w:p>
+        </w:tc>
+        <w:tc>
+          <w:tcPr>
+            <w:tcW w:type="dxa" w:w="6069"/>
+          </w:tcPr>
+          <w:p>
+            <w:pPr>
+              <w:spacing w:before="0" w:after="0" w:line="252" w:lineRule="auto"/>
+            </w:pPr>
+            <w:r>
+              <w:rPr>
+                <w:rFonts w:ascii="맑은 고딕" w:hAnsi="맑은 고딕" w:eastAsia="맑은 고딕"/>
+                <w:b w:val="0"/>
+                <w:color w:val="56637F"/>
+                <w:sz w:val="16"/>
+              </w:rPr>
+              <w:t>가정 치수. 창조2관 3층 실측 후 확정</w:t>
+            </w:r>
+          </w:p>
+        </w:tc>
+      </w:tr>
+      <w:tr>
+        <w:trPr>
+          <w:cantSplit/>
+        </w:trPr>
+        <w:tc>
+          <w:tcPr>
+            <w:tcW w:type="dxa" w:w="1060"/>
+            <w:shd w:val="clear" w:color="auto" w:fill="EEF2F9"/>
+          </w:tcPr>
+          <w:p>
+            <w:pPr>
+              <w:spacing w:before="0" w:after="0" w:line="252" w:lineRule="auto"/>
+            </w:pPr>
+            <w:r>
+              <w:rPr>
+                <w:rFonts w:ascii="맑은 고딕" w:hAnsi="맑은 고딕" w:eastAsia="맑은 고딕"/>
+                <w:b/>
+                <w:color w:val="1B3A73"/>
+                <w:sz w:val="16"/>
+              </w:rPr>
+              <w:t>운영실 면적</w:t>
+            </w:r>
+          </w:p>
+        </w:tc>
+        <w:tc>
+          <w:tcPr>
+            <w:tcW w:type="dxa" w:w="15321"/>
+          </w:tcPr>
+          <w:p>
+            <w:pPr>
+              <w:spacing w:before="0" w:after="0" w:line="252" w:lineRule="auto"/>
+            </w:pPr>
+            <w:r>
+              <w:rPr>
+                <w:rFonts w:ascii="맑은 고딕" w:hAnsi="맑은 고딕" w:eastAsia="맑은 고딕"/>
+                <w:b w:val="0"/>
+                <w:color w:val="13203F"/>
+                <w:sz w:val="16"/>
+              </w:rPr>
+              <w:t>5.0 × 5.4 m (약 27㎡) — 표시장치 벽면, 운영 데스크 2석, 스캔 장비 공간</w:t>
+            </w:r>
+          </w:p>
+        </w:tc>
+        <w:tc>
+          <w:tcPr>
+            <w:tcW w:type="dxa" w:w="6069"/>
+          </w:tcPr>
+          <w:p>
+            <w:pPr>
+              <w:spacing w:before="0" w:after="0" w:line="252" w:lineRule="auto"/>
+            </w:pPr>
+            <w:r>
+              <w:rPr>
+                <w:rFonts w:ascii="맑은 고딕" w:hAnsi="맑은 고딕" w:eastAsia="맑은 고딕"/>
+                <w:b w:val="0"/>
+                <w:color w:val="56637F"/>
+                <w:sz w:val="16"/>
+              </w:rPr>
+              <w:t>기업 실증 참관 인원에 따라 확대</w:t>
+            </w:r>
+          </w:p>
+        </w:tc>
+      </w:tr>
+      <w:tr>
+        <w:trPr>
+          <w:cantSplit/>
+        </w:trPr>
+        <w:tc>
+          <w:tcPr>
+            <w:tcW w:type="dxa" w:w="1060"/>
+            <w:shd w:val="clear" w:color="auto" w:fill="EEF2F9"/>
+          </w:tcPr>
+          <w:p>
+            <w:pPr>
+              <w:keepNext/>
+              <w:spacing w:before="0" w:after="0" w:line="252" w:lineRule="auto"/>
+            </w:pPr>
+            <w:r>
+              <w:rPr>
+                <w:rFonts w:ascii="맑은 고딕" w:hAnsi="맑은 고딕" w:eastAsia="맑은 고딕"/>
+                <w:b/>
+                <w:color w:val="1B3A73"/>
+                <w:sz w:val="16"/>
+              </w:rPr>
+              <w:t>전기</w:t>
+            </w:r>
+          </w:p>
+        </w:tc>
+        <w:tc>
+          <w:tcPr>
+            <w:tcW w:type="dxa" w:w="15321"/>
+          </w:tcPr>
+          <w:p>
+            <w:pPr>
+              <w:keepNext/>
+              <w:spacing w:before="0" w:after="0" w:line="252" w:lineRule="auto"/>
+            </w:pPr>
+            <w:r>
+              <w:rPr>
+                <w:rFonts w:ascii="맑은 고딕" w:hAnsi="맑은 고딕" w:eastAsia="맑은 고딕"/>
+                <w:b w:val="0"/>
+                <w:color w:val="13203F"/>
+                <w:sz w:val="16"/>
+              </w:rPr>
+              <w:t>서버실 전용 분전반(3상 380V), 랙별 이중 PDU, UPS 경유 급전</w:t>
+            </w:r>
+          </w:p>
+        </w:tc>
+        <w:tc>
+          <w:tcPr>
+            <w:tcW w:type="dxa" w:w="6069"/>
+          </w:tcPr>
+          <w:p>
+            <w:pPr>
+              <w:keepNext/>
+              <w:spacing w:before="0" w:after="0" w:line="252" w:lineRule="auto"/>
+            </w:pPr>
+            <w:r>
+              <w:rPr>
+                <w:rFonts w:ascii="맑은 고딕" w:hAnsi="맑은 고딕" w:eastAsia="맑은 고딕"/>
+                <w:b w:val="0"/>
+                <w:color w:val="56637F"/>
+                <w:sz w:val="16"/>
+              </w:rPr>
+              <w:t>분전반·배선 공사는 견적에 없음</w:t>
+            </w:r>
+          </w:p>
+        </w:tc>
+      </w:tr>
+      <w:tr>
+        <w:trPr>
+          <w:cantSplit/>
+        </w:trPr>
+        <w:tc>
+          <w:tcPr>
+            <w:tcW w:type="dxa" w:w="1060"/>
+            <w:shd w:val="clear" w:color="auto" w:fill="EEF2F9"/>
+          </w:tcPr>
+          <w:p>
+            <w:pPr>
+              <w:keepNext/>
+              <w:spacing w:before="0" w:after="0" w:line="252" w:lineRule="auto"/>
+            </w:pPr>
+            <w:r>
+              <w:rPr>
+                <w:rFonts w:ascii="맑은 고딕" w:hAnsi="맑은 고딕" w:eastAsia="맑은 고딕"/>
+                <w:b/>
+                <w:color w:val="1B3A73"/>
+                <w:sz w:val="16"/>
+              </w:rPr>
+              <w:t>냉방</w:t>
+            </w:r>
+          </w:p>
+        </w:tc>
+        <w:tc>
+          <w:tcPr>
+            <w:tcW w:type="dxa" w:w="15321"/>
+          </w:tcPr>
+          <w:p>
+            <w:pPr>
+              <w:keepNext/>
+              <w:spacing w:before="0" w:after="0" w:line="252" w:lineRule="auto"/>
+            </w:pPr>
+            <w:r>
+              <w:rPr>
+                <w:rFonts w:ascii="맑은 고딕" w:hAnsi="맑은 고딕" w:eastAsia="맑은 고딕"/>
+                <w:b w:val="0"/>
+                <w:color w:val="13203F"/>
+                <w:sz w:val="16"/>
+              </w:rPr>
+              <w:t>IT 부하 약 9kW 상시 → 항온항습기 10kW급, 서버실 전용</w:t>
+            </w:r>
+          </w:p>
+        </w:tc>
+        <w:tc>
+          <w:tcPr>
+            <w:tcW w:type="dxa" w:w="6069"/>
+          </w:tcPr>
+          <w:p>
+            <w:pPr>
+              <w:keepNext/>
+              <w:spacing w:before="0" w:after="0" w:line="252" w:lineRule="auto"/>
+            </w:pPr>
+            <w:r>
+              <w:rPr>
+                <w:rFonts w:ascii="맑은 고딕" w:hAnsi="맑은 고딕" w:eastAsia="맑은 고딕"/>
+                <w:b w:val="0"/>
+                <w:color w:val="56637F"/>
+                <w:sz w:val="16"/>
+              </w:rPr>
+              <w:t>견적에 없음 — 별도 확보 필요</w:t>
+            </w:r>
+          </w:p>
+        </w:tc>
+      </w:tr>
+      <w:tr>
+        <w:trPr>
+          <w:cantSplit/>
+        </w:trPr>
+        <w:tc>
+          <w:tcPr>
+            <w:tcW w:type="dxa" w:w="1060"/>
+            <w:shd w:val="clear" w:color="auto" w:fill="EEF2F9"/>
+          </w:tcPr>
+          <w:p>
+            <w:pPr>
+              <w:keepNext/>
+              <w:spacing w:before="0" w:after="0" w:line="252" w:lineRule="auto"/>
+            </w:pPr>
+            <w:r>
+              <w:rPr>
+                <w:rFonts w:ascii="맑은 고딕" w:hAnsi="맑은 고딕" w:eastAsia="맑은 고딕"/>
+                <w:b/>
+                <w:color w:val="1B3A73"/>
+                <w:sz w:val="16"/>
+              </w:rPr>
+              <w:t>통신 인입</w:t>
+            </w:r>
+          </w:p>
+        </w:tc>
+        <w:tc>
+          <w:tcPr>
+            <w:tcW w:type="dxa" w:w="15321"/>
+          </w:tcPr>
+          <w:p>
+            <w:pPr>
+              <w:keepNext/>
+              <w:spacing w:before="0" w:after="0" w:line="252" w:lineRule="auto"/>
+            </w:pPr>
+            <w:r>
+              <w:rPr>
+                <w:rFonts w:ascii="맑은 고딕" w:hAnsi="맑은 고딕" w:eastAsia="맑은 고딕"/>
+                <w:b w:val="0"/>
+                <w:color w:val="13203F"/>
+                <w:sz w:val="16"/>
+              </w:rPr>
+              <w:t>건물 광 인입(중앙 Server·DCC 연계), 복도 상부 트레이로 Cell 캐비닛 이중 광</w:t>
+            </w:r>
+          </w:p>
+        </w:tc>
+        <w:tc>
+          <w:tcPr>
+            <w:tcW w:type="dxa" w:w="6069"/>
+          </w:tcPr>
+          <w:p>
+            <w:pPr>
+              <w:keepNext/>
+              <w:spacing w:before="0" w:after="0" w:line="252" w:lineRule="auto"/>
+            </w:pPr>
+            <w:r>
+              <w:rPr>
+                <w:rFonts w:ascii="맑은 고딕" w:hAnsi="맑은 고딕" w:eastAsia="맑은 고딕"/>
+                <w:b w:val="0"/>
+                <w:color w:val="56637F"/>
+                <w:sz w:val="16"/>
+              </w:rPr>
+              <w:t>건물 측 광 경로 확인</w:t>
+            </w:r>
+          </w:p>
+        </w:tc>
+      </w:tr>
+      <w:tr>
+        <w:trPr>
+          <w:cantSplit/>
+        </w:trPr>
+        <w:tc>
+          <w:tcPr>
+            <w:tcW w:type="dxa" w:w="1060"/>
+            <w:shd w:val="clear" w:color="auto" w:fill="EEF2F9"/>
+          </w:tcPr>
+          <w:p>
+            <w:pPr>
+              <w:spacing w:before="0" w:after="0" w:line="252" w:lineRule="auto"/>
+            </w:pPr>
+            <w:r>
+              <w:rPr>
+                <w:rFonts w:ascii="맑은 고딕" w:hAnsi="맑은 고딕" w:eastAsia="맑은 고딕"/>
+                <w:b/>
+                <w:color w:val="1B3A73"/>
+                <w:sz w:val="16"/>
+              </w:rPr>
+              <w:t>이전</w:t>
+            </w:r>
+          </w:p>
+        </w:tc>
+        <w:tc>
+          <w:tcPr>
+            <w:tcW w:type="dxa" w:w="15321"/>
+          </w:tcPr>
+          <w:p>
+            <w:pPr>
+              <w:spacing w:before="0" w:after="0" w:line="252" w:lineRule="auto"/>
+            </w:pPr>
+            <w:r>
+              <w:rPr>
+                <w:rFonts w:ascii="맑은 고딕" w:hAnsi="맑은 고딕" w:eastAsia="맑은 고딕"/>
+                <w:b w:val="0"/>
+                <w:color w:val="13203F"/>
+                <w:sz w:val="16"/>
+              </w:rPr>
+              <w:t>'29년 메타팩토리 이전 시 랙 단위 이설 — 랙 3대·UPS를 그대로 옮기는 구성</w:t>
+            </w:r>
+          </w:p>
+        </w:tc>
+        <w:tc>
+          <w:tcPr>
+            <w:tcW w:type="dxa" w:w="6069"/>
+          </w:tcPr>
+          <w:p>
+            <w:pPr>
+              <w:spacing w:before="0" w:after="0" w:line="252" w:lineRule="auto"/>
+            </w:pPr>
+            <w:r>
+              <w:rPr>
+                <w:rFonts w:ascii="맑은 고딕" w:hAnsi="맑은 고딕" w:eastAsia="맑은 고딕"/>
+                <w:b w:val="0"/>
+                <w:color w:val="56637F"/>
+                <w:sz w:val="16"/>
+              </w:rPr>
+              <w:t>이설 비용·중단 기간 운영계획에 반영</w:t>
+            </w:r>
+          </w:p>
+        </w:tc>
+      </w:tr>
+    </w:tbl>
+    <w:p>
+      <w:pPr>
+        <w:spacing w:before="0" w:after="80" w:line="240" w:lineRule="auto"/>
+      </w:pPr>
+    </w:p>
+    <w:tbl>
+      <w:tblPr>
+        <w:tblW w:type="auto" w:w="0"/>
+        <w:jc w:val="center"/>
+        <w:tblLayout w:type="fixed"/>
+        <w:tblLook w:firstColumn="1" w:firstRow="1" w:lastColumn="0" w:lastRow="0" w:noHBand="0" w:noVBand="1" w:val="04A0"/>
+        <w:tblBorders>
+          <w:top w:val="single" w:sz="4" w:color="C9D3E3"/>
+          <w:left w:val="single" w:sz="4" w:color="C9D3E3"/>
+          <w:bottom w:val="single" w:sz="4" w:color="C9D3E3"/>
+          <w:right w:val="single" w:sz="4" w:color="C9D3E3"/>
+          <w:insideH w:val="single" w:sz="4" w:color="C9D3E3"/>
+          <w:insideV w:val="single" w:sz="4" w:color="C9D3E3"/>
+        </w:tblBorders>
+        <w:tblLayout w:type="fixed"/>
+        <w:tblCellMar>
+          <w:top w:w="40" w:type="dxa"/>
+          <w:left w:w="60" w:type="dxa"/>
+          <w:bottom w:w="40" w:type="dxa"/>
+          <w:right w:w="60" w:type="dxa"/>
+        </w:tblCellMar>
+      </w:tblPr>
+      <w:tblGrid>
+        <w:gridCol w:w="1949"/>
+        <w:gridCol w:w="490"/>
+        <w:gridCol w:w="759"/>
+        <w:gridCol w:w="887"/>
+        <w:gridCol w:w="18365"/>
+      </w:tblGrid>
+      <w:tr>
+        <w:trPr>
+          <w:cantSplit/>
+          <w:tblHeader w:val="true"/>
+        </w:trPr>
+        <w:tc>
+          <w:tcPr>
+            <w:tcW w:type="dxa" w:w="1949"/>
+            <w:shd w:val="clear" w:color="auto" w:fill="10214B"/>
+          </w:tcPr>
+          <w:p>
+            <w:pPr>
+              <w:spacing w:before="0" w:after="0" w:line="252" w:lineRule="auto"/>
+            </w:pPr>
+            <w:r>
+              <w:rPr>
+                <w:rFonts w:ascii="맑은 고딕" w:hAnsi="맑은 고딕" w:eastAsia="맑은 고딕"/>
+                <w:b/>
+                <w:color w:val="FFFFFF"/>
+                <w:sz w:val="16"/>
+              </w:rPr>
+              <w:t>장비</w:t>
+            </w:r>
+          </w:p>
+        </w:tc>
+        <w:tc>
+          <w:tcPr>
+            <w:tcW w:type="dxa" w:w="490"/>
+            <w:shd w:val="clear" w:color="auto" w:fill="10214B"/>
+          </w:tcPr>
+          <w:p>
+            <w:pPr>
+              <w:spacing w:before="0" w:after="0" w:line="252" w:lineRule="auto"/>
+              <w:jc w:val="center"/>
+            </w:pPr>
+            <w:r>
+              <w:rPr>
+                <w:rFonts w:ascii="맑은 고딕" w:hAnsi="맑은 고딕" w:eastAsia="맑은 고딕"/>
+                <w:b/>
+                <w:color w:val="FFFFFF"/>
+                <w:sz w:val="16"/>
+              </w:rPr>
+              <w:t>수량</w:t>
+            </w:r>
+          </w:p>
+        </w:tc>
+        <w:tc>
+          <w:tcPr>
+            <w:tcW w:type="dxa" w:w="759"/>
+            <w:shd w:val="clear" w:color="auto" w:fill="10214B"/>
+          </w:tcPr>
+          <w:p>
+            <w:pPr>
+              <w:spacing w:before="0" w:after="0" w:line="252" w:lineRule="auto"/>
+              <w:jc w:val="right"/>
+            </w:pPr>
+            <w:r>
+              <w:rPr>
+                <w:rFonts w:ascii="맑은 고딕" w:hAnsi="맑은 고딕" w:eastAsia="맑은 고딕"/>
+                <w:b/>
+                <w:color w:val="FFFFFF"/>
+                <w:sz w:val="16"/>
+              </w:rPr>
+              <w:t>대당 kW</w:t>
+            </w:r>
+          </w:p>
+        </w:tc>
+        <w:tc>
+          <w:tcPr>
+            <w:tcW w:type="dxa" w:w="887"/>
+            <w:shd w:val="clear" w:color="auto" w:fill="10214B"/>
+          </w:tcPr>
+          <w:p>
+            <w:pPr>
+              <w:spacing w:before="0" w:after="0" w:line="252" w:lineRule="auto"/>
+              <w:jc w:val="right"/>
+            </w:pPr>
+            <w:r>
+              <w:rPr>
+                <w:rFonts w:ascii="맑은 고딕" w:hAnsi="맑은 고딕" w:eastAsia="맑은 고딕"/>
+                <w:b/>
+                <w:color w:val="FFFFFF"/>
+                <w:sz w:val="16"/>
+              </w:rPr>
+              <w:t>합계 kW</w:t>
+            </w:r>
+          </w:p>
+        </w:tc>
+        <w:tc>
+          <w:tcPr>
+            <w:tcW w:type="dxa" w:w="18365"/>
+            <w:shd w:val="clear" w:color="auto" w:fill="10214B"/>
+          </w:tcPr>
+          <w:p>
+            <w:pPr>
+              <w:spacing w:before="0" w:after="0" w:line="252" w:lineRule="auto"/>
+            </w:pPr>
+            <w:r>
+              <w:rPr>
+                <w:rFonts w:ascii="맑은 고딕" w:hAnsi="맑은 고딕" w:eastAsia="맑은 고딕"/>
+                <w:b/>
+                <w:color w:val="FFFFFF"/>
+                <w:sz w:val="16"/>
+              </w:rPr>
+              <w:t>근거</w:t>
+            </w:r>
+          </w:p>
+        </w:tc>
+      </w:tr>
+      <w:tr>
+        <w:trPr>
+          <w:cantSplit/>
+        </w:trPr>
+        <w:tc>
+          <w:tcPr>
+            <w:tcW w:type="dxa" w:w="1949"/>
+          </w:tcPr>
+          <w:p>
+            <w:pPr>
+              <w:spacing w:before="0" w:after="0" w:line="252" w:lineRule="auto"/>
+            </w:pPr>
+            <w:r>
+              <w:rPr>
+                <w:rFonts w:ascii="맑은 고딕" w:hAnsi="맑은 고딕" w:eastAsia="맑은 고딕"/>
+                <w:b/>
+                <w:color w:val="13203F"/>
+                <w:sz w:val="16"/>
+              </w:rPr>
+              <w:t>DT·AI 연산 서버</w:t>
+            </w:r>
+          </w:p>
+        </w:tc>
+        <w:tc>
+          <w:tcPr>
+            <w:tcW w:type="dxa" w:w="490"/>
+          </w:tcPr>
+          <w:p>
+            <w:pPr>
+              <w:spacing w:before="0" w:after="0" w:line="252" w:lineRule="auto"/>
+              <w:jc w:val="center"/>
+            </w:pPr>
+            <w:r>
+              <w:rPr>
+                <w:rFonts w:ascii="맑은 고딕" w:hAnsi="맑은 고딕" w:eastAsia="맑은 고딕"/>
+                <w:b w:val="0"/>
+                <w:color w:val="13203F"/>
+                <w:sz w:val="16"/>
+              </w:rPr>
+              <w:t>1</w:t>
+            </w:r>
+          </w:p>
+        </w:tc>
+        <w:tc>
+          <w:tcPr>
+            <w:tcW w:type="dxa" w:w="759"/>
+          </w:tcPr>
+          <w:p>
+            <w:pPr>
+              <w:spacing w:before="0" w:after="0" w:line="252" w:lineRule="auto"/>
+              <w:jc w:val="right"/>
+            </w:pPr>
+            <w:r>
+              <w:rPr>
+                <w:rFonts w:ascii="맑은 고딕" w:hAnsi="맑은 고딕" w:eastAsia="맑은 고딕"/>
+                <w:b w:val="0"/>
+                <w:color w:val="13203F"/>
+                <w:sz w:val="16"/>
+              </w:rPr>
+              <w:t>3.8</w:t>
+            </w:r>
+          </w:p>
+        </w:tc>
+        <w:tc>
+          <w:tcPr>
+            <w:tcW w:type="dxa" w:w="887"/>
+          </w:tcPr>
+          <w:p>
+            <w:pPr>
+              <w:spacing w:before="0" w:after="0" w:line="252" w:lineRule="auto"/>
+              <w:jc w:val="right"/>
+            </w:pPr>
+            <w:r>
+              <w:rPr>
+                <w:rFonts w:ascii="맑은 고딕" w:hAnsi="맑은 고딕" w:eastAsia="맑은 고딕"/>
+                <w:b w:val="0"/>
+                <w:color w:val="13203F"/>
+                <w:sz w:val="16"/>
+              </w:rPr>
+              <w:t>3.8</w:t>
+            </w:r>
+          </w:p>
+        </w:tc>
+        <w:tc>
+          <w:tcPr>
+            <w:tcW w:type="dxa" w:w="18365"/>
+          </w:tcPr>
+          <w:p>
+            <w:pPr>
+              <w:spacing w:before="0" w:after="0" w:line="252" w:lineRule="auto"/>
+            </w:pPr>
+            <w:r>
+              <w:rPr>
+                <w:rFonts w:ascii="맑은 고딕" w:hAnsi="맑은 고딕" w:eastAsia="맑은 고딕"/>
+                <w:b w:val="0"/>
+                <w:color w:val="56637F"/>
+                <w:sz w:val="16"/>
+              </w:rPr>
+              <w:t>GPU 600W ×4 + CPU ×2 + 기타, 최대 부하 (추정)</w:t>
+            </w:r>
+          </w:p>
+        </w:tc>
+      </w:tr>
+      <w:tr>
+        <w:trPr>
+          <w:cantSplit/>
+        </w:trPr>
+        <w:tc>
+          <w:tcPr>
+            <w:tcW w:type="dxa" w:w="1949"/>
+          </w:tcPr>
+          <w:p>
+            <w:pPr>
+              <w:spacing w:before="0" w:after="0" w:line="252" w:lineRule="auto"/>
+            </w:pPr>
+            <w:r>
+              <w:rPr>
+                <w:rFonts w:ascii="맑은 고딕" w:hAnsi="맑은 고딕" w:eastAsia="맑은 고딕"/>
+                <w:b/>
+                <w:color w:val="13203F"/>
+                <w:sz w:val="16"/>
+              </w:rPr>
+              <w:t>데이터 처리 서버</w:t>
+            </w:r>
+          </w:p>
+        </w:tc>
+        <w:tc>
+          <w:tcPr>
+            <w:tcW w:type="dxa" w:w="490"/>
+          </w:tcPr>
+          <w:p>
+            <w:pPr>
+              <w:spacing w:before="0" w:after="0" w:line="252" w:lineRule="auto"/>
+              <w:jc w:val="center"/>
+            </w:pPr>
+            <w:r>
+              <w:rPr>
+                <w:rFonts w:ascii="맑은 고딕" w:hAnsi="맑은 고딕" w:eastAsia="맑은 고딕"/>
+                <w:b w:val="0"/>
+                <w:color w:val="13203F"/>
+                <w:sz w:val="16"/>
+              </w:rPr>
+              <w:t>5</w:t>
+            </w:r>
+          </w:p>
+        </w:tc>
+        <w:tc>
+          <w:tcPr>
+            <w:tcW w:type="dxa" w:w="759"/>
+          </w:tcPr>
+          <w:p>
+            <w:pPr>
+              <w:spacing w:before="0" w:after="0" w:line="252" w:lineRule="auto"/>
+              <w:jc w:val="right"/>
+            </w:pPr>
+            <w:r>
+              <w:rPr>
+                <w:rFonts w:ascii="맑은 고딕" w:hAnsi="맑은 고딕" w:eastAsia="맑은 고딕"/>
+                <w:b w:val="0"/>
+                <w:color w:val="13203F"/>
+                <w:sz w:val="16"/>
+              </w:rPr>
+              <w:t>0.6</w:t>
+            </w:r>
+          </w:p>
+        </w:tc>
+        <w:tc>
+          <w:tcPr>
+            <w:tcW w:type="dxa" w:w="887"/>
+          </w:tcPr>
+          <w:p>
+            <w:pPr>
+              <w:spacing w:before="0" w:after="0" w:line="252" w:lineRule="auto"/>
+              <w:jc w:val="right"/>
+            </w:pPr>
+            <w:r>
+              <w:rPr>
+                <w:rFonts w:ascii="맑은 고딕" w:hAnsi="맑은 고딕" w:eastAsia="맑은 고딕"/>
+                <w:b w:val="0"/>
+                <w:color w:val="13203F"/>
+                <w:sz w:val="16"/>
+              </w:rPr>
+              <w:t>3.0</w:t>
+            </w:r>
+          </w:p>
+        </w:tc>
+        <w:tc>
+          <w:tcPr>
+            <w:tcW w:type="dxa" w:w="18365"/>
+          </w:tcPr>
+          <w:p>
+            <w:pPr>
+              <w:spacing w:before="0" w:after="0" w:line="252" w:lineRule="auto"/>
+            </w:pPr>
+            <w:r>
+              <w:rPr>
+                <w:rFonts w:ascii="맑은 고딕" w:hAnsi="맑은 고딕" w:eastAsia="맑은 고딕"/>
+                <w:b w:val="0"/>
+                <w:color w:val="56637F"/>
+                <w:sz w:val="16"/>
+              </w:rPr>
+              <w:t>2U 2소켓, 평상 부하 (추정)</w:t>
+            </w:r>
+          </w:p>
+        </w:tc>
+      </w:tr>
+      <w:tr>
+        <w:trPr>
+          <w:cantSplit/>
+        </w:trPr>
+        <w:tc>
+          <w:tcPr>
+            <w:tcW w:type="dxa" w:w="1949"/>
+          </w:tcPr>
+          <w:p>
+            <w:pPr>
+              <w:spacing w:before="0" w:after="0" w:line="252" w:lineRule="auto"/>
+            </w:pPr>
+            <w:r>
+              <w:rPr>
+                <w:rFonts w:ascii="맑은 고딕" w:hAnsi="맑은 고딕" w:eastAsia="맑은 고딕"/>
+                <w:b/>
+                <w:color w:val="13203F"/>
+                <w:sz w:val="16"/>
+              </w:rPr>
+              <w:t>통합 스토리지</w:t>
+            </w:r>
+          </w:p>
+        </w:tc>
+        <w:tc>
+          <w:tcPr>
+            <w:tcW w:type="dxa" w:w="490"/>
+          </w:tcPr>
+          <w:p>
+            <w:pPr>
+              <w:spacing w:before="0" w:after="0" w:line="252" w:lineRule="auto"/>
+              <w:jc w:val="center"/>
+            </w:pPr>
+            <w:r>
+              <w:rPr>
+                <w:rFonts w:ascii="맑은 고딕" w:hAnsi="맑은 고딕" w:eastAsia="맑은 고딕"/>
+                <w:b w:val="0"/>
+                <w:color w:val="13203F"/>
+                <w:sz w:val="16"/>
+              </w:rPr>
+              <w:t>1</w:t>
+            </w:r>
+          </w:p>
+        </w:tc>
+        <w:tc>
+          <w:tcPr>
+            <w:tcW w:type="dxa" w:w="759"/>
+          </w:tcPr>
+          <w:p>
+            <w:pPr>
+              <w:spacing w:before="0" w:after="0" w:line="252" w:lineRule="auto"/>
+              <w:jc w:val="right"/>
+            </w:pPr>
+            <w:r>
+              <w:rPr>
+                <w:rFonts w:ascii="맑은 고딕" w:hAnsi="맑은 고딕" w:eastAsia="맑은 고딕"/>
+                <w:b w:val="0"/>
+                <w:color w:val="13203F"/>
+                <w:sz w:val="16"/>
+              </w:rPr>
+              <w:t>1.0</w:t>
+            </w:r>
+          </w:p>
+        </w:tc>
+        <w:tc>
+          <w:tcPr>
+            <w:tcW w:type="dxa" w:w="887"/>
+          </w:tcPr>
+          <w:p>
+            <w:pPr>
+              <w:spacing w:before="0" w:after="0" w:line="252" w:lineRule="auto"/>
+              <w:jc w:val="right"/>
+            </w:pPr>
+            <w:r>
+              <w:rPr>
+                <w:rFonts w:ascii="맑은 고딕" w:hAnsi="맑은 고딕" w:eastAsia="맑은 고딕"/>
+                <w:b w:val="0"/>
+                <w:color w:val="13203F"/>
+                <w:sz w:val="16"/>
+              </w:rPr>
+              <w:t>1.0</w:t>
+            </w:r>
+          </w:p>
+        </w:tc>
+        <w:tc>
+          <w:tcPr>
+            <w:tcW w:type="dxa" w:w="18365"/>
+          </w:tcPr>
+          <w:p>
+            <w:pPr>
+              <w:spacing w:before="0" w:after="0" w:line="252" w:lineRule="auto"/>
+            </w:pPr>
+            <w:r>
+              <w:rPr>
+                <w:rFonts w:ascii="맑은 고딕" w:hAnsi="맑은 고딕" w:eastAsia="맑은 고딕"/>
+                <w:b w:val="0"/>
+                <w:color w:val="56637F"/>
+                <w:sz w:val="16"/>
+              </w:rPr>
+              <w:t>올플래시 2U (추정)</w:t>
+            </w:r>
+          </w:p>
+        </w:tc>
+      </w:tr>
+      <w:tr>
+        <w:trPr>
+          <w:cantSplit/>
+        </w:trPr>
+        <w:tc>
+          <w:tcPr>
+            <w:tcW w:type="dxa" w:w="1949"/>
+          </w:tcPr>
+          <w:p>
+            <w:pPr>
+              <w:spacing w:before="0" w:after="0" w:line="252" w:lineRule="auto"/>
+            </w:pPr>
+            <w:r>
+              <w:rPr>
+                <w:rFonts w:ascii="맑은 고딕" w:hAnsi="맑은 고딕" w:eastAsia="맑은 고딕"/>
+                <w:b/>
+                <w:color w:val="13203F"/>
+                <w:sz w:val="16"/>
+              </w:rPr>
+              <w:t>백업 스토리지</w:t>
+            </w:r>
+          </w:p>
+        </w:tc>
+        <w:tc>
+          <w:tcPr>
+            <w:tcW w:type="dxa" w:w="490"/>
+          </w:tcPr>
+          <w:p>
+            <w:pPr>
+              <w:spacing w:before="0" w:after="0" w:line="252" w:lineRule="auto"/>
+              <w:jc w:val="center"/>
+            </w:pPr>
+            <w:r>
+              <w:rPr>
+                <w:rFonts w:ascii="맑은 고딕" w:hAnsi="맑은 고딕" w:eastAsia="맑은 고딕"/>
+                <w:b w:val="0"/>
+                <w:color w:val="13203F"/>
+                <w:sz w:val="16"/>
+              </w:rPr>
+              <w:t>1</w:t>
+            </w:r>
+          </w:p>
+        </w:tc>
+        <w:tc>
+          <w:tcPr>
+            <w:tcW w:type="dxa" w:w="759"/>
+          </w:tcPr>
+          <w:p>
+            <w:pPr>
+              <w:spacing w:before="0" w:after="0" w:line="252" w:lineRule="auto"/>
+              <w:jc w:val="right"/>
+            </w:pPr>
+            <w:r>
+              <w:rPr>
+                <w:rFonts w:ascii="맑은 고딕" w:hAnsi="맑은 고딕" w:eastAsia="맑은 고딕"/>
+                <w:b w:val="0"/>
+                <w:color w:val="13203F"/>
+                <w:sz w:val="16"/>
+              </w:rPr>
+              <w:t>0.4</w:t>
+            </w:r>
+          </w:p>
+        </w:tc>
+        <w:tc>
+          <w:tcPr>
+            <w:tcW w:type="dxa" w:w="887"/>
+          </w:tcPr>
+          <w:p>
+            <w:pPr>
+              <w:spacing w:before="0" w:after="0" w:line="252" w:lineRule="auto"/>
+              <w:jc w:val="right"/>
+            </w:pPr>
+            <w:r>
+              <w:rPr>
+                <w:rFonts w:ascii="맑은 고딕" w:hAnsi="맑은 고딕" w:eastAsia="맑은 고딕"/>
+                <w:b w:val="0"/>
+                <w:color w:val="13203F"/>
+                <w:sz w:val="16"/>
+              </w:rPr>
+              <w:t>0.4</w:t>
+            </w:r>
+          </w:p>
+        </w:tc>
+        <w:tc>
+          <w:tcPr>
+            <w:tcW w:type="dxa" w:w="18365"/>
+          </w:tcPr>
+          <w:p>
+            <w:pPr>
+              <w:spacing w:before="0" w:after="0" w:line="252" w:lineRule="auto"/>
+            </w:pPr>
+            <w:r>
+              <w:rPr>
+                <w:rFonts w:ascii="맑은 고딕" w:hAnsi="맑은 고딕" w:eastAsia="맑은 고딕"/>
+                <w:b w:val="0"/>
+                <w:color w:val="56637F"/>
+                <w:sz w:val="16"/>
+              </w:rPr>
+              <w:t>(추정)</w:t>
+            </w:r>
+          </w:p>
+        </w:tc>
+      </w:tr>
+      <w:tr>
+        <w:trPr>
+          <w:cantSplit/>
+        </w:trPr>
+        <w:tc>
+          <w:tcPr>
+            <w:tcW w:type="dxa" w:w="1949"/>
+          </w:tcPr>
+          <w:p>
+            <w:pPr>
+              <w:keepNext/>
+              <w:spacing w:before="0" w:after="0" w:line="252" w:lineRule="auto"/>
+            </w:pPr>
+            <w:r>
+              <w:rPr>
+                <w:rFonts w:ascii="맑은 고딕" w:hAnsi="맑은 고딕" w:eastAsia="맑은 고딕"/>
+                <w:b/>
+                <w:color w:val="13203F"/>
+                <w:sz w:val="16"/>
+              </w:rPr>
+              <w:t>네트워크·보안·시간동기</w:t>
+            </w:r>
+          </w:p>
+        </w:tc>
+        <w:tc>
+          <w:tcPr>
+            <w:tcW w:type="dxa" w:w="490"/>
+          </w:tcPr>
+          <w:p>
+            <w:pPr>
+              <w:keepNext/>
+              <w:spacing w:before="0" w:after="0" w:line="252" w:lineRule="auto"/>
+              <w:jc w:val="center"/>
+            </w:pPr>
+            <w:r>
+              <w:rPr>
+                <w:rFonts w:ascii="맑은 고딕" w:hAnsi="맑은 고딕" w:eastAsia="맑은 고딕"/>
+                <w:b w:val="0"/>
+                <w:color w:val="13203F"/>
+                <w:sz w:val="16"/>
+              </w:rPr>
+              <w:t>1</w:t>
+            </w:r>
+          </w:p>
+        </w:tc>
+        <w:tc>
+          <w:tcPr>
+            <w:tcW w:type="dxa" w:w="759"/>
+          </w:tcPr>
+          <w:p>
+            <w:pPr>
+              <w:keepNext/>
+              <w:spacing w:before="0" w:after="0" w:line="252" w:lineRule="auto"/>
+              <w:jc w:val="right"/>
+            </w:pPr>
+            <w:r>
+              <w:rPr>
+                <w:rFonts w:ascii="맑은 고딕" w:hAnsi="맑은 고딕" w:eastAsia="맑은 고딕"/>
+                <w:b w:val="0"/>
+                <w:color w:val="13203F"/>
+                <w:sz w:val="16"/>
+              </w:rPr>
+              <w:t>0.8</w:t>
+            </w:r>
+          </w:p>
+        </w:tc>
+        <w:tc>
+          <w:tcPr>
+            <w:tcW w:type="dxa" w:w="887"/>
+          </w:tcPr>
+          <w:p>
+            <w:pPr>
+              <w:keepNext/>
+              <w:spacing w:before="0" w:after="0" w:line="252" w:lineRule="auto"/>
+              <w:jc w:val="right"/>
+            </w:pPr>
+            <w:r>
+              <w:rPr>
+                <w:rFonts w:ascii="맑은 고딕" w:hAnsi="맑은 고딕" w:eastAsia="맑은 고딕"/>
+                <w:b w:val="0"/>
+                <w:color w:val="13203F"/>
+                <w:sz w:val="16"/>
+              </w:rPr>
+              <w:t>0.8</w:t>
+            </w:r>
+          </w:p>
+        </w:tc>
+        <w:tc>
+          <w:tcPr>
+            <w:tcW w:type="dxa" w:w="18365"/>
+          </w:tcPr>
+          <w:p>
+            <w:pPr>
+              <w:keepNext/>
+              <w:spacing w:before="0" w:after="0" w:line="252" w:lineRule="auto"/>
+            </w:pPr>
+            <w:r>
+              <w:rPr>
+                <w:rFonts w:ascii="맑은 고딕" w:hAnsi="맑은 고딕" w:eastAsia="맑은 고딕"/>
+                <w:b w:val="0"/>
+                <w:color w:val="56637F"/>
+                <w:sz w:val="16"/>
+              </w:rPr>
+              <w:t>방화벽 ×2 · 코어 ×2 · 관리·PTP·KVM (추정)</w:t>
+            </w:r>
+          </w:p>
+        </w:tc>
+      </w:tr>
+      <w:tr>
+        <w:trPr>
+          <w:cantSplit/>
+        </w:trPr>
+        <w:tc>
+          <w:tcPr>
+            <w:tcW w:type="dxa" w:w="759"/>
+            <w:gridSpan w:val="3"/>
+            <w:shd w:val="clear" w:color="auto" w:fill="EEF2F9"/>
+          </w:tcPr>
+          <w:p>
+            <w:pPr>
+              <w:keepNext/>
+              <w:spacing w:before="0" w:after="0" w:line="252" w:lineRule="auto"/>
+            </w:pPr>
+            <w:r>
+              <w:rPr>
+                <w:rFonts w:ascii="맑은 고딕" w:hAnsi="맑은 고딕" w:eastAsia="맑은 고딕"/>
+                <w:b/>
+                <w:color w:val="13203F"/>
+                <w:sz w:val="16"/>
+              </w:rPr>
+              <w:t>서버실 IT 부하</w:t>
+            </w:r>
+          </w:p>
+        </w:tc>
+        <w:tc>
+          <w:tcPr>
+            <w:tcW w:type="dxa" w:w="887"/>
+            <w:shd w:val="clear" w:color="auto" w:fill="EEF2F9"/>
+          </w:tcPr>
+          <w:p>
+            <w:pPr>
+              <w:keepNext/>
+              <w:spacing w:before="0" w:after="0" w:line="252" w:lineRule="auto"/>
+              <w:jc w:val="right"/>
+            </w:pPr>
+            <w:r>
+              <w:rPr>
+                <w:rFonts w:ascii="맑은 고딕" w:hAnsi="맑은 고딕" w:eastAsia="맑은 고딕"/>
+                <w:b/>
+                <w:color w:val="13203F"/>
+                <w:sz w:val="16"/>
+              </w:rPr>
+              <w:t>9.0 kW</w:t>
+            </w:r>
+          </w:p>
+        </w:tc>
+        <w:tc>
+          <w:tcPr>
+            <w:tcW w:type="dxa" w:w="18365"/>
+            <w:shd w:val="clear" w:color="auto" w:fill="EEF2F9"/>
+          </w:tcPr>
+          <w:p>
+            <w:pPr>
+              <w:keepNext/>
+              <w:spacing w:before="0" w:after="0" w:line="252" w:lineRule="auto"/>
+            </w:pPr>
+          </w:p>
+        </w:tc>
+      </w:tr>
+      <w:tr>
+        <w:trPr>
+          <w:cantSplit/>
+        </w:trPr>
+        <w:tc>
+          <w:tcPr>
+            <w:tcW w:type="dxa" w:w="759"/>
+            <w:gridSpan w:val="3"/>
+            <w:shd w:val="clear" w:color="auto" w:fill="EEF2F9"/>
+          </w:tcPr>
+          <w:p>
+            <w:pPr>
+              <w:keepNext/>
+              <w:spacing w:before="0" w:after="0" w:line="252" w:lineRule="auto"/>
+            </w:pPr>
+            <w:r>
+              <w:rPr>
+                <w:rFonts w:ascii="맑은 고딕" w:hAnsi="맑은 고딕" w:eastAsia="맑은 고딕"/>
+                <w:b/>
+                <w:color w:val="13203F"/>
+                <w:sz w:val="16"/>
+              </w:rPr>
+              <w:t>UPS (부하율 80%)</w:t>
+            </w:r>
+          </w:p>
+        </w:tc>
+        <w:tc>
+          <w:tcPr>
+            <w:tcW w:type="dxa" w:w="887"/>
+            <w:shd w:val="clear" w:color="auto" w:fill="EEF2F9"/>
+          </w:tcPr>
+          <w:p>
+            <w:pPr>
+              <w:keepNext/>
+              <w:spacing w:before="0" w:after="0" w:line="252" w:lineRule="auto"/>
+              <w:jc w:val="right"/>
+            </w:pPr>
+            <w:r>
+              <w:rPr>
+                <w:rFonts w:ascii="맑은 고딕" w:hAnsi="맑은 고딕" w:eastAsia="맑은 고딕"/>
+                <w:b/>
+                <w:color w:val="13203F"/>
+                <w:sz w:val="16"/>
+              </w:rPr>
+              <w:t>11.2 kW↑</w:t>
+            </w:r>
+          </w:p>
+        </w:tc>
+        <w:tc>
+          <w:tcPr>
+            <w:tcW w:type="dxa" w:w="18365"/>
+            <w:shd w:val="clear" w:color="auto" w:fill="EEF2F9"/>
+          </w:tcPr>
+          <w:p>
+            <w:pPr>
+              <w:keepNext/>
+              <w:spacing w:before="0" w:after="0" w:line="252" w:lineRule="auto"/>
+            </w:pPr>
+            <w:r>
+              <w:rPr>
+                <w:rFonts w:ascii="맑은 고딕" w:hAnsi="맑은 고딕" w:eastAsia="맑은 고딕"/>
+                <w:b/>
+                <w:color w:val="13203F"/>
+                <w:sz w:val="16"/>
+              </w:rPr>
+              <w:t>15kVA급 이상 권장 — 견적서 UPS 용량 미기재</w:t>
+            </w:r>
+          </w:p>
+        </w:tc>
+      </w:tr>
+      <w:tr>
+        <w:trPr>
+          <w:cantSplit/>
+        </w:trPr>
+        <w:tc>
+          <w:tcPr>
+            <w:tcW w:type="dxa" w:w="759"/>
+            <w:gridSpan w:val="3"/>
+            <w:shd w:val="clear" w:color="auto" w:fill="EEF2F9"/>
+          </w:tcPr>
+          <w:p>
+            <w:pPr>
+              <w:spacing w:before="0" w:after="0" w:line="252" w:lineRule="auto"/>
+            </w:pPr>
+            <w:r>
+              <w:rPr>
+                <w:rFonts w:ascii="맑은 고딕" w:hAnsi="맑은 고딕" w:eastAsia="맑은 고딕"/>
+                <w:b/>
+                <w:color w:val="13203F"/>
+                <w:sz w:val="16"/>
+              </w:rPr>
+              <w:t>냉방 (IT 부하 + 10%)</w:t>
+            </w:r>
+          </w:p>
+        </w:tc>
+        <w:tc>
+          <w:tcPr>
+            <w:tcW w:type="dxa" w:w="887"/>
+            <w:shd w:val="clear" w:color="auto" w:fill="EEF2F9"/>
+          </w:tcPr>
+          <w:p>
+            <w:pPr>
+              <w:spacing w:before="0" w:after="0" w:line="252" w:lineRule="auto"/>
+              <w:jc w:val="right"/>
+            </w:pPr>
+            <w:r>
+              <w:rPr>
+                <w:rFonts w:ascii="맑은 고딕" w:hAnsi="맑은 고딕" w:eastAsia="맑은 고딕"/>
+                <w:b/>
+                <w:color w:val="13203F"/>
+                <w:sz w:val="16"/>
+              </w:rPr>
+              <w:t>9.9 kW</w:t>
+            </w:r>
+          </w:p>
+        </w:tc>
+        <w:tc>
+          <w:tcPr>
+            <w:tcW w:type="dxa" w:w="18365"/>
+            <w:shd w:val="clear" w:color="auto" w:fill="EEF2F9"/>
+          </w:tcPr>
+          <w:p>
+            <w:pPr>
+              <w:spacing w:before="0" w:after="0" w:line="252" w:lineRule="auto"/>
+            </w:pPr>
+            <w:r>
+              <w:rPr>
+                <w:rFonts w:ascii="맑은 고딕" w:hAnsi="맑은 고딕" w:eastAsia="맑은 고딕"/>
+                <w:b/>
+                <w:color w:val="13203F"/>
+                <w:sz w:val="16"/>
+              </w:rPr>
+              <w:t>약 2.8 RT — 항온항습기는 견적에 없음</w:t>
+            </w:r>
+          </w:p>
+        </w:tc>
+      </w:tr>
+    </w:tbl>
+    <w:p>
+      <w:pPr>
+        <w:spacing w:before="0" w:after="80" w:line="240" w:lineRule="auto"/>
+      </w:pPr>
+    </w:p>
+    <w:p>
+      <w:r>
+        <w:br w:type="page"/>
+      </w:r>
+    </w:p>
+    <w:p>
+      <w:pPr>
+        <w:keepNext/>
+        <w:spacing w:before="120" w:after="0" w:line="240" w:lineRule="auto"/>
+      </w:pPr>
+      <w:r>
+        <w:rPr>
+          <w:rFonts w:ascii="맑은 고딕" w:hAnsi="맑은 고딕" w:eastAsia="맑은 고딕"/>
+          <w:b w:val="0"/>
+          <w:color w:val="0090A0"/>
+          <w:sz w:val="16"/>
+        </w:rPr>
+        <w:t>3. 구성품·사양·금액</w:t>
       </w:r>
     </w:p>
     <w:p>
@@ -9142,7 +10787,7 @@
           <w:color w:val="0090A0"/>
           <w:sz w:val="16"/>
         </w:rPr>
-        <w:t>3. 중장위 심의 준비 지침 점검</w:t>
+        <w:t>4. 중장위 심의 준비 지침 점검</w:t>
       </w:r>
     </w:p>
     <w:p>

--- a/docs/ocs_sim_fms.docx
+++ b/docs/ocs_sim_fms.docx
@@ -3082,15 +3082,15 @@
         </w:tblCellMar>
       </w:tblPr>
       <w:tblGrid>
-        <w:gridCol w:w="562"/>
-        <w:gridCol w:w="3268"/>
-        <w:gridCol w:w="7667"/>
+        <w:gridCol w:w="719"/>
+        <w:gridCol w:w="3241"/>
+        <w:gridCol w:w="7602"/>
         <w:gridCol w:w="450"/>
         <w:gridCol w:w="450"/>
         <w:gridCol w:w="719"/>
         <w:gridCol w:w="719"/>
         <w:gridCol w:w="949"/>
-        <w:gridCol w:w="7667"/>
+        <w:gridCol w:w="7602"/>
         <w:gridCol w:w="0"/>
         <w:gridCol w:w="0"/>
       </w:tblGrid>
@@ -3101,7 +3101,7 @@
         </w:trPr>
         <w:tc>
           <w:tcPr>
-            <w:tcW w:type="dxa" w:w="562"/>
+            <w:tcW w:type="dxa" w:w="719"/>
             <w:shd w:val="clear" w:color="auto" w:fill="10214B"/>
           </w:tcPr>
           <w:p>
@@ -3121,7 +3121,7 @@
         </w:tc>
         <w:tc>
           <w:tcPr>
-            <w:tcW w:type="dxa" w:w="3268"/>
+            <w:tcW w:type="dxa" w:w="3241"/>
             <w:shd w:val="clear" w:color="auto" w:fill="10214B"/>
           </w:tcPr>
           <w:p>
@@ -3141,7 +3141,7 @@
         </w:tc>
         <w:tc>
           <w:tcPr>
-            <w:tcW w:type="dxa" w:w="7667"/>
+            <w:tcW w:type="dxa" w:w="7602"/>
             <w:shd w:val="clear" w:color="auto" w:fill="10214B"/>
           </w:tcPr>
           <w:p>
@@ -3264,7 +3264,7 @@
         </w:tc>
         <w:tc>
           <w:tcPr>
-            <w:tcW w:type="dxa" w:w="7667"/>
+            <w:tcW w:type="dxa" w:w="7602"/>
             <w:shd w:val="clear" w:color="auto" w:fill="10214B"/>
           </w:tcPr>
           <w:p>
@@ -3369,7 +3369,7 @@
         </w:trPr>
         <w:tc>
           <w:tcPr>
-            <w:tcW w:type="dxa" w:w="562"/>
+            <w:tcW w:type="dxa" w:w="719"/>
           </w:tcPr>
           <w:p>
             <w:pPr>
@@ -3388,7 +3388,7 @@
         </w:tc>
         <w:tc>
           <w:tcPr>
-            <w:tcW w:type="dxa" w:w="3268"/>
+            <w:tcW w:type="dxa" w:w="3241"/>
           </w:tcPr>
           <w:p>
             <w:pPr>
@@ -3407,7 +3407,7 @@
         </w:tc>
         <w:tc>
           <w:tcPr>
-            <w:tcW w:type="dxa" w:w="7667"/>
+            <w:tcW w:type="dxa" w:w="7602"/>
           </w:tcPr>
           <w:p>
             <w:pPr>
@@ -3526,7 +3526,7 @@
         </w:tc>
         <w:tc>
           <w:tcPr>
-            <w:tcW w:type="dxa" w:w="7667"/>
+            <w:tcW w:type="dxa" w:w="7602"/>
           </w:tcPr>
           <w:p>
             <w:pPr>
@@ -3562,19 +3562,19 @@
         </w:trPr>
         <w:tc>
           <w:tcPr>
-            <w:tcW w:type="dxa" w:w="562"/>
+            <w:tcW w:type="dxa" w:w="719"/>
           </w:tcPr>
           <w:p/>
         </w:tc>
         <w:tc>
           <w:tcPr>
-            <w:tcW w:type="dxa" w:w="3268"/>
+            <w:tcW w:type="dxa" w:w="3241"/>
           </w:tcPr>
           <w:p/>
         </w:tc>
         <w:tc>
           <w:tcPr>
-            <w:tcW w:type="dxa" w:w="7667"/>
+            <w:tcW w:type="dxa" w:w="7602"/>
           </w:tcPr>
           <w:p/>
         </w:tc>
@@ -3610,7 +3610,7 @@
         </w:tc>
         <w:tc>
           <w:tcPr>
-            <w:tcW w:type="dxa" w:w="7667"/>
+            <w:tcW w:type="dxa" w:w="7602"/>
           </w:tcPr>
           <w:p/>
         </w:tc>
@@ -3633,7 +3633,7 @@
         </w:trPr>
         <w:tc>
           <w:tcPr>
-            <w:tcW w:type="dxa" w:w="562"/>
+            <w:tcW w:type="dxa" w:w="719"/>
           </w:tcPr>
           <w:p>
             <w:pPr>
@@ -3652,7 +3652,7 @@
         </w:tc>
         <w:tc>
           <w:tcPr>
-            <w:tcW w:type="dxa" w:w="3268"/>
+            <w:tcW w:type="dxa" w:w="3241"/>
           </w:tcPr>
           <w:p>
             <w:pPr>
@@ -3678,7 +3678,7 @@
         </w:tc>
         <w:tc>
           <w:tcPr>
-            <w:tcW w:type="dxa" w:w="7667"/>
+            <w:tcW w:type="dxa" w:w="7602"/>
           </w:tcPr>
           <w:p>
             <w:pPr>
@@ -3797,7 +3797,7 @@
         </w:tc>
         <w:tc>
           <w:tcPr>
-            <w:tcW w:type="dxa" w:w="7667"/>
+            <w:tcW w:type="dxa" w:w="7602"/>
           </w:tcPr>
           <w:p>
             <w:pPr>
@@ -3833,7 +3833,7 @@
         </w:trPr>
         <w:tc>
           <w:tcPr>
-            <w:tcW w:type="dxa" w:w="562"/>
+            <w:tcW w:type="dxa" w:w="719"/>
           </w:tcPr>
           <w:p>
             <w:pPr>
@@ -3852,7 +3852,7 @@
         </w:tc>
         <w:tc>
           <w:tcPr>
-            <w:tcW w:type="dxa" w:w="3268"/>
+            <w:tcW w:type="dxa" w:w="3241"/>
           </w:tcPr>
           <w:p>
             <w:pPr>
@@ -3871,7 +3871,7 @@
         </w:tc>
         <w:tc>
           <w:tcPr>
-            <w:tcW w:type="dxa" w:w="7667"/>
+            <w:tcW w:type="dxa" w:w="7602"/>
           </w:tcPr>
           <w:p>
             <w:pPr>
@@ -3990,7 +3990,7 @@
         </w:tc>
         <w:tc>
           <w:tcPr>
-            <w:tcW w:type="dxa" w:w="7667"/>
+            <w:tcW w:type="dxa" w:w="7602"/>
           </w:tcPr>
           <w:p>
             <w:pPr>
@@ -4026,7 +4026,7 @@
         </w:trPr>
         <w:tc>
           <w:tcPr>
-            <w:tcW w:type="dxa" w:w="562"/>
+            <w:tcW w:type="dxa" w:w="719"/>
           </w:tcPr>
           <w:p>
             <w:pPr>
@@ -4045,7 +4045,7 @@
         </w:tc>
         <w:tc>
           <w:tcPr>
-            <w:tcW w:type="dxa" w:w="3268"/>
+            <w:tcW w:type="dxa" w:w="3241"/>
           </w:tcPr>
           <w:p>
             <w:pPr>
@@ -4064,7 +4064,7 @@
         </w:tc>
         <w:tc>
           <w:tcPr>
-            <w:tcW w:type="dxa" w:w="7667"/>
+            <w:tcW w:type="dxa" w:w="7602"/>
           </w:tcPr>
           <w:p>
             <w:pPr>
@@ -4183,7 +4183,7 @@
         </w:tc>
         <w:tc>
           <w:tcPr>
-            <w:tcW w:type="dxa" w:w="7667"/>
+            <w:tcW w:type="dxa" w:w="7602"/>
           </w:tcPr>
           <w:p>
             <w:pPr>
@@ -4219,7 +4219,7 @@
         </w:trPr>
         <w:tc>
           <w:tcPr>
-            <w:tcW w:type="dxa" w:w="562"/>
+            <w:tcW w:type="dxa" w:w="719"/>
           </w:tcPr>
           <w:p>
             <w:pPr>
@@ -4238,7 +4238,7 @@
         </w:tc>
         <w:tc>
           <w:tcPr>
-            <w:tcW w:type="dxa" w:w="3268"/>
+            <w:tcW w:type="dxa" w:w="3241"/>
           </w:tcPr>
           <w:p>
             <w:pPr>
@@ -4257,7 +4257,7 @@
         </w:tc>
         <w:tc>
           <w:tcPr>
-            <w:tcW w:type="dxa" w:w="7667"/>
+            <w:tcW w:type="dxa" w:w="7602"/>
           </w:tcPr>
           <w:p>
             <w:pPr>
@@ -4376,7 +4376,7 @@
         </w:tc>
         <w:tc>
           <w:tcPr>
-            <w:tcW w:type="dxa" w:w="7667"/>
+            <w:tcW w:type="dxa" w:w="7602"/>
           </w:tcPr>
           <w:p>
             <w:pPr>
@@ -4412,7 +4412,7 @@
         </w:trPr>
         <w:tc>
           <w:tcPr>
-            <w:tcW w:type="dxa" w:w="562"/>
+            <w:tcW w:type="dxa" w:w="719"/>
           </w:tcPr>
           <w:p>
             <w:pPr>
@@ -4431,7 +4431,7 @@
         </w:tc>
         <w:tc>
           <w:tcPr>
-            <w:tcW w:type="dxa" w:w="3268"/>
+            <w:tcW w:type="dxa" w:w="3241"/>
           </w:tcPr>
           <w:p>
             <w:pPr>
@@ -4450,7 +4450,7 @@
         </w:tc>
         <w:tc>
           <w:tcPr>
-            <w:tcW w:type="dxa" w:w="7667"/>
+            <w:tcW w:type="dxa" w:w="7602"/>
           </w:tcPr>
           <w:p>
             <w:pPr>
@@ -4569,7 +4569,7 @@
         </w:tc>
         <w:tc>
           <w:tcPr>
-            <w:tcW w:type="dxa" w:w="7667"/>
+            <w:tcW w:type="dxa" w:w="7602"/>
           </w:tcPr>
           <w:p>
             <w:pPr>
@@ -4605,7 +4605,7 @@
         </w:trPr>
         <w:tc>
           <w:tcPr>
-            <w:tcW w:type="dxa" w:w="562"/>
+            <w:tcW w:type="dxa" w:w="719"/>
           </w:tcPr>
           <w:p>
             <w:pPr>
@@ -4624,7 +4624,7 @@
         </w:tc>
         <w:tc>
           <w:tcPr>
-            <w:tcW w:type="dxa" w:w="3268"/>
+            <w:tcW w:type="dxa" w:w="3241"/>
           </w:tcPr>
           <w:p>
             <w:pPr>
@@ -4643,7 +4643,7 @@
         </w:tc>
         <w:tc>
           <w:tcPr>
-            <w:tcW w:type="dxa" w:w="7667"/>
+            <w:tcW w:type="dxa" w:w="7602"/>
           </w:tcPr>
           <w:p>
             <w:pPr>
@@ -4762,7 +4762,7 @@
         </w:tc>
         <w:tc>
           <w:tcPr>
-            <w:tcW w:type="dxa" w:w="7667"/>
+            <w:tcW w:type="dxa" w:w="7602"/>
           </w:tcPr>
           <w:p>
             <w:pPr>
@@ -4798,7 +4798,7 @@
         </w:trPr>
         <w:tc>
           <w:tcPr>
-            <w:tcW w:type="dxa" w:w="562"/>
+            <w:tcW w:type="dxa" w:w="719"/>
           </w:tcPr>
           <w:p>
             <w:pPr>
@@ -4817,7 +4817,7 @@
         </w:tc>
         <w:tc>
           <w:tcPr>
-            <w:tcW w:type="dxa" w:w="3268"/>
+            <w:tcW w:type="dxa" w:w="3241"/>
           </w:tcPr>
           <w:p>
             <w:pPr>
@@ -4836,7 +4836,7 @@
         </w:tc>
         <w:tc>
           <w:tcPr>
-            <w:tcW w:type="dxa" w:w="7667"/>
+            <w:tcW w:type="dxa" w:w="7602"/>
           </w:tcPr>
           <w:p>
             <w:pPr>
@@ -4955,7 +4955,7 @@
         </w:tc>
         <w:tc>
           <w:tcPr>
-            <w:tcW w:type="dxa" w:w="7667"/>
+            <w:tcW w:type="dxa" w:w="7602"/>
           </w:tcPr>
           <w:p>
             <w:pPr>
@@ -4991,7 +4991,7 @@
         </w:trPr>
         <w:tc>
           <w:tcPr>
-            <w:tcW w:type="dxa" w:w="562"/>
+            <w:tcW w:type="dxa" w:w="719"/>
           </w:tcPr>
           <w:p>
             <w:pPr>
@@ -5010,7 +5010,7 @@
         </w:tc>
         <w:tc>
           <w:tcPr>
-            <w:tcW w:type="dxa" w:w="3268"/>
+            <w:tcW w:type="dxa" w:w="3241"/>
           </w:tcPr>
           <w:p>
             <w:pPr>
@@ -5029,7 +5029,7 @@
         </w:tc>
         <w:tc>
           <w:tcPr>
-            <w:tcW w:type="dxa" w:w="7667"/>
+            <w:tcW w:type="dxa" w:w="7602"/>
           </w:tcPr>
           <w:p>
             <w:pPr>
@@ -5148,7 +5148,7 @@
         </w:tc>
         <w:tc>
           <w:tcPr>
-            <w:tcW w:type="dxa" w:w="7667"/>
+            <w:tcW w:type="dxa" w:w="7602"/>
           </w:tcPr>
           <w:p>
             <w:pPr>
@@ -5184,7 +5184,7 @@
         </w:trPr>
         <w:tc>
           <w:tcPr>
-            <w:tcW w:type="dxa" w:w="562"/>
+            <w:tcW w:type="dxa" w:w="719"/>
           </w:tcPr>
           <w:p>
             <w:pPr>
@@ -5203,7 +5203,7 @@
         </w:tc>
         <w:tc>
           <w:tcPr>
-            <w:tcW w:type="dxa" w:w="3268"/>
+            <w:tcW w:type="dxa" w:w="3241"/>
           </w:tcPr>
           <w:p>
             <w:pPr>
@@ -5222,7 +5222,7 @@
         </w:tc>
         <w:tc>
           <w:tcPr>
-            <w:tcW w:type="dxa" w:w="7667"/>
+            <w:tcW w:type="dxa" w:w="7602"/>
           </w:tcPr>
           <w:p>
             <w:pPr>
@@ -5341,7 +5341,7 @@
         </w:tc>
         <w:tc>
           <w:tcPr>
-            <w:tcW w:type="dxa" w:w="7667"/>
+            <w:tcW w:type="dxa" w:w="7602"/>
           </w:tcPr>
           <w:p>
             <w:pPr>
@@ -5377,7 +5377,7 @@
         </w:trPr>
         <w:tc>
           <w:tcPr>
-            <w:tcW w:type="dxa" w:w="562"/>
+            <w:tcW w:type="dxa" w:w="719"/>
           </w:tcPr>
           <w:p>
             <w:pPr>
@@ -5396,7 +5396,7 @@
         </w:tc>
         <w:tc>
           <w:tcPr>
-            <w:tcW w:type="dxa" w:w="3268"/>
+            <w:tcW w:type="dxa" w:w="3241"/>
           </w:tcPr>
           <w:p>
             <w:pPr>
@@ -5415,7 +5415,7 @@
         </w:tc>
         <w:tc>
           <w:tcPr>
-            <w:tcW w:type="dxa" w:w="7667"/>
+            <w:tcW w:type="dxa" w:w="7602"/>
           </w:tcPr>
           <w:p>
             <w:pPr>
@@ -5534,7 +5534,7 @@
         </w:tc>
         <w:tc>
           <w:tcPr>
-            <w:tcW w:type="dxa" w:w="7667"/>
+            <w:tcW w:type="dxa" w:w="7602"/>
           </w:tcPr>
           <w:p>
             <w:pPr>
@@ -5570,7 +5570,7 @@
         </w:trPr>
         <w:tc>
           <w:tcPr>
-            <w:tcW w:type="dxa" w:w="562"/>
+            <w:tcW w:type="dxa" w:w="719"/>
           </w:tcPr>
           <w:p>
             <w:pPr>
@@ -5589,7 +5589,7 @@
         </w:tc>
         <w:tc>
           <w:tcPr>
-            <w:tcW w:type="dxa" w:w="3268"/>
+            <w:tcW w:type="dxa" w:w="3241"/>
           </w:tcPr>
           <w:p>
             <w:pPr>
@@ -5608,7 +5608,7 @@
         </w:tc>
         <w:tc>
           <w:tcPr>
-            <w:tcW w:type="dxa" w:w="7667"/>
+            <w:tcW w:type="dxa" w:w="7602"/>
           </w:tcPr>
           <w:p>
             <w:pPr>
@@ -5727,7 +5727,7 @@
         </w:tc>
         <w:tc>
           <w:tcPr>
-            <w:tcW w:type="dxa" w:w="7667"/>
+            <w:tcW w:type="dxa" w:w="7602"/>
           </w:tcPr>
           <w:p>
             <w:pPr>
@@ -5763,7 +5763,7 @@
         </w:trPr>
         <w:tc>
           <w:tcPr>
-            <w:tcW w:type="dxa" w:w="562"/>
+            <w:tcW w:type="dxa" w:w="719"/>
           </w:tcPr>
           <w:p>
             <w:pPr>
@@ -5782,7 +5782,7 @@
         </w:tc>
         <w:tc>
           <w:tcPr>
-            <w:tcW w:type="dxa" w:w="3268"/>
+            <w:tcW w:type="dxa" w:w="3241"/>
           </w:tcPr>
           <w:p>
             <w:pPr>
@@ -5801,7 +5801,7 @@
         </w:tc>
         <w:tc>
           <w:tcPr>
-            <w:tcW w:type="dxa" w:w="7667"/>
+            <w:tcW w:type="dxa" w:w="7602"/>
           </w:tcPr>
           <w:p>
             <w:pPr>
@@ -5920,7 +5920,7 @@
         </w:tc>
         <w:tc>
           <w:tcPr>
-            <w:tcW w:type="dxa" w:w="7667"/>
+            <w:tcW w:type="dxa" w:w="7602"/>
           </w:tcPr>
           <w:p>
             <w:pPr>
@@ -5956,7 +5956,7 @@
         </w:trPr>
         <w:tc>
           <w:tcPr>
-            <w:tcW w:type="dxa" w:w="562"/>
+            <w:tcW w:type="dxa" w:w="719"/>
           </w:tcPr>
           <w:p>
             <w:pPr>
@@ -5975,7 +5975,7 @@
         </w:tc>
         <w:tc>
           <w:tcPr>
-            <w:tcW w:type="dxa" w:w="3268"/>
+            <w:tcW w:type="dxa" w:w="3241"/>
           </w:tcPr>
           <w:p>
             <w:pPr>
@@ -5994,7 +5994,7 @@
         </w:tc>
         <w:tc>
           <w:tcPr>
-            <w:tcW w:type="dxa" w:w="7667"/>
+            <w:tcW w:type="dxa" w:w="7602"/>
           </w:tcPr>
           <w:p>
             <w:pPr>
@@ -6113,7 +6113,7 @@
         </w:tc>
         <w:tc>
           <w:tcPr>
-            <w:tcW w:type="dxa" w:w="7667"/>
+            <w:tcW w:type="dxa" w:w="7602"/>
           </w:tcPr>
           <w:p>
             <w:pPr>
@@ -6208,19 +6208,19 @@
         </w:trPr>
         <w:tc>
           <w:tcPr>
-            <w:tcW w:type="dxa" w:w="562"/>
+            <w:tcW w:type="dxa" w:w="719"/>
           </w:tcPr>
           <w:p/>
         </w:tc>
         <w:tc>
           <w:tcPr>
-            <w:tcW w:type="dxa" w:w="3268"/>
+            <w:tcW w:type="dxa" w:w="3241"/>
           </w:tcPr>
           <w:p/>
         </w:tc>
         <w:tc>
           <w:tcPr>
-            <w:tcW w:type="dxa" w:w="7667"/>
+            <w:tcW w:type="dxa" w:w="7602"/>
           </w:tcPr>
           <w:p/>
         </w:tc>
@@ -6256,7 +6256,7 @@
         </w:tc>
         <w:tc>
           <w:tcPr>
-            <w:tcW w:type="dxa" w:w="7667"/>
+            <w:tcW w:type="dxa" w:w="7602"/>
           </w:tcPr>
           <w:p/>
         </w:tc>
@@ -6279,7 +6279,7 @@
         </w:trPr>
         <w:tc>
           <w:tcPr>
-            <w:tcW w:type="dxa" w:w="562"/>
+            <w:tcW w:type="dxa" w:w="719"/>
           </w:tcPr>
           <w:p>
             <w:pPr>
@@ -6298,7 +6298,7 @@
         </w:tc>
         <w:tc>
           <w:tcPr>
-            <w:tcW w:type="dxa" w:w="3268"/>
+            <w:tcW w:type="dxa" w:w="3241"/>
           </w:tcPr>
           <w:p>
             <w:pPr>
@@ -6317,7 +6317,7 @@
         </w:tc>
         <w:tc>
           <w:tcPr>
-            <w:tcW w:type="dxa" w:w="7667"/>
+            <w:tcW w:type="dxa" w:w="7602"/>
           </w:tcPr>
           <w:p>
             <w:pPr>
@@ -6436,7 +6436,7 @@
         </w:tc>
         <w:tc>
           <w:tcPr>
-            <w:tcW w:type="dxa" w:w="7667"/>
+            <w:tcW w:type="dxa" w:w="7602"/>
           </w:tcPr>
           <w:p>
             <w:pPr>
@@ -6472,19 +6472,19 @@
         </w:trPr>
         <w:tc>
           <w:tcPr>
-            <w:tcW w:type="dxa" w:w="562"/>
+            <w:tcW w:type="dxa" w:w="719"/>
           </w:tcPr>
           <w:p/>
         </w:tc>
         <w:tc>
           <w:tcPr>
-            <w:tcW w:type="dxa" w:w="3268"/>
+            <w:tcW w:type="dxa" w:w="3241"/>
           </w:tcPr>
           <w:p/>
         </w:tc>
         <w:tc>
           <w:tcPr>
-            <w:tcW w:type="dxa" w:w="7667"/>
+            <w:tcW w:type="dxa" w:w="7602"/>
           </w:tcPr>
           <w:p/>
         </w:tc>
@@ -6520,7 +6520,7 @@
         </w:tc>
         <w:tc>
           <w:tcPr>
-            <w:tcW w:type="dxa" w:w="7667"/>
+            <w:tcW w:type="dxa" w:w="7602"/>
           </w:tcPr>
           <w:p/>
         </w:tc>
@@ -6543,7 +6543,7 @@
         </w:trPr>
         <w:tc>
           <w:tcPr>
-            <w:tcW w:type="dxa" w:w="562"/>
+            <w:tcW w:type="dxa" w:w="719"/>
           </w:tcPr>
           <w:p>
             <w:pPr>
@@ -6562,7 +6562,7 @@
         </w:tc>
         <w:tc>
           <w:tcPr>
-            <w:tcW w:type="dxa" w:w="3268"/>
+            <w:tcW w:type="dxa" w:w="3241"/>
           </w:tcPr>
           <w:p>
             <w:pPr>
@@ -6581,7 +6581,7 @@
         </w:tc>
         <w:tc>
           <w:tcPr>
-            <w:tcW w:type="dxa" w:w="7667"/>
+            <w:tcW w:type="dxa" w:w="7602"/>
           </w:tcPr>
           <w:p>
             <w:pPr>
@@ -6700,7 +6700,7 @@
         </w:tc>
         <w:tc>
           <w:tcPr>
-            <w:tcW w:type="dxa" w:w="7667"/>
+            <w:tcW w:type="dxa" w:w="7602"/>
           </w:tcPr>
           <w:p>
             <w:pPr>
@@ -6736,19 +6736,19 @@
         </w:trPr>
         <w:tc>
           <w:tcPr>
-            <w:tcW w:type="dxa" w:w="562"/>
+            <w:tcW w:type="dxa" w:w="719"/>
           </w:tcPr>
           <w:p/>
         </w:tc>
         <w:tc>
           <w:tcPr>
-            <w:tcW w:type="dxa" w:w="3268"/>
+            <w:tcW w:type="dxa" w:w="3241"/>
           </w:tcPr>
           <w:p/>
         </w:tc>
         <w:tc>
           <w:tcPr>
-            <w:tcW w:type="dxa" w:w="7667"/>
+            <w:tcW w:type="dxa" w:w="7602"/>
           </w:tcPr>
           <w:p/>
         </w:tc>
@@ -6784,7 +6784,7 @@
         </w:tc>
         <w:tc>
           <w:tcPr>
-            <w:tcW w:type="dxa" w:w="7667"/>
+            <w:tcW w:type="dxa" w:w="7602"/>
           </w:tcPr>
           <w:p/>
         </w:tc>
@@ -6807,7 +6807,7 @@
         </w:trPr>
         <w:tc>
           <w:tcPr>
-            <w:tcW w:type="dxa" w:w="562"/>
+            <w:tcW w:type="dxa" w:w="719"/>
           </w:tcPr>
           <w:p>
             <w:pPr>
@@ -6826,7 +6826,7 @@
         </w:tc>
         <w:tc>
           <w:tcPr>
-            <w:tcW w:type="dxa" w:w="3268"/>
+            <w:tcW w:type="dxa" w:w="3241"/>
           </w:tcPr>
           <w:p>
             <w:pPr>
@@ -6852,7 +6852,7 @@
         </w:tc>
         <w:tc>
           <w:tcPr>
-            <w:tcW w:type="dxa" w:w="7667"/>
+            <w:tcW w:type="dxa" w:w="7602"/>
           </w:tcPr>
           <w:p>
             <w:pPr>
@@ -6971,7 +6971,7 @@
         </w:tc>
         <w:tc>
           <w:tcPr>
-            <w:tcW w:type="dxa" w:w="7667"/>
+            <w:tcW w:type="dxa" w:w="7602"/>
           </w:tcPr>
           <w:p>
             <w:pPr>
@@ -7007,19 +7007,19 @@
         </w:trPr>
         <w:tc>
           <w:tcPr>
-            <w:tcW w:type="dxa" w:w="562"/>
+            <w:tcW w:type="dxa" w:w="719"/>
           </w:tcPr>
           <w:p/>
         </w:tc>
         <w:tc>
           <w:tcPr>
-            <w:tcW w:type="dxa" w:w="3268"/>
+            <w:tcW w:type="dxa" w:w="3241"/>
           </w:tcPr>
           <w:p/>
         </w:tc>
         <w:tc>
           <w:tcPr>
-            <w:tcW w:type="dxa" w:w="7667"/>
+            <w:tcW w:type="dxa" w:w="7602"/>
           </w:tcPr>
           <w:p/>
         </w:tc>
@@ -7055,7 +7055,7 @@
         </w:tc>
         <w:tc>
           <w:tcPr>
-            <w:tcW w:type="dxa" w:w="7667"/>
+            <w:tcW w:type="dxa" w:w="7602"/>
           </w:tcPr>
           <w:p/>
         </w:tc>
@@ -7078,7 +7078,7 @@
         </w:trPr>
         <w:tc>
           <w:tcPr>
-            <w:tcW w:type="dxa" w:w="562"/>
+            <w:tcW w:type="dxa" w:w="719"/>
           </w:tcPr>
           <w:p>
             <w:pPr>
@@ -7097,7 +7097,7 @@
         </w:tc>
         <w:tc>
           <w:tcPr>
-            <w:tcW w:type="dxa" w:w="3268"/>
+            <w:tcW w:type="dxa" w:w="3241"/>
           </w:tcPr>
           <w:p>
             <w:pPr>
@@ -7116,7 +7116,7 @@
         </w:tc>
         <w:tc>
           <w:tcPr>
-            <w:tcW w:type="dxa" w:w="7667"/>
+            <w:tcW w:type="dxa" w:w="7602"/>
           </w:tcPr>
           <w:p>
             <w:pPr>
@@ -7235,7 +7235,7 @@
         </w:tc>
         <w:tc>
           <w:tcPr>
-            <w:tcW w:type="dxa" w:w="7667"/>
+            <w:tcW w:type="dxa" w:w="7602"/>
           </w:tcPr>
           <w:p>
             <w:pPr>
@@ -7271,7 +7271,7 @@
         </w:trPr>
         <w:tc>
           <w:tcPr>
-            <w:tcW w:type="dxa" w:w="562"/>
+            <w:tcW w:type="dxa" w:w="719"/>
           </w:tcPr>
           <w:p>
             <w:pPr>
@@ -7290,7 +7290,7 @@
         </w:tc>
         <w:tc>
           <w:tcPr>
-            <w:tcW w:type="dxa" w:w="3268"/>
+            <w:tcW w:type="dxa" w:w="3241"/>
           </w:tcPr>
           <w:p>
             <w:pPr>
@@ -7316,7 +7316,7 @@
         </w:tc>
         <w:tc>
           <w:tcPr>
-            <w:tcW w:type="dxa" w:w="7667"/>
+            <w:tcW w:type="dxa" w:w="7602"/>
           </w:tcPr>
           <w:p>
             <w:pPr>
@@ -7435,7 +7435,7 @@
         </w:tc>
         <w:tc>
           <w:tcPr>
-            <w:tcW w:type="dxa" w:w="7667"/>
+            <w:tcW w:type="dxa" w:w="7602"/>
           </w:tcPr>
           <w:p>
             <w:pPr>
@@ -7530,7 +7530,7 @@
         </w:trPr>
         <w:tc>
           <w:tcPr>
-            <w:tcW w:type="dxa" w:w="562"/>
+            <w:tcW w:type="dxa" w:w="719"/>
           </w:tcPr>
           <w:p>
             <w:pPr>
@@ -7549,7 +7549,7 @@
         </w:tc>
         <w:tc>
           <w:tcPr>
-            <w:tcW w:type="dxa" w:w="3268"/>
+            <w:tcW w:type="dxa" w:w="3241"/>
           </w:tcPr>
           <w:p>
             <w:pPr>
@@ -7568,7 +7568,7 @@
         </w:tc>
         <w:tc>
           <w:tcPr>
-            <w:tcW w:type="dxa" w:w="7667"/>
+            <w:tcW w:type="dxa" w:w="7602"/>
           </w:tcPr>
           <w:p>
             <w:pPr>
@@ -7687,7 +7687,7 @@
         </w:tc>
         <w:tc>
           <w:tcPr>
-            <w:tcW w:type="dxa" w:w="7667"/>
+            <w:tcW w:type="dxa" w:w="7602"/>
           </w:tcPr>
           <w:p>
             <w:pPr>
@@ -7723,19 +7723,19 @@
         </w:trPr>
         <w:tc>
           <w:tcPr>
-            <w:tcW w:type="dxa" w:w="562"/>
+            <w:tcW w:type="dxa" w:w="719"/>
           </w:tcPr>
           <w:p/>
         </w:tc>
         <w:tc>
           <w:tcPr>
-            <w:tcW w:type="dxa" w:w="3268"/>
+            <w:tcW w:type="dxa" w:w="3241"/>
           </w:tcPr>
           <w:p/>
         </w:tc>
         <w:tc>
           <w:tcPr>
-            <w:tcW w:type="dxa" w:w="7667"/>
+            <w:tcW w:type="dxa" w:w="7602"/>
           </w:tcPr>
           <w:p/>
         </w:tc>
@@ -7771,7 +7771,7 @@
         </w:tc>
         <w:tc>
           <w:tcPr>
-            <w:tcW w:type="dxa" w:w="7667"/>
+            <w:tcW w:type="dxa" w:w="7602"/>
           </w:tcPr>
           <w:p/>
         </w:tc>
@@ -7794,7 +7794,7 @@
         </w:trPr>
         <w:tc>
           <w:tcPr>
-            <w:tcW w:type="dxa" w:w="562"/>
+            <w:tcW w:type="dxa" w:w="719"/>
           </w:tcPr>
           <w:p>
             <w:pPr>
@@ -7813,7 +7813,7 @@
         </w:tc>
         <w:tc>
           <w:tcPr>
-            <w:tcW w:type="dxa" w:w="3268"/>
+            <w:tcW w:type="dxa" w:w="3241"/>
           </w:tcPr>
           <w:p>
             <w:pPr>
@@ -7839,7 +7839,7 @@
         </w:tc>
         <w:tc>
           <w:tcPr>
-            <w:tcW w:type="dxa" w:w="7667"/>
+            <w:tcW w:type="dxa" w:w="7602"/>
           </w:tcPr>
           <w:p>
             <w:pPr>
@@ -7949,7 +7949,7 @@
         </w:tc>
         <w:tc>
           <w:tcPr>
-            <w:tcW w:type="dxa" w:w="7667"/>
+            <w:tcW w:type="dxa" w:w="7602"/>
           </w:tcPr>
           <w:p>
             <w:pPr>
@@ -7976,19 +7976,19 @@
         </w:trPr>
         <w:tc>
           <w:tcPr>
-            <w:tcW w:type="dxa" w:w="562"/>
+            <w:tcW w:type="dxa" w:w="719"/>
           </w:tcPr>
           <w:p/>
         </w:tc>
         <w:tc>
           <w:tcPr>
-            <w:tcW w:type="dxa" w:w="3268"/>
+            <w:tcW w:type="dxa" w:w="3241"/>
           </w:tcPr>
           <w:p/>
         </w:tc>
         <w:tc>
           <w:tcPr>
-            <w:tcW w:type="dxa" w:w="7667"/>
+            <w:tcW w:type="dxa" w:w="7602"/>
           </w:tcPr>
           <w:p/>
         </w:tc>
@@ -8024,7 +8024,7 @@
         </w:tc>
         <w:tc>
           <w:tcPr>
-            <w:tcW w:type="dxa" w:w="7667"/>
+            <w:tcW w:type="dxa" w:w="7602"/>
           </w:tcPr>
           <w:p/>
         </w:tc>
@@ -8047,7 +8047,7 @@
         </w:trPr>
         <w:tc>
           <w:tcPr>
-            <w:tcW w:type="dxa" w:w="562"/>
+            <w:tcW w:type="dxa" w:w="719"/>
           </w:tcPr>
           <w:p>
             <w:pPr>
@@ -8066,7 +8066,7 @@
         </w:tc>
         <w:tc>
           <w:tcPr>
-            <w:tcW w:type="dxa" w:w="3268"/>
+            <w:tcW w:type="dxa" w:w="3241"/>
           </w:tcPr>
           <w:p>
             <w:pPr>
@@ -8085,7 +8085,7 @@
         </w:tc>
         <w:tc>
           <w:tcPr>
-            <w:tcW w:type="dxa" w:w="7667"/>
+            <w:tcW w:type="dxa" w:w="7602"/>
           </w:tcPr>
           <w:p>
             <w:pPr>
@@ -8195,7 +8195,7 @@
         </w:tc>
         <w:tc>
           <w:tcPr>
-            <w:tcW w:type="dxa" w:w="7667"/>
+            <w:tcW w:type="dxa" w:w="7602"/>
           </w:tcPr>
           <w:p>
             <w:pPr>
@@ -8222,19 +8222,19 @@
         </w:trPr>
         <w:tc>
           <w:tcPr>
-            <w:tcW w:type="dxa" w:w="562"/>
+            <w:tcW w:type="dxa" w:w="719"/>
           </w:tcPr>
           <w:p/>
         </w:tc>
         <w:tc>
           <w:tcPr>
-            <w:tcW w:type="dxa" w:w="3268"/>
+            <w:tcW w:type="dxa" w:w="3241"/>
           </w:tcPr>
           <w:p/>
         </w:tc>
         <w:tc>
           <w:tcPr>
-            <w:tcW w:type="dxa" w:w="7667"/>
+            <w:tcW w:type="dxa" w:w="7602"/>
           </w:tcPr>
           <w:p/>
         </w:tc>
@@ -8270,7 +8270,7 @@
         </w:tc>
         <w:tc>
           <w:tcPr>
-            <w:tcW w:type="dxa" w:w="7667"/>
+            <w:tcW w:type="dxa" w:w="7602"/>
           </w:tcPr>
           <w:p/>
         </w:tc>
@@ -8293,7 +8293,7 @@
         </w:trPr>
         <w:tc>
           <w:tcPr>
-            <w:tcW w:type="dxa" w:w="562"/>
+            <w:tcW w:type="dxa" w:w="719"/>
           </w:tcPr>
           <w:p>
             <w:pPr>
@@ -8312,7 +8312,7 @@
         </w:tc>
         <w:tc>
           <w:tcPr>
-            <w:tcW w:type="dxa" w:w="3268"/>
+            <w:tcW w:type="dxa" w:w="3241"/>
           </w:tcPr>
           <w:p>
             <w:pPr>
@@ -8331,7 +8331,7 @@
         </w:tc>
         <w:tc>
           <w:tcPr>
-            <w:tcW w:type="dxa" w:w="7667"/>
+            <w:tcW w:type="dxa" w:w="7602"/>
           </w:tcPr>
           <w:p>
             <w:pPr>
@@ -8441,7 +8441,7 @@
         </w:tc>
         <w:tc>
           <w:tcPr>
-            <w:tcW w:type="dxa" w:w="7667"/>
+            <w:tcW w:type="dxa" w:w="7602"/>
           </w:tcPr>
           <w:p>
             <w:pPr>
@@ -8468,19 +8468,19 @@
         </w:trPr>
         <w:tc>
           <w:tcPr>
-            <w:tcW w:type="dxa" w:w="562"/>
+            <w:tcW w:type="dxa" w:w="719"/>
           </w:tcPr>
           <w:p/>
         </w:tc>
         <w:tc>
           <w:tcPr>
-            <w:tcW w:type="dxa" w:w="3268"/>
+            <w:tcW w:type="dxa" w:w="3241"/>
           </w:tcPr>
           <w:p/>
         </w:tc>
         <w:tc>
           <w:tcPr>
-            <w:tcW w:type="dxa" w:w="7667"/>
+            <w:tcW w:type="dxa" w:w="7602"/>
           </w:tcPr>
           <w:p/>
         </w:tc>
@@ -8516,7 +8516,7 @@
         </w:tc>
         <w:tc>
           <w:tcPr>
-            <w:tcW w:type="dxa" w:w="7667"/>
+            <w:tcW w:type="dxa" w:w="7602"/>
           </w:tcPr>
           <w:p/>
         </w:tc>
@@ -8539,7 +8539,7 @@
         </w:trPr>
         <w:tc>
           <w:tcPr>
-            <w:tcW w:type="dxa" w:w="562"/>
+            <w:tcW w:type="dxa" w:w="719"/>
           </w:tcPr>
           <w:p>
             <w:pPr>
@@ -8558,7 +8558,7 @@
         </w:tc>
         <w:tc>
           <w:tcPr>
-            <w:tcW w:type="dxa" w:w="3268"/>
+            <w:tcW w:type="dxa" w:w="3241"/>
           </w:tcPr>
           <w:p>
             <w:pPr>
@@ -8577,7 +8577,7 @@
         </w:tc>
         <w:tc>
           <w:tcPr>
-            <w:tcW w:type="dxa" w:w="7667"/>
+            <w:tcW w:type="dxa" w:w="7602"/>
           </w:tcPr>
           <w:p>
             <w:pPr>
@@ -8687,7 +8687,7 @@
         </w:tc>
         <w:tc>
           <w:tcPr>
-            <w:tcW w:type="dxa" w:w="7667"/>
+            <w:tcW w:type="dxa" w:w="7602"/>
           </w:tcPr>
           <w:p>
             <w:pPr>
@@ -8714,19 +8714,19 @@
         </w:trPr>
         <w:tc>
           <w:tcPr>
-            <w:tcW w:type="dxa" w:w="562"/>
+            <w:tcW w:type="dxa" w:w="719"/>
           </w:tcPr>
           <w:p/>
         </w:tc>
         <w:tc>
           <w:tcPr>
-            <w:tcW w:type="dxa" w:w="3268"/>
+            <w:tcW w:type="dxa" w:w="3241"/>
           </w:tcPr>
           <w:p/>
         </w:tc>
         <w:tc>
           <w:tcPr>
-            <w:tcW w:type="dxa" w:w="7667"/>
+            <w:tcW w:type="dxa" w:w="7602"/>
           </w:tcPr>
           <w:p/>
         </w:tc>
@@ -8762,7 +8762,7 @@
         </w:tc>
         <w:tc>
           <w:tcPr>
-            <w:tcW w:type="dxa" w:w="7667"/>
+            <w:tcW w:type="dxa" w:w="7602"/>
           </w:tcPr>
           <w:p/>
         </w:tc>
@@ -8785,7 +8785,7 @@
         </w:trPr>
         <w:tc>
           <w:tcPr>
-            <w:tcW w:type="dxa" w:w="562"/>
+            <w:tcW w:type="dxa" w:w="719"/>
           </w:tcPr>
           <w:p>
             <w:pPr>
@@ -8804,7 +8804,7 @@
         </w:tc>
         <w:tc>
           <w:tcPr>
-            <w:tcW w:type="dxa" w:w="3268"/>
+            <w:tcW w:type="dxa" w:w="3241"/>
           </w:tcPr>
           <w:p>
             <w:pPr>
@@ -8823,7 +8823,7 @@
         </w:tc>
         <w:tc>
           <w:tcPr>
-            <w:tcW w:type="dxa" w:w="7667"/>
+            <w:tcW w:type="dxa" w:w="7602"/>
           </w:tcPr>
           <w:p>
             <w:pPr>
@@ -8933,7 +8933,7 @@
         </w:tc>
         <w:tc>
           <w:tcPr>
-            <w:tcW w:type="dxa" w:w="7667"/>
+            <w:tcW w:type="dxa" w:w="7602"/>
           </w:tcPr>
           <w:p>
             <w:pPr>
@@ -8960,19 +8960,19 @@
         </w:trPr>
         <w:tc>
           <w:tcPr>
-            <w:tcW w:type="dxa" w:w="562"/>
+            <w:tcW w:type="dxa" w:w="719"/>
           </w:tcPr>
           <w:p/>
         </w:tc>
         <w:tc>
           <w:tcPr>
-            <w:tcW w:type="dxa" w:w="3268"/>
+            <w:tcW w:type="dxa" w:w="3241"/>
           </w:tcPr>
           <w:p/>
         </w:tc>
         <w:tc>
           <w:tcPr>
-            <w:tcW w:type="dxa" w:w="7667"/>
+            <w:tcW w:type="dxa" w:w="7602"/>
           </w:tcPr>
           <w:p/>
         </w:tc>
@@ -9008,7 +9008,7 @@
         </w:tc>
         <w:tc>
           <w:tcPr>
-            <w:tcW w:type="dxa" w:w="7667"/>
+            <w:tcW w:type="dxa" w:w="7602"/>
           </w:tcPr>
           <w:p/>
         </w:tc>
@@ -9031,7 +9031,7 @@
         </w:trPr>
         <w:tc>
           <w:tcPr>
-            <w:tcW w:type="dxa" w:w="562"/>
+            <w:tcW w:type="dxa" w:w="719"/>
           </w:tcPr>
           <w:p>
             <w:pPr>
@@ -9050,7 +9050,7 @@
         </w:tc>
         <w:tc>
           <w:tcPr>
-            <w:tcW w:type="dxa" w:w="3268"/>
+            <w:tcW w:type="dxa" w:w="3241"/>
           </w:tcPr>
           <w:p>
             <w:pPr>
@@ -9069,7 +9069,7 @@
         </w:tc>
         <w:tc>
           <w:tcPr>
-            <w:tcW w:type="dxa" w:w="7667"/>
+            <w:tcW w:type="dxa" w:w="7602"/>
           </w:tcPr>
           <w:p>
             <w:pPr>
@@ -9082,7 +9082,7 @@
                 <w:color w:val="13203F"/>
                 <w:sz w:val="14"/>
               </w:rPr>
-              <w:t>견적서에 사양·수량 없음</w:t>
+              <w:t>견적서에 사양·수량 없음 — 아래 8개 구성품으로 세분 제안(연결 구성도 기준)</w:t>
             </w:r>
           </w:p>
         </w:tc>
@@ -9179,7 +9179,7 @@
         </w:tc>
         <w:tc>
           <w:tcPr>
-            <w:tcW w:type="dxa" w:w="7667"/>
+            <w:tcW w:type="dxa" w:w="7602"/>
           </w:tcPr>
           <w:p>
             <w:pPr>
@@ -9206,57 +9206,170 @@
         </w:trPr>
         <w:tc>
           <w:tcPr>
-            <w:tcW w:type="dxa" w:w="562"/>
-          </w:tcPr>
-          <w:p/>
-        </w:tc>
-        <w:tc>
-          <w:tcPr>
-            <w:tcW w:type="dxa" w:w="3268"/>
-          </w:tcPr>
-          <w:p/>
-        </w:tc>
-        <w:tc>
-          <w:tcPr>
-            <w:tcW w:type="dxa" w:w="7667"/>
-          </w:tcPr>
-          <w:p/>
+            <w:tcW w:type="dxa" w:w="719"/>
+          </w:tcPr>
+          <w:p>
+            <w:pPr>
+              <w:spacing w:before="0" w:after="0" w:line="252" w:lineRule="auto"/>
+            </w:pPr>
+            <w:r>
+              <w:rPr>
+                <w:rFonts w:ascii="Consolas" w:hAnsi="Consolas" w:eastAsia="맑은 고딕"/>
+                <w:b w:val="0"/>
+                <w:color w:val="0090A0"/>
+                <w:sz w:val="14"/>
+              </w:rPr>
+              <w:t>3-1-f-1</w:t>
+            </w:r>
+          </w:p>
+        </w:tc>
+        <w:tc>
+          <w:tcPr>
+            <w:tcW w:type="dxa" w:w="3241"/>
+          </w:tcPr>
+          <w:p>
+            <w:pPr>
+              <w:spacing w:before="0" w:after="0" w:line="252" w:lineRule="auto"/>
+            </w:pPr>
+            <w:r>
+              <w:rPr>
+                <w:rFonts w:ascii="맑은 고딕" w:hAnsi="맑은 고딕" w:eastAsia="맑은 고딕"/>
+                <w:b/>
+                <w:color w:val="13203F"/>
+                <w:sz w:val="14"/>
+              </w:rPr>
+              <w:t xml:space="preserve">방화벽 (OT/IT 경계) </w:t>
+            </w:r>
+          </w:p>
+        </w:tc>
+        <w:tc>
+          <w:tcPr>
+            <w:tcW w:type="dxa" w:w="7602"/>
+          </w:tcPr>
+          <w:p>
+            <w:pPr>
+              <w:spacing w:before="0" w:after="0" w:line="252" w:lineRule="auto"/>
+            </w:pPr>
+            <w:r>
+              <w:rPr>
+                <w:rFonts w:ascii="맑은 고딕" w:hAnsi="맑은 고딕" w:eastAsia="맑은 고딕"/>
+                <w:b w:val="0"/>
+                <w:color w:val="13203F"/>
+                <w:sz w:val="14"/>
+              </w:rPr>
+              <w:t>차세대 방화벽 · 10GbE 이상 · 산업 프로토콜(OPC UA·MQTT) 검사 · VPN — 항목2 연산 서버 포함 방화벽과 같은 장비인지 확인(같으면 삭제)</w:t>
+            </w:r>
+          </w:p>
         </w:tc>
         <w:tc>
           <w:tcPr>
             <w:tcW w:type="dxa" w:w="450"/>
           </w:tcPr>
-          <w:p/>
+          <w:p>
+            <w:pPr>
+              <w:spacing w:before="0" w:after="0" w:line="252" w:lineRule="auto"/>
+              <w:jc w:val="center"/>
+            </w:pPr>
+            <w:r>
+              <w:rPr>
+                <w:rFonts w:ascii="맑은 고딕" w:hAnsi="맑은 고딕" w:eastAsia="맑은 고딕"/>
+                <w:b/>
+                <w:color w:val="13203F"/>
+                <w:sz w:val="14"/>
+              </w:rPr>
+              <w:t>1</w:t>
+            </w:r>
+          </w:p>
         </w:tc>
         <w:tc>
           <w:tcPr>
             <w:tcW w:type="dxa" w:w="450"/>
           </w:tcPr>
-          <w:p/>
+          <w:p>
+            <w:pPr>
+              <w:spacing w:before="0" w:after="0" w:line="252" w:lineRule="auto"/>
+            </w:pPr>
+            <w:r>
+              <w:rPr>
+                <w:rFonts w:ascii="맑은 고딕" w:hAnsi="맑은 고딕" w:eastAsia="맑은 고딕"/>
+                <w:b w:val="0"/>
+                <w:color w:val="13203F"/>
+                <w:sz w:val="14"/>
+              </w:rPr>
+              <w:t>대</w:t>
+            </w:r>
+          </w:p>
         </w:tc>
         <w:tc>
           <w:tcPr>
             <w:tcW w:type="dxa" w:w="719"/>
           </w:tcPr>
-          <w:p/>
+          <w:p>
+            <w:pPr>
+              <w:spacing w:before="0" w:after="0" w:line="252" w:lineRule="auto"/>
+              <w:jc w:val="right"/>
+            </w:pPr>
+            <w:r>
+              <w:rPr>
+                <w:rFonts w:ascii="맑은 고딕" w:hAnsi="맑은 고딕" w:eastAsia="맑은 고딕"/>
+                <w:b w:val="0"/>
+                <w:color w:val="13203F"/>
+                <w:sz w:val="14"/>
+              </w:rPr>
+              <w:t>–</w:t>
+            </w:r>
+          </w:p>
         </w:tc>
         <w:tc>
           <w:tcPr>
             <w:tcW w:type="dxa" w:w="719"/>
           </w:tcPr>
-          <w:p/>
+          <w:p>
+            <w:pPr>
+              <w:spacing w:before="0" w:after="0" w:line="252" w:lineRule="auto"/>
+              <w:jc w:val="right"/>
+            </w:pPr>
+            <w:r>
+              <w:rPr>
+                <w:rFonts w:ascii="맑은 고딕" w:hAnsi="맑은 고딕" w:eastAsia="맑은 고딕"/>
+                <w:b w:val="0"/>
+                <w:color w:val="13203F"/>
+                <w:sz w:val="14"/>
+              </w:rPr>
+              <w:t>미구분</w:t>
+            </w:r>
+          </w:p>
         </w:tc>
         <w:tc>
           <w:tcPr>
             <w:tcW w:type="dxa" w:w="949"/>
-          </w:tcPr>
-          <w:p/>
-        </w:tc>
-        <w:tc>
-          <w:tcPr>
-            <w:tcW w:type="dxa" w:w="7667"/>
-          </w:tcPr>
-          <w:p/>
+            <w:shd w:val="clear" w:color="auto" w:fill="FFF1E2"/>
+          </w:tcPr>
+          <w:p>
+            <w:pPr>
+              <w:spacing w:before="0" w:after="0" w:line="252" w:lineRule="auto"/>
+              <w:jc w:val="center"/>
+            </w:pPr>
+            <w:r>
+              <w:rPr>
+                <w:rFonts w:ascii="맑은 고딕" w:hAnsi="맑은 고딕" w:eastAsia="맑은 고딕"/>
+                <w:b/>
+                <w:color w:val="9A4A00"/>
+                <w:sz w:val="14"/>
+              </w:rPr>
+              <w:t>세분 제안</w:t>
+            </w:r>
+          </w:p>
+        </w:tc>
+        <w:tc>
+          <w:tcPr>
+            <w:tcW w:type="dxa" w:w="7602"/>
+          </w:tcPr>
+          <w:p>
+            <w:pPr>
+              <w:spacing w:before="0" w:after="0" w:line="252" w:lineRule="auto"/>
+            </w:pPr>
+          </w:p>
         </w:tc>
         <w:tc>
           <w:tcPr>
@@ -9277,7 +9390,7 @@
         </w:trPr>
         <w:tc>
           <w:tcPr>
-            <w:tcW w:type="dxa" w:w="562"/>
+            <w:tcW w:type="dxa" w:w="719"/>
           </w:tcPr>
           <w:p>
             <w:pPr>
@@ -9290,13 +9403,13 @@
                 <w:color w:val="0090A0"/>
                 <w:sz w:val="14"/>
               </w:rPr>
-              <w:t>3-1-g</w:t>
-            </w:r>
-          </w:p>
-        </w:tc>
-        <w:tc>
-          <w:tcPr>
-            <w:tcW w:type="dxa" w:w="3268"/>
+              <w:t>3-1-f-2</w:t>
+            </w:r>
+          </w:p>
+        </w:tc>
+        <w:tc>
+          <w:tcPr>
+            <w:tcW w:type="dxa" w:w="3241"/>
           </w:tcPr>
           <w:p>
             <w:pPr>
@@ -9309,13 +9422,13 @@
                 <w:color w:val="13203F"/>
                 <w:sz w:val="14"/>
               </w:rPr>
-              <w:t xml:space="preserve">서버실 — 랙·캐비닛·UPS·KVM </w:t>
-            </w:r>
-          </w:p>
-        </w:tc>
-        <w:tc>
-          <w:tcPr>
-            <w:tcW w:type="dxa" w:w="7667"/>
+              <w:t xml:space="preserve">코어 스위치 (L3) </w:t>
+            </w:r>
+          </w:p>
+        </w:tc>
+        <w:tc>
+          <w:tcPr>
+            <w:tcW w:type="dxa" w:w="7602"/>
           </w:tcPr>
           <w:p>
             <w:pPr>
@@ -9328,7 +9441,7 @@
                 <w:color w:val="13203F"/>
                 <w:sz w:val="14"/>
               </w:rPr>
-              <w:t>견적서에 사양·수량 없음</w:t>
+              <w:t>25GbE(SFP28) 24포트 이상 + 100GbE 2포트 이상 · 2대 이중화(MLAG) · PTP 중계(Boundary Clock). 대당 소요 약 16포트</w:t>
             </w:r>
           </w:p>
         </w:tc>
@@ -9348,7 +9461,7 @@
                 <w:color w:val="13203F"/>
                 <w:sz w:val="14"/>
               </w:rPr>
-              <w:t>1식</w:t>
+              <w:t>2</w:t>
             </w:r>
           </w:p>
         </w:tc>
@@ -9359,17 +9472,6 @@
           <w:p>
             <w:pPr>
               <w:spacing w:before="0" w:after="0" w:line="252" w:lineRule="auto"/>
-            </w:pPr>
-          </w:p>
-        </w:tc>
-        <w:tc>
-          <w:tcPr>
-            <w:tcW w:type="dxa" w:w="719"/>
-          </w:tcPr>
-          <w:p>
-            <w:pPr>
-              <w:spacing w:before="0" w:after="0" w:line="252" w:lineRule="auto"/>
-              <w:jc w:val="right"/>
             </w:pPr>
             <w:r>
               <w:rPr>
@@ -9378,7 +9480,7 @@
                 <w:color w:val="13203F"/>
                 <w:sz w:val="14"/>
               </w:rPr>
-              <w:t>–</w:t>
+              <w:t>대</w:t>
             </w:r>
           </w:p>
         </w:tc>
@@ -9398,6 +9500,26 @@
                 <w:color w:val="13203F"/>
                 <w:sz w:val="14"/>
               </w:rPr>
+              <w:t>–</w:t>
+            </w:r>
+          </w:p>
+        </w:tc>
+        <w:tc>
+          <w:tcPr>
+            <w:tcW w:type="dxa" w:w="719"/>
+          </w:tcPr>
+          <w:p>
+            <w:pPr>
+              <w:spacing w:before="0" w:after="0" w:line="252" w:lineRule="auto"/>
+              <w:jc w:val="right"/>
+            </w:pPr>
+            <w:r>
+              <w:rPr>
+                <w:rFonts w:ascii="맑은 고딕" w:hAnsi="맑은 고딕" w:eastAsia="맑은 고딕"/>
+                <w:b w:val="0"/>
+                <w:color w:val="13203F"/>
+                <w:sz w:val="14"/>
+              </w:rPr>
               <w:t>미구분</w:t>
             </w:r>
           </w:p>
@@ -9405,7 +9527,7 @@
         <w:tc>
           <w:tcPr>
             <w:tcW w:type="dxa" w:w="949"/>
-            <w:shd w:val="clear" w:color="auto" w:fill="FDE8E8"/>
+            <w:shd w:val="clear" w:color="auto" w:fill="FFF1E2"/>
           </w:tcPr>
           <w:p>
             <w:pPr>
@@ -9416,16 +9538,16 @@
               <w:rPr>
                 <w:rFonts w:ascii="맑은 고딕" w:hAnsi="맑은 고딕" w:eastAsia="맑은 고딕"/>
                 <w:b/>
-                <w:color w:val="A12020"/>
+                <w:color w:val="9A4A00"/>
                 <w:sz w:val="14"/>
               </w:rPr>
-              <w:t>금액 미구분</w:t>
-            </w:r>
-          </w:p>
-        </w:tc>
-        <w:tc>
-          <w:tcPr>
-            <w:tcW w:type="dxa" w:w="7667"/>
+              <w:t>세분 제안</w:t>
+            </w:r>
+          </w:p>
+        </w:tc>
+        <w:tc>
+          <w:tcPr>
+            <w:tcW w:type="dxa" w:w="7602"/>
           </w:tcPr>
           <w:p>
             <w:pPr>
@@ -9453,8 +9575,25 @@
         <w:tc>
           <w:tcPr>
             <w:tcW w:type="dxa" w:w="719"/>
-            <w:gridSpan w:val="7"/>
-            <w:shd w:val="clear" w:color="auto" w:fill="E4F6F8"/>
+          </w:tcPr>
+          <w:p>
+            <w:pPr>
+              <w:spacing w:before="0" w:after="0" w:line="252" w:lineRule="auto"/>
+            </w:pPr>
+            <w:r>
+              <w:rPr>
+                <w:rFonts w:ascii="Consolas" w:hAnsi="Consolas" w:eastAsia="맑은 고딕"/>
+                <w:b w:val="0"/>
+                <w:color w:val="0090A0"/>
+                <w:sz w:val="14"/>
+              </w:rPr>
+              <w:t>3-1-f-3</w:t>
+            </w:r>
+          </w:p>
+        </w:tc>
+        <w:tc>
+          <w:tcPr>
+            <w:tcW w:type="dxa" w:w="3241"/>
           </w:tcPr>
           <w:p>
             <w:pPr>
@@ -9464,45 +9603,153 @@
               <w:rPr>
                 <w:rFonts w:ascii="맑은 고딕" w:hAnsi="맑은 고딕" w:eastAsia="맑은 고딕"/>
                 <w:b/>
-                <w:color w:val="10214B"/>
+                <w:color w:val="13203F"/>
                 <w:sz w:val="14"/>
               </w:rPr>
-              <w:t>항목4. 로컬 OCS·보안</w:t>
+              <w:t xml:space="preserve">관리망 스위치 </w:t>
+            </w:r>
+          </w:p>
+        </w:tc>
+        <w:tc>
+          <w:tcPr>
+            <w:tcW w:type="dxa" w:w="7602"/>
+          </w:tcPr>
+          <w:p>
+            <w:pPr>
+              <w:spacing w:before="0" w:after="0" w:line="252" w:lineRule="auto"/>
+            </w:pPr>
+            <w:r>
+              <w:rPr>
+                <w:rFonts w:ascii="맑은 고딕" w:hAnsi="맑은 고딕" w:eastAsia="맑은 고딕"/>
+                <w:b w:val="0"/>
+                <w:color w:val="13203F"/>
+                <w:sz w:val="14"/>
+              </w:rPr>
+              <w:t>1GbE 24포트 · 서버 원격관리(IPMI/BMC)·장비 관리 전용</w:t>
+            </w:r>
+          </w:p>
+        </w:tc>
+        <w:tc>
+          <w:tcPr>
+            <w:tcW w:type="dxa" w:w="450"/>
+          </w:tcPr>
+          <w:p>
+            <w:pPr>
+              <w:spacing w:before="0" w:after="0" w:line="252" w:lineRule="auto"/>
+              <w:jc w:val="center"/>
+            </w:pPr>
+            <w:r>
+              <w:rPr>
+                <w:rFonts w:ascii="맑은 고딕" w:hAnsi="맑은 고딕" w:eastAsia="맑은 고딕"/>
+                <w:b/>
+                <w:color w:val="13203F"/>
+                <w:sz w:val="14"/>
+              </w:rPr>
+              <w:t>1</w:t>
+            </w:r>
+          </w:p>
+        </w:tc>
+        <w:tc>
+          <w:tcPr>
+            <w:tcW w:type="dxa" w:w="450"/>
+          </w:tcPr>
+          <w:p>
+            <w:pPr>
+              <w:spacing w:before="0" w:after="0" w:line="252" w:lineRule="auto"/>
+            </w:pPr>
+            <w:r>
+              <w:rPr>
+                <w:rFonts w:ascii="맑은 고딕" w:hAnsi="맑은 고딕" w:eastAsia="맑은 고딕"/>
+                <w:b w:val="0"/>
+                <w:color w:val="13203F"/>
+                <w:sz w:val="14"/>
+              </w:rPr>
+              <w:t>대</w:t>
+            </w:r>
+          </w:p>
+        </w:tc>
+        <w:tc>
+          <w:tcPr>
+            <w:tcW w:type="dxa" w:w="719"/>
+          </w:tcPr>
+          <w:p>
+            <w:pPr>
+              <w:spacing w:before="0" w:after="0" w:line="252" w:lineRule="auto"/>
+              <w:jc w:val="right"/>
+            </w:pPr>
+            <w:r>
+              <w:rPr>
+                <w:rFonts w:ascii="맑은 고딕" w:hAnsi="맑은 고딕" w:eastAsia="맑은 고딕"/>
+                <w:b w:val="0"/>
+                <w:color w:val="13203F"/>
+                <w:sz w:val="14"/>
+              </w:rPr>
+              <w:t>–</w:t>
+            </w:r>
+          </w:p>
+        </w:tc>
+        <w:tc>
+          <w:tcPr>
+            <w:tcW w:type="dxa" w:w="719"/>
+          </w:tcPr>
+          <w:p>
+            <w:pPr>
+              <w:spacing w:before="0" w:after="0" w:line="252" w:lineRule="auto"/>
+              <w:jc w:val="right"/>
+            </w:pPr>
+            <w:r>
+              <w:rPr>
+                <w:rFonts w:ascii="맑은 고딕" w:hAnsi="맑은 고딕" w:eastAsia="맑은 고딕"/>
+                <w:b w:val="0"/>
+                <w:color w:val="13203F"/>
+                <w:sz w:val="14"/>
+              </w:rPr>
+              <w:t>미구분</w:t>
             </w:r>
           </w:p>
         </w:tc>
         <w:tc>
           <w:tcPr>
             <w:tcW w:type="dxa" w:w="949"/>
-            <w:shd w:val="clear" w:color="auto" w:fill="E4F6F8"/>
-          </w:tcPr>
-          <w:p>
-            <w:pPr>
-              <w:spacing w:before="0" w:after="0" w:line="252" w:lineRule="auto"/>
-              <w:jc w:val="right"/>
+            <w:shd w:val="clear" w:color="auto" w:fill="FFF1E2"/>
+          </w:tcPr>
+          <w:p>
+            <w:pPr>
+              <w:spacing w:before="0" w:after="0" w:line="252" w:lineRule="auto"/>
+              <w:jc w:val="center"/>
             </w:pPr>
             <w:r>
               <w:rPr>
                 <w:rFonts w:ascii="맑은 고딕" w:hAnsi="맑은 고딕" w:eastAsia="맑은 고딕"/>
                 <w:b/>
-                <w:color w:val="10214B"/>
+                <w:color w:val="9A4A00"/>
                 <w:sz w:val="14"/>
               </w:rPr>
-              <w:t>88,000</w:t>
-            </w:r>
+              <w:t>세분 제안</w:t>
+            </w:r>
+          </w:p>
+        </w:tc>
+        <w:tc>
+          <w:tcPr>
+            <w:tcW w:type="dxa" w:w="7602"/>
+          </w:tcPr>
+          <w:p>
+            <w:pPr>
+              <w:spacing w:before="0" w:after="0" w:line="252" w:lineRule="auto"/>
+            </w:pPr>
           </w:p>
         </w:tc>
         <w:tc>
           <w:tcPr>
             <w:tcW w:type="dxa" w:w="0"/>
-            <w:gridSpan w:val="3"/>
-            <w:shd w:val="clear" w:color="auto" w:fill="E4F6F8"/>
-          </w:tcPr>
-          <w:p>
-            <w:pPr>
-              <w:spacing w:before="0" w:after="0" w:line="252" w:lineRule="auto"/>
-            </w:pPr>
-          </w:p>
+          </w:tcPr>
+          <w:p/>
+        </w:tc>
+        <w:tc>
+          <w:tcPr>
+            <w:tcW w:type="dxa" w:w="0"/>
+          </w:tcPr>
+          <w:p/>
         </w:tc>
       </w:tr>
       <w:tr>
@@ -9511,7 +9758,7 @@
         </w:trPr>
         <w:tc>
           <w:tcPr>
-            <w:tcW w:type="dxa" w:w="562"/>
+            <w:tcW w:type="dxa" w:w="719"/>
           </w:tcPr>
           <w:p>
             <w:pPr>
@@ -9524,13 +9771,13 @@
                 <w:color w:val="0090A0"/>
                 <w:sz w:val="14"/>
               </w:rPr>
-              <w:t>4-1</w:t>
-            </w:r>
-          </w:p>
-        </w:tc>
-        <w:tc>
-          <w:tcPr>
-            <w:tcW w:type="dxa" w:w="3268"/>
+              <w:t>3-1-f-4</w:t>
+            </w:r>
+          </w:p>
+        </w:tc>
+        <w:tc>
+          <w:tcPr>
+            <w:tcW w:type="dxa" w:w="3241"/>
           </w:tcPr>
           <w:p>
             <w:pPr>
@@ -9543,13 +9790,13 @@
                 <w:color w:val="13203F"/>
                 <w:sz w:val="14"/>
               </w:rPr>
-              <w:t>운영 시계열 DB (클러스터·계층형)</w:t>
-            </w:r>
-          </w:p>
-        </w:tc>
-        <w:tc>
-          <w:tcPr>
-            <w:tcW w:type="dxa" w:w="7667"/>
+              <w:t xml:space="preserve">PTP 시간동기 장치 (그랜드마스터) </w:t>
+            </w:r>
+          </w:p>
+        </w:tc>
+        <w:tc>
+          <w:tcPr>
+            <w:tcW w:type="dxa" w:w="7602"/>
           </w:tcPr>
           <w:p>
             <w:pPr>
@@ -9562,7 +9809,7 @@
                 <w:color w:val="13203F"/>
                 <w:sz w:val="14"/>
               </w:rPr>
-              <w:t>Cell 상태·이벤트·공정값 시계열 저장·조회, 계층형 클러스터 구성</w:t>
+              <w:t>IEEE 1588v2·802.1AS · NTP 겸용 · OCXO 홀드오버 · GNSS 수신(안테나 설치 가능 시)</w:t>
             </w:r>
           </w:p>
         </w:tc>
@@ -9601,7 +9848,7 @@
                 <w:color w:val="13203F"/>
                 <w:sz w:val="14"/>
               </w:rPr>
-              <w:t>식</w:t>
+              <w:t>대</w:t>
             </w:r>
           </w:p>
         </w:tc>
@@ -9621,7 +9868,7 @@
                 <w:color w:val="13203F"/>
                 <w:sz w:val="14"/>
               </w:rPr>
-              <w:t>49,500</w:t>
+              <w:t>–</w:t>
             </w:r>
           </w:p>
         </w:tc>
@@ -9641,14 +9888,14 @@
                 <w:color w:val="13203F"/>
                 <w:sz w:val="14"/>
               </w:rPr>
-              <w:t>49,500</w:t>
+              <w:t>미구분</w:t>
             </w:r>
           </w:p>
         </w:tc>
         <w:tc>
           <w:tcPr>
             <w:tcW w:type="dxa" w:w="949"/>
-            <w:shd w:val="clear" w:color="auto" w:fill="D9F0F2"/>
+            <w:shd w:val="clear" w:color="auto" w:fill="FFF1E2"/>
           </w:tcPr>
           <w:p>
             <w:pPr>
@@ -9659,30 +9906,21 @@
               <w:rPr>
                 <w:rFonts w:ascii="맑은 고딕" w:hAnsi="맑은 고딕" w:eastAsia="맑은 고딕"/>
                 <w:b/>
-                <w:color w:val="0090A0"/>
+                <w:color w:val="9A4A00"/>
                 <w:sz w:val="14"/>
               </w:rPr>
-              <w:t>적합</w:t>
-            </w:r>
-          </w:p>
-        </w:tc>
-        <w:tc>
-          <w:tcPr>
-            <w:tcW w:type="dxa" w:w="7667"/>
-          </w:tcPr>
-          <w:p>
-            <w:pPr>
-              <w:spacing w:before="0" w:after="0" w:line="252" w:lineRule="auto"/>
-            </w:pPr>
-            <w:r>
-              <w:rPr>
-                <w:rFonts w:ascii="맑은 고딕" w:hAnsi="맑은 고딕" w:eastAsia="맑은 고딕"/>
-                <w:b w:val="0"/>
-                <w:color w:val="56637F"/>
-                <w:sz w:val="14"/>
-              </w:rPr>
-              <w:t>Operational TSDB - Machbase Cluster Edition (계층)</w:t>
-            </w:r>
+              <w:t>세분 제안</w:t>
+            </w:r>
+          </w:p>
+        </w:tc>
+        <w:tc>
+          <w:tcPr>
+            <w:tcW w:type="dxa" w:w="7602"/>
+          </w:tcPr>
+          <w:p>
+            <w:pPr>
+              <w:spacing w:before="0" w:after="0" w:line="252" w:lineRule="auto"/>
+            </w:pPr>
           </w:p>
         </w:tc>
         <w:tc>
@@ -9704,7 +9942,7 @@
         </w:trPr>
         <w:tc>
           <w:tcPr>
-            <w:tcW w:type="dxa" w:w="562"/>
+            <w:tcW w:type="dxa" w:w="719"/>
           </w:tcPr>
           <w:p>
             <w:pPr>
@@ -9717,13 +9955,13 @@
                 <w:color w:val="0090A0"/>
                 <w:sz w:val="14"/>
               </w:rPr>
-              <w:t>4-2</w:t>
-            </w:r>
-          </w:p>
-        </w:tc>
-        <w:tc>
-          <w:tcPr>
-            <w:tcW w:type="dxa" w:w="3268"/>
+              <w:t>3-1-f-5</w:t>
+            </w:r>
+          </w:p>
+        </w:tc>
+        <w:tc>
+          <w:tcPr>
+            <w:tcW w:type="dxa" w:w="3241"/>
           </w:tcPr>
           <w:p>
             <w:pPr>
@@ -9736,13 +9974,13 @@
                 <w:color w:val="13203F"/>
                 <w:sz w:val="14"/>
               </w:rPr>
-              <w:t>통합 인증·접근통제 (IAM/PKI · 서버 접근제어)</w:t>
-            </w:r>
-          </w:p>
-        </w:tc>
-        <w:tc>
-          <w:tcPr>
-            <w:tcW w:type="dxa" w:w="7667"/>
+              <w:t xml:space="preserve">Cell TSN 산업용 스위치 </w:t>
+            </w:r>
+          </w:p>
+        </w:tc>
+        <w:tc>
+          <w:tcPr>
+            <w:tcW w:type="dxa" w:w="7602"/>
           </w:tcPr>
           <w:p>
             <w:pPr>
@@ -9755,7 +9993,7 @@
                 <w:color w:val="13203F"/>
                 <w:sz w:val="14"/>
               </w:rPr>
-              <w:t>사용자·장비 인증(SSO·PKI 인증서), 서버·DB 접근통제·감사로그</w:t>
+              <w:t>관리형 · GbE 8포트 이상(PoE+ 2포트 포함, AP 급전) + 10G SFP+ 업링크 2 · IEEE 802.1AS·Qbv. Cell당 1대</w:t>
             </w:r>
           </w:p>
         </w:tc>
@@ -9775,7 +10013,7 @@
                 <w:color w:val="13203F"/>
                 <w:sz w:val="14"/>
               </w:rPr>
-              <w:t>1</w:t>
+              <w:t>3</w:t>
             </w:r>
           </w:p>
         </w:tc>
@@ -9794,7 +10032,7 @@
                 <w:color w:val="13203F"/>
                 <w:sz w:val="14"/>
               </w:rPr>
-              <w:t>식</w:t>
+              <w:t>대</w:t>
             </w:r>
           </w:p>
         </w:tc>
@@ -9814,7 +10052,7 @@
                 <w:color w:val="13203F"/>
                 <w:sz w:val="14"/>
               </w:rPr>
-              <w:t>38,500</w:t>
+              <w:t>–</w:t>
             </w:r>
           </w:p>
         </w:tc>
@@ -9834,14 +10072,14 @@
                 <w:color w:val="13203F"/>
                 <w:sz w:val="14"/>
               </w:rPr>
-              <w:t>38,500</w:t>
+              <w:t>미구분</w:t>
             </w:r>
           </w:p>
         </w:tc>
         <w:tc>
           <w:tcPr>
             <w:tcW w:type="dxa" w:w="949"/>
-            <w:shd w:val="clear" w:color="auto" w:fill="D9F0F2"/>
+            <w:shd w:val="clear" w:color="auto" w:fill="FFF1E2"/>
           </w:tcPr>
           <w:p>
             <w:pPr>
@@ -9852,30 +10090,21 @@
               <w:rPr>
                 <w:rFonts w:ascii="맑은 고딕" w:hAnsi="맑은 고딕" w:eastAsia="맑은 고딕"/>
                 <w:b/>
-                <w:color w:val="0090A0"/>
+                <w:color w:val="9A4A00"/>
                 <w:sz w:val="14"/>
               </w:rPr>
-              <w:t>적합</w:t>
-            </w:r>
-          </w:p>
-        </w:tc>
-        <w:tc>
-          <w:tcPr>
-            <w:tcW w:type="dxa" w:w="7667"/>
-          </w:tcPr>
-          <w:p>
-            <w:pPr>
-              <w:spacing w:before="0" w:after="0" w:line="252" w:lineRule="auto"/>
-            </w:pPr>
-            <w:r>
-              <w:rPr>
-                <w:rFonts w:ascii="맑은 고딕" w:hAnsi="맑은 고딕" w:eastAsia="맑은 고딕"/>
-                <w:b w:val="0"/>
-                <w:color w:val="56637F"/>
-                <w:sz w:val="14"/>
-              </w:rPr>
-              <w:t>보안 스택(IAM/PKI) - Keyloak+HIWARE</w:t>
-            </w:r>
+              <w:t>세분 제안</w:t>
+            </w:r>
+          </w:p>
+        </w:tc>
+        <w:tc>
+          <w:tcPr>
+            <w:tcW w:type="dxa" w:w="7602"/>
+          </w:tcPr>
+          <w:p>
+            <w:pPr>
+              <w:spacing w:before="0" w:after="0" w:line="252" w:lineRule="auto"/>
+            </w:pPr>
           </w:p>
         </w:tc>
         <w:tc>
@@ -9898,8 +10127,25 @@
         <w:tc>
           <w:tcPr>
             <w:tcW w:type="dxa" w:w="719"/>
-            <w:gridSpan w:val="7"/>
-            <w:shd w:val="clear" w:color="auto" w:fill="E4F6F8"/>
+          </w:tcPr>
+          <w:p>
+            <w:pPr>
+              <w:spacing w:before="0" w:after="0" w:line="252" w:lineRule="auto"/>
+            </w:pPr>
+            <w:r>
+              <w:rPr>
+                <w:rFonts w:ascii="Consolas" w:hAnsi="Consolas" w:eastAsia="맑은 고딕"/>
+                <w:b w:val="0"/>
+                <w:color w:val="0090A0"/>
+                <w:sz w:val="14"/>
+              </w:rPr>
+              <w:t>3-1-f-6</w:t>
+            </w:r>
+          </w:p>
+        </w:tc>
+        <w:tc>
+          <w:tcPr>
+            <w:tcW w:type="dxa" w:w="3241"/>
           </w:tcPr>
           <w:p>
             <w:pPr>
@@ -9909,45 +10155,153 @@
               <w:rPr>
                 <w:rFonts w:ascii="맑은 고딕" w:hAnsi="맑은 고딕" w:eastAsia="맑은 고딕"/>
                 <w:b/>
-                <w:color w:val="10214B"/>
+                <w:color w:val="13203F"/>
                 <w:sz w:val="14"/>
               </w:rPr>
-              <w:t>항목5. 기술지원</w:t>
+              <w:t xml:space="preserve">산업용 무선 AP </w:t>
+            </w:r>
+          </w:p>
+        </w:tc>
+        <w:tc>
+          <w:tcPr>
+            <w:tcW w:type="dxa" w:w="7602"/>
+          </w:tcPr>
+          <w:p>
+            <w:pPr>
+              <w:spacing w:before="0" w:after="0" w:line="252" w:lineRule="auto"/>
+            </w:pPr>
+            <w:r>
+              <w:rPr>
+                <w:rFonts w:ascii="맑은 고딕" w:hAnsi="맑은 고딕" w:eastAsia="맑은 고딕"/>
+                <w:b w:val="0"/>
+                <w:color w:val="13203F"/>
+                <w:sz w:val="14"/>
+              </w:rPr>
+              <w:t>Wi-Fi 6E · PoE 급전 · 로밍 50ms 이하 · 관리 컨트롤러(또는 클라우드 관리) 포함. Cell당 1대</w:t>
+            </w:r>
+          </w:p>
+        </w:tc>
+        <w:tc>
+          <w:tcPr>
+            <w:tcW w:type="dxa" w:w="450"/>
+          </w:tcPr>
+          <w:p>
+            <w:pPr>
+              <w:spacing w:before="0" w:after="0" w:line="252" w:lineRule="auto"/>
+              <w:jc w:val="center"/>
+            </w:pPr>
+            <w:r>
+              <w:rPr>
+                <w:rFonts w:ascii="맑은 고딕" w:hAnsi="맑은 고딕" w:eastAsia="맑은 고딕"/>
+                <w:b/>
+                <w:color w:val="13203F"/>
+                <w:sz w:val="14"/>
+              </w:rPr>
+              <w:t>3</w:t>
+            </w:r>
+          </w:p>
+        </w:tc>
+        <w:tc>
+          <w:tcPr>
+            <w:tcW w:type="dxa" w:w="450"/>
+          </w:tcPr>
+          <w:p>
+            <w:pPr>
+              <w:spacing w:before="0" w:after="0" w:line="252" w:lineRule="auto"/>
+            </w:pPr>
+            <w:r>
+              <w:rPr>
+                <w:rFonts w:ascii="맑은 고딕" w:hAnsi="맑은 고딕" w:eastAsia="맑은 고딕"/>
+                <w:b w:val="0"/>
+                <w:color w:val="13203F"/>
+                <w:sz w:val="14"/>
+              </w:rPr>
+              <w:t>대</w:t>
+            </w:r>
+          </w:p>
+        </w:tc>
+        <w:tc>
+          <w:tcPr>
+            <w:tcW w:type="dxa" w:w="719"/>
+          </w:tcPr>
+          <w:p>
+            <w:pPr>
+              <w:spacing w:before="0" w:after="0" w:line="252" w:lineRule="auto"/>
+              <w:jc w:val="right"/>
+            </w:pPr>
+            <w:r>
+              <w:rPr>
+                <w:rFonts w:ascii="맑은 고딕" w:hAnsi="맑은 고딕" w:eastAsia="맑은 고딕"/>
+                <w:b w:val="0"/>
+                <w:color w:val="13203F"/>
+                <w:sz w:val="14"/>
+              </w:rPr>
+              <w:t>–</w:t>
+            </w:r>
+          </w:p>
+        </w:tc>
+        <w:tc>
+          <w:tcPr>
+            <w:tcW w:type="dxa" w:w="719"/>
+          </w:tcPr>
+          <w:p>
+            <w:pPr>
+              <w:spacing w:before="0" w:after="0" w:line="252" w:lineRule="auto"/>
+              <w:jc w:val="right"/>
+            </w:pPr>
+            <w:r>
+              <w:rPr>
+                <w:rFonts w:ascii="맑은 고딕" w:hAnsi="맑은 고딕" w:eastAsia="맑은 고딕"/>
+                <w:b w:val="0"/>
+                <w:color w:val="13203F"/>
+                <w:sz w:val="14"/>
+              </w:rPr>
+              <w:t>미구분</w:t>
             </w:r>
           </w:p>
         </w:tc>
         <w:tc>
           <w:tcPr>
             <w:tcW w:type="dxa" w:w="949"/>
-            <w:shd w:val="clear" w:color="auto" w:fill="E4F6F8"/>
-          </w:tcPr>
-          <w:p>
-            <w:pPr>
-              <w:spacing w:before="0" w:after="0" w:line="252" w:lineRule="auto"/>
-              <w:jc w:val="right"/>
+            <w:shd w:val="clear" w:color="auto" w:fill="FFF1E2"/>
+          </w:tcPr>
+          <w:p>
+            <w:pPr>
+              <w:spacing w:before="0" w:after="0" w:line="252" w:lineRule="auto"/>
+              <w:jc w:val="center"/>
             </w:pPr>
             <w:r>
               <w:rPr>
                 <w:rFonts w:ascii="맑은 고딕" w:hAnsi="맑은 고딕" w:eastAsia="맑은 고딕"/>
                 <w:b/>
-                <w:color w:val="10214B"/>
+                <w:color w:val="9A4A00"/>
                 <w:sz w:val="14"/>
               </w:rPr>
-              <w:t>44,550</w:t>
-            </w:r>
+              <w:t>세분 제안</w:t>
+            </w:r>
+          </w:p>
+        </w:tc>
+        <w:tc>
+          <w:tcPr>
+            <w:tcW w:type="dxa" w:w="7602"/>
+          </w:tcPr>
+          <w:p>
+            <w:pPr>
+              <w:spacing w:before="0" w:after="0" w:line="252" w:lineRule="auto"/>
+            </w:pPr>
           </w:p>
         </w:tc>
         <w:tc>
           <w:tcPr>
             <w:tcW w:type="dxa" w:w="0"/>
-            <w:gridSpan w:val="3"/>
-            <w:shd w:val="clear" w:color="auto" w:fill="E4F6F8"/>
-          </w:tcPr>
-          <w:p>
-            <w:pPr>
-              <w:spacing w:before="0" w:after="0" w:line="252" w:lineRule="auto"/>
-            </w:pPr>
-          </w:p>
+          </w:tcPr>
+          <w:p/>
+        </w:tc>
+        <w:tc>
+          <w:tcPr>
+            <w:tcW w:type="dxa" w:w="0"/>
+          </w:tcPr>
+          <w:p/>
         </w:tc>
       </w:tr>
       <w:tr>
@@ -9956,7 +10310,7 @@
         </w:trPr>
         <w:tc>
           <w:tcPr>
-            <w:tcW w:type="dxa" w:w="562"/>
+            <w:tcW w:type="dxa" w:w="719"/>
           </w:tcPr>
           <w:p>
             <w:pPr>
@@ -9969,13 +10323,13 @@
                 <w:color w:val="0090A0"/>
                 <w:sz w:val="14"/>
               </w:rPr>
-              <w:t>5-1</w:t>
-            </w:r>
-          </w:p>
-        </w:tc>
-        <w:tc>
-          <w:tcPr>
-            <w:tcW w:type="dxa" w:w="3268"/>
+              <w:t>3-1-f-7</w:t>
+            </w:r>
+          </w:p>
+        </w:tc>
+        <w:tc>
+          <w:tcPr>
+            <w:tcW w:type="dxa" w:w="3241"/>
           </w:tcPr>
           <w:p>
             <w:pPr>
@@ -9988,13 +10342,13 @@
                 <w:color w:val="13203F"/>
                 <w:sz w:val="14"/>
               </w:rPr>
-              <w:t>Cell 구성 설비별 DT 연동 기능 개발</w:t>
-            </w:r>
-          </w:p>
-        </w:tc>
-        <w:tc>
-          <w:tcPr>
-            <w:tcW w:type="dxa" w:w="7667"/>
+              <w:t xml:space="preserve">광 트랜시버·연결 케이블 </w:t>
+            </w:r>
+          </w:p>
+        </w:tc>
+        <w:tc>
+          <w:tcPr>
+            <w:tcW w:type="dxa" w:w="7602"/>
           </w:tcPr>
           <w:p>
             <w:pPr>
@@ -10007,7 +10361,7 @@
                 <w:color w:val="13203F"/>
                 <w:sz w:val="14"/>
               </w:rPr>
-              <w:t>공급사 맞춤 개발(Customizing) — 산출물·범위 명시 필요</w:t>
+              <w:t>10G SFP+ SR 12개(Cell 이중 업링크 양단) · 25G DAC 약 18개(서버·스토리지–코어) · 100G DAC 2개(코어 간) · 10GBASE-T 모듈 2개(운영실)</w:t>
             </w:r>
           </w:p>
         </w:tc>
@@ -10066,7 +10420,7 @@
                 <w:color w:val="13203F"/>
                 <w:sz w:val="14"/>
               </w:rPr>
-              <w:t>11,000</w:t>
+              <w:t>–</w:t>
             </w:r>
           </w:p>
         </w:tc>
@@ -10086,7 +10440,7 @@
                 <w:color w:val="13203F"/>
                 <w:sz w:val="14"/>
               </w:rPr>
-              <w:t>11,000</w:t>
+              <w:t>미구분</w:t>
             </w:r>
           </w:p>
         </w:tc>
@@ -10107,27 +10461,18 @@
                 <w:color w:val="9A4A00"/>
                 <w:sz w:val="14"/>
               </w:rPr>
-              <w:t>범위 명시</w:t>
-            </w:r>
-          </w:p>
-        </w:tc>
-        <w:tc>
-          <w:tcPr>
-            <w:tcW w:type="dxa" w:w="7667"/>
-          </w:tcPr>
-          <w:p>
-            <w:pPr>
-              <w:spacing w:before="0" w:after="0" w:line="252" w:lineRule="auto"/>
-            </w:pPr>
-            <w:r>
-              <w:rPr>
-                <w:rFonts w:ascii="맑은 고딕" w:hAnsi="맑은 고딕" w:eastAsia="맑은 고딕"/>
-                <w:b w:val="0"/>
-                <w:color w:val="56637F"/>
-                <w:sz w:val="14"/>
-              </w:rPr>
-              <w:t>CELL 구성 설비별 디지털 트윈 연동 기능 Customizing</w:t>
-            </w:r>
+              <w:t>세분 제안</w:t>
+            </w:r>
+          </w:p>
+        </w:tc>
+        <w:tc>
+          <w:tcPr>
+            <w:tcW w:type="dxa" w:w="7602"/>
+          </w:tcPr>
+          <w:p>
+            <w:pPr>
+              <w:spacing w:before="0" w:after="0" w:line="252" w:lineRule="auto"/>
+            </w:pPr>
           </w:p>
         </w:tc>
         <w:tc>
@@ -10149,7 +10494,7 @@
         </w:trPr>
         <w:tc>
           <w:tcPr>
-            <w:tcW w:type="dxa" w:w="562"/>
+            <w:tcW w:type="dxa" w:w="719"/>
           </w:tcPr>
           <w:p>
             <w:pPr>
@@ -10162,13 +10507,13 @@
                 <w:color w:val="0090A0"/>
                 <w:sz w:val="14"/>
               </w:rPr>
-              <w:t>5-2</w:t>
-            </w:r>
-          </w:p>
-        </w:tc>
-        <w:tc>
-          <w:tcPr>
-            <w:tcW w:type="dxa" w:w="3268"/>
+              <w:t>3-1-f-8</w:t>
+            </w:r>
+          </w:p>
+        </w:tc>
+        <w:tc>
+          <w:tcPr>
+            <w:tcW w:type="dxa" w:w="3241"/>
           </w:tcPr>
           <w:p>
             <w:pPr>
@@ -10181,13 +10526,13 @@
                 <w:color w:val="13203F"/>
                 <w:sz w:val="14"/>
               </w:rPr>
-              <w:t>DB 연동 시각화 UI 개발</w:t>
-            </w:r>
-          </w:p>
-        </w:tc>
-        <w:tc>
-          <w:tcPr>
-            <w:tcW w:type="dxa" w:w="7667"/>
+              <w:t xml:space="preserve">배선·케이블 트레이·패치패널 (설치 포함) </w:t>
+            </w:r>
+          </w:p>
+        </w:tc>
+        <w:tc>
+          <w:tcPr>
+            <w:tcW w:type="dxa" w:w="7602"/>
           </w:tcPr>
           <w:p>
             <w:pPr>
@@ -10200,7 +10545,7 @@
                 <w:color w:val="13203F"/>
                 <w:sz w:val="14"/>
               </w:rPr>
-              <w:t>공급사 맞춤 개발(Customizing) — 산출물·범위 명시 필요</w:t>
+              <w:t>OM4 광 이중 6회선(코어–Cell 캐비닛) · Cat6A(운영실 2회선·관리망) · 패치패널 4개 · 통로 상부 트레이(길이 실측) · 포설·성단·시험</w:t>
             </w:r>
           </w:p>
         </w:tc>
@@ -10259,7 +10604,7 @@
                 <w:color w:val="13203F"/>
                 <w:sz w:val="14"/>
               </w:rPr>
-              <w:t>28,050</w:t>
+              <w:t>–</w:t>
             </w:r>
           </w:p>
         </w:tc>
@@ -10279,7 +10624,7 @@
                 <w:color w:val="13203F"/>
                 <w:sz w:val="14"/>
               </w:rPr>
-              <w:t>28,050</w:t>
+              <w:t>미구분</w:t>
             </w:r>
           </w:p>
         </w:tc>
@@ -10300,27 +10645,18 @@
                 <w:color w:val="9A4A00"/>
                 <w:sz w:val="14"/>
               </w:rPr>
-              <w:t>범위 명시</w:t>
-            </w:r>
-          </w:p>
-        </w:tc>
-        <w:tc>
-          <w:tcPr>
-            <w:tcW w:type="dxa" w:w="7667"/>
-          </w:tcPr>
-          <w:p>
-            <w:pPr>
-              <w:spacing w:before="0" w:after="0" w:line="252" w:lineRule="auto"/>
-            </w:pPr>
-            <w:r>
-              <w:rPr>
-                <w:rFonts w:ascii="맑은 고딕" w:hAnsi="맑은 고딕" w:eastAsia="맑은 고딕"/>
-                <w:b w:val="0"/>
-                <w:color w:val="56637F"/>
-                <w:sz w:val="14"/>
-              </w:rPr>
-              <w:t>DB 연동 시각화 UI Customizing</w:t>
-            </w:r>
+              <w:t>세분 제안</w:t>
+            </w:r>
+          </w:p>
+        </w:tc>
+        <w:tc>
+          <w:tcPr>
+            <w:tcW w:type="dxa" w:w="7602"/>
+          </w:tcPr>
+          <w:p>
+            <w:pPr>
+              <w:spacing w:before="0" w:after="0" w:line="252" w:lineRule="auto"/>
+            </w:pPr>
           </w:p>
         </w:tc>
         <w:tc>
@@ -10342,11 +10678,81 @@
         </w:trPr>
         <w:tc>
           <w:tcPr>
-            <w:tcW w:type="dxa" w:w="562"/>
-          </w:tcPr>
-          <w:p>
-            <w:pPr>
-              <w:keepNext/>
+            <w:tcW w:type="dxa" w:w="719"/>
+          </w:tcPr>
+          <w:p/>
+        </w:tc>
+        <w:tc>
+          <w:tcPr>
+            <w:tcW w:type="dxa" w:w="3241"/>
+          </w:tcPr>
+          <w:p/>
+        </w:tc>
+        <w:tc>
+          <w:tcPr>
+            <w:tcW w:type="dxa" w:w="7602"/>
+          </w:tcPr>
+          <w:p/>
+        </w:tc>
+        <w:tc>
+          <w:tcPr>
+            <w:tcW w:type="dxa" w:w="450"/>
+          </w:tcPr>
+          <w:p/>
+        </w:tc>
+        <w:tc>
+          <w:tcPr>
+            <w:tcW w:type="dxa" w:w="450"/>
+          </w:tcPr>
+          <w:p/>
+        </w:tc>
+        <w:tc>
+          <w:tcPr>
+            <w:tcW w:type="dxa" w:w="719"/>
+          </w:tcPr>
+          <w:p/>
+        </w:tc>
+        <w:tc>
+          <w:tcPr>
+            <w:tcW w:type="dxa" w:w="719"/>
+          </w:tcPr>
+          <w:p/>
+        </w:tc>
+        <w:tc>
+          <w:tcPr>
+            <w:tcW w:type="dxa" w:w="949"/>
+          </w:tcPr>
+          <w:p/>
+        </w:tc>
+        <w:tc>
+          <w:tcPr>
+            <w:tcW w:type="dxa" w:w="7602"/>
+          </w:tcPr>
+          <w:p/>
+        </w:tc>
+        <w:tc>
+          <w:tcPr>
+            <w:tcW w:type="dxa" w:w="0"/>
+          </w:tcPr>
+          <w:p/>
+        </w:tc>
+        <w:tc>
+          <w:tcPr>
+            <w:tcW w:type="dxa" w:w="0"/>
+          </w:tcPr>
+          <w:p/>
+        </w:tc>
+      </w:tr>
+      <w:tr>
+        <w:trPr>
+          <w:cantSplit/>
+        </w:trPr>
+        <w:tc>
+          <w:tcPr>
+            <w:tcW w:type="dxa" w:w="719"/>
+          </w:tcPr>
+          <w:p>
+            <w:pPr>
               <w:spacing w:before="0" w:after="0" w:line="252" w:lineRule="auto"/>
             </w:pPr>
             <w:r>
@@ -10356,17 +10762,16 @@
                 <w:color w:val="0090A0"/>
                 <w:sz w:val="14"/>
               </w:rPr>
-              <w:t>5-3</w:t>
-            </w:r>
-          </w:p>
-        </w:tc>
-        <w:tc>
-          <w:tcPr>
-            <w:tcW w:type="dxa" w:w="3268"/>
-          </w:tcPr>
-          <w:p>
-            <w:pPr>
-              <w:keepNext/>
+              <w:t>3-1-g</w:t>
+            </w:r>
+          </w:p>
+        </w:tc>
+        <w:tc>
+          <w:tcPr>
+            <w:tcW w:type="dxa" w:w="3241"/>
+          </w:tcPr>
+          <w:p>
+            <w:pPr>
               <w:spacing w:before="0" w:after="0" w:line="252" w:lineRule="auto"/>
             </w:pPr>
             <w:r>
@@ -10376,17 +10781,16 @@
                 <w:color w:val="13203F"/>
                 <w:sz w:val="14"/>
               </w:rPr>
-              <w:t>기능 확장(플러그인) 개발</w:t>
-            </w:r>
-          </w:p>
-        </w:tc>
-        <w:tc>
-          <w:tcPr>
-            <w:tcW w:type="dxa" w:w="7667"/>
-          </w:tcPr>
-          <w:p>
-            <w:pPr>
-              <w:keepNext/>
+              <w:t xml:space="preserve">서버실 — 랙·캐비닛·UPS·KVM </w:t>
+            </w:r>
+          </w:p>
+        </w:tc>
+        <w:tc>
+          <w:tcPr>
+            <w:tcW w:type="dxa" w:w="7602"/>
+          </w:tcPr>
+          <w:p>
+            <w:pPr>
               <w:spacing w:before="0" w:after="0" w:line="252" w:lineRule="auto"/>
             </w:pPr>
             <w:r>
@@ -10396,7 +10800,7 @@
                 <w:color w:val="13203F"/>
                 <w:sz w:val="14"/>
               </w:rPr>
-              <w:t>공급사 맞춤 개발(Customizing) — 산출물·범위 명시 필요</w:t>
+              <w:t>견적서에 사양·수량 없음</w:t>
             </w:r>
           </w:p>
         </w:tc>
@@ -10406,7 +10810,6 @@
           </w:tcPr>
           <w:p>
             <w:pPr>
-              <w:keepNext/>
               <w:spacing w:before="0" w:after="0" w:line="252" w:lineRule="auto"/>
               <w:jc w:val="center"/>
             </w:pPr>
@@ -10417,7 +10820,7 @@
                 <w:color w:val="13203F"/>
                 <w:sz w:val="14"/>
               </w:rPr>
-              <w:t>1</w:t>
+              <w:t>1식</w:t>
             </w:r>
           </w:p>
         </w:tc>
@@ -10427,8 +10830,18 @@
           </w:tcPr>
           <w:p>
             <w:pPr>
-              <w:keepNext/>
-              <w:spacing w:before="0" w:after="0" w:line="252" w:lineRule="auto"/>
+              <w:spacing w:before="0" w:after="0" w:line="252" w:lineRule="auto"/>
+            </w:pPr>
+          </w:p>
+        </w:tc>
+        <w:tc>
+          <w:tcPr>
+            <w:tcW w:type="dxa" w:w="719"/>
+          </w:tcPr>
+          <w:p>
+            <w:pPr>
+              <w:spacing w:before="0" w:after="0" w:line="252" w:lineRule="auto"/>
+              <w:jc w:val="right"/>
             </w:pPr>
             <w:r>
               <w:rPr>
@@ -10437,7 +10850,7 @@
                 <w:color w:val="13203F"/>
                 <w:sz w:val="14"/>
               </w:rPr>
-              <w:t>식</w:t>
+              <w:t>–</w:t>
             </w:r>
           </w:p>
         </w:tc>
@@ -10447,7 +10860,6 @@
           </w:tcPr>
           <w:p>
             <w:pPr>
-              <w:keepNext/>
               <w:spacing w:before="0" w:after="0" w:line="252" w:lineRule="auto"/>
               <w:jc w:val="right"/>
             </w:pPr>
@@ -10458,19 +10870,162 @@
                 <w:color w:val="13203F"/>
                 <w:sz w:val="14"/>
               </w:rPr>
-              <w:t>5,500</w:t>
-            </w:r>
-          </w:p>
-        </w:tc>
+              <w:t>미구분</w:t>
+            </w:r>
+          </w:p>
+        </w:tc>
+        <w:tc>
+          <w:tcPr>
+            <w:tcW w:type="dxa" w:w="949"/>
+            <w:shd w:val="clear" w:color="auto" w:fill="FDE8E8"/>
+          </w:tcPr>
+          <w:p>
+            <w:pPr>
+              <w:spacing w:before="0" w:after="0" w:line="252" w:lineRule="auto"/>
+              <w:jc w:val="center"/>
+            </w:pPr>
+            <w:r>
+              <w:rPr>
+                <w:rFonts w:ascii="맑은 고딕" w:hAnsi="맑은 고딕" w:eastAsia="맑은 고딕"/>
+                <w:b/>
+                <w:color w:val="A12020"/>
+                <w:sz w:val="14"/>
+              </w:rPr>
+              <w:t>금액 미구분</w:t>
+            </w:r>
+          </w:p>
+        </w:tc>
+        <w:tc>
+          <w:tcPr>
+            <w:tcW w:type="dxa" w:w="7602"/>
+          </w:tcPr>
+          <w:p>
+            <w:pPr>
+              <w:spacing w:before="0" w:after="0" w:line="252" w:lineRule="auto"/>
+            </w:pPr>
+          </w:p>
+        </w:tc>
+        <w:tc>
+          <w:tcPr>
+            <w:tcW w:type="dxa" w:w="0"/>
+          </w:tcPr>
+          <w:p/>
+        </w:tc>
+        <w:tc>
+          <w:tcPr>
+            <w:tcW w:type="dxa" w:w="0"/>
+          </w:tcPr>
+          <w:p/>
+        </w:tc>
+      </w:tr>
+      <w:tr>
+        <w:trPr>
+          <w:cantSplit/>
+        </w:trPr>
         <w:tc>
           <w:tcPr>
             <w:tcW w:type="dxa" w:w="719"/>
-          </w:tcPr>
-          <w:p>
-            <w:pPr>
-              <w:keepNext/>
+            <w:gridSpan w:val="7"/>
+            <w:shd w:val="clear" w:color="auto" w:fill="E4F6F8"/>
+          </w:tcPr>
+          <w:p>
+            <w:pPr>
+              <w:spacing w:before="0" w:after="0" w:line="252" w:lineRule="auto"/>
+            </w:pPr>
+            <w:r>
+              <w:rPr>
+                <w:rFonts w:ascii="맑은 고딕" w:hAnsi="맑은 고딕" w:eastAsia="맑은 고딕"/>
+                <w:b/>
+                <w:color w:val="10214B"/>
+                <w:sz w:val="14"/>
+              </w:rPr>
+              <w:t>항목4. 로컬 OCS·보안</w:t>
+            </w:r>
+          </w:p>
+        </w:tc>
+        <w:tc>
+          <w:tcPr>
+            <w:tcW w:type="dxa" w:w="949"/>
+            <w:shd w:val="clear" w:color="auto" w:fill="E4F6F8"/>
+          </w:tcPr>
+          <w:p>
+            <w:pPr>
               <w:spacing w:before="0" w:after="0" w:line="252" w:lineRule="auto"/>
               <w:jc w:val="right"/>
+            </w:pPr>
+            <w:r>
+              <w:rPr>
+                <w:rFonts w:ascii="맑은 고딕" w:hAnsi="맑은 고딕" w:eastAsia="맑은 고딕"/>
+                <w:b/>
+                <w:color w:val="10214B"/>
+                <w:sz w:val="14"/>
+              </w:rPr>
+              <w:t>88,000</w:t>
+            </w:r>
+          </w:p>
+        </w:tc>
+        <w:tc>
+          <w:tcPr>
+            <w:tcW w:type="dxa" w:w="0"/>
+            <w:gridSpan w:val="3"/>
+            <w:shd w:val="clear" w:color="auto" w:fill="E4F6F8"/>
+          </w:tcPr>
+          <w:p>
+            <w:pPr>
+              <w:spacing w:before="0" w:after="0" w:line="252" w:lineRule="auto"/>
+            </w:pPr>
+          </w:p>
+        </w:tc>
+      </w:tr>
+      <w:tr>
+        <w:trPr>
+          <w:cantSplit/>
+        </w:trPr>
+        <w:tc>
+          <w:tcPr>
+            <w:tcW w:type="dxa" w:w="719"/>
+          </w:tcPr>
+          <w:p>
+            <w:pPr>
+              <w:spacing w:before="0" w:after="0" w:line="252" w:lineRule="auto"/>
+            </w:pPr>
+            <w:r>
+              <w:rPr>
+                <w:rFonts w:ascii="Consolas" w:hAnsi="Consolas" w:eastAsia="맑은 고딕"/>
+                <w:b w:val="0"/>
+                <w:color w:val="0090A0"/>
+                <w:sz w:val="14"/>
+              </w:rPr>
+              <w:t>4-1</w:t>
+            </w:r>
+          </w:p>
+        </w:tc>
+        <w:tc>
+          <w:tcPr>
+            <w:tcW w:type="dxa" w:w="3241"/>
+          </w:tcPr>
+          <w:p>
+            <w:pPr>
+              <w:spacing w:before="0" w:after="0" w:line="252" w:lineRule="auto"/>
+            </w:pPr>
+            <w:r>
+              <w:rPr>
+                <w:rFonts w:ascii="맑은 고딕" w:hAnsi="맑은 고딕" w:eastAsia="맑은 고딕"/>
+                <w:b/>
+                <w:color w:val="13203F"/>
+                <w:sz w:val="14"/>
+              </w:rPr>
+              <w:t>운영 시계열 DB (클러스터·계층형)</w:t>
+            </w:r>
+          </w:p>
+        </w:tc>
+        <w:tc>
+          <w:tcPr>
+            <w:tcW w:type="dxa" w:w="7602"/>
+          </w:tcPr>
+          <w:p>
+            <w:pPr>
+              <w:spacing w:before="0" w:after="0" w:line="252" w:lineRule="auto"/>
             </w:pPr>
             <w:r>
               <w:rPr>
@@ -10479,7 +11034,531 @@
                 <w:color w:val="13203F"/>
                 <w:sz w:val="14"/>
               </w:rPr>
-              <w:t>5,500</w:t>
+              <w:t>Cell 상태·이벤트·공정값 시계열 저장·조회, 계층형 클러스터 구성</w:t>
+            </w:r>
+          </w:p>
+        </w:tc>
+        <w:tc>
+          <w:tcPr>
+            <w:tcW w:type="dxa" w:w="450"/>
+          </w:tcPr>
+          <w:p>
+            <w:pPr>
+              <w:spacing w:before="0" w:after="0" w:line="252" w:lineRule="auto"/>
+              <w:jc w:val="center"/>
+            </w:pPr>
+            <w:r>
+              <w:rPr>
+                <w:rFonts w:ascii="맑은 고딕" w:hAnsi="맑은 고딕" w:eastAsia="맑은 고딕"/>
+                <w:b/>
+                <w:color w:val="13203F"/>
+                <w:sz w:val="14"/>
+              </w:rPr>
+              <w:t>1</w:t>
+            </w:r>
+          </w:p>
+        </w:tc>
+        <w:tc>
+          <w:tcPr>
+            <w:tcW w:type="dxa" w:w="450"/>
+          </w:tcPr>
+          <w:p>
+            <w:pPr>
+              <w:spacing w:before="0" w:after="0" w:line="252" w:lineRule="auto"/>
+            </w:pPr>
+            <w:r>
+              <w:rPr>
+                <w:rFonts w:ascii="맑은 고딕" w:hAnsi="맑은 고딕" w:eastAsia="맑은 고딕"/>
+                <w:b w:val="0"/>
+                <w:color w:val="13203F"/>
+                <w:sz w:val="14"/>
+              </w:rPr>
+              <w:t>식</w:t>
+            </w:r>
+          </w:p>
+        </w:tc>
+        <w:tc>
+          <w:tcPr>
+            <w:tcW w:type="dxa" w:w="719"/>
+          </w:tcPr>
+          <w:p>
+            <w:pPr>
+              <w:spacing w:before="0" w:after="0" w:line="252" w:lineRule="auto"/>
+              <w:jc w:val="right"/>
+            </w:pPr>
+            <w:r>
+              <w:rPr>
+                <w:rFonts w:ascii="맑은 고딕" w:hAnsi="맑은 고딕" w:eastAsia="맑은 고딕"/>
+                <w:b w:val="0"/>
+                <w:color w:val="13203F"/>
+                <w:sz w:val="14"/>
+              </w:rPr>
+              <w:t>49,500</w:t>
+            </w:r>
+          </w:p>
+        </w:tc>
+        <w:tc>
+          <w:tcPr>
+            <w:tcW w:type="dxa" w:w="719"/>
+          </w:tcPr>
+          <w:p>
+            <w:pPr>
+              <w:spacing w:before="0" w:after="0" w:line="252" w:lineRule="auto"/>
+              <w:jc w:val="right"/>
+            </w:pPr>
+            <w:r>
+              <w:rPr>
+                <w:rFonts w:ascii="맑은 고딕" w:hAnsi="맑은 고딕" w:eastAsia="맑은 고딕"/>
+                <w:b w:val="0"/>
+                <w:color w:val="13203F"/>
+                <w:sz w:val="14"/>
+              </w:rPr>
+              <w:t>49,500</w:t>
+            </w:r>
+          </w:p>
+        </w:tc>
+        <w:tc>
+          <w:tcPr>
+            <w:tcW w:type="dxa" w:w="949"/>
+            <w:shd w:val="clear" w:color="auto" w:fill="D9F0F2"/>
+          </w:tcPr>
+          <w:p>
+            <w:pPr>
+              <w:spacing w:before="0" w:after="0" w:line="252" w:lineRule="auto"/>
+              <w:jc w:val="center"/>
+            </w:pPr>
+            <w:r>
+              <w:rPr>
+                <w:rFonts w:ascii="맑은 고딕" w:hAnsi="맑은 고딕" w:eastAsia="맑은 고딕"/>
+                <w:b/>
+                <w:color w:val="0090A0"/>
+                <w:sz w:val="14"/>
+              </w:rPr>
+              <w:t>적합</w:t>
+            </w:r>
+          </w:p>
+        </w:tc>
+        <w:tc>
+          <w:tcPr>
+            <w:tcW w:type="dxa" w:w="7602"/>
+          </w:tcPr>
+          <w:p>
+            <w:pPr>
+              <w:spacing w:before="0" w:after="0" w:line="252" w:lineRule="auto"/>
+            </w:pPr>
+            <w:r>
+              <w:rPr>
+                <w:rFonts w:ascii="맑은 고딕" w:hAnsi="맑은 고딕" w:eastAsia="맑은 고딕"/>
+                <w:b w:val="0"/>
+                <w:color w:val="56637F"/>
+                <w:sz w:val="14"/>
+              </w:rPr>
+              <w:t>Operational TSDB - Machbase Cluster Edition (계층)</w:t>
+            </w:r>
+          </w:p>
+        </w:tc>
+        <w:tc>
+          <w:tcPr>
+            <w:tcW w:type="dxa" w:w="0"/>
+          </w:tcPr>
+          <w:p/>
+        </w:tc>
+        <w:tc>
+          <w:tcPr>
+            <w:tcW w:type="dxa" w:w="0"/>
+          </w:tcPr>
+          <w:p/>
+        </w:tc>
+      </w:tr>
+      <w:tr>
+        <w:trPr>
+          <w:cantSplit/>
+        </w:trPr>
+        <w:tc>
+          <w:tcPr>
+            <w:tcW w:type="dxa" w:w="719"/>
+          </w:tcPr>
+          <w:p>
+            <w:pPr>
+              <w:spacing w:before="0" w:after="0" w:line="252" w:lineRule="auto"/>
+            </w:pPr>
+            <w:r>
+              <w:rPr>
+                <w:rFonts w:ascii="Consolas" w:hAnsi="Consolas" w:eastAsia="맑은 고딕"/>
+                <w:b w:val="0"/>
+                <w:color w:val="0090A0"/>
+                <w:sz w:val="14"/>
+              </w:rPr>
+              <w:t>4-2</w:t>
+            </w:r>
+          </w:p>
+        </w:tc>
+        <w:tc>
+          <w:tcPr>
+            <w:tcW w:type="dxa" w:w="3241"/>
+          </w:tcPr>
+          <w:p>
+            <w:pPr>
+              <w:spacing w:before="0" w:after="0" w:line="252" w:lineRule="auto"/>
+            </w:pPr>
+            <w:r>
+              <w:rPr>
+                <w:rFonts w:ascii="맑은 고딕" w:hAnsi="맑은 고딕" w:eastAsia="맑은 고딕"/>
+                <w:b/>
+                <w:color w:val="13203F"/>
+                <w:sz w:val="14"/>
+              </w:rPr>
+              <w:t>통합 인증·접근통제 (IAM/PKI · 서버 접근제어)</w:t>
+            </w:r>
+          </w:p>
+        </w:tc>
+        <w:tc>
+          <w:tcPr>
+            <w:tcW w:type="dxa" w:w="7602"/>
+          </w:tcPr>
+          <w:p>
+            <w:pPr>
+              <w:spacing w:before="0" w:after="0" w:line="252" w:lineRule="auto"/>
+            </w:pPr>
+            <w:r>
+              <w:rPr>
+                <w:rFonts w:ascii="맑은 고딕" w:hAnsi="맑은 고딕" w:eastAsia="맑은 고딕"/>
+                <w:b w:val="0"/>
+                <w:color w:val="13203F"/>
+                <w:sz w:val="14"/>
+              </w:rPr>
+              <w:t>사용자·장비 인증(SSO·PKI 인증서), 서버·DB 접근통제·감사로그</w:t>
+            </w:r>
+          </w:p>
+        </w:tc>
+        <w:tc>
+          <w:tcPr>
+            <w:tcW w:type="dxa" w:w="450"/>
+          </w:tcPr>
+          <w:p>
+            <w:pPr>
+              <w:spacing w:before="0" w:after="0" w:line="252" w:lineRule="auto"/>
+              <w:jc w:val="center"/>
+            </w:pPr>
+            <w:r>
+              <w:rPr>
+                <w:rFonts w:ascii="맑은 고딕" w:hAnsi="맑은 고딕" w:eastAsia="맑은 고딕"/>
+                <w:b/>
+                <w:color w:val="13203F"/>
+                <w:sz w:val="14"/>
+              </w:rPr>
+              <w:t>1</w:t>
+            </w:r>
+          </w:p>
+        </w:tc>
+        <w:tc>
+          <w:tcPr>
+            <w:tcW w:type="dxa" w:w="450"/>
+          </w:tcPr>
+          <w:p>
+            <w:pPr>
+              <w:spacing w:before="0" w:after="0" w:line="252" w:lineRule="auto"/>
+            </w:pPr>
+            <w:r>
+              <w:rPr>
+                <w:rFonts w:ascii="맑은 고딕" w:hAnsi="맑은 고딕" w:eastAsia="맑은 고딕"/>
+                <w:b w:val="0"/>
+                <w:color w:val="13203F"/>
+                <w:sz w:val="14"/>
+              </w:rPr>
+              <w:t>식</w:t>
+            </w:r>
+          </w:p>
+        </w:tc>
+        <w:tc>
+          <w:tcPr>
+            <w:tcW w:type="dxa" w:w="719"/>
+          </w:tcPr>
+          <w:p>
+            <w:pPr>
+              <w:spacing w:before="0" w:after="0" w:line="252" w:lineRule="auto"/>
+              <w:jc w:val="right"/>
+            </w:pPr>
+            <w:r>
+              <w:rPr>
+                <w:rFonts w:ascii="맑은 고딕" w:hAnsi="맑은 고딕" w:eastAsia="맑은 고딕"/>
+                <w:b w:val="0"/>
+                <w:color w:val="13203F"/>
+                <w:sz w:val="14"/>
+              </w:rPr>
+              <w:t>38,500</w:t>
+            </w:r>
+          </w:p>
+        </w:tc>
+        <w:tc>
+          <w:tcPr>
+            <w:tcW w:type="dxa" w:w="719"/>
+          </w:tcPr>
+          <w:p>
+            <w:pPr>
+              <w:spacing w:before="0" w:after="0" w:line="252" w:lineRule="auto"/>
+              <w:jc w:val="right"/>
+            </w:pPr>
+            <w:r>
+              <w:rPr>
+                <w:rFonts w:ascii="맑은 고딕" w:hAnsi="맑은 고딕" w:eastAsia="맑은 고딕"/>
+                <w:b w:val="0"/>
+                <w:color w:val="13203F"/>
+                <w:sz w:val="14"/>
+              </w:rPr>
+              <w:t>38,500</w:t>
+            </w:r>
+          </w:p>
+        </w:tc>
+        <w:tc>
+          <w:tcPr>
+            <w:tcW w:type="dxa" w:w="949"/>
+            <w:shd w:val="clear" w:color="auto" w:fill="D9F0F2"/>
+          </w:tcPr>
+          <w:p>
+            <w:pPr>
+              <w:spacing w:before="0" w:after="0" w:line="252" w:lineRule="auto"/>
+              <w:jc w:val="center"/>
+            </w:pPr>
+            <w:r>
+              <w:rPr>
+                <w:rFonts w:ascii="맑은 고딕" w:hAnsi="맑은 고딕" w:eastAsia="맑은 고딕"/>
+                <w:b/>
+                <w:color w:val="0090A0"/>
+                <w:sz w:val="14"/>
+              </w:rPr>
+              <w:t>적합</w:t>
+            </w:r>
+          </w:p>
+        </w:tc>
+        <w:tc>
+          <w:tcPr>
+            <w:tcW w:type="dxa" w:w="7602"/>
+          </w:tcPr>
+          <w:p>
+            <w:pPr>
+              <w:spacing w:before="0" w:after="0" w:line="252" w:lineRule="auto"/>
+            </w:pPr>
+            <w:r>
+              <w:rPr>
+                <w:rFonts w:ascii="맑은 고딕" w:hAnsi="맑은 고딕" w:eastAsia="맑은 고딕"/>
+                <w:b w:val="0"/>
+                <w:color w:val="56637F"/>
+                <w:sz w:val="14"/>
+              </w:rPr>
+              <w:t>보안 스택(IAM/PKI) - Keyloak+HIWARE</w:t>
+            </w:r>
+          </w:p>
+        </w:tc>
+        <w:tc>
+          <w:tcPr>
+            <w:tcW w:type="dxa" w:w="0"/>
+          </w:tcPr>
+          <w:p/>
+        </w:tc>
+        <w:tc>
+          <w:tcPr>
+            <w:tcW w:type="dxa" w:w="0"/>
+          </w:tcPr>
+          <w:p/>
+        </w:tc>
+      </w:tr>
+      <w:tr>
+        <w:trPr>
+          <w:cantSplit/>
+        </w:trPr>
+        <w:tc>
+          <w:tcPr>
+            <w:tcW w:type="dxa" w:w="719"/>
+            <w:gridSpan w:val="7"/>
+            <w:shd w:val="clear" w:color="auto" w:fill="E4F6F8"/>
+          </w:tcPr>
+          <w:p>
+            <w:pPr>
+              <w:spacing w:before="0" w:after="0" w:line="252" w:lineRule="auto"/>
+            </w:pPr>
+            <w:r>
+              <w:rPr>
+                <w:rFonts w:ascii="맑은 고딕" w:hAnsi="맑은 고딕" w:eastAsia="맑은 고딕"/>
+                <w:b/>
+                <w:color w:val="10214B"/>
+                <w:sz w:val="14"/>
+              </w:rPr>
+              <w:t>항목5. 기술지원</w:t>
+            </w:r>
+          </w:p>
+        </w:tc>
+        <w:tc>
+          <w:tcPr>
+            <w:tcW w:type="dxa" w:w="949"/>
+            <w:shd w:val="clear" w:color="auto" w:fill="E4F6F8"/>
+          </w:tcPr>
+          <w:p>
+            <w:pPr>
+              <w:spacing w:before="0" w:after="0" w:line="252" w:lineRule="auto"/>
+              <w:jc w:val="right"/>
+            </w:pPr>
+            <w:r>
+              <w:rPr>
+                <w:rFonts w:ascii="맑은 고딕" w:hAnsi="맑은 고딕" w:eastAsia="맑은 고딕"/>
+                <w:b/>
+                <w:color w:val="10214B"/>
+                <w:sz w:val="14"/>
+              </w:rPr>
+              <w:t>44,550</w:t>
+            </w:r>
+          </w:p>
+        </w:tc>
+        <w:tc>
+          <w:tcPr>
+            <w:tcW w:type="dxa" w:w="0"/>
+            <w:gridSpan w:val="3"/>
+            <w:shd w:val="clear" w:color="auto" w:fill="E4F6F8"/>
+          </w:tcPr>
+          <w:p>
+            <w:pPr>
+              <w:spacing w:before="0" w:after="0" w:line="252" w:lineRule="auto"/>
+            </w:pPr>
+          </w:p>
+        </w:tc>
+      </w:tr>
+      <w:tr>
+        <w:trPr>
+          <w:cantSplit/>
+        </w:trPr>
+        <w:tc>
+          <w:tcPr>
+            <w:tcW w:type="dxa" w:w="719"/>
+          </w:tcPr>
+          <w:p>
+            <w:pPr>
+              <w:spacing w:before="0" w:after="0" w:line="252" w:lineRule="auto"/>
+            </w:pPr>
+            <w:r>
+              <w:rPr>
+                <w:rFonts w:ascii="Consolas" w:hAnsi="Consolas" w:eastAsia="맑은 고딕"/>
+                <w:b w:val="0"/>
+                <w:color w:val="0090A0"/>
+                <w:sz w:val="14"/>
+              </w:rPr>
+              <w:t>5-1</w:t>
+            </w:r>
+          </w:p>
+        </w:tc>
+        <w:tc>
+          <w:tcPr>
+            <w:tcW w:type="dxa" w:w="3241"/>
+          </w:tcPr>
+          <w:p>
+            <w:pPr>
+              <w:spacing w:before="0" w:after="0" w:line="252" w:lineRule="auto"/>
+            </w:pPr>
+            <w:r>
+              <w:rPr>
+                <w:rFonts w:ascii="맑은 고딕" w:hAnsi="맑은 고딕" w:eastAsia="맑은 고딕"/>
+                <w:b/>
+                <w:color w:val="13203F"/>
+                <w:sz w:val="14"/>
+              </w:rPr>
+              <w:t>Cell 구성 설비별 DT 연동 기능 개발</w:t>
+            </w:r>
+          </w:p>
+        </w:tc>
+        <w:tc>
+          <w:tcPr>
+            <w:tcW w:type="dxa" w:w="7602"/>
+          </w:tcPr>
+          <w:p>
+            <w:pPr>
+              <w:spacing w:before="0" w:after="0" w:line="252" w:lineRule="auto"/>
+            </w:pPr>
+            <w:r>
+              <w:rPr>
+                <w:rFonts w:ascii="맑은 고딕" w:hAnsi="맑은 고딕" w:eastAsia="맑은 고딕"/>
+                <w:b w:val="0"/>
+                <w:color w:val="13203F"/>
+                <w:sz w:val="14"/>
+              </w:rPr>
+              <w:t>공급사 맞춤 개발(Customizing) — 산출물·범위 명시 필요</w:t>
+            </w:r>
+          </w:p>
+        </w:tc>
+        <w:tc>
+          <w:tcPr>
+            <w:tcW w:type="dxa" w:w="450"/>
+          </w:tcPr>
+          <w:p>
+            <w:pPr>
+              <w:spacing w:before="0" w:after="0" w:line="252" w:lineRule="auto"/>
+              <w:jc w:val="center"/>
+            </w:pPr>
+            <w:r>
+              <w:rPr>
+                <w:rFonts w:ascii="맑은 고딕" w:hAnsi="맑은 고딕" w:eastAsia="맑은 고딕"/>
+                <w:b/>
+                <w:color w:val="13203F"/>
+                <w:sz w:val="14"/>
+              </w:rPr>
+              <w:t>1</w:t>
+            </w:r>
+          </w:p>
+        </w:tc>
+        <w:tc>
+          <w:tcPr>
+            <w:tcW w:type="dxa" w:w="450"/>
+          </w:tcPr>
+          <w:p>
+            <w:pPr>
+              <w:spacing w:before="0" w:after="0" w:line="252" w:lineRule="auto"/>
+            </w:pPr>
+            <w:r>
+              <w:rPr>
+                <w:rFonts w:ascii="맑은 고딕" w:hAnsi="맑은 고딕" w:eastAsia="맑은 고딕"/>
+                <w:b w:val="0"/>
+                <w:color w:val="13203F"/>
+                <w:sz w:val="14"/>
+              </w:rPr>
+              <w:t>식</w:t>
+            </w:r>
+          </w:p>
+        </w:tc>
+        <w:tc>
+          <w:tcPr>
+            <w:tcW w:type="dxa" w:w="719"/>
+          </w:tcPr>
+          <w:p>
+            <w:pPr>
+              <w:spacing w:before="0" w:after="0" w:line="252" w:lineRule="auto"/>
+              <w:jc w:val="right"/>
+            </w:pPr>
+            <w:r>
+              <w:rPr>
+                <w:rFonts w:ascii="맑은 고딕" w:hAnsi="맑은 고딕" w:eastAsia="맑은 고딕"/>
+                <w:b w:val="0"/>
+                <w:color w:val="13203F"/>
+                <w:sz w:val="14"/>
+              </w:rPr>
+              <w:t>11,000</w:t>
+            </w:r>
+          </w:p>
+        </w:tc>
+        <w:tc>
+          <w:tcPr>
+            <w:tcW w:type="dxa" w:w="719"/>
+          </w:tcPr>
+          <w:p>
+            <w:pPr>
+              <w:spacing w:before="0" w:after="0" w:line="252" w:lineRule="auto"/>
+              <w:jc w:val="right"/>
+            </w:pPr>
+            <w:r>
+              <w:rPr>
+                <w:rFonts w:ascii="맑은 고딕" w:hAnsi="맑은 고딕" w:eastAsia="맑은 고딕"/>
+                <w:b w:val="0"/>
+                <w:color w:val="13203F"/>
+                <w:sz w:val="14"/>
+              </w:rPr>
+              <w:t>11,000</w:t>
             </w:r>
           </w:p>
         </w:tc>
@@ -10490,7 +11569,6 @@
           </w:tcPr>
           <w:p>
             <w:pPr>
-              <w:keepNext/>
               <w:spacing w:before="0" w:after="0" w:line="252" w:lineRule="auto"/>
               <w:jc w:val="center"/>
             </w:pPr>
@@ -10507,7 +11585,401 @@
         </w:tc>
         <w:tc>
           <w:tcPr>
-            <w:tcW w:type="dxa" w:w="7667"/>
+            <w:tcW w:type="dxa" w:w="7602"/>
+          </w:tcPr>
+          <w:p>
+            <w:pPr>
+              <w:spacing w:before="0" w:after="0" w:line="252" w:lineRule="auto"/>
+            </w:pPr>
+            <w:r>
+              <w:rPr>
+                <w:rFonts w:ascii="맑은 고딕" w:hAnsi="맑은 고딕" w:eastAsia="맑은 고딕"/>
+                <w:b w:val="0"/>
+                <w:color w:val="56637F"/>
+                <w:sz w:val="14"/>
+              </w:rPr>
+              <w:t>CELL 구성 설비별 디지털 트윈 연동 기능 Customizing</w:t>
+            </w:r>
+          </w:p>
+        </w:tc>
+        <w:tc>
+          <w:tcPr>
+            <w:tcW w:type="dxa" w:w="0"/>
+          </w:tcPr>
+          <w:p/>
+        </w:tc>
+        <w:tc>
+          <w:tcPr>
+            <w:tcW w:type="dxa" w:w="0"/>
+          </w:tcPr>
+          <w:p/>
+        </w:tc>
+      </w:tr>
+      <w:tr>
+        <w:trPr>
+          <w:cantSplit/>
+        </w:trPr>
+        <w:tc>
+          <w:tcPr>
+            <w:tcW w:type="dxa" w:w="719"/>
+          </w:tcPr>
+          <w:p>
+            <w:pPr>
+              <w:spacing w:before="0" w:after="0" w:line="252" w:lineRule="auto"/>
+            </w:pPr>
+            <w:r>
+              <w:rPr>
+                <w:rFonts w:ascii="Consolas" w:hAnsi="Consolas" w:eastAsia="맑은 고딕"/>
+                <w:b w:val="0"/>
+                <w:color w:val="0090A0"/>
+                <w:sz w:val="14"/>
+              </w:rPr>
+              <w:t>5-2</w:t>
+            </w:r>
+          </w:p>
+        </w:tc>
+        <w:tc>
+          <w:tcPr>
+            <w:tcW w:type="dxa" w:w="3241"/>
+          </w:tcPr>
+          <w:p>
+            <w:pPr>
+              <w:spacing w:before="0" w:after="0" w:line="252" w:lineRule="auto"/>
+            </w:pPr>
+            <w:r>
+              <w:rPr>
+                <w:rFonts w:ascii="맑은 고딕" w:hAnsi="맑은 고딕" w:eastAsia="맑은 고딕"/>
+                <w:b/>
+                <w:color w:val="13203F"/>
+                <w:sz w:val="14"/>
+              </w:rPr>
+              <w:t>DB 연동 시각화 UI 개발</w:t>
+            </w:r>
+          </w:p>
+        </w:tc>
+        <w:tc>
+          <w:tcPr>
+            <w:tcW w:type="dxa" w:w="7602"/>
+          </w:tcPr>
+          <w:p>
+            <w:pPr>
+              <w:spacing w:before="0" w:after="0" w:line="252" w:lineRule="auto"/>
+            </w:pPr>
+            <w:r>
+              <w:rPr>
+                <w:rFonts w:ascii="맑은 고딕" w:hAnsi="맑은 고딕" w:eastAsia="맑은 고딕"/>
+                <w:b w:val="0"/>
+                <w:color w:val="13203F"/>
+                <w:sz w:val="14"/>
+              </w:rPr>
+              <w:t>공급사 맞춤 개발(Customizing) — 산출물·범위 명시 필요</w:t>
+            </w:r>
+          </w:p>
+        </w:tc>
+        <w:tc>
+          <w:tcPr>
+            <w:tcW w:type="dxa" w:w="450"/>
+          </w:tcPr>
+          <w:p>
+            <w:pPr>
+              <w:spacing w:before="0" w:after="0" w:line="252" w:lineRule="auto"/>
+              <w:jc w:val="center"/>
+            </w:pPr>
+            <w:r>
+              <w:rPr>
+                <w:rFonts w:ascii="맑은 고딕" w:hAnsi="맑은 고딕" w:eastAsia="맑은 고딕"/>
+                <w:b/>
+                <w:color w:val="13203F"/>
+                <w:sz w:val="14"/>
+              </w:rPr>
+              <w:t>1</w:t>
+            </w:r>
+          </w:p>
+        </w:tc>
+        <w:tc>
+          <w:tcPr>
+            <w:tcW w:type="dxa" w:w="450"/>
+          </w:tcPr>
+          <w:p>
+            <w:pPr>
+              <w:spacing w:before="0" w:after="0" w:line="252" w:lineRule="auto"/>
+            </w:pPr>
+            <w:r>
+              <w:rPr>
+                <w:rFonts w:ascii="맑은 고딕" w:hAnsi="맑은 고딕" w:eastAsia="맑은 고딕"/>
+                <w:b w:val="0"/>
+                <w:color w:val="13203F"/>
+                <w:sz w:val="14"/>
+              </w:rPr>
+              <w:t>식</w:t>
+            </w:r>
+          </w:p>
+        </w:tc>
+        <w:tc>
+          <w:tcPr>
+            <w:tcW w:type="dxa" w:w="719"/>
+          </w:tcPr>
+          <w:p>
+            <w:pPr>
+              <w:spacing w:before="0" w:after="0" w:line="252" w:lineRule="auto"/>
+              <w:jc w:val="right"/>
+            </w:pPr>
+            <w:r>
+              <w:rPr>
+                <w:rFonts w:ascii="맑은 고딕" w:hAnsi="맑은 고딕" w:eastAsia="맑은 고딕"/>
+                <w:b w:val="0"/>
+                <w:color w:val="13203F"/>
+                <w:sz w:val="14"/>
+              </w:rPr>
+              <w:t>28,050</w:t>
+            </w:r>
+          </w:p>
+        </w:tc>
+        <w:tc>
+          <w:tcPr>
+            <w:tcW w:type="dxa" w:w="719"/>
+          </w:tcPr>
+          <w:p>
+            <w:pPr>
+              <w:spacing w:before="0" w:after="0" w:line="252" w:lineRule="auto"/>
+              <w:jc w:val="right"/>
+            </w:pPr>
+            <w:r>
+              <w:rPr>
+                <w:rFonts w:ascii="맑은 고딕" w:hAnsi="맑은 고딕" w:eastAsia="맑은 고딕"/>
+                <w:b w:val="0"/>
+                <w:color w:val="13203F"/>
+                <w:sz w:val="14"/>
+              </w:rPr>
+              <w:t>28,050</w:t>
+            </w:r>
+          </w:p>
+        </w:tc>
+        <w:tc>
+          <w:tcPr>
+            <w:tcW w:type="dxa" w:w="949"/>
+            <w:shd w:val="clear" w:color="auto" w:fill="FFF1E2"/>
+          </w:tcPr>
+          <w:p>
+            <w:pPr>
+              <w:spacing w:before="0" w:after="0" w:line="252" w:lineRule="auto"/>
+              <w:jc w:val="center"/>
+            </w:pPr>
+            <w:r>
+              <w:rPr>
+                <w:rFonts w:ascii="맑은 고딕" w:hAnsi="맑은 고딕" w:eastAsia="맑은 고딕"/>
+                <w:b/>
+                <w:color w:val="9A4A00"/>
+                <w:sz w:val="14"/>
+              </w:rPr>
+              <w:t>범위 명시</w:t>
+            </w:r>
+          </w:p>
+        </w:tc>
+        <w:tc>
+          <w:tcPr>
+            <w:tcW w:type="dxa" w:w="7602"/>
+          </w:tcPr>
+          <w:p>
+            <w:pPr>
+              <w:spacing w:before="0" w:after="0" w:line="252" w:lineRule="auto"/>
+            </w:pPr>
+            <w:r>
+              <w:rPr>
+                <w:rFonts w:ascii="맑은 고딕" w:hAnsi="맑은 고딕" w:eastAsia="맑은 고딕"/>
+                <w:b w:val="0"/>
+                <w:color w:val="56637F"/>
+                <w:sz w:val="14"/>
+              </w:rPr>
+              <w:t>DB 연동 시각화 UI Customizing</w:t>
+            </w:r>
+          </w:p>
+        </w:tc>
+        <w:tc>
+          <w:tcPr>
+            <w:tcW w:type="dxa" w:w="0"/>
+          </w:tcPr>
+          <w:p/>
+        </w:tc>
+        <w:tc>
+          <w:tcPr>
+            <w:tcW w:type="dxa" w:w="0"/>
+          </w:tcPr>
+          <w:p/>
+        </w:tc>
+      </w:tr>
+      <w:tr>
+        <w:trPr>
+          <w:cantSplit/>
+        </w:trPr>
+        <w:tc>
+          <w:tcPr>
+            <w:tcW w:type="dxa" w:w="719"/>
+          </w:tcPr>
+          <w:p>
+            <w:pPr>
+              <w:keepNext/>
+              <w:spacing w:before="0" w:after="0" w:line="252" w:lineRule="auto"/>
+            </w:pPr>
+            <w:r>
+              <w:rPr>
+                <w:rFonts w:ascii="Consolas" w:hAnsi="Consolas" w:eastAsia="맑은 고딕"/>
+                <w:b w:val="0"/>
+                <w:color w:val="0090A0"/>
+                <w:sz w:val="14"/>
+              </w:rPr>
+              <w:t>5-3</w:t>
+            </w:r>
+          </w:p>
+        </w:tc>
+        <w:tc>
+          <w:tcPr>
+            <w:tcW w:type="dxa" w:w="3241"/>
+          </w:tcPr>
+          <w:p>
+            <w:pPr>
+              <w:keepNext/>
+              <w:spacing w:before="0" w:after="0" w:line="252" w:lineRule="auto"/>
+            </w:pPr>
+            <w:r>
+              <w:rPr>
+                <w:rFonts w:ascii="맑은 고딕" w:hAnsi="맑은 고딕" w:eastAsia="맑은 고딕"/>
+                <w:b/>
+                <w:color w:val="13203F"/>
+                <w:sz w:val="14"/>
+              </w:rPr>
+              <w:t>기능 확장(플러그인) 개발</w:t>
+            </w:r>
+          </w:p>
+        </w:tc>
+        <w:tc>
+          <w:tcPr>
+            <w:tcW w:type="dxa" w:w="7602"/>
+          </w:tcPr>
+          <w:p>
+            <w:pPr>
+              <w:keepNext/>
+              <w:spacing w:before="0" w:after="0" w:line="252" w:lineRule="auto"/>
+            </w:pPr>
+            <w:r>
+              <w:rPr>
+                <w:rFonts w:ascii="맑은 고딕" w:hAnsi="맑은 고딕" w:eastAsia="맑은 고딕"/>
+                <w:b w:val="0"/>
+                <w:color w:val="13203F"/>
+                <w:sz w:val="14"/>
+              </w:rPr>
+              <w:t>공급사 맞춤 개발(Customizing) — 산출물·범위 명시 필요</w:t>
+            </w:r>
+          </w:p>
+        </w:tc>
+        <w:tc>
+          <w:tcPr>
+            <w:tcW w:type="dxa" w:w="450"/>
+          </w:tcPr>
+          <w:p>
+            <w:pPr>
+              <w:keepNext/>
+              <w:spacing w:before="0" w:after="0" w:line="252" w:lineRule="auto"/>
+              <w:jc w:val="center"/>
+            </w:pPr>
+            <w:r>
+              <w:rPr>
+                <w:rFonts w:ascii="맑은 고딕" w:hAnsi="맑은 고딕" w:eastAsia="맑은 고딕"/>
+                <w:b/>
+                <w:color w:val="13203F"/>
+                <w:sz w:val="14"/>
+              </w:rPr>
+              <w:t>1</w:t>
+            </w:r>
+          </w:p>
+        </w:tc>
+        <w:tc>
+          <w:tcPr>
+            <w:tcW w:type="dxa" w:w="450"/>
+          </w:tcPr>
+          <w:p>
+            <w:pPr>
+              <w:keepNext/>
+              <w:spacing w:before="0" w:after="0" w:line="252" w:lineRule="auto"/>
+            </w:pPr>
+            <w:r>
+              <w:rPr>
+                <w:rFonts w:ascii="맑은 고딕" w:hAnsi="맑은 고딕" w:eastAsia="맑은 고딕"/>
+                <w:b w:val="0"/>
+                <w:color w:val="13203F"/>
+                <w:sz w:val="14"/>
+              </w:rPr>
+              <w:t>식</w:t>
+            </w:r>
+          </w:p>
+        </w:tc>
+        <w:tc>
+          <w:tcPr>
+            <w:tcW w:type="dxa" w:w="719"/>
+          </w:tcPr>
+          <w:p>
+            <w:pPr>
+              <w:keepNext/>
+              <w:spacing w:before="0" w:after="0" w:line="252" w:lineRule="auto"/>
+              <w:jc w:val="right"/>
+            </w:pPr>
+            <w:r>
+              <w:rPr>
+                <w:rFonts w:ascii="맑은 고딕" w:hAnsi="맑은 고딕" w:eastAsia="맑은 고딕"/>
+                <w:b w:val="0"/>
+                <w:color w:val="13203F"/>
+                <w:sz w:val="14"/>
+              </w:rPr>
+              <w:t>5,500</w:t>
+            </w:r>
+          </w:p>
+        </w:tc>
+        <w:tc>
+          <w:tcPr>
+            <w:tcW w:type="dxa" w:w="719"/>
+          </w:tcPr>
+          <w:p>
+            <w:pPr>
+              <w:keepNext/>
+              <w:spacing w:before="0" w:after="0" w:line="252" w:lineRule="auto"/>
+              <w:jc w:val="right"/>
+            </w:pPr>
+            <w:r>
+              <w:rPr>
+                <w:rFonts w:ascii="맑은 고딕" w:hAnsi="맑은 고딕" w:eastAsia="맑은 고딕"/>
+                <w:b w:val="0"/>
+                <w:color w:val="13203F"/>
+                <w:sz w:val="14"/>
+              </w:rPr>
+              <w:t>5,500</w:t>
+            </w:r>
+          </w:p>
+        </w:tc>
+        <w:tc>
+          <w:tcPr>
+            <w:tcW w:type="dxa" w:w="949"/>
+            <w:shd w:val="clear" w:color="auto" w:fill="FFF1E2"/>
+          </w:tcPr>
+          <w:p>
+            <w:pPr>
+              <w:keepNext/>
+              <w:spacing w:before="0" w:after="0" w:line="252" w:lineRule="auto"/>
+              <w:jc w:val="center"/>
+            </w:pPr>
+            <w:r>
+              <w:rPr>
+                <w:rFonts w:ascii="맑은 고딕" w:hAnsi="맑은 고딕" w:eastAsia="맑은 고딕"/>
+                <w:b/>
+                <w:color w:val="9A4A00"/>
+                <w:sz w:val="14"/>
+              </w:rPr>
+              <w:t>범위 명시</w:t>
+            </w:r>
+          </w:p>
+        </w:tc>
+        <w:tc>
+          <w:tcPr>
+            <w:tcW w:type="dxa" w:w="7602"/>
           </w:tcPr>
           <w:p>
             <w:pPr>

--- a/docs/ocs_sim_fms.docx
+++ b/docs/ocs_sim_fms.docx
@@ -387,7 +387,6 @@
           </w:tcPr>
           <w:p>
             <w:pPr>
-              <w:keepNext/>
               <w:spacing w:before="0" w:after="0" w:line="252" w:lineRule="auto"/>
             </w:pPr>
             <w:r>
@@ -407,7 +406,6 @@
           </w:tcPr>
           <w:p>
             <w:pPr>
-              <w:keepNext/>
               <w:spacing w:before="0" w:after="0" w:line="252" w:lineRule="auto"/>
             </w:pPr>
             <w:r>
@@ -509,7 +507,7 @@
                 <w:color w:val="13203F"/>
                 <w:sz w:val="16"/>
               </w:rPr>
-              <w:t>(임시) 전북대학교 창조2관 3층 → (최종) 연구클러스터 메타팩토리. '29년 이전 시 랙 단위 이설·재연결 (10/16 발표자료)</w:t>
+              <w:t>(임시) 전북대 창조2관 3층 → (최종) 연구클러스터 메타팩토리 공장동. 이전 시 랙 단위 이설·재연결 (연구개발계획서 · 10/16 발표자료)</w:t>
             </w:r>
           </w:p>
         </w:tc>
@@ -525,6 +523,7 @@
           </w:tcPr>
           <w:p>
             <w:pPr>
+              <w:keepNext/>
               <w:spacing w:before="0" w:after="0" w:line="252" w:lineRule="auto"/>
             </w:pPr>
             <w:r>
@@ -534,7 +533,7 @@
                 <w:color w:val="1B3A73"/>
                 <w:sz w:val="16"/>
               </w:rPr>
-              <w:t>연결 Cell</w:t>
+              <w:t>대상 품목·공정</w:t>
             </w:r>
           </w:p>
         </w:tc>
@@ -544,6 +543,7 @@
           </w:tcPr>
           <w:p>
             <w:pPr>
+              <w:keepNext/>
               <w:spacing w:before="0" w:after="0" w:line="252" w:lineRule="auto"/>
             </w:pPr>
             <w:r>
@@ -553,7 +553,51 @@
                 <w:color w:val="13203F"/>
                 <w:sz w:val="16"/>
               </w:rPr>
-              <w:t>금속 판넬 유연 제조 (용접조립)('28 연결) · 정밀 위치 제어 부품 장착 조립('28 연결) · AMR/AGV Cell 간 이동 연계('27 연결) — 각 Cell 장비의 제어기·PLC를 Edge Gateway에 OPC UA·AAS로 연결. 장비 단위 엣지는 구매 제외</w:t>
+              <w:t>차체 판넬·BIW 판넬 부품, 도어 모듈 / 판넬 공급–정렬–지그 안착–용접·이송, 실링, 헤밍, 조립 (연구개발계획서 1차년도 2,100백만원)</w:t>
+            </w:r>
+          </w:p>
+        </w:tc>
+      </w:tr>
+      <w:tr>
+        <w:trPr>
+          <w:cantSplit/>
+        </w:trPr>
+        <w:tc>
+          <w:tcPr>
+            <w:tcW w:type="dxa" w:w="1988"/>
+            <w:shd w:val="clear" w:color="auto" w:fill="EEF2F9"/>
+          </w:tcPr>
+          <w:p>
+            <w:pPr>
+              <w:spacing w:before="0" w:after="0" w:line="252" w:lineRule="auto"/>
+            </w:pPr>
+            <w:r>
+              <w:rPr>
+                <w:rFonts w:ascii="맑은 고딕" w:hAnsi="맑은 고딕" w:eastAsia="맑은 고딕"/>
+                <w:b/>
+                <w:color w:val="1B3A73"/>
+                <w:sz w:val="16"/>
+              </w:rPr>
+              <w:t>Zone Cell 구성</w:t>
+            </w:r>
+          </w:p>
+        </w:tc>
+        <w:tc>
+          <w:tcPr>
+            <w:tcW w:type="dxa" w:w="20463"/>
+          </w:tcPr>
+          <w:p>
+            <w:pPr>
+              <w:spacing w:before="0" w:after="0" w:line="252" w:lineRule="auto"/>
+            </w:pPr>
+            <w:r>
+              <w:rPr>
+                <w:rFonts w:ascii="맑은 고딕" w:hAnsi="맑은 고딕" w:eastAsia="맑은 고딕"/>
+                <w:b w:val="0"/>
+                <w:color w:val="13203F"/>
+                <w:sz w:val="16"/>
+              </w:rPr>
+              <w:t>유연제조존 4개 Cell · 19종 = 이 OCS Cell(A-1-4, '26 · 4종) + A-1-1 금속 판넬 유연 제조 (용접조립)('28 · 창조2관 3층) · A-1-2 정밀 위치 제어 부품 장착 조립('28 · 창조2관 3층) · A-1-3 Cell 간 이동 연계 AMR/AGV 모듈('27 · 창조2관 3층) — 각 Cell 장비의 제어기·PLC를 Edge Gateway에 OPC UA·AAS로 연결. 장비 단위 엣지는 구매 제외</w:t>
             </w:r>
           </w:p>
         </w:tc>
@@ -608,7 +652,7 @@
       <w:r>
         <w:drawing>
           <wp:inline xmlns:a="http://schemas.openxmlformats.org/drawingml/2006/main" xmlns:pic="http://schemas.openxmlformats.org/drawingml/2006/picture">
-            <wp:extent cx="9144303" cy="7740652"/>
+            <wp:extent cx="9011226" cy="7740643"/>
             <wp:docPr id="1" name="Picture 1"/>
             <wp:cNvGraphicFramePr>
               <a:graphicFrameLocks noChangeAspect="1"/>
@@ -629,7 +673,7 @@
                   <pic:spPr>
                     <a:xfrm>
                       <a:off x="0" y="0"/>
-                      <a:ext cx="9144303" cy="7740652"/>
+                      <a:ext cx="9011226" cy="7740643"/>
                     </a:xfrm>
                     <a:prstGeom prst="rect"/>
                   </pic:spPr>
@@ -695,7 +739,7 @@
           <w:color w:val="56637F"/>
           <w:sz w:val="16"/>
         </w:rPr>
-        <w:t xml:space="preserve"> 견적서에 수량·사양이 없는 로컬 HW 하위 품목(코어 이중화, 링크 속도, Cell별 Edge Gateway·영상 노드 1대씩)은 「로컬 OCS Zone 구성 - (예시) 정밀조립존」과 같은 구조로 가정해 그렸음 — 공급사 상세 사양 확정 후 갱신. 업체·모델명은 쓰지 않음.</w:t>
+        <w:t xml:space="preserve"> 서버실은 2장 평면·랙 실장도와 같은 R1~R3·UPS로 나눠 그렸고(랙 제목을 누르면 2장 평면으로 이동), 하단 Cell은 연구개발계획서(협약용) Zone Cell 구성(Cell ID·구축연도·설치 위치)을 따름. Cell 내부 장비는 계획서에 '장비 5종'만 있어 연결 대상을 예상해 적음. 견적서에 수량·사양이 없는 로컬 HW 하위 품목(코어 이중화, 링크 속도, Cell별 Edge Gateway·영상 노드 1대씩)은 「로컬 OCS Zone 구성 - (예시) 정밀조립존」과 같은 구조로 가정해 그렸음 — 공급사 상세 사양 확정 후 갱신. 업체·모델명은 쓰지 않음.</w:t>
       </w:r>
     </w:p>
     <w:p>
@@ -736,9 +780,9 @@
         </w:tblCellMar>
       </w:tblPr>
       <w:tblGrid>
-        <w:gridCol w:w="5123"/>
-        <w:gridCol w:w="12822"/>
-        <w:gridCol w:w="4506"/>
+        <w:gridCol w:w="4953"/>
+        <w:gridCol w:w="12398"/>
+        <w:gridCol w:w="5100"/>
       </w:tblGrid>
       <w:tr>
         <w:trPr>
@@ -747,7 +791,7 @@
         </w:trPr>
         <w:tc>
           <w:tcPr>
-            <w:tcW w:type="dxa" w:w="5123"/>
+            <w:tcW w:type="dxa" w:w="4953"/>
             <w:shd w:val="clear" w:color="auto" w:fill="10214B"/>
           </w:tcPr>
           <w:p>
@@ -767,7 +811,7 @@
         </w:tc>
         <w:tc>
           <w:tcPr>
-            <w:tcW w:type="dxa" w:w="12822"/>
+            <w:tcW w:type="dxa" w:w="12398"/>
             <w:shd w:val="clear" w:color="auto" w:fill="10214B"/>
           </w:tcPr>
           <w:p>
@@ -787,7 +831,7 @@
         </w:tc>
         <w:tc>
           <w:tcPr>
-            <w:tcW w:type="dxa" w:w="4506"/>
+            <w:tcW w:type="dxa" w:w="5100"/>
             <w:shd w:val="clear" w:color="auto" w:fill="10214B"/>
           </w:tcPr>
           <w:p>
@@ -812,7 +856,7 @@
         </w:trPr>
         <w:tc>
           <w:tcPr>
-            <w:tcW w:type="dxa" w:w="5123"/>
+            <w:tcW w:type="dxa" w:w="4953"/>
             <w:shd w:val="clear" w:color="auto" w:fill="EEF2F9"/>
           </w:tcPr>
           <w:p>
@@ -832,7 +876,7 @@
         </w:tc>
         <w:tc>
           <w:tcPr>
-            <w:tcW w:type="dxa" w:w="12822"/>
+            <w:tcW w:type="dxa" w:w="12398"/>
           </w:tcPr>
           <w:p>
             <w:pPr>
@@ -851,7 +895,7 @@
         </w:tc>
         <w:tc>
           <w:tcPr>
-            <w:tcW w:type="dxa" w:w="4506"/>
+            <w:tcW w:type="dxa" w:w="5100"/>
           </w:tcPr>
           <w:p>
             <w:pPr>
@@ -875,7 +919,7 @@
         </w:trPr>
         <w:tc>
           <w:tcPr>
-            <w:tcW w:type="dxa" w:w="5123"/>
+            <w:tcW w:type="dxa" w:w="4953"/>
             <w:shd w:val="clear" w:color="auto" w:fill="EEF2F9"/>
           </w:tcPr>
           <w:p>
@@ -895,7 +939,7 @@
         </w:tc>
         <w:tc>
           <w:tcPr>
-            <w:tcW w:type="dxa" w:w="12822"/>
+            <w:tcW w:type="dxa" w:w="12398"/>
           </w:tcPr>
           <w:p>
             <w:pPr>
@@ -914,7 +958,7 @@
         </w:tc>
         <w:tc>
           <w:tcPr>
-            <w:tcW w:type="dxa" w:w="4506"/>
+            <w:tcW w:type="dxa" w:w="5100"/>
           </w:tcPr>
           <w:p>
             <w:pPr>
@@ -938,7 +982,7 @@
         </w:trPr>
         <w:tc>
           <w:tcPr>
-            <w:tcW w:type="dxa" w:w="5123"/>
+            <w:tcW w:type="dxa" w:w="4953"/>
             <w:shd w:val="clear" w:color="auto" w:fill="EEF2F9"/>
           </w:tcPr>
           <w:p>
@@ -958,7 +1002,7 @@
         </w:tc>
         <w:tc>
           <w:tcPr>
-            <w:tcW w:type="dxa" w:w="12822"/>
+            <w:tcW w:type="dxa" w:w="12398"/>
           </w:tcPr>
           <w:p>
             <w:pPr>
@@ -977,7 +1021,7 @@
         </w:tc>
         <w:tc>
           <w:tcPr>
-            <w:tcW w:type="dxa" w:w="4506"/>
+            <w:tcW w:type="dxa" w:w="5100"/>
           </w:tcPr>
           <w:p>
             <w:pPr>
@@ -1001,7 +1045,7 @@
         </w:trPr>
         <w:tc>
           <w:tcPr>
-            <w:tcW w:type="dxa" w:w="5123"/>
+            <w:tcW w:type="dxa" w:w="4953"/>
             <w:shd w:val="clear" w:color="auto" w:fill="EEF2F9"/>
           </w:tcPr>
           <w:p>
@@ -1021,7 +1065,7 @@
         </w:tc>
         <w:tc>
           <w:tcPr>
-            <w:tcW w:type="dxa" w:w="12822"/>
+            <w:tcW w:type="dxa" w:w="12398"/>
           </w:tcPr>
           <w:p>
             <w:pPr>
@@ -1040,7 +1084,7 @@
         </w:tc>
         <w:tc>
           <w:tcPr>
-            <w:tcW w:type="dxa" w:w="4506"/>
+            <w:tcW w:type="dxa" w:w="5100"/>
           </w:tcPr>
           <w:p>
             <w:pPr>
@@ -1053,7 +1097,7 @@
                 <w:color w:val="56637F"/>
                 <w:sz w:val="16"/>
               </w:rPr>
-              <w:t>서버실 Rack B</w:t>
+              <w:t>서버실 R3</w:t>
             </w:r>
           </w:p>
         </w:tc>
@@ -1064,7 +1108,7 @@
         </w:trPr>
         <w:tc>
           <w:tcPr>
-            <w:tcW w:type="dxa" w:w="5123"/>
+            <w:tcW w:type="dxa" w:w="4953"/>
             <w:shd w:val="clear" w:color="auto" w:fill="EEF2F9"/>
           </w:tcPr>
           <w:p>
@@ -1085,7 +1129,7 @@
         </w:tc>
         <w:tc>
           <w:tcPr>
-            <w:tcW w:type="dxa" w:w="12822"/>
+            <w:tcW w:type="dxa" w:w="12398"/>
           </w:tcPr>
           <w:p>
             <w:pPr>
@@ -1105,7 +1149,7 @@
         </w:tc>
         <w:tc>
           <w:tcPr>
-            <w:tcW w:type="dxa" w:w="4506"/>
+            <w:tcW w:type="dxa" w:w="5100"/>
           </w:tcPr>
           <w:p>
             <w:pPr>
@@ -1119,7 +1163,7 @@
                 <w:color w:val="56637F"/>
                 <w:sz w:val="16"/>
               </w:rPr>
-              <w:t>서버실 Rack A</w:t>
+              <w:t>서버실 R2</w:t>
             </w:r>
           </w:p>
         </w:tc>
@@ -1130,7 +1174,7 @@
         </w:trPr>
         <w:tc>
           <w:tcPr>
-            <w:tcW w:type="dxa" w:w="5123"/>
+            <w:tcW w:type="dxa" w:w="4953"/>
             <w:shd w:val="clear" w:color="auto" w:fill="EEF2F9"/>
           </w:tcPr>
           <w:p>
@@ -1151,7 +1195,7 @@
         </w:tc>
         <w:tc>
           <w:tcPr>
-            <w:tcW w:type="dxa" w:w="12822"/>
+            <w:tcW w:type="dxa" w:w="12398"/>
           </w:tcPr>
           <w:p>
             <w:pPr>
@@ -1171,7 +1215,7 @@
         </w:tc>
         <w:tc>
           <w:tcPr>
-            <w:tcW w:type="dxa" w:w="4506"/>
+            <w:tcW w:type="dxa" w:w="5100"/>
           </w:tcPr>
           <w:p>
             <w:pPr>
@@ -1185,7 +1229,7 @@
                 <w:color w:val="56637F"/>
                 <w:sz w:val="16"/>
               </w:rPr>
-              <w:t>서버실 Rack A</w:t>
+              <w:t>서버실 R2</w:t>
             </w:r>
           </w:p>
         </w:tc>
@@ -1196,7 +1240,7 @@
         </w:trPr>
         <w:tc>
           <w:tcPr>
-            <w:tcW w:type="dxa" w:w="5123"/>
+            <w:tcW w:type="dxa" w:w="4953"/>
             <w:shd w:val="clear" w:color="auto" w:fill="EEF2F9"/>
           </w:tcPr>
           <w:p>
@@ -1217,7 +1261,7 @@
         </w:tc>
         <w:tc>
           <w:tcPr>
-            <w:tcW w:type="dxa" w:w="12822"/>
+            <w:tcW w:type="dxa" w:w="12398"/>
           </w:tcPr>
           <w:p>
             <w:pPr>
@@ -1237,7 +1281,7 @@
         </w:tc>
         <w:tc>
           <w:tcPr>
-            <w:tcW w:type="dxa" w:w="4506"/>
+            <w:tcW w:type="dxa" w:w="5100"/>
           </w:tcPr>
           <w:p>
             <w:pPr>
@@ -1262,7 +1306,7 @@
         </w:trPr>
         <w:tc>
           <w:tcPr>
-            <w:tcW w:type="dxa" w:w="5123"/>
+            <w:tcW w:type="dxa" w:w="4953"/>
             <w:shd w:val="clear" w:color="auto" w:fill="EEF2F9"/>
           </w:tcPr>
           <w:p>
@@ -1282,7 +1326,7 @@
         </w:tc>
         <w:tc>
           <w:tcPr>
-            <w:tcW w:type="dxa" w:w="12822"/>
+            <w:tcW w:type="dxa" w:w="12398"/>
           </w:tcPr>
           <w:p>
             <w:pPr>
@@ -1301,7 +1345,7 @@
         </w:tc>
         <w:tc>
           <w:tcPr>
-            <w:tcW w:type="dxa" w:w="4506"/>
+            <w:tcW w:type="dxa" w:w="5100"/>
           </w:tcPr>
           <w:p>
             <w:pPr>
@@ -1314,7 +1358,7 @@
                 <w:color w:val="56637F"/>
                 <w:sz w:val="16"/>
               </w:rPr>
-              <w:t>서버실·Cell·통로</w:t>
+              <w:t>서버실 R1 · 각 Cell 캐비닛 · 통로 트레이</w:t>
             </w:r>
           </w:p>
         </w:tc>
@@ -1375,7 +1419,7 @@
           <w:color w:val="13203F"/>
           <w:sz w:val="17"/>
         </w:rPr>
-        <w:t>견적서 항목2·3·4 장비를 (임시) 창조2관 3층에 서버실 + 운영실로 설치하는 경우의 배치안. 치수·랙 실장·전력은 가정이며, 견적서에 없는 항온항습기·분전반 공사는 점선·비고로 표시함. 장비를 누르면 구성품 표의 해당 행으로 이동함.</w:t>
+        <w:t>견적서 항목2·3·4 장비를 (임시) 전북대 창조2관 3층에 서버실 + 운영실로 설치하는 경우의 배치안. 랙 R1(네트워크·보안)·R2(데이터)·R3(DT·AI 연산)·UPS와 운영 데스크 1·2·벽면 표시장치는 1장 토폴로지의 서버실·운영실 구성과 같음. 치수·랙 실장·전력은 가정이며, 견적서에 없는 항온항습기·분전반 공사는 점선·비고로 표시함. 장비를 누르면 구성품 표의 해당 행으로 이동함.</w:t>
       </w:r>
     </w:p>
     <w:p>
@@ -1646,8 +1690,8 @@
       </w:tblPr>
       <w:tblGrid>
         <w:gridCol w:w="1060"/>
-        <w:gridCol w:w="15321"/>
-        <w:gridCol w:w="6069"/>
+        <w:gridCol w:w="14724"/>
+        <w:gridCol w:w="6667"/>
       </w:tblGrid>
       <w:tr>
         <w:trPr>
@@ -1676,7 +1720,7 @@
         </w:tc>
         <w:tc>
           <w:tcPr>
-            <w:tcW w:type="dxa" w:w="15321"/>
+            <w:tcW w:type="dxa" w:w="14724"/>
             <w:shd w:val="clear" w:color="auto" w:fill="10214B"/>
           </w:tcPr>
           <w:p>
@@ -1696,7 +1740,7 @@
         </w:tc>
         <w:tc>
           <w:tcPr>
-            <w:tcW w:type="dxa" w:w="6069"/>
+            <w:tcW w:type="dxa" w:w="6667"/>
             <w:shd w:val="clear" w:color="auto" w:fill="10214B"/>
           </w:tcPr>
           <w:p>
@@ -1741,7 +1785,7 @@
         </w:tc>
         <w:tc>
           <w:tcPr>
-            <w:tcW w:type="dxa" w:w="15321"/>
+            <w:tcW w:type="dxa" w:w="14724"/>
           </w:tcPr>
           <w:p>
             <w:pPr>
@@ -1760,7 +1804,7 @@
         </w:tc>
         <w:tc>
           <w:tcPr>
-            <w:tcW w:type="dxa" w:w="6069"/>
+            <w:tcW w:type="dxa" w:w="6667"/>
           </w:tcPr>
           <w:p>
             <w:pPr>
@@ -1773,7 +1817,7 @@
                 <w:color w:val="56637F"/>
                 <w:sz w:val="16"/>
               </w:rPr>
-              <w:t>가정 치수. 창조2관 3층 실측 후 확정</w:t>
+              <w:t>가정 치수. 전북대 창조2관 3층 실측 후 확정</w:t>
             </w:r>
           </w:p>
         </w:tc>
@@ -1804,7 +1848,7 @@
         </w:tc>
         <w:tc>
           <w:tcPr>
-            <w:tcW w:type="dxa" w:w="15321"/>
+            <w:tcW w:type="dxa" w:w="14724"/>
           </w:tcPr>
           <w:p>
             <w:pPr>
@@ -1823,7 +1867,7 @@
         </w:tc>
         <w:tc>
           <w:tcPr>
-            <w:tcW w:type="dxa" w:w="6069"/>
+            <w:tcW w:type="dxa" w:w="6667"/>
           </w:tcPr>
           <w:p>
             <w:pPr>
@@ -1868,7 +1912,7 @@
         </w:tc>
         <w:tc>
           <w:tcPr>
-            <w:tcW w:type="dxa" w:w="15321"/>
+            <w:tcW w:type="dxa" w:w="14724"/>
           </w:tcPr>
           <w:p>
             <w:pPr>
@@ -1888,7 +1932,7 @@
         </w:tc>
         <w:tc>
           <w:tcPr>
-            <w:tcW w:type="dxa" w:w="6069"/>
+            <w:tcW w:type="dxa" w:w="6667"/>
           </w:tcPr>
           <w:p>
             <w:pPr>
@@ -1934,7 +1978,7 @@
         </w:tc>
         <w:tc>
           <w:tcPr>
-            <w:tcW w:type="dxa" w:w="15321"/>
+            <w:tcW w:type="dxa" w:w="14724"/>
           </w:tcPr>
           <w:p>
             <w:pPr>
@@ -1954,7 +1998,7 @@
         </w:tc>
         <w:tc>
           <w:tcPr>
-            <w:tcW w:type="dxa" w:w="6069"/>
+            <w:tcW w:type="dxa" w:w="6667"/>
           </w:tcPr>
           <w:p>
             <w:pPr>
@@ -2000,7 +2044,7 @@
         </w:tc>
         <w:tc>
           <w:tcPr>
-            <w:tcW w:type="dxa" w:w="15321"/>
+            <w:tcW w:type="dxa" w:w="14724"/>
           </w:tcPr>
           <w:p>
             <w:pPr>
@@ -2020,7 +2064,7 @@
         </w:tc>
         <w:tc>
           <w:tcPr>
-            <w:tcW w:type="dxa" w:w="6069"/>
+            <w:tcW w:type="dxa" w:w="6667"/>
           </w:tcPr>
           <w:p>
             <w:pPr>
@@ -2065,7 +2109,7 @@
         </w:tc>
         <w:tc>
           <w:tcPr>
-            <w:tcW w:type="dxa" w:w="15321"/>
+            <w:tcW w:type="dxa" w:w="14724"/>
           </w:tcPr>
           <w:p>
             <w:pPr>
@@ -2084,7 +2128,7 @@
         </w:tc>
         <w:tc>
           <w:tcPr>
-            <w:tcW w:type="dxa" w:w="6069"/>
+            <w:tcW w:type="dxa" w:w="6667"/>
           </w:tcPr>
           <w:p>
             <w:pPr>
@@ -13833,9 +13877,9 @@
       <w:tblGrid>
         <w:gridCol w:w="529"/>
         <w:gridCol w:w="810"/>
-        <w:gridCol w:w="13263"/>
+        <w:gridCol w:w="13947"/>
         <w:gridCol w:w="1066"/>
-        <w:gridCol w:w="6782"/>
+        <w:gridCol w:w="6098"/>
       </w:tblGrid>
       <w:tr>
         <w:trPr>
@@ -13884,7 +13928,7 @@
         </w:tc>
         <w:tc>
           <w:tcPr>
-            <w:tcW w:type="dxa" w:w="13263"/>
+            <w:tcW w:type="dxa" w:w="13947"/>
             <w:shd w:val="clear" w:color="auto" w:fill="10214B"/>
           </w:tcPr>
           <w:p>
@@ -13924,7 +13968,7 @@
         </w:tc>
         <w:tc>
           <w:tcPr>
-            <w:tcW w:type="dxa" w:w="6782"/>
+            <w:tcW w:type="dxa" w:w="6098"/>
             <w:shd w:val="clear" w:color="auto" w:fill="10214B"/>
           </w:tcPr>
           <w:p>
@@ -13953,7 +13997,6 @@
           </w:tcPr>
           <w:p>
             <w:pPr>
-              <w:keepNext/>
               <w:spacing w:before="0" w:after="0" w:line="252" w:lineRule="auto"/>
             </w:pPr>
             <w:r>
@@ -13973,7 +14016,6 @@
           </w:tcPr>
           <w:p>
             <w:pPr>
-              <w:keepNext/>
               <w:spacing w:before="0" w:after="0" w:line="252" w:lineRule="auto"/>
             </w:pPr>
             <w:r>
@@ -13989,11 +14031,10 @@
         </w:tc>
         <w:tc>
           <w:tcPr>
-            <w:tcW w:type="dxa" w:w="13263"/>
-          </w:tcPr>
-          <w:p>
-            <w:pPr>
-              <w:keepNext/>
+            <w:tcW w:type="dxa" w:w="13947"/>
+          </w:tcPr>
+          <w:p>
+            <w:pPr>
               <w:spacing w:before="0" w:after="0" w:line="252" w:lineRule="auto"/>
             </w:pPr>
             <w:r>
@@ -14013,7 +14054,6 @@
           </w:tcPr>
           <w:p>
             <w:pPr>
-              <w:keepNext/>
               <w:spacing w:before="0" w:after="0" w:line="252" w:lineRule="auto"/>
             </w:pPr>
             <w:r>
@@ -14029,11 +14069,10 @@
         </w:tc>
         <w:tc>
           <w:tcPr>
-            <w:tcW w:type="dxa" w:w="6782"/>
-          </w:tcPr>
-          <w:p>
-            <w:pPr>
-              <w:keepNext/>
+            <w:tcW w:type="dxa" w:w="6098"/>
+          </w:tcPr>
+          <w:p>
+            <w:pPr>
               <w:spacing w:before="0" w:after="0" w:line="252" w:lineRule="auto"/>
             </w:pPr>
             <w:r>
@@ -14094,7 +14133,7 @@
         </w:tc>
         <w:tc>
           <w:tcPr>
-            <w:tcW w:type="dxa" w:w="13263"/>
+            <w:tcW w:type="dxa" w:w="13947"/>
           </w:tcPr>
           <w:p>
             <w:pPr>
@@ -14134,7 +14173,7 @@
         </w:tc>
         <w:tc>
           <w:tcPr>
-            <w:tcW w:type="dxa" w:w="6782"/>
+            <w:tcW w:type="dxa" w:w="6098"/>
           </w:tcPr>
           <w:p>
             <w:pPr>
@@ -14199,7 +14238,7 @@
         </w:tc>
         <w:tc>
           <w:tcPr>
-            <w:tcW w:type="dxa" w:w="13263"/>
+            <w:tcW w:type="dxa" w:w="13947"/>
           </w:tcPr>
           <w:p>
             <w:pPr>
@@ -14239,7 +14278,7 @@
         </w:tc>
         <w:tc>
           <w:tcPr>
-            <w:tcW w:type="dxa" w:w="6782"/>
+            <w:tcW w:type="dxa" w:w="6098"/>
           </w:tcPr>
           <w:p>
             <w:pPr>
@@ -14268,6 +14307,7 @@
           </w:tcPr>
           <w:p>
             <w:pPr>
+              <w:keepNext/>
               <w:spacing w:before="0" w:after="0" w:line="252" w:lineRule="auto"/>
             </w:pPr>
             <w:r>
@@ -14277,7 +14317,7 @@
                 <w:color w:val="0090A0"/>
                 <w:sz w:val="16"/>
               </w:rPr>
-              <w:t>[P]</w:t>
+              <w:t>[R]</w:t>
             </w:r>
           </w:p>
         </w:tc>
@@ -14287,6 +14327,7 @@
           </w:tcPr>
           <w:p>
             <w:pPr>
+              <w:keepNext/>
               <w:spacing w:before="0" w:after="0" w:line="252" w:lineRule="auto"/>
             </w:pPr>
             <w:r>
@@ -14296,16 +14337,17 @@
                 <w:color w:val="13203F"/>
                 <w:sz w:val="16"/>
               </w:rPr>
-              <w:t>발표자료</w:t>
-            </w:r>
-          </w:p>
-        </w:tc>
-        <w:tc>
-          <w:tcPr>
-            <w:tcW w:type="dxa" w:w="13263"/>
-          </w:tcPr>
-          <w:p>
-            <w:pPr>
+              <w:t>계획서</w:t>
+            </w:r>
+          </w:p>
+        </w:tc>
+        <w:tc>
+          <w:tcPr>
+            <w:tcW w:type="dxa" w:w="13947"/>
+          </w:tcPr>
+          <w:p>
+            <w:pPr>
+              <w:keepNext/>
               <w:spacing w:before="0" w:after="0" w:line="252" w:lineRule="auto"/>
             </w:pPr>
             <w:r>
@@ -14315,7 +14357,7 @@
                 <w:color w:val="13203F"/>
                 <w:sz w:val="16"/>
               </w:rPr>
-              <w:t>1-3. 발표자료_이형수 — 유연제조·적응가공·AI정밀검사 OCS 시뮬레이션 Cell (Cell 구성·설치장소·계층 구성·단계 도입)</w:t>
+              <w:t>17. 연구개발계획서(협약용) — 1-1 제조 특화 메타팩토리 Zone별 Cell 구성·연차별 구축계획, OCS Cell 대상 품목·공정, 전용공간 확보 현황(Cell별 설치 위치)</w:t>
             </w:r>
           </w:p>
         </w:tc>
@@ -14325,6 +14367,7 @@
           </w:tcPr>
           <w:p>
             <w:pPr>
+              <w:keepNext/>
               <w:spacing w:before="0" w:after="0" w:line="252" w:lineRule="auto"/>
             </w:pPr>
             <w:r>
@@ -14334,13 +14377,114 @@
                 <w:color w:val="13203F"/>
                 <w:sz w:val="16"/>
               </w:rPr>
+              <w:t>2026-08-27</w:t>
+            </w:r>
+          </w:p>
+        </w:tc>
+        <w:tc>
+          <w:tcPr>
+            <w:tcW w:type="dxa" w:w="6098"/>
+          </w:tcPr>
+          <w:p>
+            <w:pPr>
+              <w:keepNext/>
+              <w:spacing w:before="0" w:after="0" w:line="252" w:lineRule="auto"/>
+            </w:pPr>
+            <w:r>
+              <w:rPr>
+                <w:rFonts w:ascii="맑은 고딕" w:hAnsi="맑은 고딕" w:eastAsia="맑은 고딕"/>
+                <w:b w:val="0"/>
+                <w:color w:val="56637F"/>
+                <w:sz w:val="16"/>
+              </w:rPr>
+              <w:t>OneDrive Workspace / 피지컬AI 테스트베드</w:t>
+            </w:r>
+          </w:p>
+        </w:tc>
+      </w:tr>
+      <w:tr>
+        <w:trPr>
+          <w:cantSplit/>
+        </w:trPr>
+        <w:tc>
+          <w:tcPr>
+            <w:tcW w:type="dxa" w:w="529"/>
+          </w:tcPr>
+          <w:p>
+            <w:pPr>
+              <w:spacing w:before="0" w:after="0" w:line="252" w:lineRule="auto"/>
+            </w:pPr>
+            <w:r>
+              <w:rPr>
+                <w:rFonts w:ascii="Consolas" w:hAnsi="Consolas" w:eastAsia="맑은 고딕"/>
+                <w:b w:val="0"/>
+                <w:color w:val="0090A0"/>
+                <w:sz w:val="16"/>
+              </w:rPr>
+              <w:t>[P]</w:t>
+            </w:r>
+          </w:p>
+        </w:tc>
+        <w:tc>
+          <w:tcPr>
+            <w:tcW w:type="dxa" w:w="810"/>
+          </w:tcPr>
+          <w:p>
+            <w:pPr>
+              <w:spacing w:before="0" w:after="0" w:line="252" w:lineRule="auto"/>
+            </w:pPr>
+            <w:r>
+              <w:rPr>
+                <w:rFonts w:ascii="맑은 고딕" w:hAnsi="맑은 고딕" w:eastAsia="맑은 고딕"/>
+                <w:b w:val="0"/>
+                <w:color w:val="13203F"/>
+                <w:sz w:val="16"/>
+              </w:rPr>
+              <w:t>발표자료</w:t>
+            </w:r>
+          </w:p>
+        </w:tc>
+        <w:tc>
+          <w:tcPr>
+            <w:tcW w:type="dxa" w:w="13947"/>
+          </w:tcPr>
+          <w:p>
+            <w:pPr>
+              <w:spacing w:before="0" w:after="0" w:line="252" w:lineRule="auto"/>
+            </w:pPr>
+            <w:r>
+              <w:rPr>
+                <w:rFonts w:ascii="맑은 고딕" w:hAnsi="맑은 고딕" w:eastAsia="맑은 고딕"/>
+                <w:b w:val="0"/>
+                <w:color w:val="13203F"/>
+                <w:sz w:val="16"/>
+              </w:rPr>
+              <w:t>1-3. 발표자료_이형수 — 유연제조·적응가공·AI정밀검사 OCS 시뮬레이션 Cell (Cell 구성·설치장소·계층 구성·단계 도입)</w:t>
+            </w:r>
+          </w:p>
+        </w:tc>
+        <w:tc>
+          <w:tcPr>
+            <w:tcW w:type="dxa" w:w="1066"/>
+          </w:tcPr>
+          <w:p>
+            <w:pPr>
+              <w:spacing w:before="0" w:after="0" w:line="252" w:lineRule="auto"/>
+            </w:pPr>
+            <w:r>
+              <w:rPr>
+                <w:rFonts w:ascii="맑은 고딕" w:hAnsi="맑은 고딕" w:eastAsia="맑은 고딕"/>
+                <w:b w:val="0"/>
+                <w:color w:val="13203F"/>
+                <w:sz w:val="16"/>
+              </w:rPr>
               <w:t>2026-10-16</w:t>
             </w:r>
           </w:p>
         </w:tc>
         <w:tc>
           <w:tcPr>
-            <w:tcW w:type="dxa" w:w="6782"/>
+            <w:tcW w:type="dxa" w:w="6098"/>
           </w:tcPr>
           <w:p>
             <w:pPr>

--- a/docs/ocs_sim_fms.docx
+++ b/docs/ocs_sim_fms.docx
@@ -3126,15 +3126,15 @@
         </w:tblCellMar>
       </w:tblPr>
       <w:tblGrid>
-        <w:gridCol w:w="949"/>
-        <w:gridCol w:w="3200"/>
-        <w:gridCol w:w="7508"/>
+        <w:gridCol w:w="1105"/>
+        <w:gridCol w:w="3173"/>
+        <w:gridCol w:w="7443"/>
         <w:gridCol w:w="450"/>
         <w:gridCol w:w="450"/>
         <w:gridCol w:w="719"/>
         <w:gridCol w:w="719"/>
         <w:gridCol w:w="949"/>
-        <w:gridCol w:w="7508"/>
+        <w:gridCol w:w="7443"/>
         <w:gridCol w:w="0"/>
         <w:gridCol w:w="0"/>
       </w:tblGrid>
@@ -3145,6 +3145,149 @@
         </w:trPr>
         <w:tc>
           <w:tcPr>
+            <w:tcW w:type="dxa" w:w="1105"/>
+            <w:shd w:val="clear" w:color="auto" w:fill="10214B"/>
+          </w:tcPr>
+          <w:p>
+            <w:pPr>
+              <w:spacing w:before="0" w:after="0" w:line="252" w:lineRule="auto"/>
+            </w:pPr>
+            <w:r>
+              <w:rPr>
+                <w:rFonts w:ascii="맑은 고딕" w:hAnsi="맑은 고딕" w:eastAsia="맑은 고딕"/>
+                <w:b/>
+                <w:color w:val="FFFFFF"/>
+                <w:sz w:val="14"/>
+              </w:rPr>
+              <w:t>번호</w:t>
+            </w:r>
+          </w:p>
+        </w:tc>
+        <w:tc>
+          <w:tcPr>
+            <w:tcW w:type="dxa" w:w="3173"/>
+            <w:shd w:val="clear" w:color="auto" w:fill="10214B"/>
+          </w:tcPr>
+          <w:p>
+            <w:pPr>
+              <w:spacing w:before="0" w:after="0" w:line="252" w:lineRule="auto"/>
+            </w:pPr>
+            <w:r>
+              <w:rPr>
+                <w:rFonts w:ascii="맑은 고딕" w:hAnsi="맑은 고딕" w:eastAsia="맑은 고딕"/>
+                <w:b/>
+                <w:color w:val="FFFFFF"/>
+                <w:sz w:val="14"/>
+              </w:rPr>
+              <w:t>구성품 (일반 명칭)</w:t>
+            </w:r>
+          </w:p>
+        </w:tc>
+        <w:tc>
+          <w:tcPr>
+            <w:tcW w:type="dxa" w:w="7443"/>
+            <w:shd w:val="clear" w:color="auto" w:fill="10214B"/>
+          </w:tcPr>
+          <w:p>
+            <w:pPr>
+              <w:spacing w:before="0" w:after="0" w:line="252" w:lineRule="auto"/>
+            </w:pPr>
+            <w:r>
+              <w:rPr>
+                <w:rFonts w:ascii="맑은 고딕" w:hAnsi="맑은 고딕" w:eastAsia="맑은 고딕"/>
+                <w:b/>
+                <w:color w:val="FFFFFF"/>
+                <w:sz w:val="14"/>
+              </w:rPr>
+              <w:t>세부 사양</w:t>
+            </w:r>
+          </w:p>
+        </w:tc>
+        <w:tc>
+          <w:tcPr>
+            <w:tcW w:type="dxa" w:w="450"/>
+            <w:shd w:val="clear" w:color="auto" w:fill="10214B"/>
+          </w:tcPr>
+          <w:p>
+            <w:pPr>
+              <w:spacing w:before="0" w:after="0" w:line="252" w:lineRule="auto"/>
+              <w:jc w:val="center"/>
+            </w:pPr>
+            <w:r>
+              <w:rPr>
+                <w:rFonts w:ascii="맑은 고딕" w:hAnsi="맑은 고딕" w:eastAsia="맑은 고딕"/>
+                <w:b/>
+                <w:color w:val="FFFFFF"/>
+                <w:sz w:val="14"/>
+              </w:rPr>
+              <w:t>수량</w:t>
+            </w:r>
+          </w:p>
+        </w:tc>
+        <w:tc>
+          <w:tcPr>
+            <w:tcW w:type="dxa" w:w="450"/>
+            <w:shd w:val="clear" w:color="auto" w:fill="10214B"/>
+          </w:tcPr>
+          <w:p>
+            <w:pPr>
+              <w:spacing w:before="0" w:after="0" w:line="252" w:lineRule="auto"/>
+            </w:pPr>
+            <w:r>
+              <w:rPr>
+                <w:rFonts w:ascii="맑은 고딕" w:hAnsi="맑은 고딕" w:eastAsia="맑은 고딕"/>
+                <w:b/>
+                <w:color w:val="FFFFFF"/>
+                <w:sz w:val="14"/>
+              </w:rPr>
+              <w:t>단위</w:t>
+            </w:r>
+          </w:p>
+        </w:tc>
+        <w:tc>
+          <w:tcPr>
+            <w:tcW w:type="dxa" w:w="719"/>
+            <w:shd w:val="clear" w:color="auto" w:fill="10214B"/>
+          </w:tcPr>
+          <w:p>
+            <w:pPr>
+              <w:spacing w:before="0" w:after="0" w:line="252" w:lineRule="auto"/>
+              <w:jc w:val="right"/>
+            </w:pPr>
+            <w:r>
+              <w:rPr>
+                <w:rFonts w:ascii="맑은 고딕" w:hAnsi="맑은 고딕" w:eastAsia="맑은 고딕"/>
+                <w:b/>
+                <w:color w:val="FFFFFF"/>
+                <w:sz w:val="14"/>
+              </w:rPr>
+              <w:t>단가</w:t>
+            </w:r>
+          </w:p>
+        </w:tc>
+        <w:tc>
+          <w:tcPr>
+            <w:tcW w:type="dxa" w:w="719"/>
+            <w:shd w:val="clear" w:color="auto" w:fill="10214B"/>
+          </w:tcPr>
+          <w:p>
+            <w:pPr>
+              <w:spacing w:before="0" w:after="0" w:line="252" w:lineRule="auto"/>
+              <w:jc w:val="right"/>
+            </w:pPr>
+            <w:r>
+              <w:rPr>
+                <w:rFonts w:ascii="맑은 고딕" w:hAnsi="맑은 고딕" w:eastAsia="맑은 고딕"/>
+                <w:b/>
+                <w:color w:val="FFFFFF"/>
+                <w:sz w:val="14"/>
+              </w:rPr>
+              <w:t>금액</w:t>
+            </w:r>
+          </w:p>
+        </w:tc>
+        <w:tc>
+          <w:tcPr>
             <w:tcW w:type="dxa" w:w="949"/>
             <w:shd w:val="clear" w:color="auto" w:fill="10214B"/>
           </w:tcPr>
@@ -3159,156 +3302,13 @@
                 <w:color w:val="FFFFFF"/>
                 <w:sz w:val="14"/>
               </w:rPr>
-              <w:t>번호</w:t>
-            </w:r>
-          </w:p>
-        </w:tc>
-        <w:tc>
-          <w:tcPr>
-            <w:tcW w:type="dxa" w:w="3200"/>
-            <w:shd w:val="clear" w:color="auto" w:fill="10214B"/>
-          </w:tcPr>
-          <w:p>
-            <w:pPr>
-              <w:spacing w:before="0" w:after="0" w:line="252" w:lineRule="auto"/>
-            </w:pPr>
-            <w:r>
-              <w:rPr>
-                <w:rFonts w:ascii="맑은 고딕" w:hAnsi="맑은 고딕" w:eastAsia="맑은 고딕"/>
-                <w:b/>
-                <w:color w:val="FFFFFF"/>
-                <w:sz w:val="14"/>
-              </w:rPr>
-              <w:t>구성품 (일반 명칭)</w:t>
-            </w:r>
-          </w:p>
-        </w:tc>
-        <w:tc>
-          <w:tcPr>
-            <w:tcW w:type="dxa" w:w="7508"/>
-            <w:shd w:val="clear" w:color="auto" w:fill="10214B"/>
-          </w:tcPr>
-          <w:p>
-            <w:pPr>
-              <w:spacing w:before="0" w:after="0" w:line="252" w:lineRule="auto"/>
-            </w:pPr>
-            <w:r>
-              <w:rPr>
-                <w:rFonts w:ascii="맑은 고딕" w:hAnsi="맑은 고딕" w:eastAsia="맑은 고딕"/>
-                <w:b/>
-                <w:color w:val="FFFFFF"/>
-                <w:sz w:val="14"/>
-              </w:rPr>
-              <w:t>세부 사양</w:t>
-            </w:r>
-          </w:p>
-        </w:tc>
-        <w:tc>
-          <w:tcPr>
-            <w:tcW w:type="dxa" w:w="450"/>
-            <w:shd w:val="clear" w:color="auto" w:fill="10214B"/>
-          </w:tcPr>
-          <w:p>
-            <w:pPr>
-              <w:spacing w:before="0" w:after="0" w:line="252" w:lineRule="auto"/>
-              <w:jc w:val="center"/>
-            </w:pPr>
-            <w:r>
-              <w:rPr>
-                <w:rFonts w:ascii="맑은 고딕" w:hAnsi="맑은 고딕" w:eastAsia="맑은 고딕"/>
-                <w:b/>
-                <w:color w:val="FFFFFF"/>
-                <w:sz w:val="14"/>
-              </w:rPr>
-              <w:t>수량</w:t>
-            </w:r>
-          </w:p>
-        </w:tc>
-        <w:tc>
-          <w:tcPr>
-            <w:tcW w:type="dxa" w:w="450"/>
-            <w:shd w:val="clear" w:color="auto" w:fill="10214B"/>
-          </w:tcPr>
-          <w:p>
-            <w:pPr>
-              <w:spacing w:before="0" w:after="0" w:line="252" w:lineRule="auto"/>
-            </w:pPr>
-            <w:r>
-              <w:rPr>
-                <w:rFonts w:ascii="맑은 고딕" w:hAnsi="맑은 고딕" w:eastAsia="맑은 고딕"/>
-                <w:b/>
-                <w:color w:val="FFFFFF"/>
-                <w:sz w:val="14"/>
-              </w:rPr>
-              <w:t>단위</w:t>
-            </w:r>
-          </w:p>
-        </w:tc>
-        <w:tc>
-          <w:tcPr>
-            <w:tcW w:type="dxa" w:w="719"/>
-            <w:shd w:val="clear" w:color="auto" w:fill="10214B"/>
-          </w:tcPr>
-          <w:p>
-            <w:pPr>
-              <w:spacing w:before="0" w:after="0" w:line="252" w:lineRule="auto"/>
-              <w:jc w:val="right"/>
-            </w:pPr>
-            <w:r>
-              <w:rPr>
-                <w:rFonts w:ascii="맑은 고딕" w:hAnsi="맑은 고딕" w:eastAsia="맑은 고딕"/>
-                <w:b/>
-                <w:color w:val="FFFFFF"/>
-                <w:sz w:val="14"/>
-              </w:rPr>
-              <w:t>단가</w:t>
-            </w:r>
-          </w:p>
-        </w:tc>
-        <w:tc>
-          <w:tcPr>
-            <w:tcW w:type="dxa" w:w="719"/>
-            <w:shd w:val="clear" w:color="auto" w:fill="10214B"/>
-          </w:tcPr>
-          <w:p>
-            <w:pPr>
-              <w:spacing w:before="0" w:after="0" w:line="252" w:lineRule="auto"/>
-              <w:jc w:val="right"/>
-            </w:pPr>
-            <w:r>
-              <w:rPr>
-                <w:rFonts w:ascii="맑은 고딕" w:hAnsi="맑은 고딕" w:eastAsia="맑은 고딕"/>
-                <w:b/>
-                <w:color w:val="FFFFFF"/>
-                <w:sz w:val="14"/>
-              </w:rPr>
-              <w:t>금액</w:t>
-            </w:r>
-          </w:p>
-        </w:tc>
-        <w:tc>
-          <w:tcPr>
-            <w:tcW w:type="dxa" w:w="949"/>
-            <w:shd w:val="clear" w:color="auto" w:fill="10214B"/>
-          </w:tcPr>
-          <w:p>
-            <w:pPr>
-              <w:spacing w:before="0" w:after="0" w:line="252" w:lineRule="auto"/>
-            </w:pPr>
-            <w:r>
-              <w:rPr>
-                <w:rFonts w:ascii="맑은 고딕" w:hAnsi="맑은 고딕" w:eastAsia="맑은 고딕"/>
-                <w:b/>
-                <w:color w:val="FFFFFF"/>
-                <w:sz w:val="14"/>
-              </w:rPr>
               <w:t>지침 점검</w:t>
             </w:r>
           </w:p>
         </w:tc>
         <w:tc>
           <w:tcPr>
-            <w:tcW w:type="dxa" w:w="7508"/>
+            <w:tcW w:type="dxa" w:w="7443"/>
             <w:shd w:val="clear" w:color="auto" w:fill="10214B"/>
           </w:tcPr>
           <w:p>
@@ -3413,7 +3413,7 @@
         </w:trPr>
         <w:tc>
           <w:tcPr>
-            <w:tcW w:type="dxa" w:w="949"/>
+            <w:tcW w:type="dxa" w:w="1105"/>
           </w:tcPr>
           <w:p>
             <w:pPr>
@@ -3426,6 +3426,15 @@
                 <w:color w:val="0090A0"/>
                 <w:sz w:val="14"/>
               </w:rPr>
+              <w:t>▾</w:t>
+            </w:r>
+            <w:r>
+              <w:rPr>
+                <w:rFonts w:ascii="Consolas" w:hAnsi="Consolas" w:eastAsia="맑은 고딕"/>
+                <w:b w:val="0"/>
+                <w:color w:val="0090A0"/>
+                <w:sz w:val="14"/>
+              </w:rPr>
               <w:t>견적서 항목</w:t>
             </w:r>
           </w:p>
@@ -3482,7 +3491,7 @@
         </w:tc>
         <w:tc>
           <w:tcPr>
-            <w:tcW w:type="dxa" w:w="7508"/>
+            <w:tcW w:type="dxa" w:w="7443"/>
             <w:gridSpan w:val="2"/>
           </w:tcPr>
           <w:p>
@@ -3510,7 +3519,7 @@
         </w:trPr>
         <w:tc>
           <w:tcPr>
-            <w:tcW w:type="dxa" w:w="949"/>
+            <w:tcW w:type="dxa" w:w="1105"/>
           </w:tcPr>
           <w:p>
             <w:pPr>
@@ -3529,7 +3538,7 @@
         </w:tc>
         <w:tc>
           <w:tcPr>
-            <w:tcW w:type="dxa" w:w="3200"/>
+            <w:tcW w:type="dxa" w:w="3173"/>
           </w:tcPr>
           <w:p>
             <w:pPr>
@@ -3548,7 +3557,7 @@
         </w:tc>
         <w:tc>
           <w:tcPr>
-            <w:tcW w:type="dxa" w:w="7508"/>
+            <w:tcW w:type="dxa" w:w="7443"/>
           </w:tcPr>
           <w:p>
             <w:pPr>
@@ -3667,7 +3676,7 @@
         </w:tc>
         <w:tc>
           <w:tcPr>
-            <w:tcW w:type="dxa" w:w="7508"/>
+            <w:tcW w:type="dxa" w:w="7443"/>
           </w:tcPr>
           <w:p>
             <w:pPr>
@@ -3703,55 +3712,55 @@
         </w:trPr>
         <w:tc>
           <w:tcPr>
+            <w:tcW w:type="dxa" w:w="1105"/>
+          </w:tcPr>
+          <w:p/>
+        </w:tc>
+        <w:tc>
+          <w:tcPr>
+            <w:tcW w:type="dxa" w:w="3173"/>
+          </w:tcPr>
+          <w:p/>
+        </w:tc>
+        <w:tc>
+          <w:tcPr>
+            <w:tcW w:type="dxa" w:w="7443"/>
+          </w:tcPr>
+          <w:p/>
+        </w:tc>
+        <w:tc>
+          <w:tcPr>
+            <w:tcW w:type="dxa" w:w="450"/>
+          </w:tcPr>
+          <w:p/>
+        </w:tc>
+        <w:tc>
+          <w:tcPr>
+            <w:tcW w:type="dxa" w:w="450"/>
+          </w:tcPr>
+          <w:p/>
+        </w:tc>
+        <w:tc>
+          <w:tcPr>
+            <w:tcW w:type="dxa" w:w="719"/>
+          </w:tcPr>
+          <w:p/>
+        </w:tc>
+        <w:tc>
+          <w:tcPr>
+            <w:tcW w:type="dxa" w:w="719"/>
+          </w:tcPr>
+          <w:p/>
+        </w:tc>
+        <w:tc>
+          <w:tcPr>
             <w:tcW w:type="dxa" w:w="949"/>
           </w:tcPr>
           <w:p/>
         </w:tc>
         <w:tc>
           <w:tcPr>
-            <w:tcW w:type="dxa" w:w="3200"/>
-          </w:tcPr>
-          <w:p/>
-        </w:tc>
-        <w:tc>
-          <w:tcPr>
-            <w:tcW w:type="dxa" w:w="7508"/>
-          </w:tcPr>
-          <w:p/>
-        </w:tc>
-        <w:tc>
-          <w:tcPr>
-            <w:tcW w:type="dxa" w:w="450"/>
-          </w:tcPr>
-          <w:p/>
-        </w:tc>
-        <w:tc>
-          <w:tcPr>
-            <w:tcW w:type="dxa" w:w="450"/>
-          </w:tcPr>
-          <w:p/>
-        </w:tc>
-        <w:tc>
-          <w:tcPr>
-            <w:tcW w:type="dxa" w:w="719"/>
-          </w:tcPr>
-          <w:p/>
-        </w:tc>
-        <w:tc>
-          <w:tcPr>
-            <w:tcW w:type="dxa" w:w="719"/>
-          </w:tcPr>
-          <w:p/>
-        </w:tc>
-        <w:tc>
-          <w:tcPr>
-            <w:tcW w:type="dxa" w:w="949"/>
-          </w:tcPr>
-          <w:p/>
-        </w:tc>
-        <w:tc>
-          <w:tcPr>
-            <w:tcW w:type="dxa" w:w="7508"/>
+            <w:tcW w:type="dxa" w:w="7443"/>
           </w:tcPr>
           <w:p/>
         </w:tc>
@@ -3774,7 +3783,7 @@
         </w:trPr>
         <w:tc>
           <w:tcPr>
-            <w:tcW w:type="dxa" w:w="949"/>
+            <w:tcW w:type="dxa" w:w="1105"/>
           </w:tcPr>
           <w:p>
             <w:pPr>
@@ -3793,7 +3802,7 @@
         </w:tc>
         <w:tc>
           <w:tcPr>
-            <w:tcW w:type="dxa" w:w="3200"/>
+            <w:tcW w:type="dxa" w:w="3173"/>
           </w:tcPr>
           <w:p>
             <w:pPr>
@@ -3819,7 +3828,7 @@
         </w:tc>
         <w:tc>
           <w:tcPr>
-            <w:tcW w:type="dxa" w:w="7508"/>
+            <w:tcW w:type="dxa" w:w="7443"/>
           </w:tcPr>
           <w:p>
             <w:pPr>
@@ -3938,7 +3947,7 @@
         </w:tc>
         <w:tc>
           <w:tcPr>
-            <w:tcW w:type="dxa" w:w="7508"/>
+            <w:tcW w:type="dxa" w:w="7443"/>
           </w:tcPr>
           <w:p>
             <w:pPr>
@@ -3974,7 +3983,7 @@
         </w:trPr>
         <w:tc>
           <w:tcPr>
-            <w:tcW w:type="dxa" w:w="949"/>
+            <w:tcW w:type="dxa" w:w="1105"/>
           </w:tcPr>
           <w:p>
             <w:pPr>
@@ -3993,7 +4002,7 @@
         </w:tc>
         <w:tc>
           <w:tcPr>
-            <w:tcW w:type="dxa" w:w="3200"/>
+            <w:tcW w:type="dxa" w:w="3173"/>
           </w:tcPr>
           <w:p>
             <w:pPr>
@@ -4012,7 +4021,7 @@
         </w:tc>
         <w:tc>
           <w:tcPr>
-            <w:tcW w:type="dxa" w:w="7508"/>
+            <w:tcW w:type="dxa" w:w="7443"/>
           </w:tcPr>
           <w:p>
             <w:pPr>
@@ -4131,7 +4140,7 @@
         </w:tc>
         <w:tc>
           <w:tcPr>
-            <w:tcW w:type="dxa" w:w="7508"/>
+            <w:tcW w:type="dxa" w:w="7443"/>
           </w:tcPr>
           <w:p>
             <w:pPr>
@@ -4167,7 +4176,7 @@
         </w:trPr>
         <w:tc>
           <w:tcPr>
-            <w:tcW w:type="dxa" w:w="949"/>
+            <w:tcW w:type="dxa" w:w="1105"/>
           </w:tcPr>
           <w:p>
             <w:pPr>
@@ -4186,7 +4195,7 @@
         </w:tc>
         <w:tc>
           <w:tcPr>
-            <w:tcW w:type="dxa" w:w="3200"/>
+            <w:tcW w:type="dxa" w:w="3173"/>
           </w:tcPr>
           <w:p>
             <w:pPr>
@@ -4205,7 +4214,7 @@
         </w:tc>
         <w:tc>
           <w:tcPr>
-            <w:tcW w:type="dxa" w:w="7508"/>
+            <w:tcW w:type="dxa" w:w="7443"/>
           </w:tcPr>
           <w:p>
             <w:pPr>
@@ -4324,7 +4333,7 @@
         </w:tc>
         <w:tc>
           <w:tcPr>
-            <w:tcW w:type="dxa" w:w="7508"/>
+            <w:tcW w:type="dxa" w:w="7443"/>
           </w:tcPr>
           <w:p>
             <w:pPr>
@@ -4360,7 +4369,7 @@
         </w:trPr>
         <w:tc>
           <w:tcPr>
-            <w:tcW w:type="dxa" w:w="949"/>
+            <w:tcW w:type="dxa" w:w="1105"/>
           </w:tcPr>
           <w:p>
             <w:pPr>
@@ -4379,7 +4388,7 @@
         </w:tc>
         <w:tc>
           <w:tcPr>
-            <w:tcW w:type="dxa" w:w="3200"/>
+            <w:tcW w:type="dxa" w:w="3173"/>
           </w:tcPr>
           <w:p>
             <w:pPr>
@@ -4398,7 +4407,7 @@
         </w:tc>
         <w:tc>
           <w:tcPr>
-            <w:tcW w:type="dxa" w:w="7508"/>
+            <w:tcW w:type="dxa" w:w="7443"/>
           </w:tcPr>
           <w:p>
             <w:pPr>
@@ -4517,7 +4526,7 @@
         </w:tc>
         <w:tc>
           <w:tcPr>
-            <w:tcW w:type="dxa" w:w="7508"/>
+            <w:tcW w:type="dxa" w:w="7443"/>
           </w:tcPr>
           <w:p>
             <w:pPr>
@@ -4553,7 +4562,7 @@
         </w:trPr>
         <w:tc>
           <w:tcPr>
-            <w:tcW w:type="dxa" w:w="949"/>
+            <w:tcW w:type="dxa" w:w="1105"/>
           </w:tcPr>
           <w:p>
             <w:pPr>
@@ -4572,7 +4581,7 @@
         </w:tc>
         <w:tc>
           <w:tcPr>
-            <w:tcW w:type="dxa" w:w="3200"/>
+            <w:tcW w:type="dxa" w:w="3173"/>
           </w:tcPr>
           <w:p>
             <w:pPr>
@@ -4591,7 +4600,7 @@
         </w:tc>
         <w:tc>
           <w:tcPr>
-            <w:tcW w:type="dxa" w:w="7508"/>
+            <w:tcW w:type="dxa" w:w="7443"/>
           </w:tcPr>
           <w:p>
             <w:pPr>
@@ -4710,7 +4719,7 @@
         </w:tc>
         <w:tc>
           <w:tcPr>
-            <w:tcW w:type="dxa" w:w="7508"/>
+            <w:tcW w:type="dxa" w:w="7443"/>
           </w:tcPr>
           <w:p>
             <w:pPr>
@@ -4746,7 +4755,7 @@
         </w:trPr>
         <w:tc>
           <w:tcPr>
-            <w:tcW w:type="dxa" w:w="949"/>
+            <w:tcW w:type="dxa" w:w="1105"/>
           </w:tcPr>
           <w:p>
             <w:pPr>
@@ -4765,7 +4774,7 @@
         </w:tc>
         <w:tc>
           <w:tcPr>
-            <w:tcW w:type="dxa" w:w="3200"/>
+            <w:tcW w:type="dxa" w:w="3173"/>
           </w:tcPr>
           <w:p>
             <w:pPr>
@@ -4784,7 +4793,7 @@
         </w:tc>
         <w:tc>
           <w:tcPr>
-            <w:tcW w:type="dxa" w:w="7508"/>
+            <w:tcW w:type="dxa" w:w="7443"/>
           </w:tcPr>
           <w:p>
             <w:pPr>
@@ -4903,7 +4912,7 @@
         </w:tc>
         <w:tc>
           <w:tcPr>
-            <w:tcW w:type="dxa" w:w="7508"/>
+            <w:tcW w:type="dxa" w:w="7443"/>
           </w:tcPr>
           <w:p>
             <w:pPr>
@@ -4939,7 +4948,7 @@
         </w:trPr>
         <w:tc>
           <w:tcPr>
-            <w:tcW w:type="dxa" w:w="949"/>
+            <w:tcW w:type="dxa" w:w="1105"/>
           </w:tcPr>
           <w:p>
             <w:pPr>
@@ -4958,7 +4967,7 @@
         </w:tc>
         <w:tc>
           <w:tcPr>
-            <w:tcW w:type="dxa" w:w="3200"/>
+            <w:tcW w:type="dxa" w:w="3173"/>
           </w:tcPr>
           <w:p>
             <w:pPr>
@@ -4977,7 +4986,7 @@
         </w:tc>
         <w:tc>
           <w:tcPr>
-            <w:tcW w:type="dxa" w:w="7508"/>
+            <w:tcW w:type="dxa" w:w="7443"/>
           </w:tcPr>
           <w:p>
             <w:pPr>
@@ -5096,7 +5105,7 @@
         </w:tc>
         <w:tc>
           <w:tcPr>
-            <w:tcW w:type="dxa" w:w="7508"/>
+            <w:tcW w:type="dxa" w:w="7443"/>
           </w:tcPr>
           <w:p>
             <w:pPr>
@@ -5132,7 +5141,7 @@
         </w:trPr>
         <w:tc>
           <w:tcPr>
-            <w:tcW w:type="dxa" w:w="949"/>
+            <w:tcW w:type="dxa" w:w="1105"/>
           </w:tcPr>
           <w:p>
             <w:pPr>
@@ -5151,7 +5160,7 @@
         </w:tc>
         <w:tc>
           <w:tcPr>
-            <w:tcW w:type="dxa" w:w="3200"/>
+            <w:tcW w:type="dxa" w:w="3173"/>
           </w:tcPr>
           <w:p>
             <w:pPr>
@@ -5170,7 +5179,7 @@
         </w:tc>
         <w:tc>
           <w:tcPr>
-            <w:tcW w:type="dxa" w:w="7508"/>
+            <w:tcW w:type="dxa" w:w="7443"/>
           </w:tcPr>
           <w:p>
             <w:pPr>
@@ -5289,7 +5298,7 @@
         </w:tc>
         <w:tc>
           <w:tcPr>
-            <w:tcW w:type="dxa" w:w="7508"/>
+            <w:tcW w:type="dxa" w:w="7443"/>
           </w:tcPr>
           <w:p>
             <w:pPr>
@@ -5325,7 +5334,7 @@
         </w:trPr>
         <w:tc>
           <w:tcPr>
-            <w:tcW w:type="dxa" w:w="949"/>
+            <w:tcW w:type="dxa" w:w="1105"/>
           </w:tcPr>
           <w:p>
             <w:pPr>
@@ -5344,7 +5353,7 @@
         </w:tc>
         <w:tc>
           <w:tcPr>
-            <w:tcW w:type="dxa" w:w="3200"/>
+            <w:tcW w:type="dxa" w:w="3173"/>
           </w:tcPr>
           <w:p>
             <w:pPr>
@@ -5363,7 +5372,7 @@
         </w:tc>
         <w:tc>
           <w:tcPr>
-            <w:tcW w:type="dxa" w:w="7508"/>
+            <w:tcW w:type="dxa" w:w="7443"/>
           </w:tcPr>
           <w:p>
             <w:pPr>
@@ -5482,7 +5491,7 @@
         </w:tc>
         <w:tc>
           <w:tcPr>
-            <w:tcW w:type="dxa" w:w="7508"/>
+            <w:tcW w:type="dxa" w:w="7443"/>
           </w:tcPr>
           <w:p>
             <w:pPr>
@@ -5518,7 +5527,7 @@
         </w:trPr>
         <w:tc>
           <w:tcPr>
-            <w:tcW w:type="dxa" w:w="949"/>
+            <w:tcW w:type="dxa" w:w="1105"/>
           </w:tcPr>
           <w:p>
             <w:pPr>
@@ -5537,7 +5546,7 @@
         </w:tc>
         <w:tc>
           <w:tcPr>
-            <w:tcW w:type="dxa" w:w="3200"/>
+            <w:tcW w:type="dxa" w:w="3173"/>
           </w:tcPr>
           <w:p>
             <w:pPr>
@@ -5556,7 +5565,7 @@
         </w:tc>
         <w:tc>
           <w:tcPr>
-            <w:tcW w:type="dxa" w:w="7508"/>
+            <w:tcW w:type="dxa" w:w="7443"/>
           </w:tcPr>
           <w:p>
             <w:pPr>
@@ -5675,7 +5684,7 @@
         </w:tc>
         <w:tc>
           <w:tcPr>
-            <w:tcW w:type="dxa" w:w="7508"/>
+            <w:tcW w:type="dxa" w:w="7443"/>
           </w:tcPr>
           <w:p>
             <w:pPr>
@@ -5711,7 +5720,7 @@
         </w:trPr>
         <w:tc>
           <w:tcPr>
-            <w:tcW w:type="dxa" w:w="949"/>
+            <w:tcW w:type="dxa" w:w="1105"/>
           </w:tcPr>
           <w:p>
             <w:pPr>
@@ -5730,7 +5739,7 @@
         </w:tc>
         <w:tc>
           <w:tcPr>
-            <w:tcW w:type="dxa" w:w="3200"/>
+            <w:tcW w:type="dxa" w:w="3173"/>
           </w:tcPr>
           <w:p>
             <w:pPr>
@@ -5749,7 +5758,7 @@
         </w:tc>
         <w:tc>
           <w:tcPr>
-            <w:tcW w:type="dxa" w:w="7508"/>
+            <w:tcW w:type="dxa" w:w="7443"/>
           </w:tcPr>
           <w:p>
             <w:pPr>
@@ -5868,7 +5877,7 @@
         </w:tc>
         <w:tc>
           <w:tcPr>
-            <w:tcW w:type="dxa" w:w="7508"/>
+            <w:tcW w:type="dxa" w:w="7443"/>
           </w:tcPr>
           <w:p>
             <w:pPr>
@@ -5904,7 +5913,7 @@
         </w:trPr>
         <w:tc>
           <w:tcPr>
-            <w:tcW w:type="dxa" w:w="949"/>
+            <w:tcW w:type="dxa" w:w="1105"/>
           </w:tcPr>
           <w:p>
             <w:pPr>
@@ -5923,7 +5932,7 @@
         </w:tc>
         <w:tc>
           <w:tcPr>
-            <w:tcW w:type="dxa" w:w="3200"/>
+            <w:tcW w:type="dxa" w:w="3173"/>
           </w:tcPr>
           <w:p>
             <w:pPr>
@@ -5942,7 +5951,7 @@
         </w:tc>
         <w:tc>
           <w:tcPr>
-            <w:tcW w:type="dxa" w:w="7508"/>
+            <w:tcW w:type="dxa" w:w="7443"/>
           </w:tcPr>
           <w:p>
             <w:pPr>
@@ -6061,7 +6070,7 @@
         </w:tc>
         <w:tc>
           <w:tcPr>
-            <w:tcW w:type="dxa" w:w="7508"/>
+            <w:tcW w:type="dxa" w:w="7443"/>
           </w:tcPr>
           <w:p>
             <w:pPr>
@@ -6097,7 +6106,7 @@
         </w:trPr>
         <w:tc>
           <w:tcPr>
-            <w:tcW w:type="dxa" w:w="949"/>
+            <w:tcW w:type="dxa" w:w="1105"/>
           </w:tcPr>
           <w:p>
             <w:pPr>
@@ -6110,6 +6119,15 @@
                 <w:color w:val="0090A0"/>
                 <w:sz w:val="14"/>
               </w:rPr>
+              <w:t>▾</w:t>
+            </w:r>
+            <w:r>
+              <w:rPr>
+                <w:rFonts w:ascii="Consolas" w:hAnsi="Consolas" w:eastAsia="맑은 고딕"/>
+                <w:b w:val="0"/>
+                <w:color w:val="0090A0"/>
+                <w:sz w:val="14"/>
+              </w:rPr>
               <w:t>견적서 항목</w:t>
             </w:r>
           </w:p>
@@ -6166,7 +6184,7 @@
         </w:tc>
         <w:tc>
           <w:tcPr>
-            <w:tcW w:type="dxa" w:w="7508"/>
+            <w:tcW w:type="dxa" w:w="7443"/>
             <w:gridSpan w:val="2"/>
           </w:tcPr>
           <w:p>
@@ -6194,7 +6212,7 @@
         </w:trPr>
         <w:tc>
           <w:tcPr>
-            <w:tcW w:type="dxa" w:w="949"/>
+            <w:tcW w:type="dxa" w:w="1105"/>
           </w:tcPr>
           <w:p>
             <w:pPr>
@@ -6213,7 +6231,7 @@
         </w:tc>
         <w:tc>
           <w:tcPr>
-            <w:tcW w:type="dxa" w:w="3200"/>
+            <w:tcW w:type="dxa" w:w="3173"/>
           </w:tcPr>
           <w:p>
             <w:pPr>
@@ -6232,7 +6250,7 @@
         </w:tc>
         <w:tc>
           <w:tcPr>
-            <w:tcW w:type="dxa" w:w="7508"/>
+            <w:tcW w:type="dxa" w:w="7443"/>
           </w:tcPr>
           <w:p>
             <w:pPr>
@@ -6351,7 +6369,7 @@
         </w:tc>
         <w:tc>
           <w:tcPr>
-            <w:tcW w:type="dxa" w:w="7508"/>
+            <w:tcW w:type="dxa" w:w="7443"/>
           </w:tcPr>
           <w:p>
             <w:pPr>
@@ -6446,7 +6464,7 @@
         </w:trPr>
         <w:tc>
           <w:tcPr>
-            <w:tcW w:type="dxa" w:w="949"/>
+            <w:tcW w:type="dxa" w:w="1105"/>
           </w:tcPr>
           <w:p>
             <w:pPr>
@@ -6459,6 +6477,15 @@
                 <w:color w:val="0090A0"/>
                 <w:sz w:val="14"/>
               </w:rPr>
+              <w:t>▾</w:t>
+            </w:r>
+            <w:r>
+              <w:rPr>
+                <w:rFonts w:ascii="Consolas" w:hAnsi="Consolas" w:eastAsia="맑은 고딕"/>
+                <w:b w:val="0"/>
+                <w:color w:val="0090A0"/>
+                <w:sz w:val="14"/>
+              </w:rPr>
               <w:t>견적서 항목</w:t>
             </w:r>
           </w:p>
@@ -6515,7 +6542,7 @@
         </w:tc>
         <w:tc>
           <w:tcPr>
-            <w:tcW w:type="dxa" w:w="7508"/>
+            <w:tcW w:type="dxa" w:w="7443"/>
             <w:gridSpan w:val="2"/>
           </w:tcPr>
           <w:p>
@@ -6543,55 +6570,55 @@
         </w:trPr>
         <w:tc>
           <w:tcPr>
+            <w:tcW w:type="dxa" w:w="1105"/>
+          </w:tcPr>
+          <w:p/>
+        </w:tc>
+        <w:tc>
+          <w:tcPr>
+            <w:tcW w:type="dxa" w:w="3173"/>
+          </w:tcPr>
+          <w:p/>
+        </w:tc>
+        <w:tc>
+          <w:tcPr>
+            <w:tcW w:type="dxa" w:w="7443"/>
+          </w:tcPr>
+          <w:p/>
+        </w:tc>
+        <w:tc>
+          <w:tcPr>
+            <w:tcW w:type="dxa" w:w="450"/>
+          </w:tcPr>
+          <w:p/>
+        </w:tc>
+        <w:tc>
+          <w:tcPr>
+            <w:tcW w:type="dxa" w:w="450"/>
+          </w:tcPr>
+          <w:p/>
+        </w:tc>
+        <w:tc>
+          <w:tcPr>
+            <w:tcW w:type="dxa" w:w="719"/>
+          </w:tcPr>
+          <w:p/>
+        </w:tc>
+        <w:tc>
+          <w:tcPr>
+            <w:tcW w:type="dxa" w:w="719"/>
+          </w:tcPr>
+          <w:p/>
+        </w:tc>
+        <w:tc>
+          <w:tcPr>
             <w:tcW w:type="dxa" w:w="949"/>
           </w:tcPr>
           <w:p/>
         </w:tc>
         <w:tc>
           <w:tcPr>
-            <w:tcW w:type="dxa" w:w="3200"/>
-          </w:tcPr>
-          <w:p/>
-        </w:tc>
-        <w:tc>
-          <w:tcPr>
-            <w:tcW w:type="dxa" w:w="7508"/>
-          </w:tcPr>
-          <w:p/>
-        </w:tc>
-        <w:tc>
-          <w:tcPr>
-            <w:tcW w:type="dxa" w:w="450"/>
-          </w:tcPr>
-          <w:p/>
-        </w:tc>
-        <w:tc>
-          <w:tcPr>
-            <w:tcW w:type="dxa" w:w="450"/>
-          </w:tcPr>
-          <w:p/>
-        </w:tc>
-        <w:tc>
-          <w:tcPr>
-            <w:tcW w:type="dxa" w:w="719"/>
-          </w:tcPr>
-          <w:p/>
-        </w:tc>
-        <w:tc>
-          <w:tcPr>
-            <w:tcW w:type="dxa" w:w="719"/>
-          </w:tcPr>
-          <w:p/>
-        </w:tc>
-        <w:tc>
-          <w:tcPr>
-            <w:tcW w:type="dxa" w:w="949"/>
-          </w:tcPr>
-          <w:p/>
-        </w:tc>
-        <w:tc>
-          <w:tcPr>
-            <w:tcW w:type="dxa" w:w="7508"/>
+            <w:tcW w:type="dxa" w:w="7443"/>
           </w:tcPr>
           <w:p/>
         </w:tc>
@@ -6614,7 +6641,7 @@
         </w:trPr>
         <w:tc>
           <w:tcPr>
-            <w:tcW w:type="dxa" w:w="949"/>
+            <w:tcW w:type="dxa" w:w="1105"/>
           </w:tcPr>
           <w:p>
             <w:pPr>
@@ -6633,7 +6660,7 @@
         </w:tc>
         <w:tc>
           <w:tcPr>
-            <w:tcW w:type="dxa" w:w="3200"/>
+            <w:tcW w:type="dxa" w:w="3173"/>
           </w:tcPr>
           <w:p>
             <w:pPr>
@@ -6652,7 +6679,7 @@
         </w:tc>
         <w:tc>
           <w:tcPr>
-            <w:tcW w:type="dxa" w:w="7508"/>
+            <w:tcW w:type="dxa" w:w="7443"/>
           </w:tcPr>
           <w:p>
             <w:pPr>
@@ -6771,7 +6798,7 @@
         </w:tc>
         <w:tc>
           <w:tcPr>
-            <w:tcW w:type="dxa" w:w="7508"/>
+            <w:tcW w:type="dxa" w:w="7443"/>
           </w:tcPr>
           <w:p>
             <w:pPr>
@@ -6807,7 +6834,7 @@
         </w:trPr>
         <w:tc>
           <w:tcPr>
-            <w:tcW w:type="dxa" w:w="949"/>
+            <w:tcW w:type="dxa" w:w="1105"/>
           </w:tcPr>
           <w:p>
             <w:pPr>
@@ -6820,6 +6847,15 @@
                 <w:color w:val="0090A0"/>
                 <w:sz w:val="14"/>
               </w:rPr>
+              <w:t>▾</w:t>
+            </w:r>
+            <w:r>
+              <w:rPr>
+                <w:rFonts w:ascii="Consolas" w:hAnsi="Consolas" w:eastAsia="맑은 고딕"/>
+                <w:b w:val="0"/>
+                <w:color w:val="0090A0"/>
+                <w:sz w:val="14"/>
+              </w:rPr>
               <w:t>견적서 항목</w:t>
             </w:r>
           </w:p>
@@ -6876,7 +6912,7 @@
         </w:tc>
         <w:tc>
           <w:tcPr>
-            <w:tcW w:type="dxa" w:w="7508"/>
+            <w:tcW w:type="dxa" w:w="7443"/>
             <w:gridSpan w:val="2"/>
           </w:tcPr>
           <w:p>
@@ -6904,55 +6940,55 @@
         </w:trPr>
         <w:tc>
           <w:tcPr>
+            <w:tcW w:type="dxa" w:w="1105"/>
+          </w:tcPr>
+          <w:p/>
+        </w:tc>
+        <w:tc>
+          <w:tcPr>
+            <w:tcW w:type="dxa" w:w="3173"/>
+          </w:tcPr>
+          <w:p/>
+        </w:tc>
+        <w:tc>
+          <w:tcPr>
+            <w:tcW w:type="dxa" w:w="7443"/>
+          </w:tcPr>
+          <w:p/>
+        </w:tc>
+        <w:tc>
+          <w:tcPr>
+            <w:tcW w:type="dxa" w:w="450"/>
+          </w:tcPr>
+          <w:p/>
+        </w:tc>
+        <w:tc>
+          <w:tcPr>
+            <w:tcW w:type="dxa" w:w="450"/>
+          </w:tcPr>
+          <w:p/>
+        </w:tc>
+        <w:tc>
+          <w:tcPr>
+            <w:tcW w:type="dxa" w:w="719"/>
+          </w:tcPr>
+          <w:p/>
+        </w:tc>
+        <w:tc>
+          <w:tcPr>
+            <w:tcW w:type="dxa" w:w="719"/>
+          </w:tcPr>
+          <w:p/>
+        </w:tc>
+        <w:tc>
+          <w:tcPr>
             <w:tcW w:type="dxa" w:w="949"/>
           </w:tcPr>
           <w:p/>
         </w:tc>
         <w:tc>
           <w:tcPr>
-            <w:tcW w:type="dxa" w:w="3200"/>
-          </w:tcPr>
-          <w:p/>
-        </w:tc>
-        <w:tc>
-          <w:tcPr>
-            <w:tcW w:type="dxa" w:w="7508"/>
-          </w:tcPr>
-          <w:p/>
-        </w:tc>
-        <w:tc>
-          <w:tcPr>
-            <w:tcW w:type="dxa" w:w="450"/>
-          </w:tcPr>
-          <w:p/>
-        </w:tc>
-        <w:tc>
-          <w:tcPr>
-            <w:tcW w:type="dxa" w:w="450"/>
-          </w:tcPr>
-          <w:p/>
-        </w:tc>
-        <w:tc>
-          <w:tcPr>
-            <w:tcW w:type="dxa" w:w="719"/>
-          </w:tcPr>
-          <w:p/>
-        </w:tc>
-        <w:tc>
-          <w:tcPr>
-            <w:tcW w:type="dxa" w:w="719"/>
-          </w:tcPr>
-          <w:p/>
-        </w:tc>
-        <w:tc>
-          <w:tcPr>
-            <w:tcW w:type="dxa" w:w="949"/>
-          </w:tcPr>
-          <w:p/>
-        </w:tc>
-        <w:tc>
-          <w:tcPr>
-            <w:tcW w:type="dxa" w:w="7508"/>
+            <w:tcW w:type="dxa" w:w="7443"/>
           </w:tcPr>
           <w:p/>
         </w:tc>
@@ -6975,7 +7011,7 @@
         </w:trPr>
         <w:tc>
           <w:tcPr>
-            <w:tcW w:type="dxa" w:w="949"/>
+            <w:tcW w:type="dxa" w:w="1105"/>
           </w:tcPr>
           <w:p>
             <w:pPr>
@@ -6994,7 +7030,7 @@
         </w:tc>
         <w:tc>
           <w:tcPr>
-            <w:tcW w:type="dxa" w:w="3200"/>
+            <w:tcW w:type="dxa" w:w="3173"/>
           </w:tcPr>
           <w:p>
             <w:pPr>
@@ -7013,7 +7049,7 @@
         </w:tc>
         <w:tc>
           <w:tcPr>
-            <w:tcW w:type="dxa" w:w="7508"/>
+            <w:tcW w:type="dxa" w:w="7443"/>
           </w:tcPr>
           <w:p>
             <w:pPr>
@@ -7132,7 +7168,7 @@
         </w:tc>
         <w:tc>
           <w:tcPr>
-            <w:tcW w:type="dxa" w:w="7508"/>
+            <w:tcW w:type="dxa" w:w="7443"/>
           </w:tcPr>
           <w:p>
             <w:pPr>
@@ -7168,7 +7204,7 @@
         </w:trPr>
         <w:tc>
           <w:tcPr>
-            <w:tcW w:type="dxa" w:w="949"/>
+            <w:tcW w:type="dxa" w:w="1105"/>
           </w:tcPr>
           <w:p>
             <w:pPr>
@@ -7181,6 +7217,15 @@
                 <w:color w:val="0090A0"/>
                 <w:sz w:val="14"/>
               </w:rPr>
+              <w:t>▾</w:t>
+            </w:r>
+            <w:r>
+              <w:rPr>
+                <w:rFonts w:ascii="Consolas" w:hAnsi="Consolas" w:eastAsia="맑은 고딕"/>
+                <w:b w:val="0"/>
+                <w:color w:val="0090A0"/>
+                <w:sz w:val="14"/>
+              </w:rPr>
               <w:t>견적서 항목</w:t>
             </w:r>
           </w:p>
@@ -7237,7 +7282,7 @@
         </w:tc>
         <w:tc>
           <w:tcPr>
-            <w:tcW w:type="dxa" w:w="7508"/>
+            <w:tcW w:type="dxa" w:w="7443"/>
             <w:gridSpan w:val="2"/>
           </w:tcPr>
           <w:p>
@@ -7265,55 +7310,55 @@
         </w:trPr>
         <w:tc>
           <w:tcPr>
+            <w:tcW w:type="dxa" w:w="1105"/>
+          </w:tcPr>
+          <w:p/>
+        </w:tc>
+        <w:tc>
+          <w:tcPr>
+            <w:tcW w:type="dxa" w:w="3173"/>
+          </w:tcPr>
+          <w:p/>
+        </w:tc>
+        <w:tc>
+          <w:tcPr>
+            <w:tcW w:type="dxa" w:w="7443"/>
+          </w:tcPr>
+          <w:p/>
+        </w:tc>
+        <w:tc>
+          <w:tcPr>
+            <w:tcW w:type="dxa" w:w="450"/>
+          </w:tcPr>
+          <w:p/>
+        </w:tc>
+        <w:tc>
+          <w:tcPr>
+            <w:tcW w:type="dxa" w:w="450"/>
+          </w:tcPr>
+          <w:p/>
+        </w:tc>
+        <w:tc>
+          <w:tcPr>
+            <w:tcW w:type="dxa" w:w="719"/>
+          </w:tcPr>
+          <w:p/>
+        </w:tc>
+        <w:tc>
+          <w:tcPr>
+            <w:tcW w:type="dxa" w:w="719"/>
+          </w:tcPr>
+          <w:p/>
+        </w:tc>
+        <w:tc>
+          <w:tcPr>
             <w:tcW w:type="dxa" w:w="949"/>
           </w:tcPr>
           <w:p/>
         </w:tc>
         <w:tc>
           <w:tcPr>
-            <w:tcW w:type="dxa" w:w="3200"/>
-          </w:tcPr>
-          <w:p/>
-        </w:tc>
-        <w:tc>
-          <w:tcPr>
-            <w:tcW w:type="dxa" w:w="7508"/>
-          </w:tcPr>
-          <w:p/>
-        </w:tc>
-        <w:tc>
-          <w:tcPr>
-            <w:tcW w:type="dxa" w:w="450"/>
-          </w:tcPr>
-          <w:p/>
-        </w:tc>
-        <w:tc>
-          <w:tcPr>
-            <w:tcW w:type="dxa" w:w="450"/>
-          </w:tcPr>
-          <w:p/>
-        </w:tc>
-        <w:tc>
-          <w:tcPr>
-            <w:tcW w:type="dxa" w:w="719"/>
-          </w:tcPr>
-          <w:p/>
-        </w:tc>
-        <w:tc>
-          <w:tcPr>
-            <w:tcW w:type="dxa" w:w="719"/>
-          </w:tcPr>
-          <w:p/>
-        </w:tc>
-        <w:tc>
-          <w:tcPr>
-            <w:tcW w:type="dxa" w:w="949"/>
-          </w:tcPr>
-          <w:p/>
-        </w:tc>
-        <w:tc>
-          <w:tcPr>
-            <w:tcW w:type="dxa" w:w="7508"/>
+            <w:tcW w:type="dxa" w:w="7443"/>
           </w:tcPr>
           <w:p/>
         </w:tc>
@@ -7336,7 +7381,7 @@
         </w:trPr>
         <w:tc>
           <w:tcPr>
-            <w:tcW w:type="dxa" w:w="949"/>
+            <w:tcW w:type="dxa" w:w="1105"/>
           </w:tcPr>
           <w:p>
             <w:pPr>
@@ -7355,7 +7400,7 @@
         </w:tc>
         <w:tc>
           <w:tcPr>
-            <w:tcW w:type="dxa" w:w="3200"/>
+            <w:tcW w:type="dxa" w:w="3173"/>
           </w:tcPr>
           <w:p>
             <w:pPr>
@@ -7381,7 +7426,7 @@
         </w:tc>
         <w:tc>
           <w:tcPr>
-            <w:tcW w:type="dxa" w:w="7508"/>
+            <w:tcW w:type="dxa" w:w="7443"/>
           </w:tcPr>
           <w:p>
             <w:pPr>
@@ -7500,7 +7545,7 @@
         </w:tc>
         <w:tc>
           <w:tcPr>
-            <w:tcW w:type="dxa" w:w="7508"/>
+            <w:tcW w:type="dxa" w:w="7443"/>
           </w:tcPr>
           <w:p>
             <w:pPr>
@@ -7536,55 +7581,55 @@
         </w:trPr>
         <w:tc>
           <w:tcPr>
+            <w:tcW w:type="dxa" w:w="1105"/>
+          </w:tcPr>
+          <w:p/>
+        </w:tc>
+        <w:tc>
+          <w:tcPr>
+            <w:tcW w:type="dxa" w:w="3173"/>
+          </w:tcPr>
+          <w:p/>
+        </w:tc>
+        <w:tc>
+          <w:tcPr>
+            <w:tcW w:type="dxa" w:w="7443"/>
+          </w:tcPr>
+          <w:p/>
+        </w:tc>
+        <w:tc>
+          <w:tcPr>
+            <w:tcW w:type="dxa" w:w="450"/>
+          </w:tcPr>
+          <w:p/>
+        </w:tc>
+        <w:tc>
+          <w:tcPr>
+            <w:tcW w:type="dxa" w:w="450"/>
+          </w:tcPr>
+          <w:p/>
+        </w:tc>
+        <w:tc>
+          <w:tcPr>
+            <w:tcW w:type="dxa" w:w="719"/>
+          </w:tcPr>
+          <w:p/>
+        </w:tc>
+        <w:tc>
+          <w:tcPr>
+            <w:tcW w:type="dxa" w:w="719"/>
+          </w:tcPr>
+          <w:p/>
+        </w:tc>
+        <w:tc>
+          <w:tcPr>
             <w:tcW w:type="dxa" w:w="949"/>
           </w:tcPr>
           <w:p/>
         </w:tc>
         <w:tc>
           <w:tcPr>
-            <w:tcW w:type="dxa" w:w="3200"/>
-          </w:tcPr>
-          <w:p/>
-        </w:tc>
-        <w:tc>
-          <w:tcPr>
-            <w:tcW w:type="dxa" w:w="7508"/>
-          </w:tcPr>
-          <w:p/>
-        </w:tc>
-        <w:tc>
-          <w:tcPr>
-            <w:tcW w:type="dxa" w:w="450"/>
-          </w:tcPr>
-          <w:p/>
-        </w:tc>
-        <w:tc>
-          <w:tcPr>
-            <w:tcW w:type="dxa" w:w="450"/>
-          </w:tcPr>
-          <w:p/>
-        </w:tc>
-        <w:tc>
-          <w:tcPr>
-            <w:tcW w:type="dxa" w:w="719"/>
-          </w:tcPr>
-          <w:p/>
-        </w:tc>
-        <w:tc>
-          <w:tcPr>
-            <w:tcW w:type="dxa" w:w="719"/>
-          </w:tcPr>
-          <w:p/>
-        </w:tc>
-        <w:tc>
-          <w:tcPr>
-            <w:tcW w:type="dxa" w:w="949"/>
-          </w:tcPr>
-          <w:p/>
-        </w:tc>
-        <w:tc>
-          <w:tcPr>
-            <w:tcW w:type="dxa" w:w="7508"/>
+            <w:tcW w:type="dxa" w:w="7443"/>
           </w:tcPr>
           <w:p/>
         </w:tc>
@@ -7607,7 +7652,7 @@
         </w:trPr>
         <w:tc>
           <w:tcPr>
-            <w:tcW w:type="dxa" w:w="949"/>
+            <w:tcW w:type="dxa" w:w="1105"/>
           </w:tcPr>
           <w:p>
             <w:pPr>
@@ -7626,7 +7671,7 @@
         </w:tc>
         <w:tc>
           <w:tcPr>
-            <w:tcW w:type="dxa" w:w="3200"/>
+            <w:tcW w:type="dxa" w:w="3173"/>
           </w:tcPr>
           <w:p>
             <w:pPr>
@@ -7645,7 +7690,7 @@
         </w:tc>
         <w:tc>
           <w:tcPr>
-            <w:tcW w:type="dxa" w:w="7508"/>
+            <w:tcW w:type="dxa" w:w="7443"/>
           </w:tcPr>
           <w:p>
             <w:pPr>
@@ -7764,7 +7809,7 @@
         </w:tc>
         <w:tc>
           <w:tcPr>
-            <w:tcW w:type="dxa" w:w="7508"/>
+            <w:tcW w:type="dxa" w:w="7443"/>
           </w:tcPr>
           <w:p>
             <w:pPr>
@@ -7800,7 +7845,7 @@
         </w:trPr>
         <w:tc>
           <w:tcPr>
-            <w:tcW w:type="dxa" w:w="949"/>
+            <w:tcW w:type="dxa" w:w="1105"/>
           </w:tcPr>
           <w:p>
             <w:pPr>
@@ -7813,6 +7858,15 @@
                 <w:color w:val="0090A0"/>
                 <w:sz w:val="14"/>
               </w:rPr>
+              <w:t>▾</w:t>
+            </w:r>
+            <w:r>
+              <w:rPr>
+                <w:rFonts w:ascii="Consolas" w:hAnsi="Consolas" w:eastAsia="맑은 고딕"/>
+                <w:b w:val="0"/>
+                <w:color w:val="0090A0"/>
+                <w:sz w:val="14"/>
+              </w:rPr>
               <w:t>견적서 항목</w:t>
             </w:r>
           </w:p>
@@ -7869,7 +7923,7 @@
         </w:tc>
         <w:tc>
           <w:tcPr>
-            <w:tcW w:type="dxa" w:w="7508"/>
+            <w:tcW w:type="dxa" w:w="7443"/>
             <w:gridSpan w:val="2"/>
           </w:tcPr>
           <w:p>
@@ -7897,7 +7951,7 @@
         </w:trPr>
         <w:tc>
           <w:tcPr>
-            <w:tcW w:type="dxa" w:w="949"/>
+            <w:tcW w:type="dxa" w:w="1105"/>
           </w:tcPr>
           <w:p>
             <w:pPr>
@@ -7916,7 +7970,7 @@
         </w:tc>
         <w:tc>
           <w:tcPr>
-            <w:tcW w:type="dxa" w:w="3200"/>
+            <w:tcW w:type="dxa" w:w="3173"/>
           </w:tcPr>
           <w:p>
             <w:pPr>
@@ -7942,7 +7996,7 @@
         </w:tc>
         <w:tc>
           <w:tcPr>
-            <w:tcW w:type="dxa" w:w="7508"/>
+            <w:tcW w:type="dxa" w:w="7443"/>
           </w:tcPr>
           <w:p>
             <w:pPr>
@@ -8061,7 +8115,7 @@
         </w:tc>
         <w:tc>
           <w:tcPr>
-            <w:tcW w:type="dxa" w:w="7508"/>
+            <w:tcW w:type="dxa" w:w="7443"/>
           </w:tcPr>
           <w:p>
             <w:pPr>
@@ -8156,7 +8210,7 @@
         </w:trPr>
         <w:tc>
           <w:tcPr>
-            <w:tcW w:type="dxa" w:w="949"/>
+            <w:tcW w:type="dxa" w:w="1105"/>
           </w:tcPr>
           <w:p>
             <w:pPr>
@@ -8169,6 +8223,15 @@
                 <w:color w:val="0090A0"/>
                 <w:sz w:val="14"/>
               </w:rPr>
+              <w:t>▾</w:t>
+            </w:r>
+            <w:r>
+              <w:rPr>
+                <w:rFonts w:ascii="Consolas" w:hAnsi="Consolas" w:eastAsia="맑은 고딕"/>
+                <w:b w:val="0"/>
+                <w:color w:val="0090A0"/>
+                <w:sz w:val="14"/>
+              </w:rPr>
               <w:t>견적서 항목</w:t>
             </w:r>
           </w:p>
@@ -8225,7 +8288,7 @@
         </w:tc>
         <w:tc>
           <w:tcPr>
-            <w:tcW w:type="dxa" w:w="7508"/>
+            <w:tcW w:type="dxa" w:w="7443"/>
             <w:gridSpan w:val="2"/>
           </w:tcPr>
           <w:p>
@@ -8253,7 +8316,7 @@
         </w:trPr>
         <w:tc>
           <w:tcPr>
-            <w:tcW w:type="dxa" w:w="949"/>
+            <w:tcW w:type="dxa" w:w="1105"/>
           </w:tcPr>
           <w:p>
             <w:pPr>
@@ -8272,7 +8335,7 @@
         </w:tc>
         <w:tc>
           <w:tcPr>
-            <w:tcW w:type="dxa" w:w="3200"/>
+            <w:tcW w:type="dxa" w:w="3173"/>
           </w:tcPr>
           <w:p>
             <w:pPr>
@@ -8291,7 +8354,7 @@
         </w:tc>
         <w:tc>
           <w:tcPr>
-            <w:tcW w:type="dxa" w:w="7508"/>
+            <w:tcW w:type="dxa" w:w="7443"/>
           </w:tcPr>
           <w:p>
             <w:pPr>
@@ -8410,7 +8473,7 @@
         </w:tc>
         <w:tc>
           <w:tcPr>
-            <w:tcW w:type="dxa" w:w="7508"/>
+            <w:tcW w:type="dxa" w:w="7443"/>
           </w:tcPr>
           <w:p>
             <w:pPr>
@@ -8446,55 +8509,55 @@
         </w:trPr>
         <w:tc>
           <w:tcPr>
+            <w:tcW w:type="dxa" w:w="1105"/>
+          </w:tcPr>
+          <w:p/>
+        </w:tc>
+        <w:tc>
+          <w:tcPr>
+            <w:tcW w:type="dxa" w:w="3173"/>
+          </w:tcPr>
+          <w:p/>
+        </w:tc>
+        <w:tc>
+          <w:tcPr>
+            <w:tcW w:type="dxa" w:w="7443"/>
+          </w:tcPr>
+          <w:p/>
+        </w:tc>
+        <w:tc>
+          <w:tcPr>
+            <w:tcW w:type="dxa" w:w="450"/>
+          </w:tcPr>
+          <w:p/>
+        </w:tc>
+        <w:tc>
+          <w:tcPr>
+            <w:tcW w:type="dxa" w:w="450"/>
+          </w:tcPr>
+          <w:p/>
+        </w:tc>
+        <w:tc>
+          <w:tcPr>
+            <w:tcW w:type="dxa" w:w="719"/>
+          </w:tcPr>
+          <w:p/>
+        </w:tc>
+        <w:tc>
+          <w:tcPr>
+            <w:tcW w:type="dxa" w:w="719"/>
+          </w:tcPr>
+          <w:p/>
+        </w:tc>
+        <w:tc>
+          <w:tcPr>
             <w:tcW w:type="dxa" w:w="949"/>
           </w:tcPr>
           <w:p/>
         </w:tc>
         <w:tc>
           <w:tcPr>
-            <w:tcW w:type="dxa" w:w="3200"/>
-          </w:tcPr>
-          <w:p/>
-        </w:tc>
-        <w:tc>
-          <w:tcPr>
-            <w:tcW w:type="dxa" w:w="7508"/>
-          </w:tcPr>
-          <w:p/>
-        </w:tc>
-        <w:tc>
-          <w:tcPr>
-            <w:tcW w:type="dxa" w:w="450"/>
-          </w:tcPr>
-          <w:p/>
-        </w:tc>
-        <w:tc>
-          <w:tcPr>
-            <w:tcW w:type="dxa" w:w="450"/>
-          </w:tcPr>
-          <w:p/>
-        </w:tc>
-        <w:tc>
-          <w:tcPr>
-            <w:tcW w:type="dxa" w:w="719"/>
-          </w:tcPr>
-          <w:p/>
-        </w:tc>
-        <w:tc>
-          <w:tcPr>
-            <w:tcW w:type="dxa" w:w="719"/>
-          </w:tcPr>
-          <w:p/>
-        </w:tc>
-        <w:tc>
-          <w:tcPr>
-            <w:tcW w:type="dxa" w:w="949"/>
-          </w:tcPr>
-          <w:p/>
-        </w:tc>
-        <w:tc>
-          <w:tcPr>
-            <w:tcW w:type="dxa" w:w="7508"/>
+            <w:tcW w:type="dxa" w:w="7443"/>
           </w:tcPr>
           <w:p/>
         </w:tc>
@@ -8517,7 +8580,7 @@
         </w:trPr>
         <w:tc>
           <w:tcPr>
-            <w:tcW w:type="dxa" w:w="949"/>
+            <w:tcW w:type="dxa" w:w="1105"/>
           </w:tcPr>
           <w:p>
             <w:pPr>
@@ -8536,7 +8599,7 @@
         </w:tc>
         <w:tc>
           <w:tcPr>
-            <w:tcW w:type="dxa" w:w="3200"/>
+            <w:tcW w:type="dxa" w:w="3173"/>
           </w:tcPr>
           <w:p>
             <w:pPr>
@@ -8562,7 +8625,7 @@
         </w:tc>
         <w:tc>
           <w:tcPr>
-            <w:tcW w:type="dxa" w:w="7508"/>
+            <w:tcW w:type="dxa" w:w="7443"/>
           </w:tcPr>
           <w:p>
             <w:pPr>
@@ -8672,7 +8735,7 @@
         </w:tc>
         <w:tc>
           <w:tcPr>
-            <w:tcW w:type="dxa" w:w="7508"/>
+            <w:tcW w:type="dxa" w:w="7443"/>
           </w:tcPr>
           <w:p>
             <w:pPr>
@@ -8699,55 +8762,55 @@
         </w:trPr>
         <w:tc>
           <w:tcPr>
+            <w:tcW w:type="dxa" w:w="1105"/>
+          </w:tcPr>
+          <w:p/>
+        </w:tc>
+        <w:tc>
+          <w:tcPr>
+            <w:tcW w:type="dxa" w:w="3173"/>
+          </w:tcPr>
+          <w:p/>
+        </w:tc>
+        <w:tc>
+          <w:tcPr>
+            <w:tcW w:type="dxa" w:w="7443"/>
+          </w:tcPr>
+          <w:p/>
+        </w:tc>
+        <w:tc>
+          <w:tcPr>
+            <w:tcW w:type="dxa" w:w="450"/>
+          </w:tcPr>
+          <w:p/>
+        </w:tc>
+        <w:tc>
+          <w:tcPr>
+            <w:tcW w:type="dxa" w:w="450"/>
+          </w:tcPr>
+          <w:p/>
+        </w:tc>
+        <w:tc>
+          <w:tcPr>
+            <w:tcW w:type="dxa" w:w="719"/>
+          </w:tcPr>
+          <w:p/>
+        </w:tc>
+        <w:tc>
+          <w:tcPr>
+            <w:tcW w:type="dxa" w:w="719"/>
+          </w:tcPr>
+          <w:p/>
+        </w:tc>
+        <w:tc>
+          <w:tcPr>
             <w:tcW w:type="dxa" w:w="949"/>
           </w:tcPr>
           <w:p/>
         </w:tc>
         <w:tc>
           <w:tcPr>
-            <w:tcW w:type="dxa" w:w="3200"/>
-          </w:tcPr>
-          <w:p/>
-        </w:tc>
-        <w:tc>
-          <w:tcPr>
-            <w:tcW w:type="dxa" w:w="7508"/>
-          </w:tcPr>
-          <w:p/>
-        </w:tc>
-        <w:tc>
-          <w:tcPr>
-            <w:tcW w:type="dxa" w:w="450"/>
-          </w:tcPr>
-          <w:p/>
-        </w:tc>
-        <w:tc>
-          <w:tcPr>
-            <w:tcW w:type="dxa" w:w="450"/>
-          </w:tcPr>
-          <w:p/>
-        </w:tc>
-        <w:tc>
-          <w:tcPr>
-            <w:tcW w:type="dxa" w:w="719"/>
-          </w:tcPr>
-          <w:p/>
-        </w:tc>
-        <w:tc>
-          <w:tcPr>
-            <w:tcW w:type="dxa" w:w="719"/>
-          </w:tcPr>
-          <w:p/>
-        </w:tc>
-        <w:tc>
-          <w:tcPr>
-            <w:tcW w:type="dxa" w:w="949"/>
-          </w:tcPr>
-          <w:p/>
-        </w:tc>
-        <w:tc>
-          <w:tcPr>
-            <w:tcW w:type="dxa" w:w="7508"/>
+            <w:tcW w:type="dxa" w:w="7443"/>
           </w:tcPr>
           <w:p/>
         </w:tc>
@@ -8770,7 +8833,7 @@
         </w:trPr>
         <w:tc>
           <w:tcPr>
-            <w:tcW w:type="dxa" w:w="949"/>
+            <w:tcW w:type="dxa" w:w="1105"/>
           </w:tcPr>
           <w:p>
             <w:pPr>
@@ -8789,7 +8852,7 @@
         </w:tc>
         <w:tc>
           <w:tcPr>
-            <w:tcW w:type="dxa" w:w="3200"/>
+            <w:tcW w:type="dxa" w:w="3173"/>
           </w:tcPr>
           <w:p>
             <w:pPr>
@@ -8808,7 +8871,7 @@
         </w:tc>
         <w:tc>
           <w:tcPr>
-            <w:tcW w:type="dxa" w:w="7508"/>
+            <w:tcW w:type="dxa" w:w="7443"/>
           </w:tcPr>
           <w:p>
             <w:pPr>
@@ -8918,7 +8981,7 @@
         </w:tc>
         <w:tc>
           <w:tcPr>
-            <w:tcW w:type="dxa" w:w="7508"/>
+            <w:tcW w:type="dxa" w:w="7443"/>
           </w:tcPr>
           <w:p>
             <w:pPr>
@@ -8945,55 +9008,55 @@
         </w:trPr>
         <w:tc>
           <w:tcPr>
+            <w:tcW w:type="dxa" w:w="1105"/>
+          </w:tcPr>
+          <w:p/>
+        </w:tc>
+        <w:tc>
+          <w:tcPr>
+            <w:tcW w:type="dxa" w:w="3173"/>
+          </w:tcPr>
+          <w:p/>
+        </w:tc>
+        <w:tc>
+          <w:tcPr>
+            <w:tcW w:type="dxa" w:w="7443"/>
+          </w:tcPr>
+          <w:p/>
+        </w:tc>
+        <w:tc>
+          <w:tcPr>
+            <w:tcW w:type="dxa" w:w="450"/>
+          </w:tcPr>
+          <w:p/>
+        </w:tc>
+        <w:tc>
+          <w:tcPr>
+            <w:tcW w:type="dxa" w:w="450"/>
+          </w:tcPr>
+          <w:p/>
+        </w:tc>
+        <w:tc>
+          <w:tcPr>
+            <w:tcW w:type="dxa" w:w="719"/>
+          </w:tcPr>
+          <w:p/>
+        </w:tc>
+        <w:tc>
+          <w:tcPr>
+            <w:tcW w:type="dxa" w:w="719"/>
+          </w:tcPr>
+          <w:p/>
+        </w:tc>
+        <w:tc>
+          <w:tcPr>
             <w:tcW w:type="dxa" w:w="949"/>
           </w:tcPr>
           <w:p/>
         </w:tc>
         <w:tc>
           <w:tcPr>
-            <w:tcW w:type="dxa" w:w="3200"/>
-          </w:tcPr>
-          <w:p/>
-        </w:tc>
-        <w:tc>
-          <w:tcPr>
-            <w:tcW w:type="dxa" w:w="7508"/>
-          </w:tcPr>
-          <w:p/>
-        </w:tc>
-        <w:tc>
-          <w:tcPr>
-            <w:tcW w:type="dxa" w:w="450"/>
-          </w:tcPr>
-          <w:p/>
-        </w:tc>
-        <w:tc>
-          <w:tcPr>
-            <w:tcW w:type="dxa" w:w="450"/>
-          </w:tcPr>
-          <w:p/>
-        </w:tc>
-        <w:tc>
-          <w:tcPr>
-            <w:tcW w:type="dxa" w:w="719"/>
-          </w:tcPr>
-          <w:p/>
-        </w:tc>
-        <w:tc>
-          <w:tcPr>
-            <w:tcW w:type="dxa" w:w="719"/>
-          </w:tcPr>
-          <w:p/>
-        </w:tc>
-        <w:tc>
-          <w:tcPr>
-            <w:tcW w:type="dxa" w:w="949"/>
-          </w:tcPr>
-          <w:p/>
-        </w:tc>
-        <w:tc>
-          <w:tcPr>
-            <w:tcW w:type="dxa" w:w="7508"/>
+            <w:tcW w:type="dxa" w:w="7443"/>
           </w:tcPr>
           <w:p/>
         </w:tc>
@@ -9016,7 +9079,7 @@
         </w:trPr>
         <w:tc>
           <w:tcPr>
-            <w:tcW w:type="dxa" w:w="949"/>
+            <w:tcW w:type="dxa" w:w="1105"/>
           </w:tcPr>
           <w:p>
             <w:pPr>
@@ -9035,7 +9098,7 @@
         </w:tc>
         <w:tc>
           <w:tcPr>
-            <w:tcW w:type="dxa" w:w="3200"/>
+            <w:tcW w:type="dxa" w:w="3173"/>
           </w:tcPr>
           <w:p>
             <w:pPr>
@@ -9054,7 +9117,7 @@
         </w:tc>
         <w:tc>
           <w:tcPr>
-            <w:tcW w:type="dxa" w:w="7508"/>
+            <w:tcW w:type="dxa" w:w="7443"/>
           </w:tcPr>
           <w:p>
             <w:pPr>
@@ -9164,7 +9227,7 @@
         </w:tc>
         <w:tc>
           <w:tcPr>
-            <w:tcW w:type="dxa" w:w="7508"/>
+            <w:tcW w:type="dxa" w:w="7443"/>
           </w:tcPr>
           <w:p>
             <w:pPr>
@@ -9191,55 +9254,55 @@
         </w:trPr>
         <w:tc>
           <w:tcPr>
+            <w:tcW w:type="dxa" w:w="1105"/>
+          </w:tcPr>
+          <w:p/>
+        </w:tc>
+        <w:tc>
+          <w:tcPr>
+            <w:tcW w:type="dxa" w:w="3173"/>
+          </w:tcPr>
+          <w:p/>
+        </w:tc>
+        <w:tc>
+          <w:tcPr>
+            <w:tcW w:type="dxa" w:w="7443"/>
+          </w:tcPr>
+          <w:p/>
+        </w:tc>
+        <w:tc>
+          <w:tcPr>
+            <w:tcW w:type="dxa" w:w="450"/>
+          </w:tcPr>
+          <w:p/>
+        </w:tc>
+        <w:tc>
+          <w:tcPr>
+            <w:tcW w:type="dxa" w:w="450"/>
+          </w:tcPr>
+          <w:p/>
+        </w:tc>
+        <w:tc>
+          <w:tcPr>
+            <w:tcW w:type="dxa" w:w="719"/>
+          </w:tcPr>
+          <w:p/>
+        </w:tc>
+        <w:tc>
+          <w:tcPr>
+            <w:tcW w:type="dxa" w:w="719"/>
+          </w:tcPr>
+          <w:p/>
+        </w:tc>
+        <w:tc>
+          <w:tcPr>
             <w:tcW w:type="dxa" w:w="949"/>
           </w:tcPr>
           <w:p/>
         </w:tc>
         <w:tc>
           <w:tcPr>
-            <w:tcW w:type="dxa" w:w="3200"/>
-          </w:tcPr>
-          <w:p/>
-        </w:tc>
-        <w:tc>
-          <w:tcPr>
-            <w:tcW w:type="dxa" w:w="7508"/>
-          </w:tcPr>
-          <w:p/>
-        </w:tc>
-        <w:tc>
-          <w:tcPr>
-            <w:tcW w:type="dxa" w:w="450"/>
-          </w:tcPr>
-          <w:p/>
-        </w:tc>
-        <w:tc>
-          <w:tcPr>
-            <w:tcW w:type="dxa" w:w="450"/>
-          </w:tcPr>
-          <w:p/>
-        </w:tc>
-        <w:tc>
-          <w:tcPr>
-            <w:tcW w:type="dxa" w:w="719"/>
-          </w:tcPr>
-          <w:p/>
-        </w:tc>
-        <w:tc>
-          <w:tcPr>
-            <w:tcW w:type="dxa" w:w="719"/>
-          </w:tcPr>
-          <w:p/>
-        </w:tc>
-        <w:tc>
-          <w:tcPr>
-            <w:tcW w:type="dxa" w:w="949"/>
-          </w:tcPr>
-          <w:p/>
-        </w:tc>
-        <w:tc>
-          <w:tcPr>
-            <w:tcW w:type="dxa" w:w="7508"/>
+            <w:tcW w:type="dxa" w:w="7443"/>
           </w:tcPr>
           <w:p/>
         </w:tc>
@@ -9262,7 +9325,7 @@
         </w:trPr>
         <w:tc>
           <w:tcPr>
-            <w:tcW w:type="dxa" w:w="949"/>
+            <w:tcW w:type="dxa" w:w="1105"/>
           </w:tcPr>
           <w:p>
             <w:pPr>
@@ -9281,7 +9344,7 @@
         </w:tc>
         <w:tc>
           <w:tcPr>
-            <w:tcW w:type="dxa" w:w="3200"/>
+            <w:tcW w:type="dxa" w:w="3173"/>
           </w:tcPr>
           <w:p>
             <w:pPr>
@@ -9300,7 +9363,7 @@
         </w:tc>
         <w:tc>
           <w:tcPr>
-            <w:tcW w:type="dxa" w:w="7508"/>
+            <w:tcW w:type="dxa" w:w="7443"/>
           </w:tcPr>
           <w:p>
             <w:pPr>
@@ -9410,7 +9473,7 @@
         </w:tc>
         <w:tc>
           <w:tcPr>
-            <w:tcW w:type="dxa" w:w="7508"/>
+            <w:tcW w:type="dxa" w:w="7443"/>
           </w:tcPr>
           <w:p>
             <w:pPr>
@@ -9437,55 +9500,55 @@
         </w:trPr>
         <w:tc>
           <w:tcPr>
+            <w:tcW w:type="dxa" w:w="1105"/>
+          </w:tcPr>
+          <w:p/>
+        </w:tc>
+        <w:tc>
+          <w:tcPr>
+            <w:tcW w:type="dxa" w:w="3173"/>
+          </w:tcPr>
+          <w:p/>
+        </w:tc>
+        <w:tc>
+          <w:tcPr>
+            <w:tcW w:type="dxa" w:w="7443"/>
+          </w:tcPr>
+          <w:p/>
+        </w:tc>
+        <w:tc>
+          <w:tcPr>
+            <w:tcW w:type="dxa" w:w="450"/>
+          </w:tcPr>
+          <w:p/>
+        </w:tc>
+        <w:tc>
+          <w:tcPr>
+            <w:tcW w:type="dxa" w:w="450"/>
+          </w:tcPr>
+          <w:p/>
+        </w:tc>
+        <w:tc>
+          <w:tcPr>
+            <w:tcW w:type="dxa" w:w="719"/>
+          </w:tcPr>
+          <w:p/>
+        </w:tc>
+        <w:tc>
+          <w:tcPr>
+            <w:tcW w:type="dxa" w:w="719"/>
+          </w:tcPr>
+          <w:p/>
+        </w:tc>
+        <w:tc>
+          <w:tcPr>
             <w:tcW w:type="dxa" w:w="949"/>
           </w:tcPr>
           <w:p/>
         </w:tc>
         <w:tc>
           <w:tcPr>
-            <w:tcW w:type="dxa" w:w="3200"/>
-          </w:tcPr>
-          <w:p/>
-        </w:tc>
-        <w:tc>
-          <w:tcPr>
-            <w:tcW w:type="dxa" w:w="7508"/>
-          </w:tcPr>
-          <w:p/>
-        </w:tc>
-        <w:tc>
-          <w:tcPr>
-            <w:tcW w:type="dxa" w:w="450"/>
-          </w:tcPr>
-          <w:p/>
-        </w:tc>
-        <w:tc>
-          <w:tcPr>
-            <w:tcW w:type="dxa" w:w="450"/>
-          </w:tcPr>
-          <w:p/>
-        </w:tc>
-        <w:tc>
-          <w:tcPr>
-            <w:tcW w:type="dxa" w:w="719"/>
-          </w:tcPr>
-          <w:p/>
-        </w:tc>
-        <w:tc>
-          <w:tcPr>
-            <w:tcW w:type="dxa" w:w="719"/>
-          </w:tcPr>
-          <w:p/>
-        </w:tc>
-        <w:tc>
-          <w:tcPr>
-            <w:tcW w:type="dxa" w:w="949"/>
-          </w:tcPr>
-          <w:p/>
-        </w:tc>
-        <w:tc>
-          <w:tcPr>
-            <w:tcW w:type="dxa" w:w="7508"/>
+            <w:tcW w:type="dxa" w:w="7443"/>
           </w:tcPr>
           <w:p/>
         </w:tc>
@@ -9508,7 +9571,7 @@
         </w:trPr>
         <w:tc>
           <w:tcPr>
-            <w:tcW w:type="dxa" w:w="949"/>
+            <w:tcW w:type="dxa" w:w="1105"/>
           </w:tcPr>
           <w:p>
             <w:pPr>
@@ -9527,7 +9590,7 @@
         </w:tc>
         <w:tc>
           <w:tcPr>
-            <w:tcW w:type="dxa" w:w="3200"/>
+            <w:tcW w:type="dxa" w:w="3173"/>
           </w:tcPr>
           <w:p>
             <w:pPr>
@@ -9546,7 +9609,7 @@
         </w:tc>
         <w:tc>
           <w:tcPr>
-            <w:tcW w:type="dxa" w:w="7508"/>
+            <w:tcW w:type="dxa" w:w="7443"/>
           </w:tcPr>
           <w:p>
             <w:pPr>
@@ -9656,7 +9719,7 @@
         </w:tc>
         <w:tc>
           <w:tcPr>
-            <w:tcW w:type="dxa" w:w="7508"/>
+            <w:tcW w:type="dxa" w:w="7443"/>
           </w:tcPr>
           <w:p>
             <w:pPr>
@@ -9683,55 +9746,55 @@
         </w:trPr>
         <w:tc>
           <w:tcPr>
+            <w:tcW w:type="dxa" w:w="1105"/>
+          </w:tcPr>
+          <w:p/>
+        </w:tc>
+        <w:tc>
+          <w:tcPr>
+            <w:tcW w:type="dxa" w:w="3173"/>
+          </w:tcPr>
+          <w:p/>
+        </w:tc>
+        <w:tc>
+          <w:tcPr>
+            <w:tcW w:type="dxa" w:w="7443"/>
+          </w:tcPr>
+          <w:p/>
+        </w:tc>
+        <w:tc>
+          <w:tcPr>
+            <w:tcW w:type="dxa" w:w="450"/>
+          </w:tcPr>
+          <w:p/>
+        </w:tc>
+        <w:tc>
+          <w:tcPr>
+            <w:tcW w:type="dxa" w:w="450"/>
+          </w:tcPr>
+          <w:p/>
+        </w:tc>
+        <w:tc>
+          <w:tcPr>
+            <w:tcW w:type="dxa" w:w="719"/>
+          </w:tcPr>
+          <w:p/>
+        </w:tc>
+        <w:tc>
+          <w:tcPr>
+            <w:tcW w:type="dxa" w:w="719"/>
+          </w:tcPr>
+          <w:p/>
+        </w:tc>
+        <w:tc>
+          <w:tcPr>
             <w:tcW w:type="dxa" w:w="949"/>
           </w:tcPr>
           <w:p/>
         </w:tc>
         <w:tc>
           <w:tcPr>
-            <w:tcW w:type="dxa" w:w="3200"/>
-          </w:tcPr>
-          <w:p/>
-        </w:tc>
-        <w:tc>
-          <w:tcPr>
-            <w:tcW w:type="dxa" w:w="7508"/>
-          </w:tcPr>
-          <w:p/>
-        </w:tc>
-        <w:tc>
-          <w:tcPr>
-            <w:tcW w:type="dxa" w:w="450"/>
-          </w:tcPr>
-          <w:p/>
-        </w:tc>
-        <w:tc>
-          <w:tcPr>
-            <w:tcW w:type="dxa" w:w="450"/>
-          </w:tcPr>
-          <w:p/>
-        </w:tc>
-        <w:tc>
-          <w:tcPr>
-            <w:tcW w:type="dxa" w:w="719"/>
-          </w:tcPr>
-          <w:p/>
-        </w:tc>
-        <w:tc>
-          <w:tcPr>
-            <w:tcW w:type="dxa" w:w="719"/>
-          </w:tcPr>
-          <w:p/>
-        </w:tc>
-        <w:tc>
-          <w:tcPr>
-            <w:tcW w:type="dxa" w:w="949"/>
-          </w:tcPr>
-          <w:p/>
-        </w:tc>
-        <w:tc>
-          <w:tcPr>
-            <w:tcW w:type="dxa" w:w="7508"/>
+            <w:tcW w:type="dxa" w:w="7443"/>
           </w:tcPr>
           <w:p/>
         </w:tc>
@@ -9754,7 +9817,7 @@
         </w:trPr>
         <w:tc>
           <w:tcPr>
-            <w:tcW w:type="dxa" w:w="949"/>
+            <w:tcW w:type="dxa" w:w="1105"/>
           </w:tcPr>
           <w:p>
             <w:pPr>
@@ -9773,7 +9836,7 @@
         </w:tc>
         <w:tc>
           <w:tcPr>
-            <w:tcW w:type="dxa" w:w="3200"/>
+            <w:tcW w:type="dxa" w:w="3173"/>
           </w:tcPr>
           <w:p>
             <w:pPr>
@@ -9792,7 +9855,7 @@
         </w:tc>
         <w:tc>
           <w:tcPr>
-            <w:tcW w:type="dxa" w:w="7508"/>
+            <w:tcW w:type="dxa" w:w="7443"/>
           </w:tcPr>
           <w:p>
             <w:pPr>
@@ -9902,7 +9965,7 @@
         </w:tc>
         <w:tc>
           <w:tcPr>
-            <w:tcW w:type="dxa" w:w="7508"/>
+            <w:tcW w:type="dxa" w:w="7443"/>
           </w:tcPr>
           <w:p>
             <w:pPr>
@@ -9929,7 +9992,7 @@
         </w:trPr>
         <w:tc>
           <w:tcPr>
-            <w:tcW w:type="dxa" w:w="949"/>
+            <w:tcW w:type="dxa" w:w="1105"/>
           </w:tcPr>
           <w:p>
             <w:pPr>
@@ -9948,7 +10011,7 @@
         </w:tc>
         <w:tc>
           <w:tcPr>
-            <w:tcW w:type="dxa" w:w="3200"/>
+            <w:tcW w:type="dxa" w:w="3173"/>
           </w:tcPr>
           <w:p>
             <w:pPr>
@@ -9967,7 +10030,7 @@
         </w:tc>
         <w:tc>
           <w:tcPr>
-            <w:tcW w:type="dxa" w:w="7508"/>
+            <w:tcW w:type="dxa" w:w="7443"/>
           </w:tcPr>
           <w:p>
             <w:pPr>
@@ -10086,7 +10149,7 @@
         </w:tc>
         <w:tc>
           <w:tcPr>
-            <w:tcW w:type="dxa" w:w="7508"/>
+            <w:tcW w:type="dxa" w:w="7443"/>
           </w:tcPr>
           <w:p>
             <w:pPr>
@@ -10113,7 +10176,7 @@
         </w:trPr>
         <w:tc>
           <w:tcPr>
-            <w:tcW w:type="dxa" w:w="949"/>
+            <w:tcW w:type="dxa" w:w="1105"/>
           </w:tcPr>
           <w:p>
             <w:pPr>
@@ -10132,7 +10195,7 @@
         </w:tc>
         <w:tc>
           <w:tcPr>
-            <w:tcW w:type="dxa" w:w="3200"/>
+            <w:tcW w:type="dxa" w:w="3173"/>
           </w:tcPr>
           <w:p>
             <w:pPr>
@@ -10151,7 +10214,7 @@
         </w:tc>
         <w:tc>
           <w:tcPr>
-            <w:tcW w:type="dxa" w:w="7508"/>
+            <w:tcW w:type="dxa" w:w="7443"/>
           </w:tcPr>
           <w:p>
             <w:pPr>
@@ -10270,7 +10333,7 @@
         </w:tc>
         <w:tc>
           <w:tcPr>
-            <w:tcW w:type="dxa" w:w="7508"/>
+            <w:tcW w:type="dxa" w:w="7443"/>
           </w:tcPr>
           <w:p>
             <w:pPr>
@@ -10297,7 +10360,7 @@
         </w:trPr>
         <w:tc>
           <w:tcPr>
-            <w:tcW w:type="dxa" w:w="949"/>
+            <w:tcW w:type="dxa" w:w="1105"/>
           </w:tcPr>
           <w:p>
             <w:pPr>
@@ -10316,7 +10379,7 @@
         </w:tc>
         <w:tc>
           <w:tcPr>
-            <w:tcW w:type="dxa" w:w="3200"/>
+            <w:tcW w:type="dxa" w:w="3173"/>
           </w:tcPr>
           <w:p>
             <w:pPr>
@@ -10335,7 +10398,7 @@
         </w:tc>
         <w:tc>
           <w:tcPr>
-            <w:tcW w:type="dxa" w:w="7508"/>
+            <w:tcW w:type="dxa" w:w="7443"/>
           </w:tcPr>
           <w:p>
             <w:pPr>
@@ -10454,7 +10517,7 @@
         </w:tc>
         <w:tc>
           <w:tcPr>
-            <w:tcW w:type="dxa" w:w="7508"/>
+            <w:tcW w:type="dxa" w:w="7443"/>
           </w:tcPr>
           <w:p>
             <w:pPr>
@@ -10481,7 +10544,7 @@
         </w:trPr>
         <w:tc>
           <w:tcPr>
-            <w:tcW w:type="dxa" w:w="949"/>
+            <w:tcW w:type="dxa" w:w="1105"/>
           </w:tcPr>
           <w:p>
             <w:pPr>
@@ -10500,7 +10563,7 @@
         </w:tc>
         <w:tc>
           <w:tcPr>
-            <w:tcW w:type="dxa" w:w="3200"/>
+            <w:tcW w:type="dxa" w:w="3173"/>
           </w:tcPr>
           <w:p>
             <w:pPr>
@@ -10519,7 +10582,7 @@
         </w:tc>
         <w:tc>
           <w:tcPr>
-            <w:tcW w:type="dxa" w:w="7508"/>
+            <w:tcW w:type="dxa" w:w="7443"/>
           </w:tcPr>
           <w:p>
             <w:pPr>
@@ -10638,7 +10701,7 @@
         </w:tc>
         <w:tc>
           <w:tcPr>
-            <w:tcW w:type="dxa" w:w="7508"/>
+            <w:tcW w:type="dxa" w:w="7443"/>
           </w:tcPr>
           <w:p>
             <w:pPr>
@@ -10665,7 +10728,7 @@
         </w:trPr>
         <w:tc>
           <w:tcPr>
-            <w:tcW w:type="dxa" w:w="949"/>
+            <w:tcW w:type="dxa" w:w="1105"/>
           </w:tcPr>
           <w:p>
             <w:pPr>
@@ -10684,7 +10747,7 @@
         </w:tc>
         <w:tc>
           <w:tcPr>
-            <w:tcW w:type="dxa" w:w="3200"/>
+            <w:tcW w:type="dxa" w:w="3173"/>
           </w:tcPr>
           <w:p>
             <w:pPr>
@@ -10703,7 +10766,7 @@
         </w:tc>
         <w:tc>
           <w:tcPr>
-            <w:tcW w:type="dxa" w:w="7508"/>
+            <w:tcW w:type="dxa" w:w="7443"/>
           </w:tcPr>
           <w:p>
             <w:pPr>
@@ -10822,7 +10885,7 @@
         </w:tc>
         <w:tc>
           <w:tcPr>
-            <w:tcW w:type="dxa" w:w="7508"/>
+            <w:tcW w:type="dxa" w:w="7443"/>
           </w:tcPr>
           <w:p>
             <w:pPr>
@@ -10849,7 +10912,7 @@
         </w:trPr>
         <w:tc>
           <w:tcPr>
-            <w:tcW w:type="dxa" w:w="949"/>
+            <w:tcW w:type="dxa" w:w="1105"/>
           </w:tcPr>
           <w:p>
             <w:pPr>
@@ -10868,7 +10931,7 @@
         </w:tc>
         <w:tc>
           <w:tcPr>
-            <w:tcW w:type="dxa" w:w="3200"/>
+            <w:tcW w:type="dxa" w:w="3173"/>
           </w:tcPr>
           <w:p>
             <w:pPr>
@@ -10887,7 +10950,7 @@
         </w:tc>
         <w:tc>
           <w:tcPr>
-            <w:tcW w:type="dxa" w:w="7508"/>
+            <w:tcW w:type="dxa" w:w="7443"/>
           </w:tcPr>
           <w:p>
             <w:pPr>
@@ -11006,7 +11069,7 @@
         </w:tc>
         <w:tc>
           <w:tcPr>
-            <w:tcW w:type="dxa" w:w="7508"/>
+            <w:tcW w:type="dxa" w:w="7443"/>
           </w:tcPr>
           <w:p>
             <w:pPr>
@@ -11033,7 +11096,7 @@
         </w:trPr>
         <w:tc>
           <w:tcPr>
-            <w:tcW w:type="dxa" w:w="949"/>
+            <w:tcW w:type="dxa" w:w="1105"/>
           </w:tcPr>
           <w:p>
             <w:pPr>
@@ -11052,7 +11115,7 @@
         </w:tc>
         <w:tc>
           <w:tcPr>
-            <w:tcW w:type="dxa" w:w="3200"/>
+            <w:tcW w:type="dxa" w:w="3173"/>
           </w:tcPr>
           <w:p>
             <w:pPr>
@@ -11071,7 +11134,7 @@
         </w:tc>
         <w:tc>
           <w:tcPr>
-            <w:tcW w:type="dxa" w:w="7508"/>
+            <w:tcW w:type="dxa" w:w="7443"/>
           </w:tcPr>
           <w:p>
             <w:pPr>
@@ -11190,7 +11253,7 @@
         </w:tc>
         <w:tc>
           <w:tcPr>
-            <w:tcW w:type="dxa" w:w="7508"/>
+            <w:tcW w:type="dxa" w:w="7443"/>
           </w:tcPr>
           <w:p>
             <w:pPr>
@@ -11217,7 +11280,7 @@
         </w:trPr>
         <w:tc>
           <w:tcPr>
-            <w:tcW w:type="dxa" w:w="949"/>
+            <w:tcW w:type="dxa" w:w="1105"/>
           </w:tcPr>
           <w:p>
             <w:pPr>
@@ -11236,7 +11299,7 @@
         </w:tc>
         <w:tc>
           <w:tcPr>
-            <w:tcW w:type="dxa" w:w="3200"/>
+            <w:tcW w:type="dxa" w:w="3173"/>
           </w:tcPr>
           <w:p>
             <w:pPr>
@@ -11255,7 +11318,7 @@
         </w:tc>
         <w:tc>
           <w:tcPr>
-            <w:tcW w:type="dxa" w:w="7508"/>
+            <w:tcW w:type="dxa" w:w="7443"/>
           </w:tcPr>
           <w:p>
             <w:pPr>
@@ -11374,7 +11437,7 @@
         </w:tc>
         <w:tc>
           <w:tcPr>
-            <w:tcW w:type="dxa" w:w="7508"/>
+            <w:tcW w:type="dxa" w:w="7443"/>
           </w:tcPr>
           <w:p>
             <w:pPr>
@@ -11401,55 +11464,55 @@
         </w:trPr>
         <w:tc>
           <w:tcPr>
+            <w:tcW w:type="dxa" w:w="1105"/>
+          </w:tcPr>
+          <w:p/>
+        </w:tc>
+        <w:tc>
+          <w:tcPr>
+            <w:tcW w:type="dxa" w:w="3173"/>
+          </w:tcPr>
+          <w:p/>
+        </w:tc>
+        <w:tc>
+          <w:tcPr>
+            <w:tcW w:type="dxa" w:w="7443"/>
+          </w:tcPr>
+          <w:p/>
+        </w:tc>
+        <w:tc>
+          <w:tcPr>
+            <w:tcW w:type="dxa" w:w="450"/>
+          </w:tcPr>
+          <w:p/>
+        </w:tc>
+        <w:tc>
+          <w:tcPr>
+            <w:tcW w:type="dxa" w:w="450"/>
+          </w:tcPr>
+          <w:p/>
+        </w:tc>
+        <w:tc>
+          <w:tcPr>
+            <w:tcW w:type="dxa" w:w="719"/>
+          </w:tcPr>
+          <w:p/>
+        </w:tc>
+        <w:tc>
+          <w:tcPr>
+            <w:tcW w:type="dxa" w:w="719"/>
+          </w:tcPr>
+          <w:p/>
+        </w:tc>
+        <w:tc>
+          <w:tcPr>
             <w:tcW w:type="dxa" w:w="949"/>
           </w:tcPr>
           <w:p/>
         </w:tc>
         <w:tc>
           <w:tcPr>
-            <w:tcW w:type="dxa" w:w="3200"/>
-          </w:tcPr>
-          <w:p/>
-        </w:tc>
-        <w:tc>
-          <w:tcPr>
-            <w:tcW w:type="dxa" w:w="7508"/>
-          </w:tcPr>
-          <w:p/>
-        </w:tc>
-        <w:tc>
-          <w:tcPr>
-            <w:tcW w:type="dxa" w:w="450"/>
-          </w:tcPr>
-          <w:p/>
-        </w:tc>
-        <w:tc>
-          <w:tcPr>
-            <w:tcW w:type="dxa" w:w="450"/>
-          </w:tcPr>
-          <w:p/>
-        </w:tc>
-        <w:tc>
-          <w:tcPr>
-            <w:tcW w:type="dxa" w:w="719"/>
-          </w:tcPr>
-          <w:p/>
-        </w:tc>
-        <w:tc>
-          <w:tcPr>
-            <w:tcW w:type="dxa" w:w="719"/>
-          </w:tcPr>
-          <w:p/>
-        </w:tc>
-        <w:tc>
-          <w:tcPr>
-            <w:tcW w:type="dxa" w:w="949"/>
-          </w:tcPr>
-          <w:p/>
-        </w:tc>
-        <w:tc>
-          <w:tcPr>
-            <w:tcW w:type="dxa" w:w="7508"/>
+            <w:tcW w:type="dxa" w:w="7443"/>
           </w:tcPr>
           <w:p/>
         </w:tc>
@@ -11472,7 +11535,7 @@
         </w:trPr>
         <w:tc>
           <w:tcPr>
-            <w:tcW w:type="dxa" w:w="949"/>
+            <w:tcW w:type="dxa" w:w="1105"/>
           </w:tcPr>
           <w:p>
             <w:pPr>
@@ -11491,7 +11554,7 @@
         </w:tc>
         <w:tc>
           <w:tcPr>
-            <w:tcW w:type="dxa" w:w="3200"/>
+            <w:tcW w:type="dxa" w:w="3173"/>
           </w:tcPr>
           <w:p>
             <w:pPr>
@@ -11510,7 +11573,7 @@
         </w:tc>
         <w:tc>
           <w:tcPr>
-            <w:tcW w:type="dxa" w:w="7508"/>
+            <w:tcW w:type="dxa" w:w="7443"/>
           </w:tcPr>
           <w:p>
             <w:pPr>
@@ -11620,7 +11683,7 @@
         </w:tc>
         <w:tc>
           <w:tcPr>
-            <w:tcW w:type="dxa" w:w="7508"/>
+            <w:tcW w:type="dxa" w:w="7443"/>
           </w:tcPr>
           <w:p>
             <w:pPr>
@@ -11706,7 +11769,7 @@
         </w:trPr>
         <w:tc>
           <w:tcPr>
-            <w:tcW w:type="dxa" w:w="949"/>
+            <w:tcW w:type="dxa" w:w="1105"/>
           </w:tcPr>
           <w:p>
             <w:pPr>
@@ -11719,6 +11782,15 @@
                 <w:color w:val="0090A0"/>
                 <w:sz w:val="14"/>
               </w:rPr>
+              <w:t>▾</w:t>
+            </w:r>
+            <w:r>
+              <w:rPr>
+                <w:rFonts w:ascii="Consolas" w:hAnsi="Consolas" w:eastAsia="맑은 고딕"/>
+                <w:b w:val="0"/>
+                <w:color w:val="0090A0"/>
+                <w:sz w:val="14"/>
+              </w:rPr>
               <w:t>견적서 항목</w:t>
             </w:r>
           </w:p>
@@ -11775,7 +11847,7 @@
         </w:tc>
         <w:tc>
           <w:tcPr>
-            <w:tcW w:type="dxa" w:w="7508"/>
+            <w:tcW w:type="dxa" w:w="7443"/>
             <w:gridSpan w:val="2"/>
           </w:tcPr>
           <w:p>
@@ -11803,7 +11875,7 @@
         </w:trPr>
         <w:tc>
           <w:tcPr>
-            <w:tcW w:type="dxa" w:w="949"/>
+            <w:tcW w:type="dxa" w:w="1105"/>
           </w:tcPr>
           <w:p>
             <w:pPr>
@@ -11822,7 +11894,7 @@
         </w:tc>
         <w:tc>
           <w:tcPr>
-            <w:tcW w:type="dxa" w:w="3200"/>
+            <w:tcW w:type="dxa" w:w="3173"/>
           </w:tcPr>
           <w:p>
             <w:pPr>
@@ -11841,7 +11913,7 @@
         </w:tc>
         <w:tc>
           <w:tcPr>
-            <w:tcW w:type="dxa" w:w="7508"/>
+            <w:tcW w:type="dxa" w:w="7443"/>
           </w:tcPr>
           <w:p>
             <w:pPr>
@@ -11960,7 +12032,7 @@
         </w:tc>
         <w:tc>
           <w:tcPr>
-            <w:tcW w:type="dxa" w:w="7508"/>
+            <w:tcW w:type="dxa" w:w="7443"/>
           </w:tcPr>
           <w:p>
             <w:pPr>
@@ -11996,7 +12068,7 @@
         </w:trPr>
         <w:tc>
           <w:tcPr>
-            <w:tcW w:type="dxa" w:w="949"/>
+            <w:tcW w:type="dxa" w:w="1105"/>
           </w:tcPr>
           <w:p>
             <w:pPr>
@@ -12009,6 +12081,15 @@
                 <w:color w:val="0090A0"/>
                 <w:sz w:val="14"/>
               </w:rPr>
+              <w:t>▾</w:t>
+            </w:r>
+            <w:r>
+              <w:rPr>
+                <w:rFonts w:ascii="Consolas" w:hAnsi="Consolas" w:eastAsia="맑은 고딕"/>
+                <w:b w:val="0"/>
+                <w:color w:val="0090A0"/>
+                <w:sz w:val="14"/>
+              </w:rPr>
               <w:t>견적서 항목</w:t>
             </w:r>
           </w:p>
@@ -12065,7 +12146,7 @@
         </w:tc>
         <w:tc>
           <w:tcPr>
-            <w:tcW w:type="dxa" w:w="7508"/>
+            <w:tcW w:type="dxa" w:w="7443"/>
             <w:gridSpan w:val="2"/>
           </w:tcPr>
           <w:p>
@@ -12093,7 +12174,7 @@
         </w:trPr>
         <w:tc>
           <w:tcPr>
-            <w:tcW w:type="dxa" w:w="949"/>
+            <w:tcW w:type="dxa" w:w="1105"/>
           </w:tcPr>
           <w:p>
             <w:pPr>
@@ -12112,7 +12193,7 @@
         </w:tc>
         <w:tc>
           <w:tcPr>
-            <w:tcW w:type="dxa" w:w="3200"/>
+            <w:tcW w:type="dxa" w:w="3173"/>
           </w:tcPr>
           <w:p>
             <w:pPr>
@@ -12131,7 +12212,7 @@
         </w:tc>
         <w:tc>
           <w:tcPr>
-            <w:tcW w:type="dxa" w:w="7508"/>
+            <w:tcW w:type="dxa" w:w="7443"/>
           </w:tcPr>
           <w:p>
             <w:pPr>
@@ -12250,7 +12331,7 @@
         </w:tc>
         <w:tc>
           <w:tcPr>
-            <w:tcW w:type="dxa" w:w="7508"/>
+            <w:tcW w:type="dxa" w:w="7443"/>
           </w:tcPr>
           <w:p>
             <w:pPr>
@@ -12345,7 +12426,7 @@
         </w:trPr>
         <w:tc>
           <w:tcPr>
-            <w:tcW w:type="dxa" w:w="949"/>
+            <w:tcW w:type="dxa" w:w="1105"/>
           </w:tcPr>
           <w:p>
             <w:pPr>
@@ -12358,6 +12439,15 @@
                 <w:color w:val="0090A0"/>
                 <w:sz w:val="14"/>
               </w:rPr>
+              <w:t>▾</w:t>
+            </w:r>
+            <w:r>
+              <w:rPr>
+                <w:rFonts w:ascii="Consolas" w:hAnsi="Consolas" w:eastAsia="맑은 고딕"/>
+                <w:b w:val="0"/>
+                <w:color w:val="0090A0"/>
+                <w:sz w:val="14"/>
+              </w:rPr>
               <w:t>견적서 항목</w:t>
             </w:r>
           </w:p>
@@ -12414,7 +12504,7 @@
         </w:tc>
         <w:tc>
           <w:tcPr>
-            <w:tcW w:type="dxa" w:w="7508"/>
+            <w:tcW w:type="dxa" w:w="7443"/>
             <w:gridSpan w:val="2"/>
           </w:tcPr>
           <w:p>
@@ -12442,7 +12532,7 @@
         </w:trPr>
         <w:tc>
           <w:tcPr>
-            <w:tcW w:type="dxa" w:w="949"/>
+            <w:tcW w:type="dxa" w:w="1105"/>
           </w:tcPr>
           <w:p>
             <w:pPr>
@@ -12461,7 +12551,7 @@
         </w:tc>
         <w:tc>
           <w:tcPr>
-            <w:tcW w:type="dxa" w:w="3200"/>
+            <w:tcW w:type="dxa" w:w="3173"/>
           </w:tcPr>
           <w:p>
             <w:pPr>
@@ -12480,7 +12570,7 @@
         </w:tc>
         <w:tc>
           <w:tcPr>
-            <w:tcW w:type="dxa" w:w="7508"/>
+            <w:tcW w:type="dxa" w:w="7443"/>
           </w:tcPr>
           <w:p>
             <w:pPr>
@@ -12599,7 +12689,7 @@
         </w:tc>
         <w:tc>
           <w:tcPr>
-            <w:tcW w:type="dxa" w:w="7508"/>
+            <w:tcW w:type="dxa" w:w="7443"/>
           </w:tcPr>
           <w:p>
             <w:pPr>
@@ -12635,7 +12725,7 @@
         </w:trPr>
         <w:tc>
           <w:tcPr>
-            <w:tcW w:type="dxa" w:w="949"/>
+            <w:tcW w:type="dxa" w:w="1105"/>
           </w:tcPr>
           <w:p>
             <w:pPr>
@@ -12654,7 +12744,7 @@
         </w:tc>
         <w:tc>
           <w:tcPr>
-            <w:tcW w:type="dxa" w:w="3200"/>
+            <w:tcW w:type="dxa" w:w="3173"/>
           </w:tcPr>
           <w:p>
             <w:pPr>
@@ -12673,7 +12763,7 @@
         </w:tc>
         <w:tc>
           <w:tcPr>
-            <w:tcW w:type="dxa" w:w="7508"/>
+            <w:tcW w:type="dxa" w:w="7443"/>
           </w:tcPr>
           <w:p>
             <w:pPr>
@@ -12792,7 +12882,7 @@
         </w:tc>
         <w:tc>
           <w:tcPr>
-            <w:tcW w:type="dxa" w:w="7508"/>
+            <w:tcW w:type="dxa" w:w="7443"/>
           </w:tcPr>
           <w:p>
             <w:pPr>
@@ -12828,7 +12918,7 @@
         </w:trPr>
         <w:tc>
           <w:tcPr>
-            <w:tcW w:type="dxa" w:w="949"/>
+            <w:tcW w:type="dxa" w:w="1105"/>
           </w:tcPr>
           <w:p>
             <w:pPr>
@@ -12848,7 +12938,7 @@
         </w:tc>
         <w:tc>
           <w:tcPr>
-            <w:tcW w:type="dxa" w:w="3200"/>
+            <w:tcW w:type="dxa" w:w="3173"/>
           </w:tcPr>
           <w:p>
             <w:pPr>
@@ -12868,7 +12958,7 @@
         </w:tc>
         <w:tc>
           <w:tcPr>
-            <w:tcW w:type="dxa" w:w="7508"/>
+            <w:tcW w:type="dxa" w:w="7443"/>
           </w:tcPr>
           <w:p>
             <w:pPr>
@@ -12993,7 +13083,7 @@
         </w:tc>
         <w:tc>
           <w:tcPr>
-            <w:tcW w:type="dxa" w:w="7508"/>
+            <w:tcW w:type="dxa" w:w="7443"/>
           </w:tcPr>
           <w:p>
             <w:pPr>

--- a/docs/ocs_sim_fms.docx
+++ b/docs/ocs_sim_fms.docx
@@ -3426,7 +3426,7 @@
                 <w:color w:val="0090A0"/>
                 <w:sz w:val="14"/>
               </w:rPr>
-              <w:t>▾</w:t>
+              <w:t>▸</w:t>
             </w:r>
             <w:r>
               <w:rPr>
@@ -6119,7 +6119,7 @@
                 <w:color w:val="0090A0"/>
                 <w:sz w:val="14"/>
               </w:rPr>
-              <w:t>▾</w:t>
+              <w:t>▸</w:t>
             </w:r>
             <w:r>
               <w:rPr>
@@ -6477,7 +6477,7 @@
                 <w:color w:val="0090A0"/>
                 <w:sz w:val="14"/>
               </w:rPr>
-              <w:t>▾</w:t>
+              <w:t>▸</w:t>
             </w:r>
             <w:r>
               <w:rPr>
@@ -6847,7 +6847,7 @@
                 <w:color w:val="0090A0"/>
                 <w:sz w:val="14"/>
               </w:rPr>
-              <w:t>▾</w:t>
+              <w:t>▸</w:t>
             </w:r>
             <w:r>
               <w:rPr>
@@ -7217,7 +7217,7 @@
                 <w:color w:val="0090A0"/>
                 <w:sz w:val="14"/>
               </w:rPr>
-              <w:t>▾</w:t>
+              <w:t>▸</w:t>
             </w:r>
             <w:r>
               <w:rPr>
@@ -7858,7 +7858,7 @@
                 <w:color w:val="0090A0"/>
                 <w:sz w:val="14"/>
               </w:rPr>
-              <w:t>▾</w:t>
+              <w:t>▸</w:t>
             </w:r>
             <w:r>
               <w:rPr>
@@ -8223,7 +8223,7 @@
                 <w:color w:val="0090A0"/>
                 <w:sz w:val="14"/>
               </w:rPr>
-              <w:t>▾</w:t>
+              <w:t>▸</w:t>
             </w:r>
             <w:r>
               <w:rPr>
@@ -11782,7 +11782,7 @@
                 <w:color w:val="0090A0"/>
                 <w:sz w:val="14"/>
               </w:rPr>
-              <w:t>▾</w:t>
+              <w:t>▸</w:t>
             </w:r>
             <w:r>
               <w:rPr>
@@ -12081,7 +12081,7 @@
                 <w:color w:val="0090A0"/>
                 <w:sz w:val="14"/>
               </w:rPr>
-              <w:t>▾</w:t>
+              <w:t>▸</w:t>
             </w:r>
             <w:r>
               <w:rPr>
@@ -12439,7 +12439,7 @@
                 <w:color w:val="0090A0"/>
                 <w:sz w:val="14"/>
               </w:rPr>
-              <w:t>▾</w:t>
+              <w:t>▸</w:t>
             </w:r>
             <w:r>
               <w:rPr>

--- a/docs/ocs_sim_fms.docx
+++ b/docs/ocs_sim_fms.docx
@@ -3126,17 +3126,15 @@
         </w:tblCellMar>
       </w:tblPr>
       <w:tblGrid>
-        <w:gridCol w:w="1105"/>
-        <w:gridCol w:w="3173"/>
-        <w:gridCol w:w="7443"/>
-        <w:gridCol w:w="450"/>
-        <w:gridCol w:w="450"/>
-        <w:gridCol w:w="719"/>
-        <w:gridCol w:w="719"/>
-        <w:gridCol w:w="949"/>
-        <w:gridCol w:w="7443"/>
-        <w:gridCol w:w="0"/>
-        <w:gridCol w:w="0"/>
+        <w:gridCol w:w="1239"/>
+        <w:gridCol w:w="3057"/>
+        <w:gridCol w:w="7171"/>
+        <w:gridCol w:w="490"/>
+        <w:gridCol w:w="490"/>
+        <w:gridCol w:w="797"/>
+        <w:gridCol w:w="977"/>
+        <w:gridCol w:w="1060"/>
+        <w:gridCol w:w="7171"/>
       </w:tblGrid>
       <w:tr>
         <w:trPr>
@@ -3145,7 +3143,7 @@
         </w:trPr>
         <w:tc>
           <w:tcPr>
-            <w:tcW w:type="dxa" w:w="1105"/>
+            <w:tcW w:type="dxa" w:w="1239"/>
             <w:shd w:val="clear" w:color="auto" w:fill="10214B"/>
           </w:tcPr>
           <w:p>
@@ -3157,7 +3155,7 @@
                 <w:rFonts w:ascii="맑은 고딕" w:hAnsi="맑은 고딕" w:eastAsia="맑은 고딕"/>
                 <w:b/>
                 <w:color w:val="FFFFFF"/>
-                <w:sz w:val="14"/>
+                <w:sz w:val="16"/>
               </w:rPr>
               <w:t>번호</w:t>
             </w:r>
@@ -3165,7 +3163,7 @@
         </w:tc>
         <w:tc>
           <w:tcPr>
-            <w:tcW w:type="dxa" w:w="3173"/>
+            <w:tcW w:type="dxa" w:w="3057"/>
             <w:shd w:val="clear" w:color="auto" w:fill="10214B"/>
           </w:tcPr>
           <w:p>
@@ -3177,7 +3175,7 @@
                 <w:rFonts w:ascii="맑은 고딕" w:hAnsi="맑은 고딕" w:eastAsia="맑은 고딕"/>
                 <w:b/>
                 <w:color w:val="FFFFFF"/>
-                <w:sz w:val="14"/>
+                <w:sz w:val="16"/>
               </w:rPr>
               <w:t>구성품 (일반 명칭)</w:t>
             </w:r>
@@ -3185,7 +3183,7 @@
         </w:tc>
         <w:tc>
           <w:tcPr>
-            <w:tcW w:type="dxa" w:w="7443"/>
+            <w:tcW w:type="dxa" w:w="7171"/>
             <w:shd w:val="clear" w:color="auto" w:fill="10214B"/>
           </w:tcPr>
           <w:p>
@@ -3197,7 +3195,7 @@
                 <w:rFonts w:ascii="맑은 고딕" w:hAnsi="맑은 고딕" w:eastAsia="맑은 고딕"/>
                 <w:b/>
                 <w:color w:val="FFFFFF"/>
-                <w:sz w:val="14"/>
+                <w:sz w:val="16"/>
               </w:rPr>
               <w:t>세부 사양</w:t>
             </w:r>
@@ -3205,7 +3203,7 @@
         </w:tc>
         <w:tc>
           <w:tcPr>
-            <w:tcW w:type="dxa" w:w="450"/>
+            <w:tcW w:type="dxa" w:w="490"/>
             <w:shd w:val="clear" w:color="auto" w:fill="10214B"/>
           </w:tcPr>
           <w:p>
@@ -3218,7 +3216,7 @@
                 <w:rFonts w:ascii="맑은 고딕" w:hAnsi="맑은 고딕" w:eastAsia="맑은 고딕"/>
                 <w:b/>
                 <w:color w:val="FFFFFF"/>
-                <w:sz w:val="14"/>
+                <w:sz w:val="16"/>
               </w:rPr>
               <w:t>수량</w:t>
             </w:r>
@@ -3226,7 +3224,7 @@
         </w:tc>
         <w:tc>
           <w:tcPr>
-            <w:tcW w:type="dxa" w:w="450"/>
+            <w:tcW w:type="dxa" w:w="490"/>
             <w:shd w:val="clear" w:color="auto" w:fill="10214B"/>
           </w:tcPr>
           <w:p>
@@ -3238,7 +3236,7 @@
                 <w:rFonts w:ascii="맑은 고딕" w:hAnsi="맑은 고딕" w:eastAsia="맑은 고딕"/>
                 <w:b/>
                 <w:color w:val="FFFFFF"/>
-                <w:sz w:val="14"/>
+                <w:sz w:val="16"/>
               </w:rPr>
               <w:t>단위</w:t>
             </w:r>
@@ -3246,7 +3244,7 @@
         </w:tc>
         <w:tc>
           <w:tcPr>
-            <w:tcW w:type="dxa" w:w="719"/>
+            <w:tcW w:type="dxa" w:w="797"/>
             <w:shd w:val="clear" w:color="auto" w:fill="10214B"/>
           </w:tcPr>
           <w:p>
@@ -3259,7 +3257,7 @@
                 <w:rFonts w:ascii="맑은 고딕" w:hAnsi="맑은 고딕" w:eastAsia="맑은 고딕"/>
                 <w:b/>
                 <w:color w:val="FFFFFF"/>
-                <w:sz w:val="14"/>
+                <w:sz w:val="16"/>
               </w:rPr>
               <w:t>단가</w:t>
             </w:r>
@@ -3267,7 +3265,7 @@
         </w:tc>
         <w:tc>
           <w:tcPr>
-            <w:tcW w:type="dxa" w:w="719"/>
+            <w:tcW w:type="dxa" w:w="977"/>
             <w:shd w:val="clear" w:color="auto" w:fill="10214B"/>
           </w:tcPr>
           <w:p>
@@ -3280,7 +3278,7 @@
                 <w:rFonts w:ascii="맑은 고딕" w:hAnsi="맑은 고딕" w:eastAsia="맑은 고딕"/>
                 <w:b/>
                 <w:color w:val="FFFFFF"/>
-                <w:sz w:val="14"/>
+                <w:sz w:val="16"/>
               </w:rPr>
               <w:t>금액</w:t>
             </w:r>
@@ -3288,7 +3286,7 @@
         </w:tc>
         <w:tc>
           <w:tcPr>
-            <w:tcW w:type="dxa" w:w="949"/>
+            <w:tcW w:type="dxa" w:w="1060"/>
             <w:shd w:val="clear" w:color="auto" w:fill="10214B"/>
           </w:tcPr>
           <w:p>
@@ -3300,7 +3298,7 @@
                 <w:rFonts w:ascii="맑은 고딕" w:hAnsi="맑은 고딕" w:eastAsia="맑은 고딕"/>
                 <w:b/>
                 <w:color w:val="FFFFFF"/>
-                <w:sz w:val="14"/>
+                <w:sz w:val="16"/>
               </w:rPr>
               <w:t>지침 점검</w:t>
             </w:r>
@@ -3308,7 +3306,7 @@
         </w:tc>
         <w:tc>
           <w:tcPr>
-            <w:tcW w:type="dxa" w:w="7443"/>
+            <w:tcW w:type="dxa" w:w="7171"/>
             <w:shd w:val="clear" w:color="auto" w:fill="10214B"/>
           </w:tcPr>
           <w:p>
@@ -3320,7 +3318,7 @@
                 <w:rFonts w:ascii="맑은 고딕" w:hAnsi="맑은 고딕" w:eastAsia="맑은 고딕"/>
                 <w:b/>
                 <w:color w:val="FFFFFF"/>
-                <w:sz w:val="14"/>
+                <w:sz w:val="16"/>
               </w:rPr>
               <w:t xml:space="preserve">견적서 기재 품목 </w:t>
             </w:r>
@@ -3329,23 +3327,11 @@
                 <w:rFonts w:ascii="맑은 고딕" w:hAnsi="맑은 고딕" w:eastAsia="맑은 고딕"/>
                 <w:b/>
                 <w:color w:val="FFFFFF"/>
-                <w:sz w:val="14"/>
+                <w:sz w:val="16"/>
               </w:rPr>
               <w:t>(내부 대조용 · 제출 문서에는 쓰지 않음)</w:t>
             </w:r>
           </w:p>
-        </w:tc>
-        <w:tc>
-          <w:tcPr>
-            <w:tcW w:type="dxa" w:w="0"/>
-          </w:tcPr>
-          <w:p/>
-        </w:tc>
-        <w:tc>
-          <w:tcPr>
-            <w:tcW w:type="dxa" w:w="0"/>
-          </w:tcPr>
-          <w:p/>
         </w:tc>
       </w:tr>
       <w:tr>
@@ -3354,8 +3340,8 @@
         </w:trPr>
         <w:tc>
           <w:tcPr>
-            <w:tcW w:type="dxa" w:w="719"/>
-            <w:gridSpan w:val="7"/>
+            <w:tcW w:type="dxa" w:w="797"/>
+            <w:gridSpan w:val="6"/>
             <w:shd w:val="clear" w:color="auto" w:fill="E4F6F8"/>
           </w:tcPr>
           <w:p>
@@ -3367,7 +3353,7 @@
                 <w:rFonts w:ascii="맑은 고딕" w:hAnsi="맑은 고딕" w:eastAsia="맑은 고딕"/>
                 <w:b/>
                 <w:color w:val="10214B"/>
-                <w:sz w:val="14"/>
+                <w:sz w:val="16"/>
               </w:rPr>
               <w:t>항목1. OCS SW</w:t>
             </w:r>
@@ -3375,7 +3361,7 @@
         </w:tc>
         <w:tc>
           <w:tcPr>
-            <w:tcW w:type="dxa" w:w="949"/>
+            <w:tcW w:type="dxa" w:w="977"/>
             <w:shd w:val="clear" w:color="auto" w:fill="E4F6F8"/>
           </w:tcPr>
           <w:p>
@@ -3388,7 +3374,7 @@
                 <w:rFonts w:ascii="맑은 고딕" w:hAnsi="맑은 고딕" w:eastAsia="맑은 고딕"/>
                 <w:b/>
                 <w:color w:val="10214B"/>
-                <w:sz w:val="14"/>
+                <w:sz w:val="16"/>
               </w:rPr>
               <w:t>574,396</w:t>
             </w:r>
@@ -3396,8 +3382,8 @@
         </w:tc>
         <w:tc>
           <w:tcPr>
-            <w:tcW w:type="dxa" w:w="0"/>
-            <w:gridSpan w:val="3"/>
+            <w:tcW w:type="dxa" w:w="7171"/>
+            <w:gridSpan w:val="2"/>
             <w:shd w:val="clear" w:color="auto" w:fill="E4F6F8"/>
           </w:tcPr>
           <w:p>
@@ -3413,7 +3399,7 @@
         </w:trPr>
         <w:tc>
           <w:tcPr>
-            <w:tcW w:type="dxa" w:w="1105"/>
+            <w:tcW w:type="dxa" w:w="1239"/>
           </w:tcPr>
           <w:p>
             <w:pPr>
@@ -3424,7 +3410,7 @@
                 <w:rFonts w:ascii="Consolas" w:hAnsi="Consolas" w:eastAsia="맑은 고딕"/>
                 <w:b w:val="0"/>
                 <w:color w:val="0090A0"/>
-                <w:sz w:val="14"/>
+                <w:sz w:val="16"/>
               </w:rPr>
               <w:t>▸</w:t>
             </w:r>
@@ -3433,7 +3419,7 @@
                 <w:rFonts w:ascii="Consolas" w:hAnsi="Consolas" w:eastAsia="맑은 고딕"/>
                 <w:b w:val="0"/>
                 <w:color w:val="0090A0"/>
-                <w:sz w:val="14"/>
+                <w:sz w:val="16"/>
               </w:rPr>
               <w:t>견적서 항목</w:t>
             </w:r>
@@ -3441,7 +3427,7 @@
         </w:tc>
         <w:tc>
           <w:tcPr>
-            <w:tcW w:type="dxa" w:w="719"/>
+            <w:tcW w:type="dxa" w:w="797"/>
             <w:gridSpan w:val="5"/>
             <w:shd w:val="clear" w:color="auto" w:fill="EEF2F9"/>
           </w:tcPr>
@@ -3454,7 +3440,7 @@
                 <w:rFonts w:ascii="맑은 고딕" w:hAnsi="맑은 고딕" w:eastAsia="맑은 고딕"/>
                 <w:b/>
                 <w:color w:val="1B3A73"/>
-                <w:sz w:val="14"/>
+                <w:sz w:val="16"/>
               </w:rPr>
               <w:t xml:space="preserve">DMWorks </w:t>
             </w:r>
@@ -3463,7 +3449,7 @@
                 <w:rFonts w:ascii="맑은 고딕" w:hAnsi="맑은 고딕" w:eastAsia="맑은 고딕"/>
                 <w:b/>
                 <w:color w:val="1B3A73"/>
-                <w:sz w:val="14"/>
+                <w:sz w:val="16"/>
               </w:rPr>
               <w:t>· 13품목</w:t>
             </w:r>
@@ -3471,7 +3457,7 @@
         </w:tc>
         <w:tc>
           <w:tcPr>
-            <w:tcW w:type="dxa" w:w="719"/>
+            <w:tcW w:type="dxa" w:w="977"/>
           </w:tcPr>
           <w:p>
             <w:pPr>
@@ -3483,7 +3469,7 @@
                 <w:rFonts w:ascii="맑은 고딕" w:hAnsi="맑은 고딕" w:eastAsia="맑은 고딕"/>
                 <w:b w:val="0"/>
                 <w:color w:val="13203F"/>
-                <w:sz w:val="14"/>
+                <w:sz w:val="16"/>
               </w:rPr>
               <w:t>333,951</w:t>
             </w:r>
@@ -3491,7 +3477,7 @@
         </w:tc>
         <w:tc>
           <w:tcPr>
-            <w:tcW w:type="dxa" w:w="7443"/>
+            <w:tcW w:type="dxa" w:w="7171"/>
             <w:gridSpan w:val="2"/>
           </w:tcPr>
           <w:p>
@@ -3499,18 +3485,6 @@
               <w:spacing w:before="0" w:after="0" w:line="252" w:lineRule="auto"/>
             </w:pPr>
           </w:p>
-        </w:tc>
-        <w:tc>
-          <w:tcPr>
-            <w:tcW w:type="dxa" w:w="0"/>
-          </w:tcPr>
-          <w:p/>
-        </w:tc>
-        <w:tc>
-          <w:tcPr>
-            <w:tcW w:type="dxa" w:w="0"/>
-          </w:tcPr>
-          <w:p/>
         </w:tc>
       </w:tr>
       <w:tr>
@@ -3519,7 +3493,7 @@
         </w:trPr>
         <w:tc>
           <w:tcPr>
-            <w:tcW w:type="dxa" w:w="1105"/>
+            <w:tcW w:type="dxa" w:w="1239"/>
           </w:tcPr>
           <w:p>
             <w:pPr>
@@ -3530,7 +3504,7 @@
                 <w:rFonts w:ascii="Consolas" w:hAnsi="Consolas" w:eastAsia="맑은 고딕"/>
                 <w:b w:val="0"/>
                 <w:color w:val="0090A0"/>
-                <w:sz w:val="14"/>
+                <w:sz w:val="16"/>
               </w:rPr>
               <w:t>1-1</w:t>
             </w:r>
@@ -3538,7 +3512,7 @@
         </w:tc>
         <w:tc>
           <w:tcPr>
-            <w:tcW w:type="dxa" w:w="3173"/>
+            <w:tcW w:type="dxa" w:w="3057"/>
           </w:tcPr>
           <w:p>
             <w:pPr>
@@ -3549,7 +3523,7 @@
                 <w:rFonts w:ascii="맑은 고딕" w:hAnsi="맑은 고딕" w:eastAsia="맑은 고딕"/>
                 <w:b/>
                 <w:color w:val="13203F"/>
-                <w:sz w:val="14"/>
+                <w:sz w:val="16"/>
               </w:rPr>
               <w:t>3D 공정 시뮬레이션 SW 기본 모듈</w:t>
             </w:r>
@@ -3557,7 +3531,7 @@
         </w:tc>
         <w:tc>
           <w:tcPr>
-            <w:tcW w:type="dxa" w:w="7443"/>
+            <w:tcW w:type="dxa" w:w="7171"/>
           </w:tcPr>
           <w:p>
             <w:pPr>
@@ -3568,7 +3542,7 @@
                 <w:rFonts w:ascii="맑은 고딕" w:hAnsi="맑은 고딕" w:eastAsia="맑은 고딕"/>
                 <w:b w:val="0"/>
                 <w:color w:val="13203F"/>
-                <w:sz w:val="14"/>
+                <w:sz w:val="16"/>
               </w:rPr>
               <w:t>설비 기구학 모델링(관절·좌표계·CAD 형상) + 공장 레이아웃·로봇 라이브러리·모션/Task·충돌검사·케이블 시뮬레이션(단일 공정). 네트워크 라이선스</w:t>
             </w:r>
@@ -3576,7 +3550,7 @@
         </w:tc>
         <w:tc>
           <w:tcPr>
-            <w:tcW w:type="dxa" w:w="450"/>
+            <w:tcW w:type="dxa" w:w="490"/>
           </w:tcPr>
           <w:p>
             <w:pPr>
@@ -3588,7 +3562,7 @@
                 <w:rFonts w:ascii="맑은 고딕" w:hAnsi="맑은 고딕" w:eastAsia="맑은 고딕"/>
                 <w:b/>
                 <w:color w:val="13203F"/>
-                <w:sz w:val="14"/>
+                <w:sz w:val="16"/>
               </w:rPr>
               <w:t>1</w:t>
             </w:r>
@@ -3596,7 +3570,7 @@
         </w:tc>
         <w:tc>
           <w:tcPr>
-            <w:tcW w:type="dxa" w:w="450"/>
+            <w:tcW w:type="dxa" w:w="490"/>
           </w:tcPr>
           <w:p>
             <w:pPr>
@@ -3607,7 +3581,7 @@
                 <w:rFonts w:ascii="맑은 고딕" w:hAnsi="맑은 고딕" w:eastAsia="맑은 고딕"/>
                 <w:b w:val="0"/>
                 <w:color w:val="13203F"/>
-                <w:sz w:val="14"/>
+                <w:sz w:val="16"/>
               </w:rPr>
               <w:t>카피</w:t>
             </w:r>
@@ -3615,7 +3589,7 @@
         </w:tc>
         <w:tc>
           <w:tcPr>
-            <w:tcW w:type="dxa" w:w="719"/>
+            <w:tcW w:type="dxa" w:w="797"/>
           </w:tcPr>
           <w:p>
             <w:pPr>
@@ -3627,7 +3601,7 @@
                 <w:rFonts w:ascii="맑은 고딕" w:hAnsi="맑은 고딕" w:eastAsia="맑은 고딕"/>
                 <w:b w:val="0"/>
                 <w:color w:val="13203F"/>
-                <w:sz w:val="14"/>
+                <w:sz w:val="16"/>
               </w:rPr>
               <w:t>81,338</w:t>
             </w:r>
@@ -3635,7 +3609,7 @@
         </w:tc>
         <w:tc>
           <w:tcPr>
-            <w:tcW w:type="dxa" w:w="719"/>
+            <w:tcW w:type="dxa" w:w="977"/>
           </w:tcPr>
           <w:p>
             <w:pPr>
@@ -3647,7 +3621,7 @@
                 <w:rFonts w:ascii="맑은 고딕" w:hAnsi="맑은 고딕" w:eastAsia="맑은 고딕"/>
                 <w:b w:val="0"/>
                 <w:color w:val="13203F"/>
-                <w:sz w:val="14"/>
+                <w:sz w:val="16"/>
               </w:rPr>
               <w:t>81,338</w:t>
             </w:r>
@@ -3655,7 +3629,7 @@
         </w:tc>
         <w:tc>
           <w:tcPr>
-            <w:tcW w:type="dxa" w:w="949"/>
+            <w:tcW w:type="dxa" w:w="1060"/>
             <w:shd w:val="clear" w:color="auto" w:fill="D9F0F2"/>
           </w:tcPr>
           <w:p>
@@ -3668,7 +3642,7 @@
                 <w:rFonts w:ascii="맑은 고딕" w:hAnsi="맑은 고딕" w:eastAsia="맑은 고딕"/>
                 <w:b/>
                 <w:color w:val="0090A0"/>
-                <w:sz w:val="14"/>
+                <w:sz w:val="16"/>
               </w:rPr>
               <w:t>적합</w:t>
             </w:r>
@@ -3676,7 +3650,7 @@
         </w:tc>
         <w:tc>
           <w:tcPr>
-            <w:tcW w:type="dxa" w:w="7443"/>
+            <w:tcW w:type="dxa" w:w="7171"/>
           </w:tcPr>
           <w:p>
             <w:pPr>
@@ -3687,23 +3661,11 @@
                 <w:rFonts w:ascii="맑은 고딕" w:hAnsi="맑은 고딕" w:eastAsia="맑은 고딕"/>
                 <w:b w:val="0"/>
                 <w:color w:val="56637F"/>
-                <w:sz w:val="14"/>
+                <w:sz w:val="16"/>
               </w:rPr>
               <w:t>DMWorks Base</w:t>
             </w:r>
           </w:p>
-        </w:tc>
-        <w:tc>
-          <w:tcPr>
-            <w:tcW w:type="dxa" w:w="0"/>
-          </w:tcPr>
-          <w:p/>
-        </w:tc>
-        <w:tc>
-          <w:tcPr>
-            <w:tcW w:type="dxa" w:w="0"/>
-          </w:tcPr>
-          <w:p/>
         </w:tc>
       </w:tr>
       <w:tr>
@@ -3712,67 +3674,55 @@
         </w:trPr>
         <w:tc>
           <w:tcPr>
-            <w:tcW w:type="dxa" w:w="1105"/>
+            <w:tcW w:type="dxa" w:w="1239"/>
           </w:tcPr>
           <w:p/>
         </w:tc>
         <w:tc>
           <w:tcPr>
-            <w:tcW w:type="dxa" w:w="3173"/>
+            <w:tcW w:type="dxa" w:w="3057"/>
           </w:tcPr>
           <w:p/>
         </w:tc>
         <w:tc>
           <w:tcPr>
-            <w:tcW w:type="dxa" w:w="7443"/>
+            <w:tcW w:type="dxa" w:w="7171"/>
           </w:tcPr>
           <w:p/>
         </w:tc>
         <w:tc>
           <w:tcPr>
-            <w:tcW w:type="dxa" w:w="450"/>
+            <w:tcW w:type="dxa" w:w="490"/>
           </w:tcPr>
           <w:p/>
         </w:tc>
         <w:tc>
           <w:tcPr>
-            <w:tcW w:type="dxa" w:w="450"/>
+            <w:tcW w:type="dxa" w:w="490"/>
           </w:tcPr>
           <w:p/>
         </w:tc>
         <w:tc>
           <w:tcPr>
-            <w:tcW w:type="dxa" w:w="719"/>
+            <w:tcW w:type="dxa" w:w="797"/>
           </w:tcPr>
           <w:p/>
         </w:tc>
         <w:tc>
           <w:tcPr>
-            <w:tcW w:type="dxa" w:w="719"/>
+            <w:tcW w:type="dxa" w:w="977"/>
           </w:tcPr>
           <w:p/>
         </w:tc>
         <w:tc>
           <w:tcPr>
-            <w:tcW w:type="dxa" w:w="949"/>
+            <w:tcW w:type="dxa" w:w="1060"/>
           </w:tcPr>
           <w:p/>
         </w:tc>
         <w:tc>
           <w:tcPr>
-            <w:tcW w:type="dxa" w:w="7443"/>
-          </w:tcPr>
-          <w:p/>
-        </w:tc>
-        <w:tc>
-          <w:tcPr>
-            <w:tcW w:type="dxa" w:w="0"/>
-          </w:tcPr>
-          <w:p/>
-        </w:tc>
-        <w:tc>
-          <w:tcPr>
-            <w:tcW w:type="dxa" w:w="0"/>
+            <w:tcW w:type="dxa" w:w="7171"/>
           </w:tcPr>
           <w:p/>
         </w:tc>
@@ -3783,7 +3733,7 @@
         </w:trPr>
         <w:tc>
           <w:tcPr>
-            <w:tcW w:type="dxa" w:w="1105"/>
+            <w:tcW w:type="dxa" w:w="1239"/>
           </w:tcPr>
           <w:p>
             <w:pPr>
@@ -3794,7 +3744,7 @@
                 <w:rFonts w:ascii="Consolas" w:hAnsi="Consolas" w:eastAsia="맑은 고딕"/>
                 <w:b w:val="0"/>
                 <w:color w:val="0090A0"/>
-                <w:sz w:val="14"/>
+                <w:sz w:val="16"/>
               </w:rPr>
               <w:t>1-2</w:t>
             </w:r>
@@ -3802,7 +3752,7 @@
         </w:tc>
         <w:tc>
           <w:tcPr>
-            <w:tcW w:type="dxa" w:w="3173"/>
+            <w:tcW w:type="dxa" w:w="3057"/>
           </w:tcPr>
           <w:p>
             <w:pPr>
@@ -3813,14 +3763,14 @@
                 <w:rFonts w:ascii="맑은 고딕" w:hAnsi="맑은 고딕" w:eastAsia="맑은 고딕"/>
                 <w:b/>
                 <w:color w:val="13203F"/>
-                <w:sz w:val="14"/>
+                <w:sz w:val="16"/>
               </w:rPr>
               <w:t>DT 실시간 모니터링 모듈</w:t>
             </w:r>
             <w:r>
               <w:rPr>
                 <w:rFonts w:ascii="맑은 고딕" w:hAnsi="맑은 고딕" w:eastAsia="맑은 고딕"/>
-                <w:sz w:val="14"/>
+                <w:sz w:val="16"/>
               </w:rPr>
               <w:t xml:space="preserve"> </w:t>
             </w:r>
@@ -3828,7 +3778,7 @@
         </w:tc>
         <w:tc>
           <w:tcPr>
-            <w:tcW w:type="dxa" w:w="7443"/>
+            <w:tcW w:type="dxa" w:w="7171"/>
           </w:tcPr>
           <w:p>
             <w:pPr>
@@ -3839,7 +3789,7 @@
                 <w:rFonts w:ascii="맑은 고딕" w:hAnsi="맑은 고딕" w:eastAsia="맑은 고딕"/>
                 <w:b w:val="0"/>
                 <w:color w:val="13203F"/>
-                <w:sz w:val="14"/>
+                <w:sz w:val="16"/>
               </w:rPr>
               <w:t>설비 실시간 연동으로 가상모델 동작 동기화, Cell/Zone 생산량·진행률·사이클타임 분할 화면, 사용자 권한 관리</w:t>
             </w:r>
@@ -3847,7 +3797,7 @@
         </w:tc>
         <w:tc>
           <w:tcPr>
-            <w:tcW w:type="dxa" w:w="450"/>
+            <w:tcW w:type="dxa" w:w="490"/>
           </w:tcPr>
           <w:p>
             <w:pPr>
@@ -3859,7 +3809,7 @@
                 <w:rFonts w:ascii="맑은 고딕" w:hAnsi="맑은 고딕" w:eastAsia="맑은 고딕"/>
                 <w:b/>
                 <w:color w:val="13203F"/>
-                <w:sz w:val="14"/>
+                <w:sz w:val="16"/>
               </w:rPr>
               <w:t>1</w:t>
             </w:r>
@@ -3867,7 +3817,7 @@
         </w:tc>
         <w:tc>
           <w:tcPr>
-            <w:tcW w:type="dxa" w:w="450"/>
+            <w:tcW w:type="dxa" w:w="490"/>
           </w:tcPr>
           <w:p>
             <w:pPr>
@@ -3878,7 +3828,7 @@
                 <w:rFonts w:ascii="맑은 고딕" w:hAnsi="맑은 고딕" w:eastAsia="맑은 고딕"/>
                 <w:b w:val="0"/>
                 <w:color w:val="13203F"/>
-                <w:sz w:val="14"/>
+                <w:sz w:val="16"/>
               </w:rPr>
               <w:t>카피</w:t>
             </w:r>
@@ -3886,7 +3836,7 @@
         </w:tc>
         <w:tc>
           <w:tcPr>
-            <w:tcW w:type="dxa" w:w="719"/>
+            <w:tcW w:type="dxa" w:w="797"/>
           </w:tcPr>
           <w:p>
             <w:pPr>
@@ -3898,7 +3848,7 @@
                 <w:rFonts w:ascii="맑은 고딕" w:hAnsi="맑은 고딕" w:eastAsia="맑은 고딕"/>
                 <w:b w:val="0"/>
                 <w:color w:val="13203F"/>
-                <w:sz w:val="14"/>
+                <w:sz w:val="16"/>
               </w:rPr>
               <w:t>35,200</w:t>
             </w:r>
@@ -3906,7 +3856,7 @@
         </w:tc>
         <w:tc>
           <w:tcPr>
-            <w:tcW w:type="dxa" w:w="719"/>
+            <w:tcW w:type="dxa" w:w="977"/>
           </w:tcPr>
           <w:p>
             <w:pPr>
@@ -3918,7 +3868,7 @@
                 <w:rFonts w:ascii="맑은 고딕" w:hAnsi="맑은 고딕" w:eastAsia="맑은 고딕"/>
                 <w:b w:val="0"/>
                 <w:color w:val="13203F"/>
-                <w:sz w:val="14"/>
+                <w:sz w:val="16"/>
               </w:rPr>
               <w:t>35,200</w:t>
             </w:r>
@@ -3926,7 +3876,7 @@
         </w:tc>
         <w:tc>
           <w:tcPr>
-            <w:tcW w:type="dxa" w:w="949"/>
+            <w:tcW w:type="dxa" w:w="1060"/>
             <w:shd w:val="clear" w:color="auto" w:fill="D9F0F2"/>
           </w:tcPr>
           <w:p>
@@ -3939,7 +3889,7 @@
                 <w:rFonts w:ascii="맑은 고딕" w:hAnsi="맑은 고딕" w:eastAsia="맑은 고딕"/>
                 <w:b/>
                 <w:color w:val="0090A0"/>
-                <w:sz w:val="14"/>
+                <w:sz w:val="16"/>
               </w:rPr>
               <w:t>적합</w:t>
             </w:r>
@@ -3947,7 +3897,7 @@
         </w:tc>
         <w:tc>
           <w:tcPr>
-            <w:tcW w:type="dxa" w:w="7443"/>
+            <w:tcW w:type="dxa" w:w="7171"/>
           </w:tcPr>
           <w:p>
             <w:pPr>
@@ -3958,23 +3908,11 @@
                 <w:rFonts w:ascii="맑은 고딕" w:hAnsi="맑은 고딕" w:eastAsia="맑은 고딕"/>
                 <w:b w:val="0"/>
                 <w:color w:val="56637F"/>
-                <w:sz w:val="14"/>
+                <w:sz w:val="16"/>
               </w:rPr>
               <w:t>DM-Monitoring</w:t>
             </w:r>
           </w:p>
-        </w:tc>
-        <w:tc>
-          <w:tcPr>
-            <w:tcW w:type="dxa" w:w="0"/>
-          </w:tcPr>
-          <w:p/>
-        </w:tc>
-        <w:tc>
-          <w:tcPr>
-            <w:tcW w:type="dxa" w:w="0"/>
-          </w:tcPr>
-          <w:p/>
         </w:tc>
       </w:tr>
       <w:tr>
@@ -3983,7 +3921,7 @@
         </w:trPr>
         <w:tc>
           <w:tcPr>
-            <w:tcW w:type="dxa" w:w="1105"/>
+            <w:tcW w:type="dxa" w:w="1239"/>
           </w:tcPr>
           <w:p>
             <w:pPr>
@@ -3994,7 +3932,7 @@
                 <w:rFonts w:ascii="Consolas" w:hAnsi="Consolas" w:eastAsia="맑은 고딕"/>
                 <w:b w:val="0"/>
                 <w:color w:val="0090A0"/>
-                <w:sz w:val="14"/>
+                <w:sz w:val="16"/>
               </w:rPr>
               <w:t>1-3</w:t>
             </w:r>
@@ -4002,7 +3940,7 @@
         </w:tc>
         <w:tc>
           <w:tcPr>
-            <w:tcW w:type="dxa" w:w="3173"/>
+            <w:tcW w:type="dxa" w:w="3057"/>
           </w:tcPr>
           <w:p>
             <w:pPr>
@@ -4013,7 +3951,7 @@
                 <w:rFonts w:ascii="맑은 고딕" w:hAnsi="맑은 고딕" w:eastAsia="맑은 고딕"/>
                 <w:b/>
                 <w:color w:val="13203F"/>
-                <w:sz w:val="14"/>
+                <w:sz w:val="16"/>
               </w:rPr>
               <w:t>CAD 입력 변환 모듈 (포맷당)</w:t>
             </w:r>
@@ -4021,7 +3959,7 @@
         </w:tc>
         <w:tc>
           <w:tcPr>
-            <w:tcW w:type="dxa" w:w="7443"/>
+            <w:tcW w:type="dxa" w:w="7171"/>
           </w:tcPr>
           <w:p>
             <w:pPr>
@@ -4032,7 +3970,7 @@
                 <w:rFonts w:ascii="맑은 고딕" w:hAnsi="맑은 고딕" w:eastAsia="맑은 고딕"/>
                 <w:b w:val="0"/>
                 <w:color w:val="13203F"/>
-                <w:sz w:val="14"/>
+                <w:sz w:val="16"/>
               </w:rPr>
               <w:t>STL·CATIA·AutoCAD 3종 — 외부 CAD 형상을 시뮬레이션 모델로 변환·경량화. 포맷당 1모듈</w:t>
             </w:r>
@@ -4040,7 +3978,7 @@
         </w:tc>
         <w:tc>
           <w:tcPr>
-            <w:tcW w:type="dxa" w:w="450"/>
+            <w:tcW w:type="dxa" w:w="490"/>
           </w:tcPr>
           <w:p>
             <w:pPr>
@@ -4052,7 +3990,7 @@
                 <w:rFonts w:ascii="맑은 고딕" w:hAnsi="맑은 고딕" w:eastAsia="맑은 고딕"/>
                 <w:b/>
                 <w:color w:val="13203F"/>
-                <w:sz w:val="14"/>
+                <w:sz w:val="16"/>
               </w:rPr>
               <w:t>3</w:t>
             </w:r>
@@ -4060,7 +3998,7 @@
         </w:tc>
         <w:tc>
           <w:tcPr>
-            <w:tcW w:type="dxa" w:w="450"/>
+            <w:tcW w:type="dxa" w:w="490"/>
           </w:tcPr>
           <w:p>
             <w:pPr>
@@ -4071,7 +4009,7 @@
                 <w:rFonts w:ascii="맑은 고딕" w:hAnsi="맑은 고딕" w:eastAsia="맑은 고딕"/>
                 <w:b w:val="0"/>
                 <w:color w:val="13203F"/>
-                <w:sz w:val="14"/>
+                <w:sz w:val="16"/>
               </w:rPr>
               <w:t>모듈</w:t>
             </w:r>
@@ -4079,7 +4017,7 @@
         </w:tc>
         <w:tc>
           <w:tcPr>
-            <w:tcW w:type="dxa" w:w="719"/>
+            <w:tcW w:type="dxa" w:w="797"/>
           </w:tcPr>
           <w:p>
             <w:pPr>
@@ -4091,7 +4029,7 @@
                 <w:rFonts w:ascii="맑은 고딕" w:hAnsi="맑은 고딕" w:eastAsia="맑은 고딕"/>
                 <w:b w:val="0"/>
                 <w:color w:val="13203F"/>
-                <w:sz w:val="14"/>
+                <w:sz w:val="16"/>
               </w:rPr>
               <w:t>5,148</w:t>
             </w:r>
@@ -4099,7 +4037,7 @@
         </w:tc>
         <w:tc>
           <w:tcPr>
-            <w:tcW w:type="dxa" w:w="719"/>
+            <w:tcW w:type="dxa" w:w="977"/>
           </w:tcPr>
           <w:p>
             <w:pPr>
@@ -4111,7 +4049,7 @@
                 <w:rFonts w:ascii="맑은 고딕" w:hAnsi="맑은 고딕" w:eastAsia="맑은 고딕"/>
                 <w:b w:val="0"/>
                 <w:color w:val="13203F"/>
-                <w:sz w:val="14"/>
+                <w:sz w:val="16"/>
               </w:rPr>
               <w:t>15,444</w:t>
             </w:r>
@@ -4119,7 +4057,7 @@
         </w:tc>
         <w:tc>
           <w:tcPr>
-            <w:tcW w:type="dxa" w:w="949"/>
+            <w:tcW w:type="dxa" w:w="1060"/>
             <w:shd w:val="clear" w:color="auto" w:fill="D9F0F2"/>
           </w:tcPr>
           <w:p>
@@ -4132,7 +4070,7 @@
                 <w:rFonts w:ascii="맑은 고딕" w:hAnsi="맑은 고딕" w:eastAsia="맑은 고딕"/>
                 <w:b/>
                 <w:color w:val="0090A0"/>
-                <w:sz w:val="14"/>
+                <w:sz w:val="16"/>
               </w:rPr>
               <w:t>적합</w:t>
             </w:r>
@@ -4140,7 +4078,7 @@
         </w:tc>
         <w:tc>
           <w:tcPr>
-            <w:tcW w:type="dxa" w:w="7443"/>
+            <w:tcW w:type="dxa" w:w="7171"/>
           </w:tcPr>
           <w:p>
             <w:pPr>
@@ -4151,23 +4089,11 @@
                 <w:rFonts w:ascii="맑은 고딕" w:hAnsi="맑은 고딕" w:eastAsia="맑은 고딕"/>
                 <w:b w:val="0"/>
                 <w:color w:val="56637F"/>
-                <w:sz w:val="14"/>
+                <w:sz w:val="16"/>
               </w:rPr>
               <w:t>CAD IMPORT - STL, CATIA, AUTOCAD</w:t>
             </w:r>
           </w:p>
-        </w:tc>
-        <w:tc>
-          <w:tcPr>
-            <w:tcW w:type="dxa" w:w="0"/>
-          </w:tcPr>
-          <w:p/>
-        </w:tc>
-        <w:tc>
-          <w:tcPr>
-            <w:tcW w:type="dxa" w:w="0"/>
-          </w:tcPr>
-          <w:p/>
         </w:tc>
       </w:tr>
       <w:tr>
@@ -4176,7 +4102,7 @@
         </w:trPr>
         <w:tc>
           <w:tcPr>
-            <w:tcW w:type="dxa" w:w="1105"/>
+            <w:tcW w:type="dxa" w:w="1239"/>
           </w:tcPr>
           <w:p>
             <w:pPr>
@@ -4187,7 +4113,7 @@
                 <w:rFonts w:ascii="Consolas" w:hAnsi="Consolas" w:eastAsia="맑은 고딕"/>
                 <w:b w:val="0"/>
                 <w:color w:val="0090A0"/>
-                <w:sz w:val="14"/>
+                <w:sz w:val="16"/>
               </w:rPr>
               <w:t>1-4</w:t>
             </w:r>
@@ -4195,7 +4121,7 @@
         </w:tc>
         <w:tc>
           <w:tcPr>
-            <w:tcW w:type="dxa" w:w="3173"/>
+            <w:tcW w:type="dxa" w:w="3057"/>
           </w:tcPr>
           <w:p>
             <w:pPr>
@@ -4206,7 +4132,7 @@
                 <w:rFonts w:ascii="맑은 고딕" w:hAnsi="맑은 고딕" w:eastAsia="맑은 고딕"/>
                 <w:b/>
                 <w:color w:val="13203F"/>
-                <w:sz w:val="14"/>
+                <w:sz w:val="16"/>
               </w:rPr>
               <w:t>CAD 출력 변환 모듈 (포맷당)</w:t>
             </w:r>
@@ -4214,7 +4140,7 @@
         </w:tc>
         <w:tc>
           <w:tcPr>
-            <w:tcW w:type="dxa" w:w="7443"/>
+            <w:tcW w:type="dxa" w:w="7171"/>
           </w:tcPr>
           <w:p>
             <w:pPr>
@@ -4225,7 +4151,7 @@
                 <w:rFonts w:ascii="맑은 고딕" w:hAnsi="맑은 고딕" w:eastAsia="맑은 고딕"/>
                 <w:b w:val="0"/>
                 <w:color w:val="13203F"/>
-                <w:sz w:val="14"/>
+                <w:sz w:val="16"/>
               </w:rPr>
               <w:t>JT 1종 — 시뮬레이션 모델을 외부 표준 포맷으로 출력. 포맷당 1모듈</w:t>
             </w:r>
@@ -4233,7 +4159,7 @@
         </w:tc>
         <w:tc>
           <w:tcPr>
-            <w:tcW w:type="dxa" w:w="450"/>
+            <w:tcW w:type="dxa" w:w="490"/>
           </w:tcPr>
           <w:p>
             <w:pPr>
@@ -4245,7 +4171,7 @@
                 <w:rFonts w:ascii="맑은 고딕" w:hAnsi="맑은 고딕" w:eastAsia="맑은 고딕"/>
                 <w:b/>
                 <w:color w:val="13203F"/>
-                <w:sz w:val="14"/>
+                <w:sz w:val="16"/>
               </w:rPr>
               <w:t>1</w:t>
             </w:r>
@@ -4253,7 +4179,7 @@
         </w:tc>
         <w:tc>
           <w:tcPr>
-            <w:tcW w:type="dxa" w:w="450"/>
+            <w:tcW w:type="dxa" w:w="490"/>
           </w:tcPr>
           <w:p>
             <w:pPr>
@@ -4264,7 +4190,7 @@
                 <w:rFonts w:ascii="맑은 고딕" w:hAnsi="맑은 고딕" w:eastAsia="맑은 고딕"/>
                 <w:b w:val="0"/>
                 <w:color w:val="13203F"/>
-                <w:sz w:val="14"/>
+                <w:sz w:val="16"/>
               </w:rPr>
               <w:t>카피</w:t>
             </w:r>
@@ -4272,7 +4198,7 @@
         </w:tc>
         <w:tc>
           <w:tcPr>
-            <w:tcW w:type="dxa" w:w="719"/>
+            <w:tcW w:type="dxa" w:w="797"/>
           </w:tcPr>
           <w:p>
             <w:pPr>
@@ -4284,7 +4210,7 @@
                 <w:rFonts w:ascii="맑은 고딕" w:hAnsi="맑은 고딕" w:eastAsia="맑은 고딕"/>
                 <w:b w:val="0"/>
                 <w:color w:val="13203F"/>
-                <w:sz w:val="14"/>
+                <w:sz w:val="16"/>
               </w:rPr>
               <w:t>5,148</w:t>
             </w:r>
@@ -4292,7 +4218,7 @@
         </w:tc>
         <w:tc>
           <w:tcPr>
-            <w:tcW w:type="dxa" w:w="719"/>
+            <w:tcW w:type="dxa" w:w="977"/>
           </w:tcPr>
           <w:p>
             <w:pPr>
@@ -4304,7 +4230,7 @@
                 <w:rFonts w:ascii="맑은 고딕" w:hAnsi="맑은 고딕" w:eastAsia="맑은 고딕"/>
                 <w:b w:val="0"/>
                 <w:color w:val="13203F"/>
-                <w:sz w:val="14"/>
+                <w:sz w:val="16"/>
               </w:rPr>
               <w:t>5,148</w:t>
             </w:r>
@@ -4312,7 +4238,7 @@
         </w:tc>
         <w:tc>
           <w:tcPr>
-            <w:tcW w:type="dxa" w:w="949"/>
+            <w:tcW w:type="dxa" w:w="1060"/>
             <w:shd w:val="clear" w:color="auto" w:fill="D9F0F2"/>
           </w:tcPr>
           <w:p>
@@ -4325,7 +4251,7 @@
                 <w:rFonts w:ascii="맑은 고딕" w:hAnsi="맑은 고딕" w:eastAsia="맑은 고딕"/>
                 <w:b/>
                 <w:color w:val="0090A0"/>
-                <w:sz w:val="14"/>
+                <w:sz w:val="16"/>
               </w:rPr>
               <w:t>적합</w:t>
             </w:r>
@@ -4333,7 +4259,7 @@
         </w:tc>
         <w:tc>
           <w:tcPr>
-            <w:tcW w:type="dxa" w:w="7443"/>
+            <w:tcW w:type="dxa" w:w="7171"/>
           </w:tcPr>
           <w:p>
             <w:pPr>
@@ -4344,23 +4270,11 @@
                 <w:rFonts w:ascii="맑은 고딕" w:hAnsi="맑은 고딕" w:eastAsia="맑은 고딕"/>
                 <w:b w:val="0"/>
                 <w:color w:val="56637F"/>
-                <w:sz w:val="14"/>
+                <w:sz w:val="16"/>
               </w:rPr>
               <w:t>CAD EXPORT - JT</w:t>
             </w:r>
           </w:p>
-        </w:tc>
-        <w:tc>
-          <w:tcPr>
-            <w:tcW w:type="dxa" w:w="0"/>
-          </w:tcPr>
-          <w:p/>
-        </w:tc>
-        <w:tc>
-          <w:tcPr>
-            <w:tcW w:type="dxa" w:w="0"/>
-          </w:tcPr>
-          <w:p/>
         </w:tc>
       </w:tr>
       <w:tr>
@@ -4369,7 +4283,7 @@
         </w:trPr>
         <w:tc>
           <w:tcPr>
-            <w:tcW w:type="dxa" w:w="1105"/>
+            <w:tcW w:type="dxa" w:w="1239"/>
           </w:tcPr>
           <w:p>
             <w:pPr>
@@ -4380,7 +4294,7 @@
                 <w:rFonts w:ascii="Consolas" w:hAnsi="Consolas" w:eastAsia="맑은 고딕"/>
                 <w:b w:val="0"/>
                 <w:color w:val="0090A0"/>
-                <w:sz w:val="14"/>
+                <w:sz w:val="16"/>
               </w:rPr>
               <w:t>1-5</w:t>
             </w:r>
@@ -4388,7 +4302,7 @@
         </w:tc>
         <w:tc>
           <w:tcPr>
-            <w:tcW w:type="dxa" w:w="3173"/>
+            <w:tcW w:type="dxa" w:w="3057"/>
           </w:tcPr>
           <w:p>
             <w:pPr>
@@ -4399,7 +4313,7 @@
                 <w:rFonts w:ascii="맑은 고딕" w:hAnsi="맑은 고딕" w:eastAsia="맑은 고딕"/>
                 <w:b/>
                 <w:color w:val="13203F"/>
-                <w:sz w:val="14"/>
+                <w:sz w:val="16"/>
               </w:rPr>
               <w:t>로봇 오프라인 프로그래밍 모듈 (제어기당)</w:t>
             </w:r>
@@ -4407,7 +4321,7 @@
         </w:tc>
         <w:tc>
           <w:tcPr>
-            <w:tcW w:type="dxa" w:w="7443"/>
+            <w:tcW w:type="dxa" w:w="7171"/>
           </w:tcPr>
           <w:p>
             <w:pPr>
@@ -4418,7 +4332,7 @@
                 <w:rFonts w:ascii="맑은 고딕" w:hAnsi="맑은 고딕" w:eastAsia="맑은 고딕"/>
                 <w:b w:val="0"/>
                 <w:color w:val="13203F"/>
-                <w:sz w:val="14"/>
+                <w:sz w:val="16"/>
               </w:rPr>
               <w:t>Cell 로봇 제어기 2종 — 가상환경에서 로봇 작업 프로그램 생성·간섭 검증 후 제어기 언어로 변환·다운로드. 제어기 기종당 1모듈</w:t>
             </w:r>
@@ -4426,7 +4340,7 @@
         </w:tc>
         <w:tc>
           <w:tcPr>
-            <w:tcW w:type="dxa" w:w="450"/>
+            <w:tcW w:type="dxa" w:w="490"/>
           </w:tcPr>
           <w:p>
             <w:pPr>
@@ -4438,7 +4352,7 @@
                 <w:rFonts w:ascii="맑은 고딕" w:hAnsi="맑은 고딕" w:eastAsia="맑은 고딕"/>
                 <w:b/>
                 <w:color w:val="13203F"/>
-                <w:sz w:val="14"/>
+                <w:sz w:val="16"/>
               </w:rPr>
               <w:t>2</w:t>
             </w:r>
@@ -4446,7 +4360,7 @@
         </w:tc>
         <w:tc>
           <w:tcPr>
-            <w:tcW w:type="dxa" w:w="450"/>
+            <w:tcW w:type="dxa" w:w="490"/>
           </w:tcPr>
           <w:p>
             <w:pPr>
@@ -4457,7 +4371,7 @@
                 <w:rFonts w:ascii="맑은 고딕" w:hAnsi="맑은 고딕" w:eastAsia="맑은 고딕"/>
                 <w:b w:val="0"/>
                 <w:color w:val="13203F"/>
-                <w:sz w:val="14"/>
+                <w:sz w:val="16"/>
               </w:rPr>
               <w:t>모듈</w:t>
             </w:r>
@@ -4465,7 +4379,7 @@
         </w:tc>
         <w:tc>
           <w:tcPr>
-            <w:tcW w:type="dxa" w:w="719"/>
+            <w:tcW w:type="dxa" w:w="797"/>
           </w:tcPr>
           <w:p>
             <w:pPr>
@@ -4477,7 +4391,7 @@
                 <w:rFonts w:ascii="맑은 고딕" w:hAnsi="맑은 고딕" w:eastAsia="맑은 고딕"/>
                 <w:b w:val="0"/>
                 <w:color w:val="13203F"/>
-                <w:sz w:val="14"/>
+                <w:sz w:val="16"/>
               </w:rPr>
               <w:t>13,728</w:t>
             </w:r>
@@ -4485,7 +4399,7 @@
         </w:tc>
         <w:tc>
           <w:tcPr>
-            <w:tcW w:type="dxa" w:w="719"/>
+            <w:tcW w:type="dxa" w:w="977"/>
           </w:tcPr>
           <w:p>
             <w:pPr>
@@ -4497,7 +4411,7 @@
                 <w:rFonts w:ascii="맑은 고딕" w:hAnsi="맑은 고딕" w:eastAsia="맑은 고딕"/>
                 <w:b w:val="0"/>
                 <w:color w:val="13203F"/>
-                <w:sz w:val="14"/>
+                <w:sz w:val="16"/>
               </w:rPr>
               <w:t>27,456</w:t>
             </w:r>
@@ -4505,7 +4419,7 @@
         </w:tc>
         <w:tc>
           <w:tcPr>
-            <w:tcW w:type="dxa" w:w="949"/>
+            <w:tcW w:type="dxa" w:w="1060"/>
             <w:shd w:val="clear" w:color="auto" w:fill="FFF1E2"/>
           </w:tcPr>
           <w:p>
@@ -4518,7 +4432,7 @@
                 <w:rFonts w:ascii="맑은 고딕" w:hAnsi="맑은 고딕" w:eastAsia="맑은 고딕"/>
                 <w:b/>
                 <w:color w:val="9A4A00"/>
-                <w:sz w:val="14"/>
+                <w:sz w:val="16"/>
               </w:rPr>
               <w:t>기종 확인</w:t>
             </w:r>
@@ -4526,7 +4440,7 @@
         </w:tc>
         <w:tc>
           <w:tcPr>
-            <w:tcW w:type="dxa" w:w="7443"/>
+            <w:tcW w:type="dxa" w:w="7171"/>
           </w:tcPr>
           <w:p>
             <w:pPr>
@@ -4537,23 +4451,11 @@
                 <w:rFonts w:ascii="맑은 고딕" w:hAnsi="맑은 고딕" w:eastAsia="맑은 고딕"/>
                 <w:b w:val="0"/>
                 <w:color w:val="56637F"/>
-                <w:sz w:val="14"/>
+                <w:sz w:val="16"/>
               </w:rPr>
               <w:t>DM OLP - HYUNDAI, KAWASAKI</w:t>
             </w:r>
           </w:p>
-        </w:tc>
-        <w:tc>
-          <w:tcPr>
-            <w:tcW w:type="dxa" w:w="0"/>
-          </w:tcPr>
-          <w:p/>
-        </w:tc>
-        <w:tc>
-          <w:tcPr>
-            <w:tcW w:type="dxa" w:w="0"/>
-          </w:tcPr>
-          <w:p/>
         </w:tc>
       </w:tr>
       <w:tr>
@@ -4562,7 +4464,7 @@
         </w:trPr>
         <w:tc>
           <w:tcPr>
-            <w:tcW w:type="dxa" w:w="1105"/>
+            <w:tcW w:type="dxa" w:w="1239"/>
           </w:tcPr>
           <w:p>
             <w:pPr>
@@ -4573,7 +4475,7 @@
                 <w:rFonts w:ascii="Consolas" w:hAnsi="Consolas" w:eastAsia="맑은 고딕"/>
                 <w:b w:val="0"/>
                 <w:color w:val="0090A0"/>
-                <w:sz w:val="14"/>
+                <w:sz w:val="16"/>
               </w:rPr>
               <w:t>1-6</w:t>
             </w:r>
@@ -4581,7 +4483,7 @@
         </w:tc>
         <w:tc>
           <w:tcPr>
-            <w:tcW w:type="dxa" w:w="3173"/>
+            <w:tcW w:type="dxa" w:w="3057"/>
           </w:tcPr>
           <w:p>
             <w:pPr>
@@ -4592,7 +4494,7 @@
                 <w:rFonts w:ascii="맑은 고딕" w:hAnsi="맑은 고딕" w:eastAsia="맑은 고딕"/>
                 <w:b/>
                 <w:color w:val="13203F"/>
-                <w:sz w:val="14"/>
+                <w:sz w:val="16"/>
               </w:rPr>
               <w:t>로봇 제어기 연동 사이클타임 정밀 산출 모듈 (제어기당)</w:t>
             </w:r>
@@ -4600,7 +4502,7 @@
         </w:tc>
         <w:tc>
           <w:tcPr>
-            <w:tcW w:type="dxa" w:w="7443"/>
+            <w:tcW w:type="dxa" w:w="7171"/>
           </w:tcPr>
           <w:p>
             <w:pPr>
@@ -4611,7 +4513,7 @@
                 <w:rFonts w:ascii="맑은 고딕" w:hAnsi="맑은 고딕" w:eastAsia="맑은 고딕"/>
                 <w:b w:val="0"/>
                 <w:color w:val="13203F"/>
-                <w:sz w:val="14"/>
+                <w:sz w:val="16"/>
               </w:rPr>
               <w:t>Cell 로봇 제어기 1종 — 로봇 제조사 제어 알고리즘(RCS) 연동으로 경로·사이클타임 정밀 산출. RCS 모듈은 로봇 제조사 별도 제공</w:t>
             </w:r>
@@ -4619,7 +4521,7 @@
         </w:tc>
         <w:tc>
           <w:tcPr>
-            <w:tcW w:type="dxa" w:w="450"/>
+            <w:tcW w:type="dxa" w:w="490"/>
           </w:tcPr>
           <w:p>
             <w:pPr>
@@ -4631,7 +4533,7 @@
                 <w:rFonts w:ascii="맑은 고딕" w:hAnsi="맑은 고딕" w:eastAsia="맑은 고딕"/>
                 <w:b/>
                 <w:color w:val="13203F"/>
-                <w:sz w:val="14"/>
+                <w:sz w:val="16"/>
               </w:rPr>
               <w:t>1</w:t>
             </w:r>
@@ -4639,7 +4541,7 @@
         </w:tc>
         <w:tc>
           <w:tcPr>
-            <w:tcW w:type="dxa" w:w="450"/>
+            <w:tcW w:type="dxa" w:w="490"/>
           </w:tcPr>
           <w:p>
             <w:pPr>
@@ -4650,7 +4552,7 @@
                 <w:rFonts w:ascii="맑은 고딕" w:hAnsi="맑은 고딕" w:eastAsia="맑은 고딕"/>
                 <w:b w:val="0"/>
                 <w:color w:val="13203F"/>
-                <w:sz w:val="14"/>
+                <w:sz w:val="16"/>
               </w:rPr>
               <w:t>카피</w:t>
             </w:r>
@@ -4658,7 +4560,7 @@
         </w:tc>
         <w:tc>
           <w:tcPr>
-            <w:tcW w:type="dxa" w:w="719"/>
+            <w:tcW w:type="dxa" w:w="797"/>
           </w:tcPr>
           <w:p>
             <w:pPr>
@@ -4670,7 +4572,7 @@
                 <w:rFonts w:ascii="맑은 고딕" w:hAnsi="맑은 고딕" w:eastAsia="맑은 고딕"/>
                 <w:b w:val="0"/>
                 <w:color w:val="13203F"/>
-                <w:sz w:val="14"/>
+                <w:sz w:val="16"/>
               </w:rPr>
               <w:t>11,440</w:t>
             </w:r>
@@ -4678,7 +4580,7 @@
         </w:tc>
         <w:tc>
           <w:tcPr>
-            <w:tcW w:type="dxa" w:w="719"/>
+            <w:tcW w:type="dxa" w:w="977"/>
           </w:tcPr>
           <w:p>
             <w:pPr>
@@ -4690,7 +4592,7 @@
                 <w:rFonts w:ascii="맑은 고딕" w:hAnsi="맑은 고딕" w:eastAsia="맑은 고딕"/>
                 <w:b w:val="0"/>
                 <w:color w:val="13203F"/>
-                <w:sz w:val="14"/>
+                <w:sz w:val="16"/>
               </w:rPr>
               <w:t>11,440</w:t>
             </w:r>
@@ -4698,7 +4600,7 @@
         </w:tc>
         <w:tc>
           <w:tcPr>
-            <w:tcW w:type="dxa" w:w="949"/>
+            <w:tcW w:type="dxa" w:w="1060"/>
             <w:shd w:val="clear" w:color="auto" w:fill="FFF1E2"/>
           </w:tcPr>
           <w:p>
@@ -4711,7 +4613,7 @@
                 <w:rFonts w:ascii="맑은 고딕" w:hAnsi="맑은 고딕" w:eastAsia="맑은 고딕"/>
                 <w:b/>
                 <w:color w:val="9A4A00"/>
-                <w:sz w:val="14"/>
+                <w:sz w:val="16"/>
               </w:rPr>
               <w:t>기종 확인</w:t>
             </w:r>
@@ -4719,7 +4621,7 @@
         </w:tc>
         <w:tc>
           <w:tcPr>
-            <w:tcW w:type="dxa" w:w="7443"/>
+            <w:tcW w:type="dxa" w:w="7171"/>
           </w:tcPr>
           <w:p>
             <w:pPr>
@@ -4730,23 +4632,11 @@
                 <w:rFonts w:ascii="맑은 고딕" w:hAnsi="맑은 고딕" w:eastAsia="맑은 고딕"/>
                 <w:b w:val="0"/>
                 <w:color w:val="56637F"/>
-                <w:sz w:val="14"/>
+                <w:sz w:val="16"/>
               </w:rPr>
               <w:t>DM RRS - HYUNDAI</w:t>
             </w:r>
           </w:p>
-        </w:tc>
-        <w:tc>
-          <w:tcPr>
-            <w:tcW w:type="dxa" w:w="0"/>
-          </w:tcPr>
-          <w:p/>
-        </w:tc>
-        <w:tc>
-          <w:tcPr>
-            <w:tcW w:type="dxa" w:w="0"/>
-          </w:tcPr>
-          <w:p/>
         </w:tc>
       </w:tr>
       <w:tr>
@@ -4755,7 +4645,7 @@
         </w:trPr>
         <w:tc>
           <w:tcPr>
-            <w:tcW w:type="dxa" w:w="1105"/>
+            <w:tcW w:type="dxa" w:w="1239"/>
           </w:tcPr>
           <w:p>
             <w:pPr>
@@ -4766,7 +4656,7 @@
                 <w:rFonts w:ascii="Consolas" w:hAnsi="Consolas" w:eastAsia="맑은 고딕"/>
                 <w:b w:val="0"/>
                 <w:color w:val="0090A0"/>
-                <w:sz w:val="14"/>
+                <w:sz w:val="16"/>
               </w:rPr>
               <w:t>1-7</w:t>
             </w:r>
@@ -4774,7 +4664,7 @@
         </w:tc>
         <w:tc>
           <w:tcPr>
-            <w:tcW w:type="dxa" w:w="3173"/>
+            <w:tcW w:type="dxa" w:w="3057"/>
           </w:tcPr>
           <w:p>
             <w:pPr>
@@ -4785,7 +4675,7 @@
                 <w:rFonts w:ascii="맑은 고딕" w:hAnsi="맑은 고딕" w:eastAsia="맑은 고딕"/>
                 <w:b/>
                 <w:color w:val="13203F"/>
-                <w:sz w:val="14"/>
+                <w:sz w:val="16"/>
               </w:rPr>
               <w:t>3D 스캔 점군 처리 모듈</w:t>
             </w:r>
@@ -4793,7 +4683,7 @@
         </w:tc>
         <w:tc>
           <w:tcPr>
-            <w:tcW w:type="dxa" w:w="7443"/>
+            <w:tcW w:type="dxa" w:w="7171"/>
           </w:tcPr>
           <w:p>
             <w:pPr>
@@ -4804,7 +4694,7 @@
                 <w:rFonts w:ascii="맑은 고딕" w:hAnsi="맑은 고딕" w:eastAsia="맑은 고딕"/>
                 <w:b w:val="0"/>
                 <w:color w:val="13203F"/>
-                <w:sz w:val="14"/>
+                <w:sz w:val="16"/>
               </w:rPr>
               <w:t>점군 데이터 반입·정합·경량화, 실측 점군 위에 가상 작업장 구성</w:t>
             </w:r>
@@ -4812,7 +4702,7 @@
         </w:tc>
         <w:tc>
           <w:tcPr>
-            <w:tcW w:type="dxa" w:w="450"/>
+            <w:tcW w:type="dxa" w:w="490"/>
           </w:tcPr>
           <w:p>
             <w:pPr>
@@ -4824,7 +4714,7 @@
                 <w:rFonts w:ascii="맑은 고딕" w:hAnsi="맑은 고딕" w:eastAsia="맑은 고딕"/>
                 <w:b/>
                 <w:color w:val="13203F"/>
-                <w:sz w:val="14"/>
+                <w:sz w:val="16"/>
               </w:rPr>
               <w:t>1</w:t>
             </w:r>
@@ -4832,7 +4722,7 @@
         </w:tc>
         <w:tc>
           <w:tcPr>
-            <w:tcW w:type="dxa" w:w="450"/>
+            <w:tcW w:type="dxa" w:w="490"/>
           </w:tcPr>
           <w:p>
             <w:pPr>
@@ -4843,7 +4733,7 @@
                 <w:rFonts w:ascii="맑은 고딕" w:hAnsi="맑은 고딕" w:eastAsia="맑은 고딕"/>
                 <w:b w:val="0"/>
                 <w:color w:val="13203F"/>
-                <w:sz w:val="14"/>
+                <w:sz w:val="16"/>
               </w:rPr>
               <w:t>카피</w:t>
             </w:r>
@@ -4851,7 +4741,7 @@
         </w:tc>
         <w:tc>
           <w:tcPr>
-            <w:tcW w:type="dxa" w:w="719"/>
+            <w:tcW w:type="dxa" w:w="797"/>
           </w:tcPr>
           <w:p>
             <w:pPr>
@@ -4863,7 +4753,7 @@
                 <w:rFonts w:ascii="맑은 고딕" w:hAnsi="맑은 고딕" w:eastAsia="맑은 고딕"/>
                 <w:b w:val="0"/>
                 <w:color w:val="13203F"/>
-                <w:sz w:val="14"/>
+                <w:sz w:val="16"/>
               </w:rPr>
               <w:t>21,736</w:t>
             </w:r>
@@ -4871,7 +4761,7 @@
         </w:tc>
         <w:tc>
           <w:tcPr>
-            <w:tcW w:type="dxa" w:w="719"/>
+            <w:tcW w:type="dxa" w:w="977"/>
           </w:tcPr>
           <w:p>
             <w:pPr>
@@ -4883,7 +4773,7 @@
                 <w:rFonts w:ascii="맑은 고딕" w:hAnsi="맑은 고딕" w:eastAsia="맑은 고딕"/>
                 <w:b w:val="0"/>
                 <w:color w:val="13203F"/>
-                <w:sz w:val="14"/>
+                <w:sz w:val="16"/>
               </w:rPr>
               <w:t>21,736</w:t>
             </w:r>
@@ -4891,7 +4781,7 @@
         </w:tc>
         <w:tc>
           <w:tcPr>
-            <w:tcW w:type="dxa" w:w="949"/>
+            <w:tcW w:type="dxa" w:w="1060"/>
             <w:shd w:val="clear" w:color="auto" w:fill="D9F0F2"/>
           </w:tcPr>
           <w:p>
@@ -4904,7 +4794,7 @@
                 <w:rFonts w:ascii="맑은 고딕" w:hAnsi="맑은 고딕" w:eastAsia="맑은 고딕"/>
                 <w:b/>
                 <w:color w:val="0090A0"/>
-                <w:sz w:val="14"/>
+                <w:sz w:val="16"/>
               </w:rPr>
               <w:t>적합</w:t>
             </w:r>
@@ -4912,7 +4802,7 @@
         </w:tc>
         <w:tc>
           <w:tcPr>
-            <w:tcW w:type="dxa" w:w="7443"/>
+            <w:tcW w:type="dxa" w:w="7171"/>
           </w:tcPr>
           <w:p>
             <w:pPr>
@@ -4923,23 +4813,11 @@
                 <w:rFonts w:ascii="맑은 고딕" w:hAnsi="맑은 고딕" w:eastAsia="맑은 고딕"/>
                 <w:b w:val="0"/>
                 <w:color w:val="56637F"/>
-                <w:sz w:val="14"/>
+                <w:sz w:val="16"/>
               </w:rPr>
               <w:t>DM POINT CLOUD</w:t>
             </w:r>
           </w:p>
-        </w:tc>
-        <w:tc>
-          <w:tcPr>
-            <w:tcW w:type="dxa" w:w="0"/>
-          </w:tcPr>
-          <w:p/>
-        </w:tc>
-        <w:tc>
-          <w:tcPr>
-            <w:tcW w:type="dxa" w:w="0"/>
-          </w:tcPr>
-          <w:p/>
         </w:tc>
       </w:tr>
       <w:tr>
@@ -4948,7 +4826,7 @@
         </w:trPr>
         <w:tc>
           <w:tcPr>
-            <w:tcW w:type="dxa" w:w="1105"/>
+            <w:tcW w:type="dxa" w:w="1239"/>
           </w:tcPr>
           <w:p>
             <w:pPr>
@@ -4959,7 +4837,7 @@
                 <w:rFonts w:ascii="Consolas" w:hAnsi="Consolas" w:eastAsia="맑은 고딕"/>
                 <w:b w:val="0"/>
                 <w:color w:val="0090A0"/>
-                <w:sz w:val="14"/>
+                <w:sz w:val="16"/>
               </w:rPr>
               <w:t>1-8</w:t>
             </w:r>
@@ -4967,7 +4845,7 @@
         </w:tc>
         <w:tc>
           <w:tcPr>
-            <w:tcW w:type="dxa" w:w="3173"/>
+            <w:tcW w:type="dxa" w:w="3057"/>
           </w:tcPr>
           <w:p>
             <w:pPr>
@@ -4978,7 +4856,7 @@
                 <w:rFonts w:ascii="맑은 고딕" w:hAnsi="맑은 고딕" w:eastAsia="맑은 고딕"/>
                 <w:b/>
                 <w:color w:val="13203F"/>
-                <w:sz w:val="14"/>
+                <w:sz w:val="16"/>
               </w:rPr>
               <w:t>다공정·물류 시뮬레이션 모듈</w:t>
             </w:r>
@@ -4986,7 +4864,7 @@
         </w:tc>
         <w:tc>
           <w:tcPr>
-            <w:tcW w:type="dxa" w:w="7443"/>
+            <w:tcW w:type="dxa" w:w="7171"/>
           </w:tcPr>
           <w:p>
             <w:pPr>
@@ -4997,7 +4875,7 @@
                 <w:rFonts w:ascii="맑은 고딕" w:hAnsi="맑은 고딕" w:eastAsia="맑은 고딕"/>
                 <w:b w:val="0"/>
                 <w:color w:val="13203F"/>
-                <w:sz w:val="14"/>
+                <w:sz w:val="16"/>
               </w:rPr>
               <w:t>다공정 라인·컨베이어·AMR 물류·버퍼 모델링, UPH·가동률·병목 분석</w:t>
             </w:r>
@@ -5005,7 +4883,7 @@
         </w:tc>
         <w:tc>
           <w:tcPr>
-            <w:tcW w:type="dxa" w:w="450"/>
+            <w:tcW w:type="dxa" w:w="490"/>
           </w:tcPr>
           <w:p>
             <w:pPr>
@@ -5017,7 +4895,7 @@
                 <w:rFonts w:ascii="맑은 고딕" w:hAnsi="맑은 고딕" w:eastAsia="맑은 고딕"/>
                 <w:b/>
                 <w:color w:val="13203F"/>
-                <w:sz w:val="14"/>
+                <w:sz w:val="16"/>
               </w:rPr>
               <w:t>1</w:t>
             </w:r>
@@ -5025,7 +4903,7 @@
         </w:tc>
         <w:tc>
           <w:tcPr>
-            <w:tcW w:type="dxa" w:w="450"/>
+            <w:tcW w:type="dxa" w:w="490"/>
           </w:tcPr>
           <w:p>
             <w:pPr>
@@ -5036,7 +4914,7 @@
                 <w:rFonts w:ascii="맑은 고딕" w:hAnsi="맑은 고딕" w:eastAsia="맑은 고딕"/>
                 <w:b w:val="0"/>
                 <w:color w:val="13203F"/>
-                <w:sz w:val="14"/>
+                <w:sz w:val="16"/>
               </w:rPr>
               <w:t>카피</w:t>
             </w:r>
@@ -5044,7 +4922,7 @@
         </w:tc>
         <w:tc>
           <w:tcPr>
-            <w:tcW w:type="dxa" w:w="719"/>
+            <w:tcW w:type="dxa" w:w="797"/>
           </w:tcPr>
           <w:p>
             <w:pPr>
@@ -5056,7 +4934,7 @@
                 <w:rFonts w:ascii="맑은 고딕" w:hAnsi="맑은 고딕" w:eastAsia="맑은 고딕"/>
                 <w:b w:val="0"/>
                 <w:color w:val="13203F"/>
-                <w:sz w:val="14"/>
+                <w:sz w:val="16"/>
               </w:rPr>
               <w:t>26,312</w:t>
             </w:r>
@@ -5064,7 +4942,7 @@
         </w:tc>
         <w:tc>
           <w:tcPr>
-            <w:tcW w:type="dxa" w:w="719"/>
+            <w:tcW w:type="dxa" w:w="977"/>
           </w:tcPr>
           <w:p>
             <w:pPr>
@@ -5076,7 +4954,7 @@
                 <w:rFonts w:ascii="맑은 고딕" w:hAnsi="맑은 고딕" w:eastAsia="맑은 고딕"/>
                 <w:b w:val="0"/>
                 <w:color w:val="13203F"/>
-                <w:sz w:val="14"/>
+                <w:sz w:val="16"/>
               </w:rPr>
               <w:t>26,312</w:t>
             </w:r>
@@ -5084,7 +4962,7 @@
         </w:tc>
         <w:tc>
           <w:tcPr>
-            <w:tcW w:type="dxa" w:w="949"/>
+            <w:tcW w:type="dxa" w:w="1060"/>
             <w:shd w:val="clear" w:color="auto" w:fill="D9F0F2"/>
           </w:tcPr>
           <w:p>
@@ -5097,7 +4975,7 @@
                 <w:rFonts w:ascii="맑은 고딕" w:hAnsi="맑은 고딕" w:eastAsia="맑은 고딕"/>
                 <w:b/>
                 <w:color w:val="0090A0"/>
-                <w:sz w:val="14"/>
+                <w:sz w:val="16"/>
               </w:rPr>
               <w:t>적합</w:t>
             </w:r>
@@ -5105,7 +4983,7 @@
         </w:tc>
         <w:tc>
           <w:tcPr>
-            <w:tcW w:type="dxa" w:w="7443"/>
+            <w:tcW w:type="dxa" w:w="7171"/>
           </w:tcPr>
           <w:p>
             <w:pPr>
@@ -5116,23 +4994,11 @@
                 <w:rFonts w:ascii="맑은 고딕" w:hAnsi="맑은 고딕" w:eastAsia="맑은 고딕"/>
                 <w:b w:val="0"/>
                 <w:color w:val="56637F"/>
-                <w:sz w:val="14"/>
+                <w:sz w:val="16"/>
               </w:rPr>
               <w:t>DM MULTIPLE PROCESS</w:t>
             </w:r>
           </w:p>
-        </w:tc>
-        <w:tc>
-          <w:tcPr>
-            <w:tcW w:type="dxa" w:w="0"/>
-          </w:tcPr>
-          <w:p/>
-        </w:tc>
-        <w:tc>
-          <w:tcPr>
-            <w:tcW w:type="dxa" w:w="0"/>
-          </w:tcPr>
-          <w:p/>
         </w:tc>
       </w:tr>
       <w:tr>
@@ -5141,7 +5007,7 @@
         </w:trPr>
         <w:tc>
           <w:tcPr>
-            <w:tcW w:type="dxa" w:w="1105"/>
+            <w:tcW w:type="dxa" w:w="1239"/>
           </w:tcPr>
           <w:p>
             <w:pPr>
@@ -5152,7 +5018,7 @@
                 <w:rFonts w:ascii="Consolas" w:hAnsi="Consolas" w:eastAsia="맑은 고딕"/>
                 <w:b w:val="0"/>
                 <w:color w:val="0090A0"/>
-                <w:sz w:val="14"/>
+                <w:sz w:val="16"/>
               </w:rPr>
               <w:t>1-9</w:t>
             </w:r>
@@ -5160,7 +5026,7 @@
         </w:tc>
         <w:tc>
           <w:tcPr>
-            <w:tcW w:type="dxa" w:w="3173"/>
+            <w:tcW w:type="dxa" w:w="3057"/>
           </w:tcPr>
           <w:p>
             <w:pPr>
@@ -5171,7 +5037,7 @@
                 <w:rFonts w:ascii="맑은 고딕" w:hAnsi="맑은 고딕" w:eastAsia="맑은 고딕"/>
                 <w:b/>
                 <w:color w:val="13203F"/>
-                <w:sz w:val="14"/>
+                <w:sz w:val="16"/>
               </w:rPr>
               <w:t>PLC 가상 시운전 모듈 (PLC 기종당)</w:t>
             </w:r>
@@ -5179,7 +5045,7 @@
         </w:tc>
         <w:tc>
           <w:tcPr>
-            <w:tcW w:type="dxa" w:w="7443"/>
+            <w:tcW w:type="dxa" w:w="7171"/>
           </w:tcPr>
           <w:p>
             <w:pPr>
@@ -5190,7 +5056,7 @@
                 <w:rFonts w:ascii="맑은 고딕" w:hAnsi="맑은 고딕" w:eastAsia="맑은 고딕"/>
                 <w:b w:val="0"/>
                 <w:color w:val="13203F"/>
-                <w:sz w:val="14"/>
+                <w:sz w:val="16"/>
               </w:rPr>
               <w:t>Cell PLC 2종 — PLC 프로그램–가상 설비 연동(OPC UA), I/O 매핑, 인터록·시퀀스·이상복구 검증. 상태 읽기 + 핸드셰이크 방식</w:t>
             </w:r>
@@ -5198,7 +5064,7 @@
         </w:tc>
         <w:tc>
           <w:tcPr>
-            <w:tcW w:type="dxa" w:w="450"/>
+            <w:tcW w:type="dxa" w:w="490"/>
           </w:tcPr>
           <w:p>
             <w:pPr>
@@ -5210,7 +5076,7 @@
                 <w:rFonts w:ascii="맑은 고딕" w:hAnsi="맑은 고딕" w:eastAsia="맑은 고딕"/>
                 <w:b/>
                 <w:color w:val="13203F"/>
-                <w:sz w:val="14"/>
+                <w:sz w:val="16"/>
               </w:rPr>
               <w:t>2</w:t>
             </w:r>
@@ -5218,7 +5084,7 @@
         </w:tc>
         <w:tc>
           <w:tcPr>
-            <w:tcW w:type="dxa" w:w="450"/>
+            <w:tcW w:type="dxa" w:w="490"/>
           </w:tcPr>
           <w:p>
             <w:pPr>
@@ -5229,7 +5095,7 @@
                 <w:rFonts w:ascii="맑은 고딕" w:hAnsi="맑은 고딕" w:eastAsia="맑은 고딕"/>
                 <w:b w:val="0"/>
                 <w:color w:val="13203F"/>
-                <w:sz w:val="14"/>
+                <w:sz w:val="16"/>
               </w:rPr>
               <w:t>모듈</w:t>
             </w:r>
@@ -5237,7 +5103,7 @@
         </w:tc>
         <w:tc>
           <w:tcPr>
-            <w:tcW w:type="dxa" w:w="719"/>
+            <w:tcW w:type="dxa" w:w="797"/>
           </w:tcPr>
           <w:p>
             <w:pPr>
@@ -5249,7 +5115,7 @@
                 <w:rFonts w:ascii="맑은 고딕" w:hAnsi="맑은 고딕" w:eastAsia="맑은 고딕"/>
                 <w:b w:val="0"/>
                 <w:color w:val="13203F"/>
-                <w:sz w:val="14"/>
+                <w:sz w:val="16"/>
               </w:rPr>
               <w:t>25,282</w:t>
             </w:r>
@@ -5257,7 +5123,7 @@
         </w:tc>
         <w:tc>
           <w:tcPr>
-            <w:tcW w:type="dxa" w:w="719"/>
+            <w:tcW w:type="dxa" w:w="977"/>
           </w:tcPr>
           <w:p>
             <w:pPr>
@@ -5269,7 +5135,7 @@
                 <w:rFonts w:ascii="맑은 고딕" w:hAnsi="맑은 고딕" w:eastAsia="맑은 고딕"/>
                 <w:b w:val="0"/>
                 <w:color w:val="13203F"/>
-                <w:sz w:val="14"/>
+                <w:sz w:val="16"/>
               </w:rPr>
               <w:t>50,565</w:t>
             </w:r>
@@ -5277,7 +5143,7 @@
         </w:tc>
         <w:tc>
           <w:tcPr>
-            <w:tcW w:type="dxa" w:w="949"/>
+            <w:tcW w:type="dxa" w:w="1060"/>
             <w:shd w:val="clear" w:color="auto" w:fill="FFF1E2"/>
           </w:tcPr>
           <w:p>
@@ -5290,7 +5156,7 @@
                 <w:rFonts w:ascii="맑은 고딕" w:hAnsi="맑은 고딕" w:eastAsia="맑은 고딕"/>
                 <w:b/>
                 <w:color w:val="9A4A00"/>
-                <w:sz w:val="14"/>
+                <w:sz w:val="16"/>
               </w:rPr>
               <w:t>기종 확인</w:t>
             </w:r>
@@ -5298,7 +5164,7 @@
         </w:tc>
         <w:tc>
           <w:tcPr>
-            <w:tcW w:type="dxa" w:w="7443"/>
+            <w:tcW w:type="dxa" w:w="7171"/>
           </w:tcPr>
           <w:p>
             <w:pPr>
@@ -5309,23 +5175,11 @@
                 <w:rFonts w:ascii="맑은 고딕" w:hAnsi="맑은 고딕" w:eastAsia="맑은 고딕"/>
                 <w:b w:val="0"/>
                 <w:color w:val="56637F"/>
-                <w:sz w:val="14"/>
+                <w:sz w:val="16"/>
               </w:rPr>
               <w:t>DM PLC SIMULATION - LS, MITSUBISHI</w:t>
             </w:r>
           </w:p>
-        </w:tc>
-        <w:tc>
-          <w:tcPr>
-            <w:tcW w:type="dxa" w:w="0"/>
-          </w:tcPr>
-          <w:p/>
-        </w:tc>
-        <w:tc>
-          <w:tcPr>
-            <w:tcW w:type="dxa" w:w="0"/>
-          </w:tcPr>
-          <w:p/>
         </w:tc>
       </w:tr>
       <w:tr>
@@ -5334,7 +5188,7 @@
         </w:trPr>
         <w:tc>
           <w:tcPr>
-            <w:tcW w:type="dxa" w:w="1105"/>
+            <w:tcW w:type="dxa" w:w="1239"/>
           </w:tcPr>
           <w:p>
             <w:pPr>
@@ -5345,7 +5199,7 @@
                 <w:rFonts w:ascii="Consolas" w:hAnsi="Consolas" w:eastAsia="맑은 고딕"/>
                 <w:b w:val="0"/>
                 <w:color w:val="0090A0"/>
-                <w:sz w:val="14"/>
+                <w:sz w:val="16"/>
               </w:rPr>
               <w:t>1-10</w:t>
             </w:r>
@@ -5353,7 +5207,7 @@
         </w:tc>
         <w:tc>
           <w:tcPr>
-            <w:tcW w:type="dxa" w:w="3173"/>
+            <w:tcW w:type="dxa" w:w="3057"/>
           </w:tcPr>
           <w:p>
             <w:pPr>
@@ -5364,7 +5218,7 @@
                 <w:rFonts w:ascii="맑은 고딕" w:hAnsi="맑은 고딕" w:eastAsia="맑은 고딕"/>
                 <w:b/>
                 <w:color w:val="13203F"/>
-                <w:sz w:val="14"/>
+                <w:sz w:val="16"/>
               </w:rPr>
               <w:t>기능 확장 개발 키트 (API)</w:t>
             </w:r>
@@ -5372,7 +5226,7 @@
         </w:tc>
         <w:tc>
           <w:tcPr>
-            <w:tcW w:type="dxa" w:w="7443"/>
+            <w:tcW w:type="dxa" w:w="7171"/>
           </w:tcPr>
           <w:p>
             <w:pPr>
@@ -5383,7 +5237,7 @@
                 <w:rFonts w:ascii="맑은 고딕" w:hAnsi="맑은 고딕" w:eastAsia="맑은 고딕"/>
                 <w:b w:val="0"/>
                 <w:color w:val="13203F"/>
-                <w:sz w:val="14"/>
+                <w:sz w:val="16"/>
               </w:rPr>
               <w:t>API로 전용 기능·UI 개발 — AAS 출력, OCS 연동, 외부 AI 연계</w:t>
             </w:r>
@@ -5391,7 +5245,7 @@
         </w:tc>
         <w:tc>
           <w:tcPr>
-            <w:tcW w:type="dxa" w:w="450"/>
+            <w:tcW w:type="dxa" w:w="490"/>
           </w:tcPr>
           <w:p>
             <w:pPr>
@@ -5403,7 +5257,7 @@
                 <w:rFonts w:ascii="맑은 고딕" w:hAnsi="맑은 고딕" w:eastAsia="맑은 고딕"/>
                 <w:b/>
                 <w:color w:val="13203F"/>
-                <w:sz w:val="14"/>
+                <w:sz w:val="16"/>
               </w:rPr>
               <w:t>1</w:t>
             </w:r>
@@ -5411,7 +5265,7 @@
         </w:tc>
         <w:tc>
           <w:tcPr>
-            <w:tcW w:type="dxa" w:w="450"/>
+            <w:tcW w:type="dxa" w:w="490"/>
           </w:tcPr>
           <w:p>
             <w:pPr>
@@ -5422,7 +5276,7 @@
                 <w:rFonts w:ascii="맑은 고딕" w:hAnsi="맑은 고딕" w:eastAsia="맑은 고딕"/>
                 <w:b w:val="0"/>
                 <w:color w:val="13203F"/>
-                <w:sz w:val="14"/>
+                <w:sz w:val="16"/>
               </w:rPr>
               <w:t>카피</w:t>
             </w:r>
@@ -5430,7 +5284,7 @@
         </w:tc>
         <w:tc>
           <w:tcPr>
-            <w:tcW w:type="dxa" w:w="719"/>
+            <w:tcW w:type="dxa" w:w="797"/>
           </w:tcPr>
           <w:p>
             <w:pPr>
@@ -5442,7 +5296,7 @@
                 <w:rFonts w:ascii="맑은 고딕" w:hAnsi="맑은 고딕" w:eastAsia="맑은 고딕"/>
                 <w:b w:val="0"/>
                 <w:color w:val="13203F"/>
-                <w:sz w:val="14"/>
+                <w:sz w:val="16"/>
               </w:rPr>
               <w:t>24,024</w:t>
             </w:r>
@@ -5450,7 +5304,7 @@
         </w:tc>
         <w:tc>
           <w:tcPr>
-            <w:tcW w:type="dxa" w:w="719"/>
+            <w:tcW w:type="dxa" w:w="977"/>
           </w:tcPr>
           <w:p>
             <w:pPr>
@@ -5462,7 +5316,7 @@
                 <w:rFonts w:ascii="맑은 고딕" w:hAnsi="맑은 고딕" w:eastAsia="맑은 고딕"/>
                 <w:b w:val="0"/>
                 <w:color w:val="13203F"/>
-                <w:sz w:val="14"/>
+                <w:sz w:val="16"/>
               </w:rPr>
               <w:t>24,024</w:t>
             </w:r>
@@ -5470,7 +5324,7 @@
         </w:tc>
         <w:tc>
           <w:tcPr>
-            <w:tcW w:type="dxa" w:w="949"/>
+            <w:tcW w:type="dxa" w:w="1060"/>
             <w:shd w:val="clear" w:color="auto" w:fill="D9F0F2"/>
           </w:tcPr>
           <w:p>
@@ -5483,7 +5337,7 @@
                 <w:rFonts w:ascii="맑은 고딕" w:hAnsi="맑은 고딕" w:eastAsia="맑은 고딕"/>
                 <w:b/>
                 <w:color w:val="0090A0"/>
-                <w:sz w:val="14"/>
+                <w:sz w:val="16"/>
               </w:rPr>
               <w:t>적합</w:t>
             </w:r>
@@ -5491,7 +5345,7 @@
         </w:tc>
         <w:tc>
           <w:tcPr>
-            <w:tcW w:type="dxa" w:w="7443"/>
+            <w:tcW w:type="dxa" w:w="7171"/>
           </w:tcPr>
           <w:p>
             <w:pPr>
@@ -5502,23 +5356,11 @@
                 <w:rFonts w:ascii="맑은 고딕" w:hAnsi="맑은 고딕" w:eastAsia="맑은 고딕"/>
                 <w:b w:val="0"/>
                 <w:color w:val="56637F"/>
-                <w:sz w:val="14"/>
+                <w:sz w:val="16"/>
               </w:rPr>
               <w:t>DM PLUG-IN For Developer</w:t>
             </w:r>
           </w:p>
-        </w:tc>
-        <w:tc>
-          <w:tcPr>
-            <w:tcW w:type="dxa" w:w="0"/>
-          </w:tcPr>
-          <w:p/>
-        </w:tc>
-        <w:tc>
-          <w:tcPr>
-            <w:tcW w:type="dxa" w:w="0"/>
-          </w:tcPr>
-          <w:p/>
         </w:tc>
       </w:tr>
       <w:tr>
@@ -5527,7 +5369,7 @@
         </w:trPr>
         <w:tc>
           <w:tcPr>
-            <w:tcW w:type="dxa" w:w="1105"/>
+            <w:tcW w:type="dxa" w:w="1239"/>
           </w:tcPr>
           <w:p>
             <w:pPr>
@@ -5538,7 +5380,7 @@
                 <w:rFonts w:ascii="Consolas" w:hAnsi="Consolas" w:eastAsia="맑은 고딕"/>
                 <w:b w:val="0"/>
                 <w:color w:val="0090A0"/>
-                <w:sz w:val="14"/>
+                <w:sz w:val="16"/>
               </w:rPr>
               <w:t>1-11</w:t>
             </w:r>
@@ -5546,7 +5388,7 @@
         </w:tc>
         <w:tc>
           <w:tcPr>
-            <w:tcW w:type="dxa" w:w="3173"/>
+            <w:tcW w:type="dxa" w:w="3057"/>
           </w:tcPr>
           <w:p>
             <w:pPr>
@@ -5557,7 +5399,7 @@
                 <w:rFonts w:ascii="맑은 고딕" w:hAnsi="맑은 고딕" w:eastAsia="맑은 고딕"/>
                 <w:b/>
                 <w:color w:val="13203F"/>
-                <w:sz w:val="14"/>
+                <w:sz w:val="16"/>
               </w:rPr>
               <w:t>기능 확장 실행 모듈</w:t>
             </w:r>
@@ -5565,7 +5407,7 @@
         </w:tc>
         <w:tc>
           <w:tcPr>
-            <w:tcW w:type="dxa" w:w="7443"/>
+            <w:tcW w:type="dxa" w:w="7171"/>
           </w:tcPr>
           <w:p>
             <w:pPr>
@@ -5576,7 +5418,7 @@
                 <w:rFonts w:ascii="맑은 고딕" w:hAnsi="맑은 고딕" w:eastAsia="맑은 고딕"/>
                 <w:b w:val="0"/>
                 <w:color w:val="13203F"/>
-                <w:sz w:val="14"/>
+                <w:sz w:val="16"/>
               </w:rPr>
               <w:t>개발한 확장 기능 실행 환경</w:t>
             </w:r>
@@ -5584,7 +5426,7 @@
         </w:tc>
         <w:tc>
           <w:tcPr>
-            <w:tcW w:type="dxa" w:w="450"/>
+            <w:tcW w:type="dxa" w:w="490"/>
           </w:tcPr>
           <w:p>
             <w:pPr>
@@ -5596,7 +5438,7 @@
                 <w:rFonts w:ascii="맑은 고딕" w:hAnsi="맑은 고딕" w:eastAsia="맑은 고딕"/>
                 <w:b/>
                 <w:color w:val="13203F"/>
-                <w:sz w:val="14"/>
+                <w:sz w:val="16"/>
               </w:rPr>
               <w:t>1</w:t>
             </w:r>
@@ -5604,7 +5446,7 @@
         </w:tc>
         <w:tc>
           <w:tcPr>
-            <w:tcW w:type="dxa" w:w="450"/>
+            <w:tcW w:type="dxa" w:w="490"/>
           </w:tcPr>
           <w:p>
             <w:pPr>
@@ -5615,7 +5457,7 @@
                 <w:rFonts w:ascii="맑은 고딕" w:hAnsi="맑은 고딕" w:eastAsia="맑은 고딕"/>
                 <w:b w:val="0"/>
                 <w:color w:val="13203F"/>
-                <w:sz w:val="14"/>
+                <w:sz w:val="16"/>
               </w:rPr>
               <w:t>카피</w:t>
             </w:r>
@@ -5623,7 +5465,7 @@
         </w:tc>
         <w:tc>
           <w:tcPr>
-            <w:tcW w:type="dxa" w:w="719"/>
+            <w:tcW w:type="dxa" w:w="797"/>
           </w:tcPr>
           <w:p>
             <w:pPr>
@@ -5635,7 +5477,7 @@
                 <w:rFonts w:ascii="맑은 고딕" w:hAnsi="맑은 고딕" w:eastAsia="맑은 고딕"/>
                 <w:b w:val="0"/>
                 <w:color w:val="13203F"/>
-                <w:sz w:val="14"/>
+                <w:sz w:val="16"/>
               </w:rPr>
               <w:t>8,008</w:t>
             </w:r>
@@ -5643,7 +5485,7 @@
         </w:tc>
         <w:tc>
           <w:tcPr>
-            <w:tcW w:type="dxa" w:w="719"/>
+            <w:tcW w:type="dxa" w:w="977"/>
           </w:tcPr>
           <w:p>
             <w:pPr>
@@ -5655,7 +5497,7 @@
                 <w:rFonts w:ascii="맑은 고딕" w:hAnsi="맑은 고딕" w:eastAsia="맑은 고딕"/>
                 <w:b w:val="0"/>
                 <w:color w:val="13203F"/>
-                <w:sz w:val="14"/>
+                <w:sz w:val="16"/>
               </w:rPr>
               <w:t>8,008</w:t>
             </w:r>
@@ -5663,7 +5505,7 @@
         </w:tc>
         <w:tc>
           <w:tcPr>
-            <w:tcW w:type="dxa" w:w="949"/>
+            <w:tcW w:type="dxa" w:w="1060"/>
             <w:shd w:val="clear" w:color="auto" w:fill="D9F0F2"/>
           </w:tcPr>
           <w:p>
@@ -5676,7 +5518,7 @@
                 <w:rFonts w:ascii="맑은 고딕" w:hAnsi="맑은 고딕" w:eastAsia="맑은 고딕"/>
                 <w:b/>
                 <w:color w:val="0090A0"/>
-                <w:sz w:val="14"/>
+                <w:sz w:val="16"/>
               </w:rPr>
               <w:t>적합</w:t>
             </w:r>
@@ -5684,7 +5526,7 @@
         </w:tc>
         <w:tc>
           <w:tcPr>
-            <w:tcW w:type="dxa" w:w="7443"/>
+            <w:tcW w:type="dxa" w:w="7171"/>
           </w:tcPr>
           <w:p>
             <w:pPr>
@@ -5695,23 +5537,11 @@
                 <w:rFonts w:ascii="맑은 고딕" w:hAnsi="맑은 고딕" w:eastAsia="맑은 고딕"/>
                 <w:b w:val="0"/>
                 <w:color w:val="56637F"/>
-                <w:sz w:val="14"/>
+                <w:sz w:val="16"/>
               </w:rPr>
               <w:t>DM PLUG-IN For User</w:t>
             </w:r>
           </w:p>
-        </w:tc>
-        <w:tc>
-          <w:tcPr>
-            <w:tcW w:type="dxa" w:w="0"/>
-          </w:tcPr>
-          <w:p/>
-        </w:tc>
-        <w:tc>
-          <w:tcPr>
-            <w:tcW w:type="dxa" w:w="0"/>
-          </w:tcPr>
-          <w:p/>
         </w:tc>
       </w:tr>
       <w:tr>
@@ -5720,7 +5550,7 @@
         </w:trPr>
         <w:tc>
           <w:tcPr>
-            <w:tcW w:type="dxa" w:w="1105"/>
+            <w:tcW w:type="dxa" w:w="1239"/>
           </w:tcPr>
           <w:p>
             <w:pPr>
@@ -5731,7 +5561,7 @@
                 <w:rFonts w:ascii="Consolas" w:hAnsi="Consolas" w:eastAsia="맑은 고딕"/>
                 <w:b w:val="0"/>
                 <w:color w:val="0090A0"/>
-                <w:sz w:val="14"/>
+                <w:sz w:val="16"/>
               </w:rPr>
               <w:t>1-12</w:t>
             </w:r>
@@ -5739,7 +5569,7 @@
         </w:tc>
         <w:tc>
           <w:tcPr>
-            <w:tcW w:type="dxa" w:w="3173"/>
+            <w:tcW w:type="dxa" w:w="3057"/>
           </w:tcPr>
           <w:p>
             <w:pPr>
@@ -5750,7 +5580,7 @@
                 <w:rFonts w:ascii="맑은 고딕" w:hAnsi="맑은 고딕" w:eastAsia="맑은 고딕"/>
                 <w:b/>
                 <w:color w:val="13203F"/>
-                <w:sz w:val="14"/>
+                <w:sz w:val="16"/>
               </w:rPr>
               <w:t>OpenUSD 변환 모듈</w:t>
             </w:r>
@@ -5758,7 +5588,7 @@
         </w:tc>
         <w:tc>
           <w:tcPr>
-            <w:tcW w:type="dxa" w:w="7443"/>
+            <w:tcW w:type="dxa" w:w="7171"/>
           </w:tcPr>
           <w:p>
             <w:pPr>
@@ -5769,7 +5599,7 @@
                 <w:rFonts w:ascii="맑은 고딕" w:hAnsi="맑은 고딕" w:eastAsia="맑은 고딕"/>
                 <w:b w:val="0"/>
                 <w:color w:val="13203F"/>
-                <w:sz w:val="14"/>
+                <w:sz w:val="16"/>
               </w:rPr>
               <w:t>Workcell을 계층 구조 그대로 OpenUSD로 변환해 학습 DT 서버에 업로드, 물리 설정 정보 반영</w:t>
             </w:r>
@@ -5777,7 +5607,7 @@
         </w:tc>
         <w:tc>
           <w:tcPr>
-            <w:tcW w:type="dxa" w:w="450"/>
+            <w:tcW w:type="dxa" w:w="490"/>
           </w:tcPr>
           <w:p>
             <w:pPr>
@@ -5789,7 +5619,7 @@
                 <w:rFonts w:ascii="맑은 고딕" w:hAnsi="맑은 고딕" w:eastAsia="맑은 고딕"/>
                 <w:b/>
                 <w:color w:val="13203F"/>
-                <w:sz w:val="14"/>
+                <w:sz w:val="16"/>
               </w:rPr>
               <w:t>1</w:t>
             </w:r>
@@ -5797,7 +5627,7 @@
         </w:tc>
         <w:tc>
           <w:tcPr>
-            <w:tcW w:type="dxa" w:w="450"/>
+            <w:tcW w:type="dxa" w:w="490"/>
           </w:tcPr>
           <w:p>
             <w:pPr>
@@ -5808,7 +5638,7 @@
                 <w:rFonts w:ascii="맑은 고딕" w:hAnsi="맑은 고딕" w:eastAsia="맑은 고딕"/>
                 <w:b w:val="0"/>
                 <w:color w:val="13203F"/>
-                <w:sz w:val="14"/>
+                <w:sz w:val="16"/>
               </w:rPr>
               <w:t>카피</w:t>
             </w:r>
@@ -5816,7 +5646,7 @@
         </w:tc>
         <w:tc>
           <w:tcPr>
-            <w:tcW w:type="dxa" w:w="719"/>
+            <w:tcW w:type="dxa" w:w="797"/>
           </w:tcPr>
           <w:p>
             <w:pPr>
@@ -5828,7 +5658,7 @@
                 <w:rFonts w:ascii="맑은 고딕" w:hAnsi="맑은 고딕" w:eastAsia="맑은 고딕"/>
                 <w:b w:val="0"/>
                 <w:color w:val="13203F"/>
-                <w:sz w:val="14"/>
+                <w:sz w:val="16"/>
               </w:rPr>
               <w:t>15,840</w:t>
             </w:r>
@@ -5836,7 +5666,7 @@
         </w:tc>
         <w:tc>
           <w:tcPr>
-            <w:tcW w:type="dxa" w:w="719"/>
+            <w:tcW w:type="dxa" w:w="977"/>
           </w:tcPr>
           <w:p>
             <w:pPr>
@@ -5848,7 +5678,7 @@
                 <w:rFonts w:ascii="맑은 고딕" w:hAnsi="맑은 고딕" w:eastAsia="맑은 고딕"/>
                 <w:b w:val="0"/>
                 <w:color w:val="13203F"/>
-                <w:sz w:val="14"/>
+                <w:sz w:val="16"/>
               </w:rPr>
               <w:t>15,840</w:t>
             </w:r>
@@ -5856,7 +5686,7 @@
         </w:tc>
         <w:tc>
           <w:tcPr>
-            <w:tcW w:type="dxa" w:w="949"/>
+            <w:tcW w:type="dxa" w:w="1060"/>
             <w:shd w:val="clear" w:color="auto" w:fill="D9F0F2"/>
           </w:tcPr>
           <w:p>
@@ -5869,7 +5699,7 @@
                 <w:rFonts w:ascii="맑은 고딕" w:hAnsi="맑은 고딕" w:eastAsia="맑은 고딕"/>
                 <w:b/>
                 <w:color w:val="0090A0"/>
-                <w:sz w:val="14"/>
+                <w:sz w:val="16"/>
               </w:rPr>
               <w:t>적합</w:t>
             </w:r>
@@ -5877,7 +5707,7 @@
         </w:tc>
         <w:tc>
           <w:tcPr>
-            <w:tcW w:type="dxa" w:w="7443"/>
+            <w:tcW w:type="dxa" w:w="7171"/>
           </w:tcPr>
           <w:p>
             <w:pPr>
@@ -5888,23 +5718,11 @@
                 <w:rFonts w:ascii="맑은 고딕" w:hAnsi="맑은 고딕" w:eastAsia="맑은 고딕"/>
                 <w:b w:val="0"/>
                 <w:color w:val="56637F"/>
-                <w:sz w:val="14"/>
+                <w:sz w:val="16"/>
               </w:rPr>
               <w:t>Omniverse USD Converter</w:t>
             </w:r>
           </w:p>
-        </w:tc>
-        <w:tc>
-          <w:tcPr>
-            <w:tcW w:type="dxa" w:w="0"/>
-          </w:tcPr>
-          <w:p/>
-        </w:tc>
-        <w:tc>
-          <w:tcPr>
-            <w:tcW w:type="dxa" w:w="0"/>
-          </w:tcPr>
-          <w:p/>
         </w:tc>
       </w:tr>
       <w:tr>
@@ -5913,7 +5731,7 @@
         </w:trPr>
         <w:tc>
           <w:tcPr>
-            <w:tcW w:type="dxa" w:w="1105"/>
+            <w:tcW w:type="dxa" w:w="1239"/>
           </w:tcPr>
           <w:p>
             <w:pPr>
@@ -5924,7 +5742,7 @@
                 <w:rFonts w:ascii="Consolas" w:hAnsi="Consolas" w:eastAsia="맑은 고딕"/>
                 <w:b w:val="0"/>
                 <w:color w:val="0090A0"/>
-                <w:sz w:val="14"/>
+                <w:sz w:val="16"/>
               </w:rPr>
               <w:t>1-13</w:t>
             </w:r>
@@ -5932,7 +5750,7 @@
         </w:tc>
         <w:tc>
           <w:tcPr>
-            <w:tcW w:type="dxa" w:w="3173"/>
+            <w:tcW w:type="dxa" w:w="3057"/>
           </w:tcPr>
           <w:p>
             <w:pPr>
@@ -5943,7 +5761,7 @@
                 <w:rFonts w:ascii="맑은 고딕" w:hAnsi="맑은 고딕" w:eastAsia="맑은 고딕"/>
                 <w:b/>
                 <w:color w:val="13203F"/>
-                <w:sz w:val="14"/>
+                <w:sz w:val="16"/>
               </w:rPr>
               <w:t>OpenUSD 실시간 동기화 모듈</w:t>
             </w:r>
@@ -5951,7 +5769,7 @@
         </w:tc>
         <w:tc>
           <w:tcPr>
-            <w:tcW w:type="dxa" w:w="7443"/>
+            <w:tcW w:type="dxa" w:w="7171"/>
           </w:tcPr>
           <w:p>
             <w:pPr>
@@ -5962,7 +5780,7 @@
                 <w:rFonts w:ascii="맑은 고딕" w:hAnsi="맑은 고딕" w:eastAsia="맑은 고딕"/>
                 <w:b w:val="0"/>
                 <w:color w:val="13203F"/>
-                <w:sz w:val="14"/>
+                <w:sz w:val="16"/>
               </w:rPr>
               <w:t>공정 시뮬레이션–학습 DT 간 위치·동작 실시간 동기화(리뷰 세션용)</w:t>
             </w:r>
@@ -5970,7 +5788,7 @@
         </w:tc>
         <w:tc>
           <w:tcPr>
-            <w:tcW w:type="dxa" w:w="450"/>
+            <w:tcW w:type="dxa" w:w="490"/>
           </w:tcPr>
           <w:p>
             <w:pPr>
@@ -5982,7 +5800,7 @@
                 <w:rFonts w:ascii="맑은 고딕" w:hAnsi="맑은 고딕" w:eastAsia="맑은 고딕"/>
                 <w:b/>
                 <w:color w:val="13203F"/>
-                <w:sz w:val="14"/>
+                <w:sz w:val="16"/>
               </w:rPr>
               <w:t>1</w:t>
             </w:r>
@@ -5990,7 +5808,7 @@
         </w:tc>
         <w:tc>
           <w:tcPr>
-            <w:tcW w:type="dxa" w:w="450"/>
+            <w:tcW w:type="dxa" w:w="490"/>
           </w:tcPr>
           <w:p>
             <w:pPr>
@@ -6001,7 +5819,7 @@
                 <w:rFonts w:ascii="맑은 고딕" w:hAnsi="맑은 고딕" w:eastAsia="맑은 고딕"/>
                 <w:b w:val="0"/>
                 <w:color w:val="13203F"/>
-                <w:sz w:val="14"/>
+                <w:sz w:val="16"/>
               </w:rPr>
               <w:t>카피</w:t>
             </w:r>
@@ -6009,7 +5827,7 @@
         </w:tc>
         <w:tc>
           <w:tcPr>
-            <w:tcW w:type="dxa" w:w="719"/>
+            <w:tcW w:type="dxa" w:w="797"/>
           </w:tcPr>
           <w:p>
             <w:pPr>
@@ -6021,7 +5839,7 @@
                 <w:rFonts w:ascii="맑은 고딕" w:hAnsi="맑은 고딕" w:eastAsia="맑은 고딕"/>
                 <w:b w:val="0"/>
                 <w:color w:val="13203F"/>
-                <w:sz w:val="14"/>
+                <w:sz w:val="16"/>
               </w:rPr>
               <w:t>11,440</w:t>
             </w:r>
@@ -6029,7 +5847,7 @@
         </w:tc>
         <w:tc>
           <w:tcPr>
-            <w:tcW w:type="dxa" w:w="719"/>
+            <w:tcW w:type="dxa" w:w="977"/>
           </w:tcPr>
           <w:p>
             <w:pPr>
@@ -6041,7 +5859,7 @@
                 <w:rFonts w:ascii="맑은 고딕" w:hAnsi="맑은 고딕" w:eastAsia="맑은 고딕"/>
                 <w:b w:val="0"/>
                 <w:color w:val="13203F"/>
-                <w:sz w:val="14"/>
+                <w:sz w:val="16"/>
               </w:rPr>
               <w:t>11,440</w:t>
             </w:r>
@@ -6049,7 +5867,7 @@
         </w:tc>
         <w:tc>
           <w:tcPr>
-            <w:tcW w:type="dxa" w:w="949"/>
+            <w:tcW w:type="dxa" w:w="1060"/>
             <w:shd w:val="clear" w:color="auto" w:fill="D9F0F2"/>
           </w:tcPr>
           <w:p>
@@ -6062,7 +5880,7 @@
                 <w:rFonts w:ascii="맑은 고딕" w:hAnsi="맑은 고딕" w:eastAsia="맑은 고딕"/>
                 <w:b/>
                 <w:color w:val="0090A0"/>
-                <w:sz w:val="14"/>
+                <w:sz w:val="16"/>
               </w:rPr>
               <w:t>적합</w:t>
             </w:r>
@@ -6070,7 +5888,7 @@
         </w:tc>
         <w:tc>
           <w:tcPr>
-            <w:tcW w:type="dxa" w:w="7443"/>
+            <w:tcW w:type="dxa" w:w="7171"/>
           </w:tcPr>
           <w:p>
             <w:pPr>
@@ -6081,23 +5899,11 @@
                 <w:rFonts w:ascii="맑은 고딕" w:hAnsi="맑은 고딕" w:eastAsia="맑은 고딕"/>
                 <w:b w:val="0"/>
                 <w:color w:val="56637F"/>
-                <w:sz w:val="14"/>
+                <w:sz w:val="16"/>
               </w:rPr>
               <w:t>Omniverse Live Edit</w:t>
             </w:r>
           </w:p>
-        </w:tc>
-        <w:tc>
-          <w:tcPr>
-            <w:tcW w:type="dxa" w:w="0"/>
-          </w:tcPr>
-          <w:p/>
-        </w:tc>
-        <w:tc>
-          <w:tcPr>
-            <w:tcW w:type="dxa" w:w="0"/>
-          </w:tcPr>
-          <w:p/>
         </w:tc>
       </w:tr>
       <w:tr>
@@ -6106,7 +5912,7 @@
         </w:trPr>
         <w:tc>
           <w:tcPr>
-            <w:tcW w:type="dxa" w:w="1105"/>
+            <w:tcW w:type="dxa" w:w="1239"/>
           </w:tcPr>
           <w:p>
             <w:pPr>
@@ -6117,7 +5923,7 @@
                 <w:rFonts w:ascii="Consolas" w:hAnsi="Consolas" w:eastAsia="맑은 고딕"/>
                 <w:b w:val="0"/>
                 <w:color w:val="0090A0"/>
-                <w:sz w:val="14"/>
+                <w:sz w:val="16"/>
               </w:rPr>
               <w:t>▸</w:t>
             </w:r>
@@ -6126,7 +5932,7 @@
                 <w:rFonts w:ascii="Consolas" w:hAnsi="Consolas" w:eastAsia="맑은 고딕"/>
                 <w:b w:val="0"/>
                 <w:color w:val="0090A0"/>
-                <w:sz w:val="14"/>
+                <w:sz w:val="16"/>
               </w:rPr>
               <w:t>견적서 항목</w:t>
             </w:r>
@@ -6134,7 +5940,7 @@
         </w:tc>
         <w:tc>
           <w:tcPr>
-            <w:tcW w:type="dxa" w:w="719"/>
+            <w:tcW w:type="dxa" w:w="797"/>
             <w:gridSpan w:val="5"/>
             <w:shd w:val="clear" w:color="auto" w:fill="EEF2F9"/>
           </w:tcPr>
@@ -6147,7 +5953,7 @@
                 <w:rFonts w:ascii="맑은 고딕" w:hAnsi="맑은 고딕" w:eastAsia="맑은 고딕"/>
                 <w:b/>
                 <w:color w:val="1B3A73"/>
-                <w:sz w:val="14"/>
+                <w:sz w:val="16"/>
               </w:rPr>
               <w:t xml:space="preserve">유지보수 </w:t>
             </w:r>
@@ -6156,7 +5962,7 @@
                 <w:rFonts w:ascii="맑은 고딕" w:hAnsi="맑은 고딕" w:eastAsia="맑은 고딕"/>
                 <w:b/>
                 <w:color w:val="1B3A73"/>
-                <w:sz w:val="14"/>
+                <w:sz w:val="16"/>
               </w:rPr>
               <w:t>· 1품목</w:t>
             </w:r>
@@ -6164,7 +5970,7 @@
         </w:tc>
         <w:tc>
           <w:tcPr>
-            <w:tcW w:type="dxa" w:w="719"/>
+            <w:tcW w:type="dxa" w:w="977"/>
           </w:tcPr>
           <w:p>
             <w:pPr>
@@ -6176,7 +5982,7 @@
                 <w:rFonts w:ascii="맑은 고딕" w:hAnsi="맑은 고딕" w:eastAsia="맑은 고딕"/>
                 <w:b w:val="0"/>
                 <w:color w:val="13203F"/>
-                <w:sz w:val="14"/>
+                <w:sz w:val="16"/>
               </w:rPr>
               <w:t>240,445</w:t>
             </w:r>
@@ -6184,7 +5990,7 @@
         </w:tc>
         <w:tc>
           <w:tcPr>
-            <w:tcW w:type="dxa" w:w="7443"/>
+            <w:tcW w:type="dxa" w:w="7171"/>
             <w:gridSpan w:val="2"/>
           </w:tcPr>
           <w:p>
@@ -6192,18 +5998,6 @@
               <w:spacing w:before="0" w:after="0" w:line="252" w:lineRule="auto"/>
             </w:pPr>
           </w:p>
-        </w:tc>
-        <w:tc>
-          <w:tcPr>
-            <w:tcW w:type="dxa" w:w="0"/>
-          </w:tcPr>
-          <w:p/>
-        </w:tc>
-        <w:tc>
-          <w:tcPr>
-            <w:tcW w:type="dxa" w:w="0"/>
-          </w:tcPr>
-          <w:p/>
         </w:tc>
       </w:tr>
       <w:tr>
@@ -6212,7 +6006,7 @@
         </w:trPr>
         <w:tc>
           <w:tcPr>
-            <w:tcW w:type="dxa" w:w="1105"/>
+            <w:tcW w:type="dxa" w:w="1239"/>
           </w:tcPr>
           <w:p>
             <w:pPr>
@@ -6223,7 +6017,7 @@
                 <w:rFonts w:ascii="Consolas" w:hAnsi="Consolas" w:eastAsia="맑은 고딕"/>
                 <w:b w:val="0"/>
                 <w:color w:val="0090A0"/>
-                <w:sz w:val="14"/>
+                <w:sz w:val="16"/>
               </w:rPr>
               <w:t>1-14</w:t>
             </w:r>
@@ -6231,7 +6025,7 @@
         </w:tc>
         <w:tc>
           <w:tcPr>
-            <w:tcW w:type="dxa" w:w="3173"/>
+            <w:tcW w:type="dxa" w:w="3057"/>
           </w:tcPr>
           <w:p>
             <w:pPr>
@@ -6242,7 +6036,7 @@
                 <w:rFonts w:ascii="맑은 고딕" w:hAnsi="맑은 고딕" w:eastAsia="맑은 고딕"/>
                 <w:b/>
                 <w:color w:val="13203F"/>
-                <w:sz w:val="14"/>
+                <w:sz w:val="16"/>
               </w:rPr>
               <w:t>SW 유지보수 (연간)</w:t>
             </w:r>
@@ -6250,7 +6044,7 @@
         </w:tc>
         <w:tc>
           <w:tcPr>
-            <w:tcW w:type="dxa" w:w="7443"/>
+            <w:tcW w:type="dxa" w:w="7171"/>
           </w:tcPr>
           <w:p>
             <w:pPr>
@@ -6261,7 +6055,7 @@
                 <w:rFonts w:ascii="맑은 고딕" w:hAnsi="맑은 고딕" w:eastAsia="맑은 고딕"/>
                 <w:b w:val="0"/>
                 <w:color w:val="13203F"/>
-                <w:sz w:val="14"/>
+                <w:sz w:val="16"/>
               </w:rPr>
               <w:t>위 SW 합계의 연 18% × 4년. 버전 업데이트·기술지원</w:t>
             </w:r>
@@ -6269,7 +6063,7 @@
         </w:tc>
         <w:tc>
           <w:tcPr>
-            <w:tcW w:type="dxa" w:w="450"/>
+            <w:tcW w:type="dxa" w:w="490"/>
           </w:tcPr>
           <w:p>
             <w:pPr>
@@ -6281,7 +6075,7 @@
                 <w:rFonts w:ascii="맑은 고딕" w:hAnsi="맑은 고딕" w:eastAsia="맑은 고딕"/>
                 <w:b/>
                 <w:color w:val="13203F"/>
-                <w:sz w:val="14"/>
+                <w:sz w:val="16"/>
               </w:rPr>
               <w:t>4</w:t>
             </w:r>
@@ -6289,7 +6083,7 @@
         </w:tc>
         <w:tc>
           <w:tcPr>
-            <w:tcW w:type="dxa" w:w="450"/>
+            <w:tcW w:type="dxa" w:w="490"/>
           </w:tcPr>
           <w:p>
             <w:pPr>
@@ -6300,7 +6094,7 @@
                 <w:rFonts w:ascii="맑은 고딕" w:hAnsi="맑은 고딕" w:eastAsia="맑은 고딕"/>
                 <w:b w:val="0"/>
                 <w:color w:val="13203F"/>
-                <w:sz w:val="14"/>
+                <w:sz w:val="16"/>
               </w:rPr>
               <w:t>년</w:t>
             </w:r>
@@ -6308,7 +6102,7 @@
         </w:tc>
         <w:tc>
           <w:tcPr>
-            <w:tcW w:type="dxa" w:w="719"/>
+            <w:tcW w:type="dxa" w:w="797"/>
           </w:tcPr>
           <w:p>
             <w:pPr>
@@ -6320,7 +6114,7 @@
                 <w:rFonts w:ascii="맑은 고딕" w:hAnsi="맑은 고딕" w:eastAsia="맑은 고딕"/>
                 <w:b w:val="0"/>
                 <w:color w:val="13203F"/>
-                <w:sz w:val="14"/>
+                <w:sz w:val="16"/>
               </w:rPr>
               <w:t>60,111</w:t>
             </w:r>
@@ -6328,7 +6122,7 @@
         </w:tc>
         <w:tc>
           <w:tcPr>
-            <w:tcW w:type="dxa" w:w="719"/>
+            <w:tcW w:type="dxa" w:w="977"/>
           </w:tcPr>
           <w:p>
             <w:pPr>
@@ -6340,7 +6134,7 @@
                 <w:rFonts w:ascii="맑은 고딕" w:hAnsi="맑은 고딕" w:eastAsia="맑은 고딕"/>
                 <w:b w:val="0"/>
                 <w:color w:val="13203F"/>
-                <w:sz w:val="14"/>
+                <w:sz w:val="16"/>
               </w:rPr>
               <w:t>240,445</w:t>
             </w:r>
@@ -6348,7 +6142,7 @@
         </w:tc>
         <w:tc>
           <w:tcPr>
-            <w:tcW w:type="dxa" w:w="949"/>
+            <w:tcW w:type="dxa" w:w="1060"/>
             <w:shd w:val="clear" w:color="auto" w:fill="FFF1E2"/>
           </w:tcPr>
           <w:p>
@@ -6361,7 +6155,7 @@
                 <w:rFonts w:ascii="맑은 고딕" w:hAnsi="맑은 고딕" w:eastAsia="맑은 고딕"/>
                 <w:b/>
                 <w:color w:val="9A4A00"/>
-                <w:sz w:val="14"/>
+                <w:sz w:val="16"/>
               </w:rPr>
               <w:t>기간 확인</w:t>
             </w:r>
@@ -6369,7 +6163,7 @@
         </w:tc>
         <w:tc>
           <w:tcPr>
-            <w:tcW w:type="dxa" w:w="7443"/>
+            <w:tcW w:type="dxa" w:w="7171"/>
           </w:tcPr>
           <w:p>
             <w:pPr>
@@ -6380,23 +6174,11 @@
                 <w:rFonts w:ascii="맑은 고딕" w:hAnsi="맑은 고딕" w:eastAsia="맑은 고딕"/>
                 <w:b w:val="0"/>
                 <w:color w:val="56637F"/>
-                <w:sz w:val="14"/>
+                <w:sz w:val="16"/>
               </w:rPr>
               <w:t>AMC(Annual Maintenance Charge)</w:t>
             </w:r>
           </w:p>
-        </w:tc>
-        <w:tc>
-          <w:tcPr>
-            <w:tcW w:type="dxa" w:w="0"/>
-          </w:tcPr>
-          <w:p/>
-        </w:tc>
-        <w:tc>
-          <w:tcPr>
-            <w:tcW w:type="dxa" w:w="0"/>
-          </w:tcPr>
-          <w:p/>
         </w:tc>
       </w:tr>
       <w:tr>
@@ -6405,8 +6187,8 @@
         </w:trPr>
         <w:tc>
           <w:tcPr>
-            <w:tcW w:type="dxa" w:w="719"/>
-            <w:gridSpan w:val="7"/>
+            <w:tcW w:type="dxa" w:w="797"/>
+            <w:gridSpan w:val="6"/>
             <w:shd w:val="clear" w:color="auto" w:fill="E4F6F8"/>
           </w:tcPr>
           <w:p>
@@ -6418,7 +6200,7 @@
                 <w:rFonts w:ascii="맑은 고딕" w:hAnsi="맑은 고딕" w:eastAsia="맑은 고딕"/>
                 <w:b/>
                 <w:color w:val="10214B"/>
-                <w:sz w:val="14"/>
+                <w:sz w:val="16"/>
               </w:rPr>
               <w:t>항목2. OCS HW</w:t>
             </w:r>
@@ -6426,7 +6208,7 @@
         </w:tc>
         <w:tc>
           <w:tcPr>
-            <w:tcW w:type="dxa" w:w="949"/>
+            <w:tcW w:type="dxa" w:w="977"/>
             <w:shd w:val="clear" w:color="auto" w:fill="E4F6F8"/>
           </w:tcPr>
           <w:p>
@@ -6439,7 +6221,7 @@
                 <w:rFonts w:ascii="맑은 고딕" w:hAnsi="맑은 고딕" w:eastAsia="맑은 고딕"/>
                 <w:b/>
                 <w:color w:val="10214B"/>
-                <w:sz w:val="14"/>
+                <w:sz w:val="16"/>
               </w:rPr>
               <w:t>631,950</w:t>
             </w:r>
@@ -6447,8 +6229,8 @@
         </w:tc>
         <w:tc>
           <w:tcPr>
-            <w:tcW w:type="dxa" w:w="0"/>
-            <w:gridSpan w:val="3"/>
+            <w:tcW w:type="dxa" w:w="7171"/>
+            <w:gridSpan w:val="2"/>
             <w:shd w:val="clear" w:color="auto" w:fill="E4F6F8"/>
           </w:tcPr>
           <w:p>
@@ -6464,7 +6246,7 @@
         </w:trPr>
         <w:tc>
           <w:tcPr>
-            <w:tcW w:type="dxa" w:w="1105"/>
+            <w:tcW w:type="dxa" w:w="1239"/>
           </w:tcPr>
           <w:p>
             <w:pPr>
@@ -6475,7 +6257,7 @@
                 <w:rFonts w:ascii="Consolas" w:hAnsi="Consolas" w:eastAsia="맑은 고딕"/>
                 <w:b w:val="0"/>
                 <w:color w:val="0090A0"/>
-                <w:sz w:val="14"/>
+                <w:sz w:val="16"/>
               </w:rPr>
               <w:t>▸</w:t>
             </w:r>
@@ -6484,7 +6266,7 @@
                 <w:rFonts w:ascii="Consolas" w:hAnsi="Consolas" w:eastAsia="맑은 고딕"/>
                 <w:b w:val="0"/>
                 <w:color w:val="0090A0"/>
-                <w:sz w:val="14"/>
+                <w:sz w:val="16"/>
               </w:rPr>
               <w:t>견적서 항목</w:t>
             </w:r>
@@ -6492,7 +6274,7 @@
         </w:tc>
         <w:tc>
           <w:tcPr>
-            <w:tcW w:type="dxa" w:w="719"/>
+            <w:tcW w:type="dxa" w:w="797"/>
             <w:gridSpan w:val="5"/>
             <w:shd w:val="clear" w:color="auto" w:fill="EEF2F9"/>
           </w:tcPr>
@@ -6505,7 +6287,7 @@
                 <w:rFonts w:ascii="맑은 고딕" w:hAnsi="맑은 고딕" w:eastAsia="맑은 고딕"/>
                 <w:b/>
                 <w:color w:val="1B3A73"/>
-                <w:sz w:val="14"/>
+                <w:sz w:val="16"/>
               </w:rPr>
               <w:t xml:space="preserve">공장 스캐너 </w:t>
             </w:r>
@@ -6514,7 +6296,7 @@
                 <w:rFonts w:ascii="맑은 고딕" w:hAnsi="맑은 고딕" w:eastAsia="맑은 고딕"/>
                 <w:b/>
                 <w:color w:val="1B3A73"/>
-                <w:sz w:val="14"/>
+                <w:sz w:val="16"/>
               </w:rPr>
               <w:t>· 1품목</w:t>
             </w:r>
@@ -6522,7 +6304,7 @@
         </w:tc>
         <w:tc>
           <w:tcPr>
-            <w:tcW w:type="dxa" w:w="719"/>
+            <w:tcW w:type="dxa" w:w="977"/>
           </w:tcPr>
           <w:p>
             <w:pPr>
@@ -6534,7 +6316,7 @@
                 <w:rFonts w:ascii="맑은 고딕" w:hAnsi="맑은 고딕" w:eastAsia="맑은 고딕"/>
                 <w:b w:val="0"/>
                 <w:color w:val="13203F"/>
-                <w:sz w:val="14"/>
+                <w:sz w:val="16"/>
               </w:rPr>
               <w:t>171,600</w:t>
             </w:r>
@@ -6542,7 +6324,7 @@
         </w:tc>
         <w:tc>
           <w:tcPr>
-            <w:tcW w:type="dxa" w:w="7443"/>
+            <w:tcW w:type="dxa" w:w="7171"/>
             <w:gridSpan w:val="2"/>
           </w:tcPr>
           <w:p>
@@ -6550,18 +6332,6 @@
               <w:spacing w:before="0" w:after="0" w:line="252" w:lineRule="auto"/>
             </w:pPr>
           </w:p>
-        </w:tc>
-        <w:tc>
-          <w:tcPr>
-            <w:tcW w:type="dxa" w:w="0"/>
-          </w:tcPr>
-          <w:p/>
-        </w:tc>
-        <w:tc>
-          <w:tcPr>
-            <w:tcW w:type="dxa" w:w="0"/>
-          </w:tcPr>
-          <w:p/>
         </w:tc>
       </w:tr>
       <w:tr>
@@ -6570,67 +6340,55 @@
         </w:trPr>
         <w:tc>
           <w:tcPr>
-            <w:tcW w:type="dxa" w:w="1105"/>
+            <w:tcW w:type="dxa" w:w="1239"/>
           </w:tcPr>
           <w:p/>
         </w:tc>
         <w:tc>
           <w:tcPr>
-            <w:tcW w:type="dxa" w:w="3173"/>
+            <w:tcW w:type="dxa" w:w="3057"/>
           </w:tcPr>
           <w:p/>
         </w:tc>
         <w:tc>
           <w:tcPr>
-            <w:tcW w:type="dxa" w:w="7443"/>
+            <w:tcW w:type="dxa" w:w="7171"/>
           </w:tcPr>
           <w:p/>
         </w:tc>
         <w:tc>
           <w:tcPr>
-            <w:tcW w:type="dxa" w:w="450"/>
+            <w:tcW w:type="dxa" w:w="490"/>
           </w:tcPr>
           <w:p/>
         </w:tc>
         <w:tc>
           <w:tcPr>
-            <w:tcW w:type="dxa" w:w="450"/>
+            <w:tcW w:type="dxa" w:w="490"/>
           </w:tcPr>
           <w:p/>
         </w:tc>
         <w:tc>
           <w:tcPr>
-            <w:tcW w:type="dxa" w:w="719"/>
+            <w:tcW w:type="dxa" w:w="797"/>
           </w:tcPr>
           <w:p/>
         </w:tc>
         <w:tc>
           <w:tcPr>
-            <w:tcW w:type="dxa" w:w="719"/>
+            <w:tcW w:type="dxa" w:w="977"/>
           </w:tcPr>
           <w:p/>
         </w:tc>
         <w:tc>
           <w:tcPr>
-            <w:tcW w:type="dxa" w:w="949"/>
+            <w:tcW w:type="dxa" w:w="1060"/>
           </w:tcPr>
           <w:p/>
         </w:tc>
         <w:tc>
           <w:tcPr>
-            <w:tcW w:type="dxa" w:w="7443"/>
-          </w:tcPr>
-          <w:p/>
-        </w:tc>
-        <w:tc>
-          <w:tcPr>
-            <w:tcW w:type="dxa" w:w="0"/>
-          </w:tcPr>
-          <w:p/>
-        </w:tc>
-        <w:tc>
-          <w:tcPr>
-            <w:tcW w:type="dxa" w:w="0"/>
+            <w:tcW w:type="dxa" w:w="7171"/>
           </w:tcPr>
           <w:p/>
         </w:tc>
@@ -6641,7 +6399,7 @@
         </w:trPr>
         <w:tc>
           <w:tcPr>
-            <w:tcW w:type="dxa" w:w="1105"/>
+            <w:tcW w:type="dxa" w:w="1239"/>
           </w:tcPr>
           <w:p>
             <w:pPr>
@@ -6652,7 +6410,7 @@
                 <w:rFonts w:ascii="Consolas" w:hAnsi="Consolas" w:eastAsia="맑은 고딕"/>
                 <w:b w:val="0"/>
                 <w:color w:val="0090A0"/>
-                <w:sz w:val="14"/>
+                <w:sz w:val="16"/>
               </w:rPr>
               <w:t>2-1</w:t>
             </w:r>
@@ -6660,7 +6418,7 @@
         </w:tc>
         <w:tc>
           <w:tcPr>
-            <w:tcW w:type="dxa" w:w="3173"/>
+            <w:tcW w:type="dxa" w:w="3057"/>
           </w:tcPr>
           <w:p>
             <w:pPr>
@@ -6671,7 +6429,7 @@
                 <w:rFonts w:ascii="맑은 고딕" w:hAnsi="맑은 고딕" w:eastAsia="맑은 고딕"/>
                 <w:b/>
                 <w:color w:val="13203F"/>
-                <w:sz w:val="14"/>
+                <w:sz w:val="16"/>
               </w:rPr>
               <w:t xml:space="preserve">광대역 3D 공간 스캐너 (HW·운영 SW 포함) </w:t>
             </w:r>
@@ -6679,7 +6437,7 @@
         </w:tc>
         <w:tc>
           <w:tcPr>
-            <w:tcW w:type="dxa" w:w="7443"/>
+            <w:tcW w:type="dxa" w:w="7171"/>
           </w:tcPr>
           <w:p>
             <w:pPr>
@@ -6690,7 +6448,7 @@
                 <w:rFonts w:ascii="맑은 고딕" w:hAnsi="맑은 고딕" w:eastAsia="맑은 고딕"/>
                 <w:b w:val="0"/>
                 <w:color w:val="13203F"/>
-                <w:sz w:val="14"/>
+                <w:sz w:val="16"/>
               </w:rPr>
               <w:t>공장·Cell 공간 스캔, 컬러 점군 취득. 측정거리·정확도·스캔 속도는 견적서에 없음 — 규격서 기재 필요</w:t>
             </w:r>
@@ -6698,7 +6456,7 @@
         </w:tc>
         <w:tc>
           <w:tcPr>
-            <w:tcW w:type="dxa" w:w="450"/>
+            <w:tcW w:type="dxa" w:w="490"/>
           </w:tcPr>
           <w:p>
             <w:pPr>
@@ -6710,7 +6468,7 @@
                 <w:rFonts w:ascii="맑은 고딕" w:hAnsi="맑은 고딕" w:eastAsia="맑은 고딕"/>
                 <w:b/>
                 <w:color w:val="13203F"/>
-                <w:sz w:val="14"/>
+                <w:sz w:val="16"/>
               </w:rPr>
               <w:t>1</w:t>
             </w:r>
@@ -6718,7 +6476,7 @@
         </w:tc>
         <w:tc>
           <w:tcPr>
-            <w:tcW w:type="dxa" w:w="450"/>
+            <w:tcW w:type="dxa" w:w="490"/>
           </w:tcPr>
           <w:p>
             <w:pPr>
@@ -6729,7 +6487,7 @@
                 <w:rFonts w:ascii="맑은 고딕" w:hAnsi="맑은 고딕" w:eastAsia="맑은 고딕"/>
                 <w:b w:val="0"/>
                 <w:color w:val="13203F"/>
-                <w:sz w:val="14"/>
+                <w:sz w:val="16"/>
               </w:rPr>
               <w:t>대</w:t>
             </w:r>
@@ -6737,7 +6495,7 @@
         </w:tc>
         <w:tc>
           <w:tcPr>
-            <w:tcW w:type="dxa" w:w="719"/>
+            <w:tcW w:type="dxa" w:w="797"/>
           </w:tcPr>
           <w:p>
             <w:pPr>
@@ -6749,7 +6507,7 @@
                 <w:rFonts w:ascii="맑은 고딕" w:hAnsi="맑은 고딕" w:eastAsia="맑은 고딕"/>
                 <w:b w:val="0"/>
                 <w:color w:val="13203F"/>
-                <w:sz w:val="14"/>
+                <w:sz w:val="16"/>
               </w:rPr>
               <w:t>171,600</w:t>
             </w:r>
@@ -6757,7 +6515,7 @@
         </w:tc>
         <w:tc>
           <w:tcPr>
-            <w:tcW w:type="dxa" w:w="719"/>
+            <w:tcW w:type="dxa" w:w="977"/>
           </w:tcPr>
           <w:p>
             <w:pPr>
@@ -6769,7 +6527,7 @@
                 <w:rFonts w:ascii="맑은 고딕" w:hAnsi="맑은 고딕" w:eastAsia="맑은 고딕"/>
                 <w:b w:val="0"/>
                 <w:color w:val="13203F"/>
-                <w:sz w:val="14"/>
+                <w:sz w:val="16"/>
               </w:rPr>
               <w:t>171,600</w:t>
             </w:r>
@@ -6777,7 +6535,7 @@
         </w:tc>
         <w:tc>
           <w:tcPr>
-            <w:tcW w:type="dxa" w:w="949"/>
+            <w:tcW w:type="dxa" w:w="1060"/>
             <w:shd w:val="clear" w:color="auto" w:fill="FFF1E2"/>
           </w:tcPr>
           <w:p>
@@ -6790,7 +6548,7 @@
                 <w:rFonts w:ascii="맑은 고딕" w:hAnsi="맑은 고딕" w:eastAsia="맑은 고딕"/>
                 <w:b/>
                 <w:color w:val="9A4A00"/>
-                <w:sz w:val="14"/>
+                <w:sz w:val="16"/>
               </w:rPr>
               <w:t>사양 보완</w:t>
             </w:r>
@@ -6798,7 +6556,7 @@
         </w:tc>
         <w:tc>
           <w:tcPr>
-            <w:tcW w:type="dxa" w:w="7443"/>
+            <w:tcW w:type="dxa" w:w="7171"/>
           </w:tcPr>
           <w:p>
             <w:pPr>
@@ -6809,23 +6567,11 @@
                 <w:rFonts w:ascii="맑은 고딕" w:hAnsi="맑은 고딕" w:eastAsia="맑은 고딕"/>
                 <w:b w:val="0"/>
                 <w:color w:val="56637F"/>
-                <w:sz w:val="14"/>
+                <w:sz w:val="16"/>
               </w:rPr>
               <w:t>광대역 스캐너 - RTC700 (HW 및 운영 SW포함)</w:t>
             </w:r>
           </w:p>
-        </w:tc>
-        <w:tc>
-          <w:tcPr>
-            <w:tcW w:type="dxa" w:w="0"/>
-          </w:tcPr>
-          <w:p/>
-        </w:tc>
-        <w:tc>
-          <w:tcPr>
-            <w:tcW w:type="dxa" w:w="0"/>
-          </w:tcPr>
-          <w:p/>
         </w:tc>
       </w:tr>
       <w:tr>
@@ -6834,7 +6580,7 @@
         </w:trPr>
         <w:tc>
           <w:tcPr>
-            <w:tcW w:type="dxa" w:w="1105"/>
+            <w:tcW w:type="dxa" w:w="1239"/>
           </w:tcPr>
           <w:p>
             <w:pPr>
@@ -6845,7 +6591,7 @@
                 <w:rFonts w:ascii="Consolas" w:hAnsi="Consolas" w:eastAsia="맑은 고딕"/>
                 <w:b w:val="0"/>
                 <w:color w:val="0090A0"/>
-                <w:sz w:val="14"/>
+                <w:sz w:val="16"/>
               </w:rPr>
               <w:t>▸</w:t>
             </w:r>
@@ -6854,7 +6600,7 @@
                 <w:rFonts w:ascii="Consolas" w:hAnsi="Consolas" w:eastAsia="맑은 고딕"/>
                 <w:b w:val="0"/>
                 <w:color w:val="0090A0"/>
-                <w:sz w:val="14"/>
+                <w:sz w:val="16"/>
               </w:rPr>
               <w:t>견적서 항목</w:t>
             </w:r>
@@ -6862,7 +6608,7 @@
         </w:tc>
         <w:tc>
           <w:tcPr>
-            <w:tcW w:type="dxa" w:w="719"/>
+            <w:tcW w:type="dxa" w:w="797"/>
             <w:gridSpan w:val="5"/>
             <w:shd w:val="clear" w:color="auto" w:fill="EEF2F9"/>
           </w:tcPr>
@@ -6875,7 +6621,7 @@
                 <w:rFonts w:ascii="맑은 고딕" w:hAnsi="맑은 고딕" w:eastAsia="맑은 고딕"/>
                 <w:b/>
                 <w:color w:val="1B3A73"/>
-                <w:sz w:val="14"/>
+                <w:sz w:val="16"/>
               </w:rPr>
               <w:t xml:space="preserve">디지털 트윈·AI 연산 서버 </w:t>
             </w:r>
@@ -6884,7 +6630,7 @@
                 <w:rFonts w:ascii="맑은 고딕" w:hAnsi="맑은 고딕" w:eastAsia="맑은 고딕"/>
                 <w:b/>
                 <w:color w:val="1B3A73"/>
-                <w:sz w:val="14"/>
+                <w:sz w:val="16"/>
               </w:rPr>
               <w:t>· 1품목</w:t>
             </w:r>
@@ -6892,7 +6638,7 @@
         </w:tc>
         <w:tc>
           <w:tcPr>
-            <w:tcW w:type="dxa" w:w="719"/>
+            <w:tcW w:type="dxa" w:w="977"/>
           </w:tcPr>
           <w:p>
             <w:pPr>
@@ -6904,7 +6650,7 @@
                 <w:rFonts w:ascii="맑은 고딕" w:hAnsi="맑은 고딕" w:eastAsia="맑은 고딕"/>
                 <w:b w:val="0"/>
                 <w:color w:val="13203F"/>
-                <w:sz w:val="14"/>
+                <w:sz w:val="16"/>
               </w:rPr>
               <w:t>385,000</w:t>
             </w:r>
@@ -6912,7 +6658,7 @@
         </w:tc>
         <w:tc>
           <w:tcPr>
-            <w:tcW w:type="dxa" w:w="7443"/>
+            <w:tcW w:type="dxa" w:w="7171"/>
             <w:gridSpan w:val="2"/>
           </w:tcPr>
           <w:p>
@@ -6920,18 +6666,6 @@
               <w:spacing w:before="0" w:after="0" w:line="252" w:lineRule="auto"/>
             </w:pPr>
           </w:p>
-        </w:tc>
-        <w:tc>
-          <w:tcPr>
-            <w:tcW w:type="dxa" w:w="0"/>
-          </w:tcPr>
-          <w:p/>
-        </w:tc>
-        <w:tc>
-          <w:tcPr>
-            <w:tcW w:type="dxa" w:w="0"/>
-          </w:tcPr>
-          <w:p/>
         </w:tc>
       </w:tr>
       <w:tr>
@@ -6940,67 +6674,55 @@
         </w:trPr>
         <w:tc>
           <w:tcPr>
-            <w:tcW w:type="dxa" w:w="1105"/>
+            <w:tcW w:type="dxa" w:w="1239"/>
           </w:tcPr>
           <w:p/>
         </w:tc>
         <w:tc>
           <w:tcPr>
-            <w:tcW w:type="dxa" w:w="3173"/>
+            <w:tcW w:type="dxa" w:w="3057"/>
           </w:tcPr>
           <w:p/>
         </w:tc>
         <w:tc>
           <w:tcPr>
-            <w:tcW w:type="dxa" w:w="7443"/>
+            <w:tcW w:type="dxa" w:w="7171"/>
           </w:tcPr>
           <w:p/>
         </w:tc>
         <w:tc>
           <w:tcPr>
-            <w:tcW w:type="dxa" w:w="450"/>
+            <w:tcW w:type="dxa" w:w="490"/>
           </w:tcPr>
           <w:p/>
         </w:tc>
         <w:tc>
           <w:tcPr>
-            <w:tcW w:type="dxa" w:w="450"/>
+            <w:tcW w:type="dxa" w:w="490"/>
           </w:tcPr>
           <w:p/>
         </w:tc>
         <w:tc>
           <w:tcPr>
-            <w:tcW w:type="dxa" w:w="719"/>
+            <w:tcW w:type="dxa" w:w="797"/>
           </w:tcPr>
           <w:p/>
         </w:tc>
         <w:tc>
           <w:tcPr>
-            <w:tcW w:type="dxa" w:w="719"/>
+            <w:tcW w:type="dxa" w:w="977"/>
           </w:tcPr>
           <w:p/>
         </w:tc>
         <w:tc>
           <w:tcPr>
-            <w:tcW w:type="dxa" w:w="949"/>
+            <w:tcW w:type="dxa" w:w="1060"/>
           </w:tcPr>
           <w:p/>
         </w:tc>
         <w:tc>
           <w:tcPr>
-            <w:tcW w:type="dxa" w:w="7443"/>
-          </w:tcPr>
-          <w:p/>
-        </w:tc>
-        <w:tc>
-          <w:tcPr>
-            <w:tcW w:type="dxa" w:w="0"/>
-          </w:tcPr>
-          <w:p/>
-        </w:tc>
-        <w:tc>
-          <w:tcPr>
-            <w:tcW w:type="dxa" w:w="0"/>
+            <w:tcW w:type="dxa" w:w="7171"/>
           </w:tcPr>
           <w:p/>
         </w:tc>
@@ -7011,7 +6733,7 @@
         </w:trPr>
         <w:tc>
           <w:tcPr>
-            <w:tcW w:type="dxa" w:w="1105"/>
+            <w:tcW w:type="dxa" w:w="1239"/>
           </w:tcPr>
           <w:p>
             <w:pPr>
@@ -7022,7 +6744,7 @@
                 <w:rFonts w:ascii="Consolas" w:hAnsi="Consolas" w:eastAsia="맑은 고딕"/>
                 <w:b w:val="0"/>
                 <w:color w:val="0090A0"/>
-                <w:sz w:val="14"/>
+                <w:sz w:val="16"/>
               </w:rPr>
               <w:t>2-2</w:t>
             </w:r>
@@ -7030,7 +6752,7 @@
         </w:tc>
         <w:tc>
           <w:tcPr>
-            <w:tcW w:type="dxa" w:w="3173"/>
+            <w:tcW w:type="dxa" w:w="3057"/>
           </w:tcPr>
           <w:p>
             <w:pPr>
@@ -7041,7 +6763,7 @@
                 <w:rFonts w:ascii="맑은 고딕" w:hAnsi="맑은 고딕" w:eastAsia="맑은 고딕"/>
                 <w:b/>
                 <w:color w:val="13203F"/>
-                <w:sz w:val="14"/>
+                <w:sz w:val="16"/>
               </w:rPr>
               <w:t xml:space="preserve">DT·AI 연산 서버 (방화벽 포함) </w:t>
             </w:r>
@@ -7049,7 +6771,7 @@
         </w:tc>
         <w:tc>
           <w:tcPr>
-            <w:tcW w:type="dxa" w:w="7443"/>
+            <w:tcW w:type="dxa" w:w="7171"/>
           </w:tcPr>
           <w:p>
             <w:pPr>
@@ -7060,7 +6782,7 @@
                 <w:rFonts w:ascii="맑은 고딕" w:hAnsi="맑은 고딕" w:eastAsia="맑은 고딕"/>
                 <w:b w:val="0"/>
                 <w:color w:val="13203F"/>
-                <w:sz w:val="14"/>
+                <w:sz w:val="16"/>
               </w:rPr>
               <w:t>4U급 GPU 서버 · 서버용 CPU 128코어급 ×2 · DDR5 RDIMM 64GB ×12(768GB) · 데이터 SSD U.2 7.68TB ×4 · OS SSD M.2 NVMe 8TB ×2 · 전문가용 GPU 96GB ×4 · 차세대 방화벽 1식 포함 · 설치</w:t>
             </w:r>
@@ -7068,7 +6790,7 @@
         </w:tc>
         <w:tc>
           <w:tcPr>
-            <w:tcW w:type="dxa" w:w="450"/>
+            <w:tcW w:type="dxa" w:w="490"/>
           </w:tcPr>
           <w:p>
             <w:pPr>
@@ -7080,7 +6802,7 @@
                 <w:rFonts w:ascii="맑은 고딕" w:hAnsi="맑은 고딕" w:eastAsia="맑은 고딕"/>
                 <w:b/>
                 <w:color w:val="13203F"/>
-                <w:sz w:val="14"/>
+                <w:sz w:val="16"/>
               </w:rPr>
               <w:t>1</w:t>
             </w:r>
@@ -7088,7 +6810,7 @@
         </w:tc>
         <w:tc>
           <w:tcPr>
-            <w:tcW w:type="dxa" w:w="450"/>
+            <w:tcW w:type="dxa" w:w="490"/>
           </w:tcPr>
           <w:p>
             <w:pPr>
@@ -7099,7 +6821,7 @@
                 <w:rFonts w:ascii="맑은 고딕" w:hAnsi="맑은 고딕" w:eastAsia="맑은 고딕"/>
                 <w:b w:val="0"/>
                 <w:color w:val="13203F"/>
-                <w:sz w:val="14"/>
+                <w:sz w:val="16"/>
               </w:rPr>
               <w:t>대</w:t>
             </w:r>
@@ -7107,7 +6829,7 @@
         </w:tc>
         <w:tc>
           <w:tcPr>
-            <w:tcW w:type="dxa" w:w="719"/>
+            <w:tcW w:type="dxa" w:w="797"/>
           </w:tcPr>
           <w:p>
             <w:pPr>
@@ -7119,7 +6841,7 @@
                 <w:rFonts w:ascii="맑은 고딕" w:hAnsi="맑은 고딕" w:eastAsia="맑은 고딕"/>
                 <w:b w:val="0"/>
                 <w:color w:val="13203F"/>
-                <w:sz w:val="14"/>
+                <w:sz w:val="16"/>
               </w:rPr>
               <w:t>385,000</w:t>
             </w:r>
@@ -7127,7 +6849,7 @@
         </w:tc>
         <w:tc>
           <w:tcPr>
-            <w:tcW w:type="dxa" w:w="719"/>
+            <w:tcW w:type="dxa" w:w="977"/>
           </w:tcPr>
           <w:p>
             <w:pPr>
@@ -7139,7 +6861,7 @@
                 <w:rFonts w:ascii="맑은 고딕" w:hAnsi="맑은 고딕" w:eastAsia="맑은 고딕"/>
                 <w:b w:val="0"/>
                 <w:color w:val="13203F"/>
-                <w:sz w:val="14"/>
+                <w:sz w:val="16"/>
               </w:rPr>
               <w:t>385,000</w:t>
             </w:r>
@@ -7147,7 +6869,7 @@
         </w:tc>
         <w:tc>
           <w:tcPr>
-            <w:tcW w:type="dxa" w:w="949"/>
+            <w:tcW w:type="dxa" w:w="1060"/>
             <w:shd w:val="clear" w:color="auto" w:fill="D9F0F2"/>
           </w:tcPr>
           <w:p>
@@ -7160,7 +6882,7 @@
                 <w:rFonts w:ascii="맑은 고딕" w:hAnsi="맑은 고딕" w:eastAsia="맑은 고딕"/>
                 <w:b/>
                 <w:color w:val="0090A0"/>
-                <w:sz w:val="14"/>
+                <w:sz w:val="16"/>
               </w:rPr>
               <w:t>적합</w:t>
             </w:r>
@@ -7168,7 +6890,7 @@
         </w:tc>
         <w:tc>
           <w:tcPr>
-            <w:tcW w:type="dxa" w:w="7443"/>
+            <w:tcW w:type="dxa" w:w="7171"/>
           </w:tcPr>
           <w:p>
             <w:pPr>
@@ -7179,23 +6901,11 @@
                 <w:rFonts w:ascii="맑은 고딕" w:hAnsi="맑은 고딕" w:eastAsia="맑은 고딕"/>
                 <w:b w:val="0"/>
                 <w:color w:val="56637F"/>
-                <w:sz w:val="14"/>
+                <w:sz w:val="16"/>
               </w:rPr>
               <w:t>서버 - ESC8000A-E13P · EPYC 9755×2 · RTX PRO 6000 ×4 · 방화벽 NGF 1300</w:t>
             </w:r>
           </w:p>
-        </w:tc>
-        <w:tc>
-          <w:tcPr>
-            <w:tcW w:type="dxa" w:w="0"/>
-          </w:tcPr>
-          <w:p/>
-        </w:tc>
-        <w:tc>
-          <w:tcPr>
-            <w:tcW w:type="dxa" w:w="0"/>
-          </w:tcPr>
-          <w:p/>
         </w:tc>
       </w:tr>
       <w:tr>
@@ -7204,7 +6914,7 @@
         </w:trPr>
         <w:tc>
           <w:tcPr>
-            <w:tcW w:type="dxa" w:w="1105"/>
+            <w:tcW w:type="dxa" w:w="1239"/>
           </w:tcPr>
           <w:p>
             <w:pPr>
@@ -7215,7 +6925,7 @@
                 <w:rFonts w:ascii="Consolas" w:hAnsi="Consolas" w:eastAsia="맑은 고딕"/>
                 <w:b w:val="0"/>
                 <w:color w:val="0090A0"/>
-                <w:sz w:val="14"/>
+                <w:sz w:val="16"/>
               </w:rPr>
               <w:t>▸</w:t>
             </w:r>
@@ -7224,7 +6934,7 @@
                 <w:rFonts w:ascii="Consolas" w:hAnsi="Consolas" w:eastAsia="맑은 고딕"/>
                 <w:b w:val="0"/>
                 <w:color w:val="0090A0"/>
-                <w:sz w:val="14"/>
+                <w:sz w:val="16"/>
               </w:rPr>
               <w:t>견적서 항목</w:t>
             </w:r>
@@ -7232,7 +6942,7 @@
         </w:tc>
         <w:tc>
           <w:tcPr>
-            <w:tcW w:type="dxa" w:w="719"/>
+            <w:tcW w:type="dxa" w:w="797"/>
             <w:gridSpan w:val="5"/>
             <w:shd w:val="clear" w:color="auto" w:fill="EEF2F9"/>
           </w:tcPr>
@@ -7245,7 +6955,7 @@
                 <w:rFonts w:ascii="맑은 고딕" w:hAnsi="맑은 고딕" w:eastAsia="맑은 고딕"/>
                 <w:b/>
                 <w:color w:val="1B3A73"/>
-                <w:sz w:val="14"/>
+                <w:sz w:val="16"/>
               </w:rPr>
               <w:t xml:space="preserve">시뮬레이션 연산 시스템 </w:t>
             </w:r>
@@ -7254,7 +6964,7 @@
                 <w:rFonts w:ascii="맑은 고딕" w:hAnsi="맑은 고딕" w:eastAsia="맑은 고딕"/>
                 <w:b/>
                 <w:color w:val="1B3A73"/>
-                <w:sz w:val="14"/>
+                <w:sz w:val="16"/>
               </w:rPr>
               <w:t>· 2품목</w:t>
             </w:r>
@@ -7262,7 +6972,7 @@
         </w:tc>
         <w:tc>
           <w:tcPr>
-            <w:tcW w:type="dxa" w:w="719"/>
+            <w:tcW w:type="dxa" w:w="977"/>
           </w:tcPr>
           <w:p>
             <w:pPr>
@@ -7274,7 +6984,7 @@
                 <w:rFonts w:ascii="맑은 고딕" w:hAnsi="맑은 고딕" w:eastAsia="맑은 고딕"/>
                 <w:b w:val="0"/>
                 <w:color w:val="13203F"/>
-                <w:sz w:val="14"/>
+                <w:sz w:val="16"/>
               </w:rPr>
               <w:t>20,350</w:t>
             </w:r>
@@ -7282,7 +6992,7 @@
         </w:tc>
         <w:tc>
           <w:tcPr>
-            <w:tcW w:type="dxa" w:w="7443"/>
+            <w:tcW w:type="dxa" w:w="7171"/>
             <w:gridSpan w:val="2"/>
           </w:tcPr>
           <w:p>
@@ -7290,18 +7000,6 @@
               <w:spacing w:before="0" w:after="0" w:line="252" w:lineRule="auto"/>
             </w:pPr>
           </w:p>
-        </w:tc>
-        <w:tc>
-          <w:tcPr>
-            <w:tcW w:type="dxa" w:w="0"/>
-          </w:tcPr>
-          <w:p/>
-        </w:tc>
-        <w:tc>
-          <w:tcPr>
-            <w:tcW w:type="dxa" w:w="0"/>
-          </w:tcPr>
-          <w:p/>
         </w:tc>
       </w:tr>
       <w:tr>
@@ -7310,67 +7008,55 @@
         </w:trPr>
         <w:tc>
           <w:tcPr>
-            <w:tcW w:type="dxa" w:w="1105"/>
+            <w:tcW w:type="dxa" w:w="1239"/>
           </w:tcPr>
           <w:p/>
         </w:tc>
         <w:tc>
           <w:tcPr>
-            <w:tcW w:type="dxa" w:w="3173"/>
+            <w:tcW w:type="dxa" w:w="3057"/>
           </w:tcPr>
           <w:p/>
         </w:tc>
         <w:tc>
           <w:tcPr>
-            <w:tcW w:type="dxa" w:w="7443"/>
+            <w:tcW w:type="dxa" w:w="7171"/>
           </w:tcPr>
           <w:p/>
         </w:tc>
         <w:tc>
           <w:tcPr>
-            <w:tcW w:type="dxa" w:w="450"/>
+            <w:tcW w:type="dxa" w:w="490"/>
           </w:tcPr>
           <w:p/>
         </w:tc>
         <w:tc>
           <w:tcPr>
-            <w:tcW w:type="dxa" w:w="450"/>
+            <w:tcW w:type="dxa" w:w="490"/>
           </w:tcPr>
           <w:p/>
         </w:tc>
         <w:tc>
           <w:tcPr>
-            <w:tcW w:type="dxa" w:w="719"/>
+            <w:tcW w:type="dxa" w:w="797"/>
           </w:tcPr>
           <w:p/>
         </w:tc>
         <w:tc>
           <w:tcPr>
-            <w:tcW w:type="dxa" w:w="719"/>
+            <w:tcW w:type="dxa" w:w="977"/>
           </w:tcPr>
           <w:p/>
         </w:tc>
         <w:tc>
           <w:tcPr>
-            <w:tcW w:type="dxa" w:w="949"/>
+            <w:tcW w:type="dxa" w:w="1060"/>
           </w:tcPr>
           <w:p/>
         </w:tc>
         <w:tc>
           <w:tcPr>
-            <w:tcW w:type="dxa" w:w="7443"/>
-          </w:tcPr>
-          <w:p/>
-        </w:tc>
-        <w:tc>
-          <w:tcPr>
-            <w:tcW w:type="dxa" w:w="0"/>
-          </w:tcPr>
-          <w:p/>
-        </w:tc>
-        <w:tc>
-          <w:tcPr>
-            <w:tcW w:type="dxa" w:w="0"/>
+            <w:tcW w:type="dxa" w:w="7171"/>
           </w:tcPr>
           <w:p/>
         </w:tc>
@@ -7381,7 +7067,7 @@
         </w:trPr>
         <w:tc>
           <w:tcPr>
-            <w:tcW w:type="dxa" w:w="1105"/>
+            <w:tcW w:type="dxa" w:w="1239"/>
           </w:tcPr>
           <w:p>
             <w:pPr>
@@ -7392,7 +7078,7 @@
                 <w:rFonts w:ascii="Consolas" w:hAnsi="Consolas" w:eastAsia="맑은 고딕"/>
                 <w:b w:val="0"/>
                 <w:color w:val="0090A0"/>
-                <w:sz w:val="14"/>
+                <w:sz w:val="16"/>
               </w:rPr>
               <w:t>2-3</w:t>
             </w:r>
@@ -7400,7 +7086,7 @@
         </w:tc>
         <w:tc>
           <w:tcPr>
-            <w:tcW w:type="dxa" w:w="3173"/>
+            <w:tcW w:type="dxa" w:w="3057"/>
           </w:tcPr>
           <w:p>
             <w:pPr>
@@ -7411,14 +7097,14 @@
                 <w:rFonts w:ascii="맑은 고딕" w:hAnsi="맑은 고딕" w:eastAsia="맑은 고딕"/>
                 <w:b/>
                 <w:color w:val="13203F"/>
-                <w:sz w:val="14"/>
+                <w:sz w:val="16"/>
               </w:rPr>
               <w:t>DT·시뮬레이션 운영 PC</w:t>
             </w:r>
             <w:r>
               <w:rPr>
                 <w:rFonts w:ascii="맑은 고딕" w:hAnsi="맑은 고딕" w:eastAsia="맑은 고딕"/>
-                <w:sz w:val="14"/>
+                <w:sz w:val="16"/>
               </w:rPr>
               <w:t xml:space="preserve"> </w:t>
             </w:r>
@@ -7426,7 +7112,7 @@
         </w:tc>
         <w:tc>
           <w:tcPr>
-            <w:tcW w:type="dxa" w:w="7443"/>
+            <w:tcW w:type="dxa" w:w="7171"/>
           </w:tcPr>
           <w:p>
             <w:pPr>
@@ -7437,7 +7123,7 @@
                 <w:rFonts w:ascii="맑은 고딕" w:hAnsi="맑은 고딕" w:eastAsia="맑은 고딕"/>
                 <w:b w:val="0"/>
                 <w:color w:val="13203F"/>
-                <w:sz w:val="14"/>
+                <w:sz w:val="16"/>
               </w:rPr>
               <w:t>견적서에 사양 없음 — CPU·RAM·GPU·모니터 사양 기재 필요</w:t>
             </w:r>
@@ -7445,7 +7131,7 @@
         </w:tc>
         <w:tc>
           <w:tcPr>
-            <w:tcW w:type="dxa" w:w="450"/>
+            <w:tcW w:type="dxa" w:w="490"/>
           </w:tcPr>
           <w:p>
             <w:pPr>
@@ -7457,7 +7143,7 @@
                 <w:rFonts w:ascii="맑은 고딕" w:hAnsi="맑은 고딕" w:eastAsia="맑은 고딕"/>
                 <w:b/>
                 <w:color w:val="13203F"/>
-                <w:sz w:val="14"/>
+                <w:sz w:val="16"/>
               </w:rPr>
               <w:t>1</w:t>
             </w:r>
@@ -7465,7 +7151,7 @@
         </w:tc>
         <w:tc>
           <w:tcPr>
-            <w:tcW w:type="dxa" w:w="450"/>
+            <w:tcW w:type="dxa" w:w="490"/>
           </w:tcPr>
           <w:p>
             <w:pPr>
@@ -7476,7 +7162,7 @@
                 <w:rFonts w:ascii="맑은 고딕" w:hAnsi="맑은 고딕" w:eastAsia="맑은 고딕"/>
                 <w:b w:val="0"/>
                 <w:color w:val="13203F"/>
-                <w:sz w:val="14"/>
+                <w:sz w:val="16"/>
               </w:rPr>
               <w:t>대</w:t>
             </w:r>
@@ -7484,7 +7170,7 @@
         </w:tc>
         <w:tc>
           <w:tcPr>
-            <w:tcW w:type="dxa" w:w="719"/>
+            <w:tcW w:type="dxa" w:w="797"/>
           </w:tcPr>
           <w:p>
             <w:pPr>
@@ -7496,7 +7182,7 @@
                 <w:rFonts w:ascii="맑은 고딕" w:hAnsi="맑은 고딕" w:eastAsia="맑은 고딕"/>
                 <w:b w:val="0"/>
                 <w:color w:val="13203F"/>
-                <w:sz w:val="14"/>
+                <w:sz w:val="16"/>
               </w:rPr>
               <w:t>13,200</w:t>
             </w:r>
@@ -7504,7 +7190,7 @@
         </w:tc>
         <w:tc>
           <w:tcPr>
-            <w:tcW w:type="dxa" w:w="719"/>
+            <w:tcW w:type="dxa" w:w="977"/>
           </w:tcPr>
           <w:p>
             <w:pPr>
@@ -7516,7 +7202,7 @@
                 <w:rFonts w:ascii="맑은 고딕" w:hAnsi="맑은 고딕" w:eastAsia="맑은 고딕"/>
                 <w:b w:val="0"/>
                 <w:color w:val="13203F"/>
-                <w:sz w:val="14"/>
+                <w:sz w:val="16"/>
               </w:rPr>
               <w:t>13,200</w:t>
             </w:r>
@@ -7524,7 +7210,7 @@
         </w:tc>
         <w:tc>
           <w:tcPr>
-            <w:tcW w:type="dxa" w:w="949"/>
+            <w:tcW w:type="dxa" w:w="1060"/>
             <w:shd w:val="clear" w:color="auto" w:fill="FFF1E2"/>
           </w:tcPr>
           <w:p>
@@ -7537,7 +7223,7 @@
                 <w:rFonts w:ascii="맑은 고딕" w:hAnsi="맑은 고딕" w:eastAsia="맑은 고딕"/>
                 <w:b/>
                 <w:color w:val="9A4A00"/>
-                <w:sz w:val="14"/>
+                <w:sz w:val="16"/>
               </w:rPr>
               <w:t>사양 보완</w:t>
             </w:r>
@@ -7545,7 +7231,7 @@
         </w:tc>
         <w:tc>
           <w:tcPr>
-            <w:tcW w:type="dxa" w:w="7443"/>
+            <w:tcW w:type="dxa" w:w="7171"/>
           </w:tcPr>
           <w:p>
             <w:pPr>
@@ -7556,23 +7242,11 @@
                 <w:rFonts w:ascii="맑은 고딕" w:hAnsi="맑은 고딕" w:eastAsia="맑은 고딕"/>
                 <w:b w:val="0"/>
                 <w:color w:val="56637F"/>
-                <w:sz w:val="14"/>
+                <w:sz w:val="16"/>
               </w:rPr>
               <w:t>디지털 트윈 및 시뮬레이션 운영 PC</w:t>
             </w:r>
           </w:p>
-        </w:tc>
-        <w:tc>
-          <w:tcPr>
-            <w:tcW w:type="dxa" w:w="0"/>
-          </w:tcPr>
-          <w:p/>
-        </w:tc>
-        <w:tc>
-          <w:tcPr>
-            <w:tcW w:type="dxa" w:w="0"/>
-          </w:tcPr>
-          <w:p/>
         </w:tc>
       </w:tr>
       <w:tr>
@@ -7581,67 +7255,55 @@
         </w:trPr>
         <w:tc>
           <w:tcPr>
-            <w:tcW w:type="dxa" w:w="1105"/>
+            <w:tcW w:type="dxa" w:w="1239"/>
           </w:tcPr>
           <w:p/>
         </w:tc>
         <w:tc>
           <w:tcPr>
-            <w:tcW w:type="dxa" w:w="3173"/>
+            <w:tcW w:type="dxa" w:w="3057"/>
           </w:tcPr>
           <w:p/>
         </w:tc>
         <w:tc>
           <w:tcPr>
-            <w:tcW w:type="dxa" w:w="7443"/>
+            <w:tcW w:type="dxa" w:w="7171"/>
           </w:tcPr>
           <w:p/>
         </w:tc>
         <w:tc>
           <w:tcPr>
-            <w:tcW w:type="dxa" w:w="450"/>
+            <w:tcW w:type="dxa" w:w="490"/>
           </w:tcPr>
           <w:p/>
         </w:tc>
         <w:tc>
           <w:tcPr>
-            <w:tcW w:type="dxa" w:w="450"/>
+            <w:tcW w:type="dxa" w:w="490"/>
           </w:tcPr>
           <w:p/>
         </w:tc>
         <w:tc>
           <w:tcPr>
-            <w:tcW w:type="dxa" w:w="719"/>
+            <w:tcW w:type="dxa" w:w="797"/>
           </w:tcPr>
           <w:p/>
         </w:tc>
         <w:tc>
           <w:tcPr>
-            <w:tcW w:type="dxa" w:w="719"/>
+            <w:tcW w:type="dxa" w:w="977"/>
           </w:tcPr>
           <w:p/>
         </w:tc>
         <w:tc>
           <w:tcPr>
-            <w:tcW w:type="dxa" w:w="949"/>
+            <w:tcW w:type="dxa" w:w="1060"/>
           </w:tcPr>
           <w:p/>
         </w:tc>
         <w:tc>
           <w:tcPr>
-            <w:tcW w:type="dxa" w:w="7443"/>
-          </w:tcPr>
-          <w:p/>
-        </w:tc>
-        <w:tc>
-          <w:tcPr>
-            <w:tcW w:type="dxa" w:w="0"/>
-          </w:tcPr>
-          <w:p/>
-        </w:tc>
-        <w:tc>
-          <w:tcPr>
-            <w:tcW w:type="dxa" w:w="0"/>
+            <w:tcW w:type="dxa" w:w="7171"/>
           </w:tcPr>
           <w:p/>
         </w:tc>
@@ -7652,7 +7314,7 @@
         </w:trPr>
         <w:tc>
           <w:tcPr>
-            <w:tcW w:type="dxa" w:w="1105"/>
+            <w:tcW w:type="dxa" w:w="1239"/>
           </w:tcPr>
           <w:p>
             <w:pPr>
@@ -7663,7 +7325,7 @@
                 <w:rFonts w:ascii="Consolas" w:hAnsi="Consolas" w:eastAsia="맑은 고딕"/>
                 <w:b w:val="0"/>
                 <w:color w:val="0090A0"/>
-                <w:sz w:val="14"/>
+                <w:sz w:val="16"/>
               </w:rPr>
               <w:t>2-4</w:t>
             </w:r>
@@ -7671,7 +7333,7 @@
         </w:tc>
         <w:tc>
           <w:tcPr>
-            <w:tcW w:type="dxa" w:w="3173"/>
+            <w:tcW w:type="dxa" w:w="3057"/>
           </w:tcPr>
           <w:p>
             <w:pPr>
@@ -7682,7 +7344,7 @@
                 <w:rFonts w:ascii="맑은 고딕" w:hAnsi="맑은 고딕" w:eastAsia="맑은 고딕"/>
                 <w:b/>
                 <w:color w:val="13203F"/>
-                <w:sz w:val="14"/>
+                <w:sz w:val="16"/>
               </w:rPr>
               <w:t xml:space="preserve">시뮬레이션 운영 노트북 </w:t>
             </w:r>
@@ -7690,7 +7352,7 @@
         </w:tc>
         <w:tc>
           <w:tcPr>
-            <w:tcW w:type="dxa" w:w="7443"/>
+            <w:tcW w:type="dxa" w:w="7171"/>
           </w:tcPr>
           <w:p>
             <w:pPr>
@@ -7701,7 +7363,7 @@
                 <w:rFonts w:ascii="맑은 고딕" w:hAnsi="맑은 고딕" w:eastAsia="맑은 고딕"/>
                 <w:b w:val="0"/>
                 <w:color w:val="13203F"/>
-                <w:sz w:val="14"/>
+                <w:sz w:val="16"/>
               </w:rPr>
               <w:t>견적서에 사양 없음 — 현장 시운전·스캔 작업용 사양 기재 필요</w:t>
             </w:r>
@@ -7709,7 +7371,7 @@
         </w:tc>
         <w:tc>
           <w:tcPr>
-            <w:tcW w:type="dxa" w:w="450"/>
+            <w:tcW w:type="dxa" w:w="490"/>
           </w:tcPr>
           <w:p>
             <w:pPr>
@@ -7721,7 +7383,7 @@
                 <w:rFonts w:ascii="맑은 고딕" w:hAnsi="맑은 고딕" w:eastAsia="맑은 고딕"/>
                 <w:b/>
                 <w:color w:val="13203F"/>
-                <w:sz w:val="14"/>
+                <w:sz w:val="16"/>
               </w:rPr>
               <w:t>1</w:t>
             </w:r>
@@ -7729,7 +7391,7 @@
         </w:tc>
         <w:tc>
           <w:tcPr>
-            <w:tcW w:type="dxa" w:w="450"/>
+            <w:tcW w:type="dxa" w:w="490"/>
           </w:tcPr>
           <w:p>
             <w:pPr>
@@ -7740,7 +7402,7 @@
                 <w:rFonts w:ascii="맑은 고딕" w:hAnsi="맑은 고딕" w:eastAsia="맑은 고딕"/>
                 <w:b w:val="0"/>
                 <w:color w:val="13203F"/>
-                <w:sz w:val="14"/>
+                <w:sz w:val="16"/>
               </w:rPr>
               <w:t>대</w:t>
             </w:r>
@@ -7748,7 +7410,7 @@
         </w:tc>
         <w:tc>
           <w:tcPr>
-            <w:tcW w:type="dxa" w:w="719"/>
+            <w:tcW w:type="dxa" w:w="797"/>
           </w:tcPr>
           <w:p>
             <w:pPr>
@@ -7760,7 +7422,7 @@
                 <w:rFonts w:ascii="맑은 고딕" w:hAnsi="맑은 고딕" w:eastAsia="맑은 고딕"/>
                 <w:b w:val="0"/>
                 <w:color w:val="13203F"/>
-                <w:sz w:val="14"/>
+                <w:sz w:val="16"/>
               </w:rPr>
               <w:t>7,150</w:t>
             </w:r>
@@ -7768,7 +7430,7 @@
         </w:tc>
         <w:tc>
           <w:tcPr>
-            <w:tcW w:type="dxa" w:w="719"/>
+            <w:tcW w:type="dxa" w:w="977"/>
           </w:tcPr>
           <w:p>
             <w:pPr>
@@ -7780,7 +7442,7 @@
                 <w:rFonts w:ascii="맑은 고딕" w:hAnsi="맑은 고딕" w:eastAsia="맑은 고딕"/>
                 <w:b w:val="0"/>
                 <w:color w:val="13203F"/>
-                <w:sz w:val="14"/>
+                <w:sz w:val="16"/>
               </w:rPr>
               <w:t>7,150</w:t>
             </w:r>
@@ -7788,7 +7450,7 @@
         </w:tc>
         <w:tc>
           <w:tcPr>
-            <w:tcW w:type="dxa" w:w="949"/>
+            <w:tcW w:type="dxa" w:w="1060"/>
             <w:shd w:val="clear" w:color="auto" w:fill="FFF1E2"/>
           </w:tcPr>
           <w:p>
@@ -7801,7 +7463,7 @@
                 <w:rFonts w:ascii="맑은 고딕" w:hAnsi="맑은 고딕" w:eastAsia="맑은 고딕"/>
                 <w:b/>
                 <w:color w:val="9A4A00"/>
-                <w:sz w:val="14"/>
+                <w:sz w:val="16"/>
               </w:rPr>
               <w:t>사양 보완</w:t>
             </w:r>
@@ -7809,7 +7471,7 @@
         </w:tc>
         <w:tc>
           <w:tcPr>
-            <w:tcW w:type="dxa" w:w="7443"/>
+            <w:tcW w:type="dxa" w:w="7171"/>
           </w:tcPr>
           <w:p>
             <w:pPr>
@@ -7820,23 +7482,11 @@
                 <w:rFonts w:ascii="맑은 고딕" w:hAnsi="맑은 고딕" w:eastAsia="맑은 고딕"/>
                 <w:b w:val="0"/>
                 <w:color w:val="56637F"/>
-                <w:sz w:val="14"/>
+                <w:sz w:val="16"/>
               </w:rPr>
               <w:t>시뮬레이션 운영 노트북</w:t>
             </w:r>
           </w:p>
-        </w:tc>
-        <w:tc>
-          <w:tcPr>
-            <w:tcW w:type="dxa" w:w="0"/>
-          </w:tcPr>
-          <w:p/>
-        </w:tc>
-        <w:tc>
-          <w:tcPr>
-            <w:tcW w:type="dxa" w:w="0"/>
-          </w:tcPr>
-          <w:p/>
         </w:tc>
       </w:tr>
       <w:tr>
@@ -7845,7 +7495,7 @@
         </w:trPr>
         <w:tc>
           <w:tcPr>
-            <w:tcW w:type="dxa" w:w="1105"/>
+            <w:tcW w:type="dxa" w:w="1239"/>
           </w:tcPr>
           <w:p>
             <w:pPr>
@@ -7856,7 +7506,7 @@
                 <w:rFonts w:ascii="Consolas" w:hAnsi="Consolas" w:eastAsia="맑은 고딕"/>
                 <w:b w:val="0"/>
                 <w:color w:val="0090A0"/>
-                <w:sz w:val="14"/>
+                <w:sz w:val="16"/>
               </w:rPr>
               <w:t>▸</w:t>
             </w:r>
@@ -7865,7 +7515,7 @@
                 <w:rFonts w:ascii="Consolas" w:hAnsi="Consolas" w:eastAsia="맑은 고딕"/>
                 <w:b w:val="0"/>
                 <w:color w:val="0090A0"/>
-                <w:sz w:val="14"/>
+                <w:sz w:val="16"/>
               </w:rPr>
               <w:t>견적서 항목</w:t>
             </w:r>
@@ -7873,7 +7523,7 @@
         </w:tc>
         <w:tc>
           <w:tcPr>
-            <w:tcW w:type="dxa" w:w="719"/>
+            <w:tcW w:type="dxa" w:w="797"/>
             <w:gridSpan w:val="5"/>
             <w:shd w:val="clear" w:color="auto" w:fill="EEF2F9"/>
           </w:tcPr>
@@ -7886,7 +7536,7 @@
                 <w:rFonts w:ascii="맑은 고딕" w:hAnsi="맑은 고딕" w:eastAsia="맑은 고딕"/>
                 <w:b/>
                 <w:color w:val="1B3A73"/>
-                <w:sz w:val="14"/>
+                <w:sz w:val="16"/>
               </w:rPr>
               <w:t xml:space="preserve">디지털 트윈 모니터링 시스템 </w:t>
             </w:r>
@@ -7895,7 +7545,7 @@
                 <w:rFonts w:ascii="맑은 고딕" w:hAnsi="맑은 고딕" w:eastAsia="맑은 고딕"/>
                 <w:b/>
                 <w:color w:val="1B3A73"/>
-                <w:sz w:val="14"/>
+                <w:sz w:val="16"/>
               </w:rPr>
               <w:t>· 1품목</w:t>
             </w:r>
@@ -7903,7 +7553,7 @@
         </w:tc>
         <w:tc>
           <w:tcPr>
-            <w:tcW w:type="dxa" w:w="719"/>
+            <w:tcW w:type="dxa" w:w="977"/>
           </w:tcPr>
           <w:p>
             <w:pPr>
@@ -7915,7 +7565,7 @@
                 <w:rFonts w:ascii="맑은 고딕" w:hAnsi="맑은 고딕" w:eastAsia="맑은 고딕"/>
                 <w:b w:val="0"/>
                 <w:color w:val="13203F"/>
-                <w:sz w:val="14"/>
+                <w:sz w:val="16"/>
               </w:rPr>
               <w:t>55,000</w:t>
             </w:r>
@@ -7923,7 +7573,7 @@
         </w:tc>
         <w:tc>
           <w:tcPr>
-            <w:tcW w:type="dxa" w:w="7443"/>
+            <w:tcW w:type="dxa" w:w="7171"/>
             <w:gridSpan w:val="2"/>
           </w:tcPr>
           <w:p>
@@ -7931,18 +7581,6 @@
               <w:spacing w:before="0" w:after="0" w:line="252" w:lineRule="auto"/>
             </w:pPr>
           </w:p>
-        </w:tc>
-        <w:tc>
-          <w:tcPr>
-            <w:tcW w:type="dxa" w:w="0"/>
-          </w:tcPr>
-          <w:p/>
-        </w:tc>
-        <w:tc>
-          <w:tcPr>
-            <w:tcW w:type="dxa" w:w="0"/>
-          </w:tcPr>
-          <w:p/>
         </w:tc>
       </w:tr>
       <w:tr>
@@ -7951,7 +7589,7 @@
         </w:trPr>
         <w:tc>
           <w:tcPr>
-            <w:tcW w:type="dxa" w:w="1105"/>
+            <w:tcW w:type="dxa" w:w="1239"/>
           </w:tcPr>
           <w:p>
             <w:pPr>
@@ -7962,7 +7600,7 @@
                 <w:rFonts w:ascii="Consolas" w:hAnsi="Consolas" w:eastAsia="맑은 고딕"/>
                 <w:b w:val="0"/>
                 <w:color w:val="0090A0"/>
-                <w:sz w:val="14"/>
+                <w:sz w:val="16"/>
               </w:rPr>
               <w:t>2-5</w:t>
             </w:r>
@@ -7970,7 +7608,7 @@
         </w:tc>
         <w:tc>
           <w:tcPr>
-            <w:tcW w:type="dxa" w:w="3173"/>
+            <w:tcW w:type="dxa" w:w="3057"/>
           </w:tcPr>
           <w:p>
             <w:pPr>
@@ -7981,14 +7619,14 @@
                 <w:rFonts w:ascii="맑은 고딕" w:hAnsi="맑은 고딕" w:eastAsia="맑은 고딕"/>
                 <w:b/>
                 <w:color w:val="13203F"/>
-                <w:sz w:val="14"/>
+                <w:sz w:val="16"/>
               </w:rPr>
               <w:t>DT 모니터링 시스템 (구성품·설치·연동 셋업)</w:t>
             </w:r>
             <w:r>
               <w:rPr>
                 <w:rFonts w:ascii="맑은 고딕" w:hAnsi="맑은 고딕" w:eastAsia="맑은 고딕"/>
-                <w:sz w:val="14"/>
+                <w:sz w:val="16"/>
               </w:rPr>
               <w:t xml:space="preserve"> </w:t>
             </w:r>
@@ -7996,7 +7634,7 @@
         </w:tc>
         <w:tc>
           <w:tcPr>
-            <w:tcW w:type="dxa" w:w="7443"/>
+            <w:tcW w:type="dxa" w:w="7171"/>
           </w:tcPr>
           <w:p>
             <w:pPr>
@@ -8007,7 +7645,7 @@
                 <w:rFonts w:ascii="맑은 고딕" w:hAnsi="맑은 고딕" w:eastAsia="맑은 고딕"/>
                 <w:b w:val="0"/>
                 <w:color w:val="13203F"/>
-                <w:sz w:val="14"/>
+                <w:sz w:val="16"/>
               </w:rPr>
               <w:t>견적서에 구성품 없음 — 표시장치·제어 PC 등 구성품과 금액 구분 필요</w:t>
             </w:r>
@@ -8015,7 +7653,7 @@
         </w:tc>
         <w:tc>
           <w:tcPr>
-            <w:tcW w:type="dxa" w:w="450"/>
+            <w:tcW w:type="dxa" w:w="490"/>
           </w:tcPr>
           <w:p>
             <w:pPr>
@@ -8027,7 +7665,7 @@
                 <w:rFonts w:ascii="맑은 고딕" w:hAnsi="맑은 고딕" w:eastAsia="맑은 고딕"/>
                 <w:b/>
                 <w:color w:val="13203F"/>
-                <w:sz w:val="14"/>
+                <w:sz w:val="16"/>
               </w:rPr>
               <w:t>1</w:t>
             </w:r>
@@ -8035,7 +7673,7 @@
         </w:tc>
         <w:tc>
           <w:tcPr>
-            <w:tcW w:type="dxa" w:w="450"/>
+            <w:tcW w:type="dxa" w:w="490"/>
           </w:tcPr>
           <w:p>
             <w:pPr>
@@ -8046,7 +7684,7 @@
                 <w:rFonts w:ascii="맑은 고딕" w:hAnsi="맑은 고딕" w:eastAsia="맑은 고딕"/>
                 <w:b w:val="0"/>
                 <w:color w:val="13203F"/>
-                <w:sz w:val="14"/>
+                <w:sz w:val="16"/>
               </w:rPr>
               <w:t>식</w:t>
             </w:r>
@@ -8054,7 +7692,7 @@
         </w:tc>
         <w:tc>
           <w:tcPr>
-            <w:tcW w:type="dxa" w:w="719"/>
+            <w:tcW w:type="dxa" w:w="797"/>
           </w:tcPr>
           <w:p>
             <w:pPr>
@@ -8066,7 +7704,7 @@
                 <w:rFonts w:ascii="맑은 고딕" w:hAnsi="맑은 고딕" w:eastAsia="맑은 고딕"/>
                 <w:b w:val="0"/>
                 <w:color w:val="13203F"/>
-                <w:sz w:val="14"/>
+                <w:sz w:val="16"/>
               </w:rPr>
               <w:t>55,000</w:t>
             </w:r>
@@ -8074,7 +7712,7 @@
         </w:tc>
         <w:tc>
           <w:tcPr>
-            <w:tcW w:type="dxa" w:w="719"/>
+            <w:tcW w:type="dxa" w:w="977"/>
           </w:tcPr>
           <w:p>
             <w:pPr>
@@ -8086,7 +7724,7 @@
                 <w:rFonts w:ascii="맑은 고딕" w:hAnsi="맑은 고딕" w:eastAsia="맑은 고딕"/>
                 <w:b w:val="0"/>
                 <w:color w:val="13203F"/>
-                <w:sz w:val="14"/>
+                <w:sz w:val="16"/>
               </w:rPr>
               <w:t>55,000</w:t>
             </w:r>
@@ -8094,7 +7732,7 @@
         </w:tc>
         <w:tc>
           <w:tcPr>
-            <w:tcW w:type="dxa" w:w="949"/>
+            <w:tcW w:type="dxa" w:w="1060"/>
             <w:shd w:val="clear" w:color="auto" w:fill="FDE8E8"/>
           </w:tcPr>
           <w:p>
@@ -8107,7 +7745,7 @@
                 <w:rFonts w:ascii="맑은 고딕" w:hAnsi="맑은 고딕" w:eastAsia="맑은 고딕"/>
                 <w:b/>
                 <w:color w:val="A12020"/>
-                <w:sz w:val="14"/>
+                <w:sz w:val="16"/>
               </w:rPr>
               <w:t>금액 미구분</w:t>
             </w:r>
@@ -8115,7 +7753,7 @@
         </w:tc>
         <w:tc>
           <w:tcPr>
-            <w:tcW w:type="dxa" w:w="7443"/>
+            <w:tcW w:type="dxa" w:w="7171"/>
           </w:tcPr>
           <w:p>
             <w:pPr>
@@ -8126,23 +7764,11 @@
                 <w:rFonts w:ascii="맑은 고딕" w:hAnsi="맑은 고딕" w:eastAsia="맑은 고딕"/>
                 <w:b w:val="0"/>
                 <w:color w:val="56637F"/>
-                <w:sz w:val="14"/>
+                <w:sz w:val="16"/>
               </w:rPr>
               <w:t>모니터링 구성품 구매, 설치 시스템 연동 셋업</w:t>
             </w:r>
           </w:p>
-        </w:tc>
-        <w:tc>
-          <w:tcPr>
-            <w:tcW w:type="dxa" w:w="0"/>
-          </w:tcPr>
-          <w:p/>
-        </w:tc>
-        <w:tc>
-          <w:tcPr>
-            <w:tcW w:type="dxa" w:w="0"/>
-          </w:tcPr>
-          <w:p/>
         </w:tc>
       </w:tr>
       <w:tr>
@@ -8151,8 +7777,8 @@
         </w:trPr>
         <w:tc>
           <w:tcPr>
-            <w:tcW w:type="dxa" w:w="719"/>
-            <w:gridSpan w:val="7"/>
+            <w:tcW w:type="dxa" w:w="797"/>
+            <w:gridSpan w:val="6"/>
             <w:shd w:val="clear" w:color="auto" w:fill="E4F6F8"/>
           </w:tcPr>
           <w:p>
@@ -8164,7 +7790,7 @@
                 <w:rFonts w:ascii="맑은 고딕" w:hAnsi="맑은 고딕" w:eastAsia="맑은 고딕"/>
                 <w:b/>
                 <w:color w:val="10214B"/>
-                <w:sz w:val="14"/>
+                <w:sz w:val="16"/>
               </w:rPr>
               <w:t>항목3. 로컬 HW</w:t>
             </w:r>
@@ -8172,7 +7798,7 @@
         </w:tc>
         <w:tc>
           <w:tcPr>
-            <w:tcW w:type="dxa" w:w="949"/>
+            <w:tcW w:type="dxa" w:w="977"/>
             <w:shd w:val="clear" w:color="auto" w:fill="E4F6F8"/>
           </w:tcPr>
           <w:p>
@@ -8185,7 +7811,7 @@
                 <w:rFonts w:ascii="맑은 고딕" w:hAnsi="맑은 고딕" w:eastAsia="맑은 고딕"/>
                 <w:b/>
                 <w:color w:val="10214B"/>
-                <w:sz w:val="14"/>
+                <w:sz w:val="16"/>
               </w:rPr>
               <w:t>528,000</w:t>
             </w:r>
@@ -8193,8 +7819,8 @@
         </w:tc>
         <w:tc>
           <w:tcPr>
-            <w:tcW w:type="dxa" w:w="0"/>
-            <w:gridSpan w:val="3"/>
+            <w:tcW w:type="dxa" w:w="7171"/>
+            <w:gridSpan w:val="2"/>
             <w:shd w:val="clear" w:color="auto" w:fill="E4F6F8"/>
           </w:tcPr>
           <w:p>
@@ -8210,7 +7836,7 @@
         </w:trPr>
         <w:tc>
           <w:tcPr>
-            <w:tcW w:type="dxa" w:w="1105"/>
+            <w:tcW w:type="dxa" w:w="1239"/>
           </w:tcPr>
           <w:p>
             <w:pPr>
@@ -8221,7 +7847,7 @@
                 <w:rFonts w:ascii="Consolas" w:hAnsi="Consolas" w:eastAsia="맑은 고딕"/>
                 <w:b w:val="0"/>
                 <w:color w:val="0090A0"/>
-                <w:sz w:val="14"/>
+                <w:sz w:val="16"/>
               </w:rPr>
               <w:t>▸</w:t>
             </w:r>
@@ -8230,7 +7856,7 @@
                 <w:rFonts w:ascii="Consolas" w:hAnsi="Consolas" w:eastAsia="맑은 고딕"/>
                 <w:b w:val="0"/>
                 <w:color w:val="0090A0"/>
-                <w:sz w:val="14"/>
+                <w:sz w:val="16"/>
               </w:rPr>
               <w:t>견적서 항목</w:t>
             </w:r>
@@ -8238,7 +7864,7 @@
         </w:tc>
         <w:tc>
           <w:tcPr>
-            <w:tcW w:type="dxa" w:w="719"/>
+            <w:tcW w:type="dxa" w:w="797"/>
             <w:gridSpan w:val="5"/>
             <w:shd w:val="clear" w:color="auto" w:fill="EEF2F9"/>
           </w:tcPr>
@@ -8251,7 +7877,7 @@
                 <w:rFonts w:ascii="맑은 고딕" w:hAnsi="맑은 고딕" w:eastAsia="맑은 고딕"/>
                 <w:b/>
                 <w:color w:val="1B3A73"/>
-                <w:sz w:val="14"/>
+                <w:sz w:val="16"/>
               </w:rPr>
               <w:t xml:space="preserve">데이터 서버 </w:t>
             </w:r>
@@ -8260,7 +7886,7 @@
                 <w:rFonts w:ascii="맑은 고딕" w:hAnsi="맑은 고딕" w:eastAsia="맑은 고딕"/>
                 <w:b/>
                 <w:color w:val="1B3A73"/>
-                <w:sz w:val="14"/>
+                <w:sz w:val="16"/>
               </w:rPr>
               <w:t>· 1품목</w:t>
             </w:r>
@@ -8268,7 +7894,7 @@
         </w:tc>
         <w:tc>
           <w:tcPr>
-            <w:tcW w:type="dxa" w:w="719"/>
+            <w:tcW w:type="dxa" w:w="977"/>
           </w:tcPr>
           <w:p>
             <w:pPr>
@@ -8280,7 +7906,7 @@
                 <w:rFonts w:ascii="맑은 고딕" w:hAnsi="맑은 고딕" w:eastAsia="맑은 고딕"/>
                 <w:b w:val="0"/>
                 <w:color w:val="13203F"/>
-                <w:sz w:val="14"/>
+                <w:sz w:val="16"/>
               </w:rPr>
               <w:t>528,000</w:t>
             </w:r>
@@ -8288,7 +7914,7 @@
         </w:tc>
         <w:tc>
           <w:tcPr>
-            <w:tcW w:type="dxa" w:w="7443"/>
+            <w:tcW w:type="dxa" w:w="7171"/>
             <w:gridSpan w:val="2"/>
           </w:tcPr>
           <w:p>
@@ -8296,18 +7922,6 @@
               <w:spacing w:before="0" w:after="0" w:line="252" w:lineRule="auto"/>
             </w:pPr>
           </w:p>
-        </w:tc>
-        <w:tc>
-          <w:tcPr>
-            <w:tcW w:type="dxa" w:w="0"/>
-          </w:tcPr>
-          <w:p/>
-        </w:tc>
-        <w:tc>
-          <w:tcPr>
-            <w:tcW w:type="dxa" w:w="0"/>
-          </w:tcPr>
-          <w:p/>
         </w:tc>
       </w:tr>
       <w:tr>
@@ -8316,7 +7930,7 @@
         </w:trPr>
         <w:tc>
           <w:tcPr>
-            <w:tcW w:type="dxa" w:w="1105"/>
+            <w:tcW w:type="dxa" w:w="1239"/>
           </w:tcPr>
           <w:p>
             <w:pPr>
@@ -8327,7 +7941,7 @@
                 <w:rFonts w:ascii="Consolas" w:hAnsi="Consolas" w:eastAsia="맑은 고딕"/>
                 <w:b w:val="0"/>
                 <w:color w:val="0090A0"/>
-                <w:sz w:val="14"/>
+                <w:sz w:val="16"/>
               </w:rPr>
               <w:t>3-1</w:t>
             </w:r>
@@ -8335,7 +7949,7 @@
         </w:tc>
         <w:tc>
           <w:tcPr>
-            <w:tcW w:type="dxa" w:w="3173"/>
+            <w:tcW w:type="dxa" w:w="3057"/>
           </w:tcPr>
           <w:p>
             <w:pPr>
@@ -8346,7 +7960,7 @@
                 <w:rFonts w:ascii="맑은 고딕" w:hAnsi="맑은 고딕" w:eastAsia="맑은 고딕"/>
                 <w:b/>
                 <w:color w:val="13203F"/>
-                <w:sz w:val="14"/>
+                <w:sz w:val="16"/>
               </w:rPr>
               <w:t>로컬 데이터·네트워크 기반 (1식)</w:t>
             </w:r>
@@ -8354,7 +7968,7 @@
         </w:tc>
         <w:tc>
           <w:tcPr>
-            <w:tcW w:type="dxa" w:w="7443"/>
+            <w:tcW w:type="dxa" w:w="7171"/>
           </w:tcPr>
           <w:p>
             <w:pPr>
@@ -8365,7 +7979,7 @@
                 <w:rFonts w:ascii="맑은 고딕" w:hAnsi="맑은 고딕" w:eastAsia="맑은 고딕"/>
                 <w:b w:val="0"/>
                 <w:color w:val="13203F"/>
-                <w:sz w:val="14"/>
+                <w:sz w:val="16"/>
               </w:rPr>
               <w:t>아래 7개 구성품을 1식 금액으로만 제시 — 견적서 '상세 사양 별도 협의 필요'</w:t>
             </w:r>
@@ -8373,7 +7987,7 @@
         </w:tc>
         <w:tc>
           <w:tcPr>
-            <w:tcW w:type="dxa" w:w="450"/>
+            <w:tcW w:type="dxa" w:w="490"/>
           </w:tcPr>
           <w:p>
             <w:pPr>
@@ -8385,7 +7999,7 @@
                 <w:rFonts w:ascii="맑은 고딕" w:hAnsi="맑은 고딕" w:eastAsia="맑은 고딕"/>
                 <w:b/>
                 <w:color w:val="13203F"/>
-                <w:sz w:val="14"/>
+                <w:sz w:val="16"/>
               </w:rPr>
               <w:t>1</w:t>
             </w:r>
@@ -8393,7 +8007,7 @@
         </w:tc>
         <w:tc>
           <w:tcPr>
-            <w:tcW w:type="dxa" w:w="450"/>
+            <w:tcW w:type="dxa" w:w="490"/>
           </w:tcPr>
           <w:p>
             <w:pPr>
@@ -8404,7 +8018,7 @@
                 <w:rFonts w:ascii="맑은 고딕" w:hAnsi="맑은 고딕" w:eastAsia="맑은 고딕"/>
                 <w:b w:val="0"/>
                 <w:color w:val="13203F"/>
-                <w:sz w:val="14"/>
+                <w:sz w:val="16"/>
               </w:rPr>
               <w:t>식</w:t>
             </w:r>
@@ -8412,7 +8026,7 @@
         </w:tc>
         <w:tc>
           <w:tcPr>
-            <w:tcW w:type="dxa" w:w="719"/>
+            <w:tcW w:type="dxa" w:w="797"/>
           </w:tcPr>
           <w:p>
             <w:pPr>
@@ -8424,7 +8038,7 @@
                 <w:rFonts w:ascii="맑은 고딕" w:hAnsi="맑은 고딕" w:eastAsia="맑은 고딕"/>
                 <w:b w:val="0"/>
                 <w:color w:val="13203F"/>
-                <w:sz w:val="14"/>
+                <w:sz w:val="16"/>
               </w:rPr>
               <w:t>528,000</w:t>
             </w:r>
@@ -8432,7 +8046,7 @@
         </w:tc>
         <w:tc>
           <w:tcPr>
-            <w:tcW w:type="dxa" w:w="719"/>
+            <w:tcW w:type="dxa" w:w="977"/>
           </w:tcPr>
           <w:p>
             <w:pPr>
@@ -8444,7 +8058,7 @@
                 <w:rFonts w:ascii="맑은 고딕" w:hAnsi="맑은 고딕" w:eastAsia="맑은 고딕"/>
                 <w:b w:val="0"/>
                 <w:color w:val="13203F"/>
-                <w:sz w:val="14"/>
+                <w:sz w:val="16"/>
               </w:rPr>
               <w:t>528,000</w:t>
             </w:r>
@@ -8452,7 +8066,7 @@
         </w:tc>
         <w:tc>
           <w:tcPr>
-            <w:tcW w:type="dxa" w:w="949"/>
+            <w:tcW w:type="dxa" w:w="1060"/>
             <w:shd w:val="clear" w:color="auto" w:fill="FDE8E8"/>
           </w:tcPr>
           <w:p>
@@ -8465,7 +8079,7 @@
                 <w:rFonts w:ascii="맑은 고딕" w:hAnsi="맑은 고딕" w:eastAsia="맑은 고딕"/>
                 <w:b/>
                 <w:color w:val="A12020"/>
-                <w:sz w:val="14"/>
+                <w:sz w:val="16"/>
               </w:rPr>
               <w:t>금액 미구분</w:t>
             </w:r>
@@ -8473,7 +8087,7 @@
         </w:tc>
         <w:tc>
           <w:tcPr>
-            <w:tcW w:type="dxa" w:w="7443"/>
+            <w:tcW w:type="dxa" w:w="7171"/>
           </w:tcPr>
           <w:p>
             <w:pPr>
@@ -8484,23 +8098,11 @@
                 <w:rFonts w:ascii="맑은 고딕" w:hAnsi="맑은 고딕" w:eastAsia="맑은 고딕"/>
                 <w:b w:val="0"/>
                 <w:color w:val="56637F"/>
-                <w:sz w:val="14"/>
+                <w:sz w:val="16"/>
               </w:rPr>
               <w:t>데이터 처리 서버 - HP3 ProLiant DL380 GEN12 x 5 등 · NAS(Dell PowerStore 1200T) · 백업 스토리지 · Edge Gateway · 영상 수집 노드 · 네트워크 · 서버실</w:t>
             </w:r>
           </w:p>
-        </w:tc>
-        <w:tc>
-          <w:tcPr>
-            <w:tcW w:type="dxa" w:w="0"/>
-          </w:tcPr>
-          <w:p/>
-        </w:tc>
-        <w:tc>
-          <w:tcPr>
-            <w:tcW w:type="dxa" w:w="0"/>
-          </w:tcPr>
-          <w:p/>
         </w:tc>
       </w:tr>
       <w:tr>
@@ -8509,67 +8111,55 @@
         </w:trPr>
         <w:tc>
           <w:tcPr>
-            <w:tcW w:type="dxa" w:w="1105"/>
+            <w:tcW w:type="dxa" w:w="1239"/>
           </w:tcPr>
           <w:p/>
         </w:tc>
         <w:tc>
           <w:tcPr>
-            <w:tcW w:type="dxa" w:w="3173"/>
+            <w:tcW w:type="dxa" w:w="3057"/>
           </w:tcPr>
           <w:p/>
         </w:tc>
         <w:tc>
           <w:tcPr>
-            <w:tcW w:type="dxa" w:w="7443"/>
+            <w:tcW w:type="dxa" w:w="7171"/>
           </w:tcPr>
           <w:p/>
         </w:tc>
         <w:tc>
           <w:tcPr>
-            <w:tcW w:type="dxa" w:w="450"/>
+            <w:tcW w:type="dxa" w:w="490"/>
           </w:tcPr>
           <w:p/>
         </w:tc>
         <w:tc>
           <w:tcPr>
-            <w:tcW w:type="dxa" w:w="450"/>
+            <w:tcW w:type="dxa" w:w="490"/>
           </w:tcPr>
           <w:p/>
         </w:tc>
         <w:tc>
           <w:tcPr>
-            <w:tcW w:type="dxa" w:w="719"/>
+            <w:tcW w:type="dxa" w:w="797"/>
           </w:tcPr>
           <w:p/>
         </w:tc>
         <w:tc>
           <w:tcPr>
-            <w:tcW w:type="dxa" w:w="719"/>
+            <w:tcW w:type="dxa" w:w="977"/>
           </w:tcPr>
           <w:p/>
         </w:tc>
         <w:tc>
           <w:tcPr>
-            <w:tcW w:type="dxa" w:w="949"/>
+            <w:tcW w:type="dxa" w:w="1060"/>
           </w:tcPr>
           <w:p/>
         </w:tc>
         <w:tc>
           <w:tcPr>
-            <w:tcW w:type="dxa" w:w="7443"/>
-          </w:tcPr>
-          <w:p/>
-        </w:tc>
-        <w:tc>
-          <w:tcPr>
-            <w:tcW w:type="dxa" w:w="0"/>
-          </w:tcPr>
-          <w:p/>
-        </w:tc>
-        <w:tc>
-          <w:tcPr>
-            <w:tcW w:type="dxa" w:w="0"/>
+            <w:tcW w:type="dxa" w:w="7171"/>
           </w:tcPr>
           <w:p/>
         </w:tc>
@@ -8580,7 +8170,7 @@
         </w:trPr>
         <w:tc>
           <w:tcPr>
-            <w:tcW w:type="dxa" w:w="1105"/>
+            <w:tcW w:type="dxa" w:w="1239"/>
           </w:tcPr>
           <w:p>
             <w:pPr>
@@ -8591,7 +8181,7 @@
                 <w:rFonts w:ascii="Consolas" w:hAnsi="Consolas" w:eastAsia="맑은 고딕"/>
                 <w:b w:val="0"/>
                 <w:color w:val="0090A0"/>
-                <w:sz w:val="14"/>
+                <w:sz w:val="16"/>
               </w:rPr>
               <w:t>3-1-a</w:t>
             </w:r>
@@ -8599,7 +8189,7 @@
         </w:tc>
         <w:tc>
           <w:tcPr>
-            <w:tcW w:type="dxa" w:w="3173"/>
+            <w:tcW w:type="dxa" w:w="3057"/>
           </w:tcPr>
           <w:p>
             <w:pPr>
@@ -8610,14 +8200,14 @@
                 <w:rFonts w:ascii="맑은 고딕" w:hAnsi="맑은 고딕" w:eastAsia="맑은 고딕"/>
                 <w:b/>
                 <w:color w:val="13203F"/>
-                <w:sz w:val="14"/>
+                <w:sz w:val="16"/>
               </w:rPr>
               <w:t>데이터 처리 서버</w:t>
             </w:r>
             <w:r>
               <w:rPr>
                 <w:rFonts w:ascii="맑은 고딕" w:hAnsi="맑은 고딕" w:eastAsia="맑은 고딕"/>
-                <w:sz w:val="14"/>
+                <w:sz w:val="16"/>
               </w:rPr>
               <w:t xml:space="preserve"> </w:t>
             </w:r>
@@ -8625,7 +8215,7 @@
         </w:tc>
         <w:tc>
           <w:tcPr>
-            <w:tcW w:type="dxa" w:w="7443"/>
+            <w:tcW w:type="dxa" w:w="7171"/>
           </w:tcPr>
           <w:p>
             <w:pPr>
@@ -8636,7 +8226,7 @@
                 <w:rFonts w:ascii="맑은 고딕" w:hAnsi="맑은 고딕" w:eastAsia="맑은 고딕"/>
                 <w:b w:val="0"/>
                 <w:color w:val="13203F"/>
-                <w:sz w:val="14"/>
+                <w:sz w:val="16"/>
               </w:rPr>
               <w:t>2U 2소켓 랙서버 · RAM 128GB · NVMe SSD 3.84TB (견적서 '등')</w:t>
             </w:r>
@@ -8644,7 +8234,7 @@
         </w:tc>
         <w:tc>
           <w:tcPr>
-            <w:tcW w:type="dxa" w:w="450"/>
+            <w:tcW w:type="dxa" w:w="490"/>
           </w:tcPr>
           <w:p>
             <w:pPr>
@@ -8656,7 +8246,7 @@
                 <w:rFonts w:ascii="맑은 고딕" w:hAnsi="맑은 고딕" w:eastAsia="맑은 고딕"/>
                 <w:b/>
                 <w:color w:val="13203F"/>
-                <w:sz w:val="14"/>
+                <w:sz w:val="16"/>
               </w:rPr>
               <w:t>5대</w:t>
             </w:r>
@@ -8664,17 +8254,17 @@
         </w:tc>
         <w:tc>
           <w:tcPr>
-            <w:tcW w:type="dxa" w:w="450"/>
-          </w:tcPr>
-          <w:p>
-            <w:pPr>
-              <w:spacing w:before="0" w:after="0" w:line="252" w:lineRule="auto"/>
-            </w:pPr>
-          </w:p>
-        </w:tc>
-        <w:tc>
-          <w:tcPr>
-            <w:tcW w:type="dxa" w:w="719"/>
+            <w:tcW w:type="dxa" w:w="490"/>
+          </w:tcPr>
+          <w:p>
+            <w:pPr>
+              <w:spacing w:before="0" w:after="0" w:line="252" w:lineRule="auto"/>
+            </w:pPr>
+          </w:p>
+        </w:tc>
+        <w:tc>
+          <w:tcPr>
+            <w:tcW w:type="dxa" w:w="797"/>
           </w:tcPr>
           <w:p>
             <w:pPr>
@@ -8686,7 +8276,7 @@
                 <w:rFonts w:ascii="맑은 고딕" w:hAnsi="맑은 고딕" w:eastAsia="맑은 고딕"/>
                 <w:b w:val="0"/>
                 <w:color w:val="13203F"/>
-                <w:sz w:val="14"/>
+                <w:sz w:val="16"/>
               </w:rPr>
               <w:t>–</w:t>
             </w:r>
@@ -8694,7 +8284,7 @@
         </w:tc>
         <w:tc>
           <w:tcPr>
-            <w:tcW w:type="dxa" w:w="719"/>
+            <w:tcW w:type="dxa" w:w="977"/>
           </w:tcPr>
           <w:p>
             <w:pPr>
@@ -8706,7 +8296,7 @@
                 <w:rFonts w:ascii="맑은 고딕" w:hAnsi="맑은 고딕" w:eastAsia="맑은 고딕"/>
                 <w:b w:val="0"/>
                 <w:color w:val="13203F"/>
-                <w:sz w:val="14"/>
+                <w:sz w:val="16"/>
               </w:rPr>
               <w:t>미구분</w:t>
             </w:r>
@@ -8714,7 +8304,7 @@
         </w:tc>
         <w:tc>
           <w:tcPr>
-            <w:tcW w:type="dxa" w:w="949"/>
+            <w:tcW w:type="dxa" w:w="1060"/>
             <w:shd w:val="clear" w:color="auto" w:fill="FDE8E8"/>
           </w:tcPr>
           <w:p>
@@ -8727,7 +8317,7 @@
                 <w:rFonts w:ascii="맑은 고딕" w:hAnsi="맑은 고딕" w:eastAsia="맑은 고딕"/>
                 <w:b/>
                 <w:color w:val="A12020"/>
-                <w:sz w:val="14"/>
+                <w:sz w:val="16"/>
               </w:rPr>
               <w:t>금액 미구분</w:t>
             </w:r>
@@ -8735,25 +8325,13 @@
         </w:tc>
         <w:tc>
           <w:tcPr>
-            <w:tcW w:type="dxa" w:w="7443"/>
-          </w:tcPr>
-          <w:p>
-            <w:pPr>
-              <w:spacing w:before="0" w:after="0" w:line="252" w:lineRule="auto"/>
-            </w:pPr>
-          </w:p>
-        </w:tc>
-        <w:tc>
-          <w:tcPr>
-            <w:tcW w:type="dxa" w:w="0"/>
-          </w:tcPr>
-          <w:p/>
-        </w:tc>
-        <w:tc>
-          <w:tcPr>
-            <w:tcW w:type="dxa" w:w="0"/>
-          </w:tcPr>
-          <w:p/>
+            <w:tcW w:type="dxa" w:w="7171"/>
+          </w:tcPr>
+          <w:p>
+            <w:pPr>
+              <w:spacing w:before="0" w:after="0" w:line="252" w:lineRule="auto"/>
+            </w:pPr>
+          </w:p>
         </w:tc>
       </w:tr>
       <w:tr>
@@ -8762,67 +8340,55 @@
         </w:trPr>
         <w:tc>
           <w:tcPr>
-            <w:tcW w:type="dxa" w:w="1105"/>
+            <w:tcW w:type="dxa" w:w="1239"/>
           </w:tcPr>
           <w:p/>
         </w:tc>
         <w:tc>
           <w:tcPr>
-            <w:tcW w:type="dxa" w:w="3173"/>
+            <w:tcW w:type="dxa" w:w="3057"/>
           </w:tcPr>
           <w:p/>
         </w:tc>
         <w:tc>
           <w:tcPr>
-            <w:tcW w:type="dxa" w:w="7443"/>
+            <w:tcW w:type="dxa" w:w="7171"/>
           </w:tcPr>
           <w:p/>
         </w:tc>
         <w:tc>
           <w:tcPr>
-            <w:tcW w:type="dxa" w:w="450"/>
+            <w:tcW w:type="dxa" w:w="490"/>
           </w:tcPr>
           <w:p/>
         </w:tc>
         <w:tc>
           <w:tcPr>
-            <w:tcW w:type="dxa" w:w="450"/>
+            <w:tcW w:type="dxa" w:w="490"/>
           </w:tcPr>
           <w:p/>
         </w:tc>
         <w:tc>
           <w:tcPr>
-            <w:tcW w:type="dxa" w:w="719"/>
+            <w:tcW w:type="dxa" w:w="797"/>
           </w:tcPr>
           <w:p/>
         </w:tc>
         <w:tc>
           <w:tcPr>
-            <w:tcW w:type="dxa" w:w="719"/>
+            <w:tcW w:type="dxa" w:w="977"/>
           </w:tcPr>
           <w:p/>
         </w:tc>
         <w:tc>
           <w:tcPr>
-            <w:tcW w:type="dxa" w:w="949"/>
+            <w:tcW w:type="dxa" w:w="1060"/>
           </w:tcPr>
           <w:p/>
         </w:tc>
         <w:tc>
           <w:tcPr>
-            <w:tcW w:type="dxa" w:w="7443"/>
-          </w:tcPr>
-          <w:p/>
-        </w:tc>
-        <w:tc>
-          <w:tcPr>
-            <w:tcW w:type="dxa" w:w="0"/>
-          </w:tcPr>
-          <w:p/>
-        </w:tc>
-        <w:tc>
-          <w:tcPr>
-            <w:tcW w:type="dxa" w:w="0"/>
+            <w:tcW w:type="dxa" w:w="7171"/>
           </w:tcPr>
           <w:p/>
         </w:tc>
@@ -8833,7 +8399,7 @@
         </w:trPr>
         <w:tc>
           <w:tcPr>
-            <w:tcW w:type="dxa" w:w="1105"/>
+            <w:tcW w:type="dxa" w:w="1239"/>
           </w:tcPr>
           <w:p>
             <w:pPr>
@@ -8844,7 +8410,7 @@
                 <w:rFonts w:ascii="Consolas" w:hAnsi="Consolas" w:eastAsia="맑은 고딕"/>
                 <w:b w:val="0"/>
                 <w:color w:val="0090A0"/>
-                <w:sz w:val="14"/>
+                <w:sz w:val="16"/>
               </w:rPr>
               <w:t>3-1-b</w:t>
             </w:r>
@@ -8852,7 +8418,7 @@
         </w:tc>
         <w:tc>
           <w:tcPr>
-            <w:tcW w:type="dxa" w:w="3173"/>
+            <w:tcW w:type="dxa" w:w="3057"/>
           </w:tcPr>
           <w:p>
             <w:pPr>
@@ -8863,7 +8429,7 @@
                 <w:rFonts w:ascii="맑은 고딕" w:hAnsi="맑은 고딕" w:eastAsia="맑은 고딕"/>
                 <w:b/>
                 <w:color w:val="13203F"/>
-                <w:sz w:val="14"/>
+                <w:sz w:val="16"/>
               </w:rPr>
               <w:t xml:space="preserve">통합 스토리지 </w:t>
             </w:r>
@@ -8871,7 +8437,7 @@
         </w:tc>
         <w:tc>
           <w:tcPr>
-            <w:tcW w:type="dxa" w:w="7443"/>
+            <w:tcW w:type="dxa" w:w="7171"/>
           </w:tcPr>
           <w:p>
             <w:pPr>
@@ -8882,7 +8448,7 @@
                 <w:rFonts w:ascii="맑은 고딕" w:hAnsi="맑은 고딕" w:eastAsia="맑은 고딕"/>
                 <w:b w:val="0"/>
                 <w:color w:val="13203F"/>
-                <w:sz w:val="14"/>
+                <w:sz w:val="16"/>
               </w:rPr>
               <w:t>올플래시 · U.2 4TB SSD ×15 (raw 60TB)</w:t>
             </w:r>
@@ -8890,7 +8456,7 @@
         </w:tc>
         <w:tc>
           <w:tcPr>
-            <w:tcW w:type="dxa" w:w="450"/>
+            <w:tcW w:type="dxa" w:w="490"/>
           </w:tcPr>
           <w:p>
             <w:pPr>
@@ -8902,7 +8468,7 @@
                 <w:rFonts w:ascii="맑은 고딕" w:hAnsi="맑은 고딕" w:eastAsia="맑은 고딕"/>
                 <w:b/>
                 <w:color w:val="13203F"/>
-                <w:sz w:val="14"/>
+                <w:sz w:val="16"/>
               </w:rPr>
               <w:t>1식</w:t>
             </w:r>
@@ -8910,17 +8476,17 @@
         </w:tc>
         <w:tc>
           <w:tcPr>
-            <w:tcW w:type="dxa" w:w="450"/>
-          </w:tcPr>
-          <w:p>
-            <w:pPr>
-              <w:spacing w:before="0" w:after="0" w:line="252" w:lineRule="auto"/>
-            </w:pPr>
-          </w:p>
-        </w:tc>
-        <w:tc>
-          <w:tcPr>
-            <w:tcW w:type="dxa" w:w="719"/>
+            <w:tcW w:type="dxa" w:w="490"/>
+          </w:tcPr>
+          <w:p>
+            <w:pPr>
+              <w:spacing w:before="0" w:after="0" w:line="252" w:lineRule="auto"/>
+            </w:pPr>
+          </w:p>
+        </w:tc>
+        <w:tc>
+          <w:tcPr>
+            <w:tcW w:type="dxa" w:w="797"/>
           </w:tcPr>
           <w:p>
             <w:pPr>
@@ -8932,7 +8498,7 @@
                 <w:rFonts w:ascii="맑은 고딕" w:hAnsi="맑은 고딕" w:eastAsia="맑은 고딕"/>
                 <w:b w:val="0"/>
                 <w:color w:val="13203F"/>
-                <w:sz w:val="14"/>
+                <w:sz w:val="16"/>
               </w:rPr>
               <w:t>–</w:t>
             </w:r>
@@ -8940,7 +8506,7 @@
         </w:tc>
         <w:tc>
           <w:tcPr>
-            <w:tcW w:type="dxa" w:w="719"/>
+            <w:tcW w:type="dxa" w:w="977"/>
           </w:tcPr>
           <w:p>
             <w:pPr>
@@ -8952,7 +8518,7 @@
                 <w:rFonts w:ascii="맑은 고딕" w:hAnsi="맑은 고딕" w:eastAsia="맑은 고딕"/>
                 <w:b w:val="0"/>
                 <w:color w:val="13203F"/>
-                <w:sz w:val="14"/>
+                <w:sz w:val="16"/>
               </w:rPr>
               <w:t>미구분</w:t>
             </w:r>
@@ -8960,7 +8526,7 @@
         </w:tc>
         <w:tc>
           <w:tcPr>
-            <w:tcW w:type="dxa" w:w="949"/>
+            <w:tcW w:type="dxa" w:w="1060"/>
             <w:shd w:val="clear" w:color="auto" w:fill="FDE8E8"/>
           </w:tcPr>
           <w:p>
@@ -8973,7 +8539,7 @@
                 <w:rFonts w:ascii="맑은 고딕" w:hAnsi="맑은 고딕" w:eastAsia="맑은 고딕"/>
                 <w:b/>
                 <w:color w:val="A12020"/>
-                <w:sz w:val="14"/>
+                <w:sz w:val="16"/>
               </w:rPr>
               <w:t>금액 미구분</w:t>
             </w:r>
@@ -8981,25 +8547,13 @@
         </w:tc>
         <w:tc>
           <w:tcPr>
-            <w:tcW w:type="dxa" w:w="7443"/>
-          </w:tcPr>
-          <w:p>
-            <w:pPr>
-              <w:spacing w:before="0" w:after="0" w:line="252" w:lineRule="auto"/>
-            </w:pPr>
-          </w:p>
-        </w:tc>
-        <w:tc>
-          <w:tcPr>
-            <w:tcW w:type="dxa" w:w="0"/>
-          </w:tcPr>
-          <w:p/>
-        </w:tc>
-        <w:tc>
-          <w:tcPr>
-            <w:tcW w:type="dxa" w:w="0"/>
-          </w:tcPr>
-          <w:p/>
+            <w:tcW w:type="dxa" w:w="7171"/>
+          </w:tcPr>
+          <w:p>
+            <w:pPr>
+              <w:spacing w:before="0" w:after="0" w:line="252" w:lineRule="auto"/>
+            </w:pPr>
+          </w:p>
         </w:tc>
       </w:tr>
       <w:tr>
@@ -9008,67 +8562,55 @@
         </w:trPr>
         <w:tc>
           <w:tcPr>
-            <w:tcW w:type="dxa" w:w="1105"/>
+            <w:tcW w:type="dxa" w:w="1239"/>
           </w:tcPr>
           <w:p/>
         </w:tc>
         <w:tc>
           <w:tcPr>
-            <w:tcW w:type="dxa" w:w="3173"/>
+            <w:tcW w:type="dxa" w:w="3057"/>
           </w:tcPr>
           <w:p/>
         </w:tc>
         <w:tc>
           <w:tcPr>
-            <w:tcW w:type="dxa" w:w="7443"/>
+            <w:tcW w:type="dxa" w:w="7171"/>
           </w:tcPr>
           <w:p/>
         </w:tc>
         <w:tc>
           <w:tcPr>
-            <w:tcW w:type="dxa" w:w="450"/>
+            <w:tcW w:type="dxa" w:w="490"/>
           </w:tcPr>
           <w:p/>
         </w:tc>
         <w:tc>
           <w:tcPr>
-            <w:tcW w:type="dxa" w:w="450"/>
+            <w:tcW w:type="dxa" w:w="490"/>
           </w:tcPr>
           <w:p/>
         </w:tc>
         <w:tc>
           <w:tcPr>
-            <w:tcW w:type="dxa" w:w="719"/>
+            <w:tcW w:type="dxa" w:w="797"/>
           </w:tcPr>
           <w:p/>
         </w:tc>
         <w:tc>
           <w:tcPr>
-            <w:tcW w:type="dxa" w:w="719"/>
+            <w:tcW w:type="dxa" w:w="977"/>
           </w:tcPr>
           <w:p/>
         </w:tc>
         <w:tc>
           <w:tcPr>
-            <w:tcW w:type="dxa" w:w="949"/>
+            <w:tcW w:type="dxa" w:w="1060"/>
           </w:tcPr>
           <w:p/>
         </w:tc>
         <w:tc>
           <w:tcPr>
-            <w:tcW w:type="dxa" w:w="7443"/>
-          </w:tcPr>
-          <w:p/>
-        </w:tc>
-        <w:tc>
-          <w:tcPr>
-            <w:tcW w:type="dxa" w:w="0"/>
-          </w:tcPr>
-          <w:p/>
-        </w:tc>
-        <w:tc>
-          <w:tcPr>
-            <w:tcW w:type="dxa" w:w="0"/>
+            <w:tcW w:type="dxa" w:w="7171"/>
           </w:tcPr>
           <w:p/>
         </w:tc>
@@ -9079,7 +8621,7 @@
         </w:trPr>
         <w:tc>
           <w:tcPr>
-            <w:tcW w:type="dxa" w:w="1105"/>
+            <w:tcW w:type="dxa" w:w="1239"/>
           </w:tcPr>
           <w:p>
             <w:pPr>
@@ -9090,7 +8632,7 @@
                 <w:rFonts w:ascii="Consolas" w:hAnsi="Consolas" w:eastAsia="맑은 고딕"/>
                 <w:b w:val="0"/>
                 <w:color w:val="0090A0"/>
-                <w:sz w:val="14"/>
+                <w:sz w:val="16"/>
               </w:rPr>
               <w:t>3-1-c</w:t>
             </w:r>
@@ -9098,7 +8640,7 @@
         </w:tc>
         <w:tc>
           <w:tcPr>
-            <w:tcW w:type="dxa" w:w="3173"/>
+            <w:tcW w:type="dxa" w:w="3057"/>
           </w:tcPr>
           <w:p>
             <w:pPr>
@@ -9109,7 +8651,7 @@
                 <w:rFonts w:ascii="맑은 고딕" w:hAnsi="맑은 고딕" w:eastAsia="맑은 고딕"/>
                 <w:b/>
                 <w:color w:val="13203F"/>
-                <w:sz w:val="14"/>
+                <w:sz w:val="16"/>
               </w:rPr>
               <w:t xml:space="preserve">백업 스토리지 </w:t>
             </w:r>
@@ -9117,7 +8659,7 @@
         </w:tc>
         <w:tc>
           <w:tcPr>
-            <w:tcW w:type="dxa" w:w="7443"/>
+            <w:tcW w:type="dxa" w:w="7171"/>
           </w:tcPr>
           <w:p>
             <w:pPr>
@@ -9128,7 +8670,7 @@
                 <w:rFonts w:ascii="맑은 고딕" w:hAnsi="맑은 고딕" w:eastAsia="맑은 고딕"/>
                 <w:b w:val="0"/>
                 <w:color w:val="13203F"/>
-                <w:sz w:val="14"/>
+                <w:sz w:val="16"/>
               </w:rPr>
               <w:t>견적서에 사양 없음</w:t>
             </w:r>
@@ -9136,7 +8678,7 @@
         </w:tc>
         <w:tc>
           <w:tcPr>
-            <w:tcW w:type="dxa" w:w="450"/>
+            <w:tcW w:type="dxa" w:w="490"/>
           </w:tcPr>
           <w:p>
             <w:pPr>
@@ -9148,7 +8690,7 @@
                 <w:rFonts w:ascii="맑은 고딕" w:hAnsi="맑은 고딕" w:eastAsia="맑은 고딕"/>
                 <w:b/>
                 <w:color w:val="13203F"/>
-                <w:sz w:val="14"/>
+                <w:sz w:val="16"/>
               </w:rPr>
               <w:t>1식</w:t>
             </w:r>
@@ -9156,17 +8698,17 @@
         </w:tc>
         <w:tc>
           <w:tcPr>
-            <w:tcW w:type="dxa" w:w="450"/>
-          </w:tcPr>
-          <w:p>
-            <w:pPr>
-              <w:spacing w:before="0" w:after="0" w:line="252" w:lineRule="auto"/>
-            </w:pPr>
-          </w:p>
-        </w:tc>
-        <w:tc>
-          <w:tcPr>
-            <w:tcW w:type="dxa" w:w="719"/>
+            <w:tcW w:type="dxa" w:w="490"/>
+          </w:tcPr>
+          <w:p>
+            <w:pPr>
+              <w:spacing w:before="0" w:after="0" w:line="252" w:lineRule="auto"/>
+            </w:pPr>
+          </w:p>
+        </w:tc>
+        <w:tc>
+          <w:tcPr>
+            <w:tcW w:type="dxa" w:w="797"/>
           </w:tcPr>
           <w:p>
             <w:pPr>
@@ -9178,7 +8720,7 @@
                 <w:rFonts w:ascii="맑은 고딕" w:hAnsi="맑은 고딕" w:eastAsia="맑은 고딕"/>
                 <w:b w:val="0"/>
                 <w:color w:val="13203F"/>
-                <w:sz w:val="14"/>
+                <w:sz w:val="16"/>
               </w:rPr>
               <w:t>–</w:t>
             </w:r>
@@ -9186,7 +8728,7 @@
         </w:tc>
         <w:tc>
           <w:tcPr>
-            <w:tcW w:type="dxa" w:w="719"/>
+            <w:tcW w:type="dxa" w:w="977"/>
           </w:tcPr>
           <w:p>
             <w:pPr>
@@ -9198,7 +8740,7 @@
                 <w:rFonts w:ascii="맑은 고딕" w:hAnsi="맑은 고딕" w:eastAsia="맑은 고딕"/>
                 <w:b w:val="0"/>
                 <w:color w:val="13203F"/>
-                <w:sz w:val="14"/>
+                <w:sz w:val="16"/>
               </w:rPr>
               <w:t>미구분</w:t>
             </w:r>
@@ -9206,7 +8748,7 @@
         </w:tc>
         <w:tc>
           <w:tcPr>
-            <w:tcW w:type="dxa" w:w="949"/>
+            <w:tcW w:type="dxa" w:w="1060"/>
             <w:shd w:val="clear" w:color="auto" w:fill="FDE8E8"/>
           </w:tcPr>
           <w:p>
@@ -9219,7 +8761,7 @@
                 <w:rFonts w:ascii="맑은 고딕" w:hAnsi="맑은 고딕" w:eastAsia="맑은 고딕"/>
                 <w:b/>
                 <w:color w:val="A12020"/>
-                <w:sz w:val="14"/>
+                <w:sz w:val="16"/>
               </w:rPr>
               <w:t>금액 미구분</w:t>
             </w:r>
@@ -9227,25 +8769,13 @@
         </w:tc>
         <w:tc>
           <w:tcPr>
-            <w:tcW w:type="dxa" w:w="7443"/>
-          </w:tcPr>
-          <w:p>
-            <w:pPr>
-              <w:spacing w:before="0" w:after="0" w:line="252" w:lineRule="auto"/>
-            </w:pPr>
-          </w:p>
-        </w:tc>
-        <w:tc>
-          <w:tcPr>
-            <w:tcW w:type="dxa" w:w="0"/>
-          </w:tcPr>
-          <w:p/>
-        </w:tc>
-        <w:tc>
-          <w:tcPr>
-            <w:tcW w:type="dxa" w:w="0"/>
-          </w:tcPr>
-          <w:p/>
+            <w:tcW w:type="dxa" w:w="7171"/>
+          </w:tcPr>
+          <w:p>
+            <w:pPr>
+              <w:spacing w:before="0" w:after="0" w:line="252" w:lineRule="auto"/>
+            </w:pPr>
+          </w:p>
         </w:tc>
       </w:tr>
       <w:tr>
@@ -9254,67 +8784,55 @@
         </w:trPr>
         <w:tc>
           <w:tcPr>
-            <w:tcW w:type="dxa" w:w="1105"/>
+            <w:tcW w:type="dxa" w:w="1239"/>
           </w:tcPr>
           <w:p/>
         </w:tc>
         <w:tc>
           <w:tcPr>
-            <w:tcW w:type="dxa" w:w="3173"/>
+            <w:tcW w:type="dxa" w:w="3057"/>
           </w:tcPr>
           <w:p/>
         </w:tc>
         <w:tc>
           <w:tcPr>
-            <w:tcW w:type="dxa" w:w="7443"/>
+            <w:tcW w:type="dxa" w:w="7171"/>
           </w:tcPr>
           <w:p/>
         </w:tc>
         <w:tc>
           <w:tcPr>
-            <w:tcW w:type="dxa" w:w="450"/>
+            <w:tcW w:type="dxa" w:w="490"/>
           </w:tcPr>
           <w:p/>
         </w:tc>
         <w:tc>
           <w:tcPr>
-            <w:tcW w:type="dxa" w:w="450"/>
+            <w:tcW w:type="dxa" w:w="490"/>
           </w:tcPr>
           <w:p/>
         </w:tc>
         <w:tc>
           <w:tcPr>
-            <w:tcW w:type="dxa" w:w="719"/>
+            <w:tcW w:type="dxa" w:w="797"/>
           </w:tcPr>
           <w:p/>
         </w:tc>
         <w:tc>
           <w:tcPr>
-            <w:tcW w:type="dxa" w:w="719"/>
+            <w:tcW w:type="dxa" w:w="977"/>
           </w:tcPr>
           <w:p/>
         </w:tc>
         <w:tc>
           <w:tcPr>
-            <w:tcW w:type="dxa" w:w="949"/>
+            <w:tcW w:type="dxa" w:w="1060"/>
           </w:tcPr>
           <w:p/>
         </w:tc>
         <w:tc>
           <w:tcPr>
-            <w:tcW w:type="dxa" w:w="7443"/>
-          </w:tcPr>
-          <w:p/>
-        </w:tc>
-        <w:tc>
-          <w:tcPr>
-            <w:tcW w:type="dxa" w:w="0"/>
-          </w:tcPr>
-          <w:p/>
-        </w:tc>
-        <w:tc>
-          <w:tcPr>
-            <w:tcW w:type="dxa" w:w="0"/>
+            <w:tcW w:type="dxa" w:w="7171"/>
           </w:tcPr>
           <w:p/>
         </w:tc>
@@ -9325,7 +8843,7 @@
         </w:trPr>
         <w:tc>
           <w:tcPr>
-            <w:tcW w:type="dxa" w:w="1105"/>
+            <w:tcW w:type="dxa" w:w="1239"/>
           </w:tcPr>
           <w:p>
             <w:pPr>
@@ -9336,7 +8854,7 @@
                 <w:rFonts w:ascii="Consolas" w:hAnsi="Consolas" w:eastAsia="맑은 고딕"/>
                 <w:b w:val="0"/>
                 <w:color w:val="0090A0"/>
-                <w:sz w:val="14"/>
+                <w:sz w:val="16"/>
               </w:rPr>
               <w:t>3-1-d</w:t>
             </w:r>
@@ -9344,7 +8862,7 @@
         </w:tc>
         <w:tc>
           <w:tcPr>
-            <w:tcW w:type="dxa" w:w="3173"/>
+            <w:tcW w:type="dxa" w:w="3057"/>
           </w:tcPr>
           <w:p>
             <w:pPr>
@@ -9355,7 +8873,7 @@
                 <w:rFonts w:ascii="맑은 고딕" w:hAnsi="맑은 고딕" w:eastAsia="맑은 고딕"/>
                 <w:b/>
                 <w:color w:val="13203F"/>
-                <w:sz w:val="14"/>
+                <w:sz w:val="16"/>
               </w:rPr>
               <w:t xml:space="preserve">Edge Gateway </w:t>
             </w:r>
@@ -9363,7 +8881,7 @@
         </w:tc>
         <w:tc>
           <w:tcPr>
-            <w:tcW w:type="dxa" w:w="7443"/>
+            <w:tcW w:type="dxa" w:w="7171"/>
           </w:tcPr>
           <w:p>
             <w:pPr>
@@ -9374,7 +8892,7 @@
                 <w:rFonts w:ascii="맑은 고딕" w:hAnsi="맑은 고딕" w:eastAsia="맑은 고딕"/>
                 <w:b w:val="0"/>
                 <w:color w:val="13203F"/>
-                <w:sz w:val="14"/>
+                <w:sz w:val="16"/>
               </w:rPr>
               <w:t>견적서에 사양·수량 없음</w:t>
             </w:r>
@@ -9382,7 +8900,7 @@
         </w:tc>
         <w:tc>
           <w:tcPr>
-            <w:tcW w:type="dxa" w:w="450"/>
+            <w:tcW w:type="dxa" w:w="490"/>
           </w:tcPr>
           <w:p>
             <w:pPr>
@@ -9394,7 +8912,7 @@
                 <w:rFonts w:ascii="맑은 고딕" w:hAnsi="맑은 고딕" w:eastAsia="맑은 고딕"/>
                 <w:b/>
                 <w:color w:val="13203F"/>
-                <w:sz w:val="14"/>
+                <w:sz w:val="16"/>
               </w:rPr>
               <w:t>–</w:t>
             </w:r>
@@ -9402,17 +8920,17 @@
         </w:tc>
         <w:tc>
           <w:tcPr>
-            <w:tcW w:type="dxa" w:w="450"/>
-          </w:tcPr>
-          <w:p>
-            <w:pPr>
-              <w:spacing w:before="0" w:after="0" w:line="252" w:lineRule="auto"/>
-            </w:pPr>
-          </w:p>
-        </w:tc>
-        <w:tc>
-          <w:tcPr>
-            <w:tcW w:type="dxa" w:w="719"/>
+            <w:tcW w:type="dxa" w:w="490"/>
+          </w:tcPr>
+          <w:p>
+            <w:pPr>
+              <w:spacing w:before="0" w:after="0" w:line="252" w:lineRule="auto"/>
+            </w:pPr>
+          </w:p>
+        </w:tc>
+        <w:tc>
+          <w:tcPr>
+            <w:tcW w:type="dxa" w:w="797"/>
           </w:tcPr>
           <w:p>
             <w:pPr>
@@ -9424,7 +8942,7 @@
                 <w:rFonts w:ascii="맑은 고딕" w:hAnsi="맑은 고딕" w:eastAsia="맑은 고딕"/>
                 <w:b w:val="0"/>
                 <w:color w:val="13203F"/>
-                <w:sz w:val="14"/>
+                <w:sz w:val="16"/>
               </w:rPr>
               <w:t>–</w:t>
             </w:r>
@@ -9432,7 +8950,7 @@
         </w:tc>
         <w:tc>
           <w:tcPr>
-            <w:tcW w:type="dxa" w:w="719"/>
+            <w:tcW w:type="dxa" w:w="977"/>
           </w:tcPr>
           <w:p>
             <w:pPr>
@@ -9444,7 +8962,7 @@
                 <w:rFonts w:ascii="맑은 고딕" w:hAnsi="맑은 고딕" w:eastAsia="맑은 고딕"/>
                 <w:b w:val="0"/>
                 <w:color w:val="13203F"/>
-                <w:sz w:val="14"/>
+                <w:sz w:val="16"/>
               </w:rPr>
               <w:t>미구분</w:t>
             </w:r>
@@ -9452,7 +8970,7 @@
         </w:tc>
         <w:tc>
           <w:tcPr>
-            <w:tcW w:type="dxa" w:w="949"/>
+            <w:tcW w:type="dxa" w:w="1060"/>
             <w:shd w:val="clear" w:color="auto" w:fill="FDE8E8"/>
           </w:tcPr>
           <w:p>
@@ -9465,7 +8983,7 @@
                 <w:rFonts w:ascii="맑은 고딕" w:hAnsi="맑은 고딕" w:eastAsia="맑은 고딕"/>
                 <w:b/>
                 <w:color w:val="A12020"/>
-                <w:sz w:val="14"/>
+                <w:sz w:val="16"/>
               </w:rPr>
               <w:t>금액 미구분</w:t>
             </w:r>
@@ -9473,25 +8991,13 @@
         </w:tc>
         <w:tc>
           <w:tcPr>
-            <w:tcW w:type="dxa" w:w="7443"/>
-          </w:tcPr>
-          <w:p>
-            <w:pPr>
-              <w:spacing w:before="0" w:after="0" w:line="252" w:lineRule="auto"/>
-            </w:pPr>
-          </w:p>
-        </w:tc>
-        <w:tc>
-          <w:tcPr>
-            <w:tcW w:type="dxa" w:w="0"/>
-          </w:tcPr>
-          <w:p/>
-        </w:tc>
-        <w:tc>
-          <w:tcPr>
-            <w:tcW w:type="dxa" w:w="0"/>
-          </w:tcPr>
-          <w:p/>
+            <w:tcW w:type="dxa" w:w="7171"/>
+          </w:tcPr>
+          <w:p>
+            <w:pPr>
+              <w:spacing w:before="0" w:after="0" w:line="252" w:lineRule="auto"/>
+            </w:pPr>
+          </w:p>
         </w:tc>
       </w:tr>
       <w:tr>
@@ -9500,67 +9006,55 @@
         </w:trPr>
         <w:tc>
           <w:tcPr>
-            <w:tcW w:type="dxa" w:w="1105"/>
+            <w:tcW w:type="dxa" w:w="1239"/>
           </w:tcPr>
           <w:p/>
         </w:tc>
         <w:tc>
           <w:tcPr>
-            <w:tcW w:type="dxa" w:w="3173"/>
+            <w:tcW w:type="dxa" w:w="3057"/>
           </w:tcPr>
           <w:p/>
         </w:tc>
         <w:tc>
           <w:tcPr>
-            <w:tcW w:type="dxa" w:w="7443"/>
+            <w:tcW w:type="dxa" w:w="7171"/>
           </w:tcPr>
           <w:p/>
         </w:tc>
         <w:tc>
           <w:tcPr>
-            <w:tcW w:type="dxa" w:w="450"/>
+            <w:tcW w:type="dxa" w:w="490"/>
           </w:tcPr>
           <w:p/>
         </w:tc>
         <w:tc>
           <w:tcPr>
-            <w:tcW w:type="dxa" w:w="450"/>
+            <w:tcW w:type="dxa" w:w="490"/>
           </w:tcPr>
           <w:p/>
         </w:tc>
         <w:tc>
           <w:tcPr>
-            <w:tcW w:type="dxa" w:w="719"/>
+            <w:tcW w:type="dxa" w:w="797"/>
           </w:tcPr>
           <w:p/>
         </w:tc>
         <w:tc>
           <w:tcPr>
-            <w:tcW w:type="dxa" w:w="719"/>
+            <w:tcW w:type="dxa" w:w="977"/>
           </w:tcPr>
           <w:p/>
         </w:tc>
         <w:tc>
           <w:tcPr>
-            <w:tcW w:type="dxa" w:w="949"/>
+            <w:tcW w:type="dxa" w:w="1060"/>
           </w:tcPr>
           <w:p/>
         </w:tc>
         <w:tc>
           <w:tcPr>
-            <w:tcW w:type="dxa" w:w="7443"/>
-          </w:tcPr>
-          <w:p/>
-        </w:tc>
-        <w:tc>
-          <w:tcPr>
-            <w:tcW w:type="dxa" w:w="0"/>
-          </w:tcPr>
-          <w:p/>
-        </w:tc>
-        <w:tc>
-          <w:tcPr>
-            <w:tcW w:type="dxa" w:w="0"/>
+            <w:tcW w:type="dxa" w:w="7171"/>
           </w:tcPr>
           <w:p/>
         </w:tc>
@@ -9571,7 +9065,7 @@
         </w:trPr>
         <w:tc>
           <w:tcPr>
-            <w:tcW w:type="dxa" w:w="1105"/>
+            <w:tcW w:type="dxa" w:w="1239"/>
           </w:tcPr>
           <w:p>
             <w:pPr>
@@ -9582,7 +9076,7 @@
                 <w:rFonts w:ascii="Consolas" w:hAnsi="Consolas" w:eastAsia="맑은 고딕"/>
                 <w:b w:val="0"/>
                 <w:color w:val="0090A0"/>
-                <w:sz w:val="14"/>
+                <w:sz w:val="16"/>
               </w:rPr>
               <w:t>3-1-e</w:t>
             </w:r>
@@ -9590,7 +9084,7 @@
         </w:tc>
         <w:tc>
           <w:tcPr>
-            <w:tcW w:type="dxa" w:w="3173"/>
+            <w:tcW w:type="dxa" w:w="3057"/>
           </w:tcPr>
           <w:p>
             <w:pPr>
@@ -9601,7 +9095,7 @@
                 <w:rFonts w:ascii="맑은 고딕" w:hAnsi="맑은 고딕" w:eastAsia="맑은 고딕"/>
                 <w:b/>
                 <w:color w:val="13203F"/>
-                <w:sz w:val="14"/>
+                <w:sz w:val="16"/>
               </w:rPr>
               <w:t xml:space="preserve">영상 수집 노드 </w:t>
             </w:r>
@@ -9609,7 +9103,7 @@
         </w:tc>
         <w:tc>
           <w:tcPr>
-            <w:tcW w:type="dxa" w:w="7443"/>
+            <w:tcW w:type="dxa" w:w="7171"/>
           </w:tcPr>
           <w:p>
             <w:pPr>
@@ -9620,7 +9114,7 @@
                 <w:rFonts w:ascii="맑은 고딕" w:hAnsi="맑은 고딕" w:eastAsia="맑은 고딕"/>
                 <w:b w:val="0"/>
                 <w:color w:val="13203F"/>
-                <w:sz w:val="14"/>
+                <w:sz w:val="16"/>
               </w:rPr>
               <w:t>견적서에 사양·수량 없음</w:t>
             </w:r>
@@ -9628,7 +9122,7 @@
         </w:tc>
         <w:tc>
           <w:tcPr>
-            <w:tcW w:type="dxa" w:w="450"/>
+            <w:tcW w:type="dxa" w:w="490"/>
           </w:tcPr>
           <w:p>
             <w:pPr>
@@ -9640,7 +9134,7 @@
                 <w:rFonts w:ascii="맑은 고딕" w:hAnsi="맑은 고딕" w:eastAsia="맑은 고딕"/>
                 <w:b/>
                 <w:color w:val="13203F"/>
-                <w:sz w:val="14"/>
+                <w:sz w:val="16"/>
               </w:rPr>
               <w:t>–</w:t>
             </w:r>
@@ -9648,17 +9142,17 @@
         </w:tc>
         <w:tc>
           <w:tcPr>
-            <w:tcW w:type="dxa" w:w="450"/>
-          </w:tcPr>
-          <w:p>
-            <w:pPr>
-              <w:spacing w:before="0" w:after="0" w:line="252" w:lineRule="auto"/>
-            </w:pPr>
-          </w:p>
-        </w:tc>
-        <w:tc>
-          <w:tcPr>
-            <w:tcW w:type="dxa" w:w="719"/>
+            <w:tcW w:type="dxa" w:w="490"/>
+          </w:tcPr>
+          <w:p>
+            <w:pPr>
+              <w:spacing w:before="0" w:after="0" w:line="252" w:lineRule="auto"/>
+            </w:pPr>
+          </w:p>
+        </w:tc>
+        <w:tc>
+          <w:tcPr>
+            <w:tcW w:type="dxa" w:w="797"/>
           </w:tcPr>
           <w:p>
             <w:pPr>
@@ -9670,7 +9164,7 @@
                 <w:rFonts w:ascii="맑은 고딕" w:hAnsi="맑은 고딕" w:eastAsia="맑은 고딕"/>
                 <w:b w:val="0"/>
                 <w:color w:val="13203F"/>
-                <w:sz w:val="14"/>
+                <w:sz w:val="16"/>
               </w:rPr>
               <w:t>–</w:t>
             </w:r>
@@ -9678,7 +9172,7 @@
         </w:tc>
         <w:tc>
           <w:tcPr>
-            <w:tcW w:type="dxa" w:w="719"/>
+            <w:tcW w:type="dxa" w:w="977"/>
           </w:tcPr>
           <w:p>
             <w:pPr>
@@ -9690,7 +9184,7 @@
                 <w:rFonts w:ascii="맑은 고딕" w:hAnsi="맑은 고딕" w:eastAsia="맑은 고딕"/>
                 <w:b w:val="0"/>
                 <w:color w:val="13203F"/>
-                <w:sz w:val="14"/>
+                <w:sz w:val="16"/>
               </w:rPr>
               <w:t>미구분</w:t>
             </w:r>
@@ -9698,7 +9192,7 @@
         </w:tc>
         <w:tc>
           <w:tcPr>
-            <w:tcW w:type="dxa" w:w="949"/>
+            <w:tcW w:type="dxa" w:w="1060"/>
             <w:shd w:val="clear" w:color="auto" w:fill="FDE8E8"/>
           </w:tcPr>
           <w:p>
@@ -9711,7 +9205,7 @@
                 <w:rFonts w:ascii="맑은 고딕" w:hAnsi="맑은 고딕" w:eastAsia="맑은 고딕"/>
                 <w:b/>
                 <w:color w:val="A12020"/>
-                <w:sz w:val="14"/>
+                <w:sz w:val="16"/>
               </w:rPr>
               <w:t>금액 미구분</w:t>
             </w:r>
@@ -9719,25 +9213,13 @@
         </w:tc>
         <w:tc>
           <w:tcPr>
-            <w:tcW w:type="dxa" w:w="7443"/>
-          </w:tcPr>
-          <w:p>
-            <w:pPr>
-              <w:spacing w:before="0" w:after="0" w:line="252" w:lineRule="auto"/>
-            </w:pPr>
-          </w:p>
-        </w:tc>
-        <w:tc>
-          <w:tcPr>
-            <w:tcW w:type="dxa" w:w="0"/>
-          </w:tcPr>
-          <w:p/>
-        </w:tc>
-        <w:tc>
-          <w:tcPr>
-            <w:tcW w:type="dxa" w:w="0"/>
-          </w:tcPr>
-          <w:p/>
+            <w:tcW w:type="dxa" w:w="7171"/>
+          </w:tcPr>
+          <w:p>
+            <w:pPr>
+              <w:spacing w:before="0" w:after="0" w:line="252" w:lineRule="auto"/>
+            </w:pPr>
+          </w:p>
         </w:tc>
       </w:tr>
       <w:tr>
@@ -9746,67 +9228,55 @@
         </w:trPr>
         <w:tc>
           <w:tcPr>
-            <w:tcW w:type="dxa" w:w="1105"/>
+            <w:tcW w:type="dxa" w:w="1239"/>
           </w:tcPr>
           <w:p/>
         </w:tc>
         <w:tc>
           <w:tcPr>
-            <w:tcW w:type="dxa" w:w="3173"/>
+            <w:tcW w:type="dxa" w:w="3057"/>
           </w:tcPr>
           <w:p/>
         </w:tc>
         <w:tc>
           <w:tcPr>
-            <w:tcW w:type="dxa" w:w="7443"/>
+            <w:tcW w:type="dxa" w:w="7171"/>
           </w:tcPr>
           <w:p/>
         </w:tc>
         <w:tc>
           <w:tcPr>
-            <w:tcW w:type="dxa" w:w="450"/>
+            <w:tcW w:type="dxa" w:w="490"/>
           </w:tcPr>
           <w:p/>
         </w:tc>
         <w:tc>
           <w:tcPr>
-            <w:tcW w:type="dxa" w:w="450"/>
+            <w:tcW w:type="dxa" w:w="490"/>
           </w:tcPr>
           <w:p/>
         </w:tc>
         <w:tc>
           <w:tcPr>
-            <w:tcW w:type="dxa" w:w="719"/>
+            <w:tcW w:type="dxa" w:w="797"/>
           </w:tcPr>
           <w:p/>
         </w:tc>
         <w:tc>
           <w:tcPr>
-            <w:tcW w:type="dxa" w:w="719"/>
+            <w:tcW w:type="dxa" w:w="977"/>
           </w:tcPr>
           <w:p/>
         </w:tc>
         <w:tc>
           <w:tcPr>
-            <w:tcW w:type="dxa" w:w="949"/>
+            <w:tcW w:type="dxa" w:w="1060"/>
           </w:tcPr>
           <w:p/>
         </w:tc>
         <w:tc>
           <w:tcPr>
-            <w:tcW w:type="dxa" w:w="7443"/>
-          </w:tcPr>
-          <w:p/>
-        </w:tc>
-        <w:tc>
-          <w:tcPr>
-            <w:tcW w:type="dxa" w:w="0"/>
-          </w:tcPr>
-          <w:p/>
-        </w:tc>
-        <w:tc>
-          <w:tcPr>
-            <w:tcW w:type="dxa" w:w="0"/>
+            <w:tcW w:type="dxa" w:w="7171"/>
           </w:tcPr>
           <w:p/>
         </w:tc>
@@ -9817,7 +9287,7 @@
         </w:trPr>
         <w:tc>
           <w:tcPr>
-            <w:tcW w:type="dxa" w:w="1105"/>
+            <w:tcW w:type="dxa" w:w="1239"/>
           </w:tcPr>
           <w:p>
             <w:pPr>
@@ -9828,7 +9298,7 @@
                 <w:rFonts w:ascii="Consolas" w:hAnsi="Consolas" w:eastAsia="맑은 고딕"/>
                 <w:b w:val="0"/>
                 <w:color w:val="0090A0"/>
-                <w:sz w:val="14"/>
+                <w:sz w:val="16"/>
               </w:rPr>
               <w:t>3-1-f</w:t>
             </w:r>
@@ -9836,7 +9306,7 @@
         </w:tc>
         <w:tc>
           <w:tcPr>
-            <w:tcW w:type="dxa" w:w="3173"/>
+            <w:tcW w:type="dxa" w:w="3057"/>
           </w:tcPr>
           <w:p>
             <w:pPr>
@@ -9847,7 +9317,7 @@
                 <w:rFonts w:ascii="맑은 고딕" w:hAnsi="맑은 고딕" w:eastAsia="맑은 고딕"/>
                 <w:b/>
                 <w:color w:val="13203F"/>
-                <w:sz w:val="14"/>
+                <w:sz w:val="16"/>
               </w:rPr>
               <w:t xml:space="preserve">네트워크 — 코어·TSN·방화벽·PTP·AP·배선 </w:t>
             </w:r>
@@ -9855,7 +9325,7 @@
         </w:tc>
         <w:tc>
           <w:tcPr>
-            <w:tcW w:type="dxa" w:w="7443"/>
+            <w:tcW w:type="dxa" w:w="7171"/>
           </w:tcPr>
           <w:p>
             <w:pPr>
@@ -9866,7 +9336,7 @@
                 <w:rFonts w:ascii="맑은 고딕" w:hAnsi="맑은 고딕" w:eastAsia="맑은 고딕"/>
                 <w:b w:val="0"/>
                 <w:color w:val="13203F"/>
-                <w:sz w:val="14"/>
+                <w:sz w:val="16"/>
               </w:rPr>
               <w:t>견적서에 사양·수량 없음 — 아래 8개 구성품으로 세분 제안(연결 구성도 기준)</w:t>
             </w:r>
@@ -9874,7 +9344,7 @@
         </w:tc>
         <w:tc>
           <w:tcPr>
-            <w:tcW w:type="dxa" w:w="450"/>
+            <w:tcW w:type="dxa" w:w="490"/>
           </w:tcPr>
           <w:p>
             <w:pPr>
@@ -9886,7 +9356,7 @@
                 <w:rFonts w:ascii="맑은 고딕" w:hAnsi="맑은 고딕" w:eastAsia="맑은 고딕"/>
                 <w:b/>
                 <w:color w:val="13203F"/>
-                <w:sz w:val="14"/>
+                <w:sz w:val="16"/>
               </w:rPr>
               <w:t>1식</w:t>
             </w:r>
@@ -9894,17 +9364,17 @@
         </w:tc>
         <w:tc>
           <w:tcPr>
-            <w:tcW w:type="dxa" w:w="450"/>
-          </w:tcPr>
-          <w:p>
-            <w:pPr>
-              <w:spacing w:before="0" w:after="0" w:line="252" w:lineRule="auto"/>
-            </w:pPr>
-          </w:p>
-        </w:tc>
-        <w:tc>
-          <w:tcPr>
-            <w:tcW w:type="dxa" w:w="719"/>
+            <w:tcW w:type="dxa" w:w="490"/>
+          </w:tcPr>
+          <w:p>
+            <w:pPr>
+              <w:spacing w:before="0" w:after="0" w:line="252" w:lineRule="auto"/>
+            </w:pPr>
+          </w:p>
+        </w:tc>
+        <w:tc>
+          <w:tcPr>
+            <w:tcW w:type="dxa" w:w="797"/>
           </w:tcPr>
           <w:p>
             <w:pPr>
@@ -9916,7 +9386,7 @@
                 <w:rFonts w:ascii="맑은 고딕" w:hAnsi="맑은 고딕" w:eastAsia="맑은 고딕"/>
                 <w:b w:val="0"/>
                 <w:color w:val="13203F"/>
-                <w:sz w:val="14"/>
+                <w:sz w:val="16"/>
               </w:rPr>
               <w:t>–</w:t>
             </w:r>
@@ -9924,7 +9394,7 @@
         </w:tc>
         <w:tc>
           <w:tcPr>
-            <w:tcW w:type="dxa" w:w="719"/>
+            <w:tcW w:type="dxa" w:w="977"/>
           </w:tcPr>
           <w:p>
             <w:pPr>
@@ -9936,7 +9406,7 @@
                 <w:rFonts w:ascii="맑은 고딕" w:hAnsi="맑은 고딕" w:eastAsia="맑은 고딕"/>
                 <w:b w:val="0"/>
                 <w:color w:val="13203F"/>
-                <w:sz w:val="14"/>
+                <w:sz w:val="16"/>
               </w:rPr>
               <w:t>미구분</w:t>
             </w:r>
@@ -9944,7 +9414,7 @@
         </w:tc>
         <w:tc>
           <w:tcPr>
-            <w:tcW w:type="dxa" w:w="949"/>
+            <w:tcW w:type="dxa" w:w="1060"/>
             <w:shd w:val="clear" w:color="auto" w:fill="FDE8E8"/>
           </w:tcPr>
           <w:p>
@@ -9957,7 +9427,7 @@
                 <w:rFonts w:ascii="맑은 고딕" w:hAnsi="맑은 고딕" w:eastAsia="맑은 고딕"/>
                 <w:b/>
                 <w:color w:val="A12020"/>
-                <w:sz w:val="14"/>
+                <w:sz w:val="16"/>
               </w:rPr>
               <w:t>금액 미구분</w:t>
             </w:r>
@@ -9965,25 +9435,13 @@
         </w:tc>
         <w:tc>
           <w:tcPr>
-            <w:tcW w:type="dxa" w:w="7443"/>
-          </w:tcPr>
-          <w:p>
-            <w:pPr>
-              <w:spacing w:before="0" w:after="0" w:line="252" w:lineRule="auto"/>
-            </w:pPr>
-          </w:p>
-        </w:tc>
-        <w:tc>
-          <w:tcPr>
-            <w:tcW w:type="dxa" w:w="0"/>
-          </w:tcPr>
-          <w:p/>
-        </w:tc>
-        <w:tc>
-          <w:tcPr>
-            <w:tcW w:type="dxa" w:w="0"/>
-          </w:tcPr>
-          <w:p/>
+            <w:tcW w:type="dxa" w:w="7171"/>
+          </w:tcPr>
+          <w:p>
+            <w:pPr>
+              <w:spacing w:before="0" w:after="0" w:line="252" w:lineRule="auto"/>
+            </w:pPr>
+          </w:p>
         </w:tc>
       </w:tr>
       <w:tr>
@@ -9992,7 +9450,7 @@
         </w:trPr>
         <w:tc>
           <w:tcPr>
-            <w:tcW w:type="dxa" w:w="1105"/>
+            <w:tcW w:type="dxa" w:w="1239"/>
           </w:tcPr>
           <w:p>
             <w:pPr>
@@ -10003,7 +9461,7 @@
                 <w:rFonts w:ascii="Consolas" w:hAnsi="Consolas" w:eastAsia="맑은 고딕"/>
                 <w:b w:val="0"/>
                 <w:color w:val="0090A0"/>
-                <w:sz w:val="14"/>
+                <w:sz w:val="16"/>
               </w:rPr>
               <w:t>3-1-f-1</w:t>
             </w:r>
@@ -10011,7 +9469,7 @@
         </w:tc>
         <w:tc>
           <w:tcPr>
-            <w:tcW w:type="dxa" w:w="3173"/>
+            <w:tcW w:type="dxa" w:w="3057"/>
           </w:tcPr>
           <w:p>
             <w:pPr>
@@ -10022,7 +9480,7 @@
                 <w:rFonts w:ascii="맑은 고딕" w:hAnsi="맑은 고딕" w:eastAsia="맑은 고딕"/>
                 <w:b/>
                 <w:color w:val="13203F"/>
-                <w:sz w:val="14"/>
+                <w:sz w:val="16"/>
               </w:rPr>
               <w:t xml:space="preserve">방화벽 (OT/IT 경계) </w:t>
             </w:r>
@@ -10030,7 +9488,7 @@
         </w:tc>
         <w:tc>
           <w:tcPr>
-            <w:tcW w:type="dxa" w:w="7443"/>
+            <w:tcW w:type="dxa" w:w="7171"/>
           </w:tcPr>
           <w:p>
             <w:pPr>
@@ -10041,7 +9499,7 @@
                 <w:rFonts w:ascii="맑은 고딕" w:hAnsi="맑은 고딕" w:eastAsia="맑은 고딕"/>
                 <w:b w:val="0"/>
                 <w:color w:val="13203F"/>
-                <w:sz w:val="14"/>
+                <w:sz w:val="16"/>
               </w:rPr>
               <w:t>차세대 방화벽 · 10GbE 이상 · 산업 프로토콜(OPC UA·MQTT) 검사 · VPN — 항목2 연산 서버 포함 방화벽과 같은 장비인지 확인(같으면 삭제)</w:t>
             </w:r>
@@ -10049,7 +9507,7 @@
         </w:tc>
         <w:tc>
           <w:tcPr>
-            <w:tcW w:type="dxa" w:w="450"/>
+            <w:tcW w:type="dxa" w:w="490"/>
           </w:tcPr>
           <w:p>
             <w:pPr>
@@ -10061,7 +9519,7 @@
                 <w:rFonts w:ascii="맑은 고딕" w:hAnsi="맑은 고딕" w:eastAsia="맑은 고딕"/>
                 <w:b/>
                 <w:color w:val="13203F"/>
-                <w:sz w:val="14"/>
+                <w:sz w:val="16"/>
               </w:rPr>
               <w:t>1</w:t>
             </w:r>
@@ -10069,7 +9527,7 @@
         </w:tc>
         <w:tc>
           <w:tcPr>
-            <w:tcW w:type="dxa" w:w="450"/>
+            <w:tcW w:type="dxa" w:w="490"/>
           </w:tcPr>
           <w:p>
             <w:pPr>
@@ -10080,7 +9538,7 @@
                 <w:rFonts w:ascii="맑은 고딕" w:hAnsi="맑은 고딕" w:eastAsia="맑은 고딕"/>
                 <w:b w:val="0"/>
                 <w:color w:val="13203F"/>
-                <w:sz w:val="14"/>
+                <w:sz w:val="16"/>
               </w:rPr>
               <w:t>대</w:t>
             </w:r>
@@ -10088,7 +9546,7 @@
         </w:tc>
         <w:tc>
           <w:tcPr>
-            <w:tcW w:type="dxa" w:w="719"/>
+            <w:tcW w:type="dxa" w:w="797"/>
           </w:tcPr>
           <w:p>
             <w:pPr>
@@ -10100,7 +9558,7 @@
                 <w:rFonts w:ascii="맑은 고딕" w:hAnsi="맑은 고딕" w:eastAsia="맑은 고딕"/>
                 <w:b w:val="0"/>
                 <w:color w:val="13203F"/>
-                <w:sz w:val="14"/>
+                <w:sz w:val="16"/>
               </w:rPr>
               <w:t>–</w:t>
             </w:r>
@@ -10108,7 +9566,7 @@
         </w:tc>
         <w:tc>
           <w:tcPr>
-            <w:tcW w:type="dxa" w:w="719"/>
+            <w:tcW w:type="dxa" w:w="977"/>
           </w:tcPr>
           <w:p>
             <w:pPr>
@@ -10120,7 +9578,7 @@
                 <w:rFonts w:ascii="맑은 고딕" w:hAnsi="맑은 고딕" w:eastAsia="맑은 고딕"/>
                 <w:b w:val="0"/>
                 <w:color w:val="13203F"/>
-                <w:sz w:val="14"/>
+                <w:sz w:val="16"/>
               </w:rPr>
               <w:t>미구분</w:t>
             </w:r>
@@ -10128,7 +9586,7 @@
         </w:tc>
         <w:tc>
           <w:tcPr>
-            <w:tcW w:type="dxa" w:w="949"/>
+            <w:tcW w:type="dxa" w:w="1060"/>
             <w:shd w:val="clear" w:color="auto" w:fill="FFF1E2"/>
           </w:tcPr>
           <w:p>
@@ -10141,7 +9599,7 @@
                 <w:rFonts w:ascii="맑은 고딕" w:hAnsi="맑은 고딕" w:eastAsia="맑은 고딕"/>
                 <w:b/>
                 <w:color w:val="9A4A00"/>
-                <w:sz w:val="14"/>
+                <w:sz w:val="16"/>
               </w:rPr>
               <w:t>세분 제안</w:t>
             </w:r>
@@ -10149,25 +9607,13 @@
         </w:tc>
         <w:tc>
           <w:tcPr>
-            <w:tcW w:type="dxa" w:w="7443"/>
-          </w:tcPr>
-          <w:p>
-            <w:pPr>
-              <w:spacing w:before="0" w:after="0" w:line="252" w:lineRule="auto"/>
-            </w:pPr>
-          </w:p>
-        </w:tc>
-        <w:tc>
-          <w:tcPr>
-            <w:tcW w:type="dxa" w:w="0"/>
-          </w:tcPr>
-          <w:p/>
-        </w:tc>
-        <w:tc>
-          <w:tcPr>
-            <w:tcW w:type="dxa" w:w="0"/>
-          </w:tcPr>
-          <w:p/>
+            <w:tcW w:type="dxa" w:w="7171"/>
+          </w:tcPr>
+          <w:p>
+            <w:pPr>
+              <w:spacing w:before="0" w:after="0" w:line="252" w:lineRule="auto"/>
+            </w:pPr>
+          </w:p>
         </w:tc>
       </w:tr>
       <w:tr>
@@ -10176,7 +9622,7 @@
         </w:trPr>
         <w:tc>
           <w:tcPr>
-            <w:tcW w:type="dxa" w:w="1105"/>
+            <w:tcW w:type="dxa" w:w="1239"/>
           </w:tcPr>
           <w:p>
             <w:pPr>
@@ -10187,7 +9633,7 @@
                 <w:rFonts w:ascii="Consolas" w:hAnsi="Consolas" w:eastAsia="맑은 고딕"/>
                 <w:b w:val="0"/>
                 <w:color w:val="0090A0"/>
-                <w:sz w:val="14"/>
+                <w:sz w:val="16"/>
               </w:rPr>
               <w:t>3-1-f-2</w:t>
             </w:r>
@@ -10195,7 +9641,7 @@
         </w:tc>
         <w:tc>
           <w:tcPr>
-            <w:tcW w:type="dxa" w:w="3173"/>
+            <w:tcW w:type="dxa" w:w="3057"/>
           </w:tcPr>
           <w:p>
             <w:pPr>
@@ -10206,7 +9652,7 @@
                 <w:rFonts w:ascii="맑은 고딕" w:hAnsi="맑은 고딕" w:eastAsia="맑은 고딕"/>
                 <w:b/>
                 <w:color w:val="13203F"/>
-                <w:sz w:val="14"/>
+                <w:sz w:val="16"/>
               </w:rPr>
               <w:t xml:space="preserve">코어 스위치 (L3) </w:t>
             </w:r>
@@ -10214,7 +9660,7 @@
         </w:tc>
         <w:tc>
           <w:tcPr>
-            <w:tcW w:type="dxa" w:w="7443"/>
+            <w:tcW w:type="dxa" w:w="7171"/>
           </w:tcPr>
           <w:p>
             <w:pPr>
@@ -10225,7 +9671,7 @@
                 <w:rFonts w:ascii="맑은 고딕" w:hAnsi="맑은 고딕" w:eastAsia="맑은 고딕"/>
                 <w:b w:val="0"/>
                 <w:color w:val="13203F"/>
-                <w:sz w:val="14"/>
+                <w:sz w:val="16"/>
               </w:rPr>
               <w:t>25GbE(SFP28) 24포트 이상 + 100GbE 2포트 이상 · 2대 이중화(MLAG) · PTP 중계(Boundary Clock). 대당 소요 약 16포트</w:t>
             </w:r>
@@ -10233,7 +9679,7 @@
         </w:tc>
         <w:tc>
           <w:tcPr>
-            <w:tcW w:type="dxa" w:w="450"/>
+            <w:tcW w:type="dxa" w:w="490"/>
           </w:tcPr>
           <w:p>
             <w:pPr>
@@ -10245,7 +9691,7 @@
                 <w:rFonts w:ascii="맑은 고딕" w:hAnsi="맑은 고딕" w:eastAsia="맑은 고딕"/>
                 <w:b/>
                 <w:color w:val="13203F"/>
-                <w:sz w:val="14"/>
+                <w:sz w:val="16"/>
               </w:rPr>
               <w:t>2</w:t>
             </w:r>
@@ -10253,7 +9699,7 @@
         </w:tc>
         <w:tc>
           <w:tcPr>
-            <w:tcW w:type="dxa" w:w="450"/>
+            <w:tcW w:type="dxa" w:w="490"/>
           </w:tcPr>
           <w:p>
             <w:pPr>
@@ -10264,7 +9710,7 @@
                 <w:rFonts w:ascii="맑은 고딕" w:hAnsi="맑은 고딕" w:eastAsia="맑은 고딕"/>
                 <w:b w:val="0"/>
                 <w:color w:val="13203F"/>
-                <w:sz w:val="14"/>
+                <w:sz w:val="16"/>
               </w:rPr>
               <w:t>대</w:t>
             </w:r>
@@ -10272,7 +9718,7 @@
         </w:tc>
         <w:tc>
           <w:tcPr>
-            <w:tcW w:type="dxa" w:w="719"/>
+            <w:tcW w:type="dxa" w:w="797"/>
           </w:tcPr>
           <w:p>
             <w:pPr>
@@ -10284,7 +9730,7 @@
                 <w:rFonts w:ascii="맑은 고딕" w:hAnsi="맑은 고딕" w:eastAsia="맑은 고딕"/>
                 <w:b w:val="0"/>
                 <w:color w:val="13203F"/>
-                <w:sz w:val="14"/>
+                <w:sz w:val="16"/>
               </w:rPr>
               <w:t>–</w:t>
             </w:r>
@@ -10292,7 +9738,7 @@
         </w:tc>
         <w:tc>
           <w:tcPr>
-            <w:tcW w:type="dxa" w:w="719"/>
+            <w:tcW w:type="dxa" w:w="977"/>
           </w:tcPr>
           <w:p>
             <w:pPr>
@@ -10304,7 +9750,7 @@
                 <w:rFonts w:ascii="맑은 고딕" w:hAnsi="맑은 고딕" w:eastAsia="맑은 고딕"/>
                 <w:b w:val="0"/>
                 <w:color w:val="13203F"/>
-                <w:sz w:val="14"/>
+                <w:sz w:val="16"/>
               </w:rPr>
               <w:t>미구분</w:t>
             </w:r>
@@ -10312,7 +9758,7 @@
         </w:tc>
         <w:tc>
           <w:tcPr>
-            <w:tcW w:type="dxa" w:w="949"/>
+            <w:tcW w:type="dxa" w:w="1060"/>
             <w:shd w:val="clear" w:color="auto" w:fill="FFF1E2"/>
           </w:tcPr>
           <w:p>
@@ -10325,7 +9771,7 @@
                 <w:rFonts w:ascii="맑은 고딕" w:hAnsi="맑은 고딕" w:eastAsia="맑은 고딕"/>
                 <w:b/>
                 <w:color w:val="9A4A00"/>
-                <w:sz w:val="14"/>
+                <w:sz w:val="16"/>
               </w:rPr>
               <w:t>세분 제안</w:t>
             </w:r>
@@ -10333,25 +9779,13 @@
         </w:tc>
         <w:tc>
           <w:tcPr>
-            <w:tcW w:type="dxa" w:w="7443"/>
-          </w:tcPr>
-          <w:p>
-            <w:pPr>
-              <w:spacing w:before="0" w:after="0" w:line="252" w:lineRule="auto"/>
-            </w:pPr>
-          </w:p>
-        </w:tc>
-        <w:tc>
-          <w:tcPr>
-            <w:tcW w:type="dxa" w:w="0"/>
-          </w:tcPr>
-          <w:p/>
-        </w:tc>
-        <w:tc>
-          <w:tcPr>
-            <w:tcW w:type="dxa" w:w="0"/>
-          </w:tcPr>
-          <w:p/>
+            <w:tcW w:type="dxa" w:w="7171"/>
+          </w:tcPr>
+          <w:p>
+            <w:pPr>
+              <w:spacing w:before="0" w:after="0" w:line="252" w:lineRule="auto"/>
+            </w:pPr>
+          </w:p>
         </w:tc>
       </w:tr>
       <w:tr>
@@ -10360,7 +9794,7 @@
         </w:trPr>
         <w:tc>
           <w:tcPr>
-            <w:tcW w:type="dxa" w:w="1105"/>
+            <w:tcW w:type="dxa" w:w="1239"/>
           </w:tcPr>
           <w:p>
             <w:pPr>
@@ -10371,7 +9805,7 @@
                 <w:rFonts w:ascii="Consolas" w:hAnsi="Consolas" w:eastAsia="맑은 고딕"/>
                 <w:b w:val="0"/>
                 <w:color w:val="0090A0"/>
-                <w:sz w:val="14"/>
+                <w:sz w:val="16"/>
               </w:rPr>
               <w:t>3-1-f-3</w:t>
             </w:r>
@@ -10379,7 +9813,7 @@
         </w:tc>
         <w:tc>
           <w:tcPr>
-            <w:tcW w:type="dxa" w:w="3173"/>
+            <w:tcW w:type="dxa" w:w="3057"/>
           </w:tcPr>
           <w:p>
             <w:pPr>
@@ -10390,7 +9824,7 @@
                 <w:rFonts w:ascii="맑은 고딕" w:hAnsi="맑은 고딕" w:eastAsia="맑은 고딕"/>
                 <w:b/>
                 <w:color w:val="13203F"/>
-                <w:sz w:val="14"/>
+                <w:sz w:val="16"/>
               </w:rPr>
               <w:t xml:space="preserve">관리망 스위치 </w:t>
             </w:r>
@@ -10398,7 +9832,7 @@
         </w:tc>
         <w:tc>
           <w:tcPr>
-            <w:tcW w:type="dxa" w:w="7443"/>
+            <w:tcW w:type="dxa" w:w="7171"/>
           </w:tcPr>
           <w:p>
             <w:pPr>
@@ -10409,7 +9843,7 @@
                 <w:rFonts w:ascii="맑은 고딕" w:hAnsi="맑은 고딕" w:eastAsia="맑은 고딕"/>
                 <w:b w:val="0"/>
                 <w:color w:val="13203F"/>
-                <w:sz w:val="14"/>
+                <w:sz w:val="16"/>
               </w:rPr>
               <w:t>1GbE 24포트 · 서버 원격관리(IPMI/BMC)·장비 관리 전용</w:t>
             </w:r>
@@ -10417,7 +9851,7 @@
         </w:tc>
         <w:tc>
           <w:tcPr>
-            <w:tcW w:type="dxa" w:w="450"/>
+            <w:tcW w:type="dxa" w:w="490"/>
           </w:tcPr>
           <w:p>
             <w:pPr>
@@ -10429,7 +9863,7 @@
                 <w:rFonts w:ascii="맑은 고딕" w:hAnsi="맑은 고딕" w:eastAsia="맑은 고딕"/>
                 <w:b/>
                 <w:color w:val="13203F"/>
-                <w:sz w:val="14"/>
+                <w:sz w:val="16"/>
               </w:rPr>
               <w:t>1</w:t>
             </w:r>
@@ -10437,7 +9871,7 @@
         </w:tc>
         <w:tc>
           <w:tcPr>
-            <w:tcW w:type="dxa" w:w="450"/>
+            <w:tcW w:type="dxa" w:w="490"/>
           </w:tcPr>
           <w:p>
             <w:pPr>
@@ -10448,7 +9882,7 @@
                 <w:rFonts w:ascii="맑은 고딕" w:hAnsi="맑은 고딕" w:eastAsia="맑은 고딕"/>
                 <w:b w:val="0"/>
                 <w:color w:val="13203F"/>
-                <w:sz w:val="14"/>
+                <w:sz w:val="16"/>
               </w:rPr>
               <w:t>대</w:t>
             </w:r>
@@ -10456,7 +9890,7 @@
         </w:tc>
         <w:tc>
           <w:tcPr>
-            <w:tcW w:type="dxa" w:w="719"/>
+            <w:tcW w:type="dxa" w:w="797"/>
           </w:tcPr>
           <w:p>
             <w:pPr>
@@ -10468,7 +9902,7 @@
                 <w:rFonts w:ascii="맑은 고딕" w:hAnsi="맑은 고딕" w:eastAsia="맑은 고딕"/>
                 <w:b w:val="0"/>
                 <w:color w:val="13203F"/>
-                <w:sz w:val="14"/>
+                <w:sz w:val="16"/>
               </w:rPr>
               <w:t>–</w:t>
             </w:r>
@@ -10476,7 +9910,7 @@
         </w:tc>
         <w:tc>
           <w:tcPr>
-            <w:tcW w:type="dxa" w:w="719"/>
+            <w:tcW w:type="dxa" w:w="977"/>
           </w:tcPr>
           <w:p>
             <w:pPr>
@@ -10488,7 +9922,7 @@
                 <w:rFonts w:ascii="맑은 고딕" w:hAnsi="맑은 고딕" w:eastAsia="맑은 고딕"/>
                 <w:b w:val="0"/>
                 <w:color w:val="13203F"/>
-                <w:sz w:val="14"/>
+                <w:sz w:val="16"/>
               </w:rPr>
               <w:t>미구분</w:t>
             </w:r>
@@ -10496,7 +9930,7 @@
         </w:tc>
         <w:tc>
           <w:tcPr>
-            <w:tcW w:type="dxa" w:w="949"/>
+            <w:tcW w:type="dxa" w:w="1060"/>
             <w:shd w:val="clear" w:color="auto" w:fill="FFF1E2"/>
           </w:tcPr>
           <w:p>
@@ -10509,7 +9943,7 @@
                 <w:rFonts w:ascii="맑은 고딕" w:hAnsi="맑은 고딕" w:eastAsia="맑은 고딕"/>
                 <w:b/>
                 <w:color w:val="9A4A00"/>
-                <w:sz w:val="14"/>
+                <w:sz w:val="16"/>
               </w:rPr>
               <w:t>세분 제안</w:t>
             </w:r>
@@ -10517,25 +9951,13 @@
         </w:tc>
         <w:tc>
           <w:tcPr>
-            <w:tcW w:type="dxa" w:w="7443"/>
-          </w:tcPr>
-          <w:p>
-            <w:pPr>
-              <w:spacing w:before="0" w:after="0" w:line="252" w:lineRule="auto"/>
-            </w:pPr>
-          </w:p>
-        </w:tc>
-        <w:tc>
-          <w:tcPr>
-            <w:tcW w:type="dxa" w:w="0"/>
-          </w:tcPr>
-          <w:p/>
-        </w:tc>
-        <w:tc>
-          <w:tcPr>
-            <w:tcW w:type="dxa" w:w="0"/>
-          </w:tcPr>
-          <w:p/>
+            <w:tcW w:type="dxa" w:w="7171"/>
+          </w:tcPr>
+          <w:p>
+            <w:pPr>
+              <w:spacing w:before="0" w:after="0" w:line="252" w:lineRule="auto"/>
+            </w:pPr>
+          </w:p>
         </w:tc>
       </w:tr>
       <w:tr>
@@ -10544,7 +9966,7 @@
         </w:trPr>
         <w:tc>
           <w:tcPr>
-            <w:tcW w:type="dxa" w:w="1105"/>
+            <w:tcW w:type="dxa" w:w="1239"/>
           </w:tcPr>
           <w:p>
             <w:pPr>
@@ -10555,7 +9977,7 @@
                 <w:rFonts w:ascii="Consolas" w:hAnsi="Consolas" w:eastAsia="맑은 고딕"/>
                 <w:b w:val="0"/>
                 <w:color w:val="0090A0"/>
-                <w:sz w:val="14"/>
+                <w:sz w:val="16"/>
               </w:rPr>
               <w:t>3-1-f-4</w:t>
             </w:r>
@@ -10563,7 +9985,7 @@
         </w:tc>
         <w:tc>
           <w:tcPr>
-            <w:tcW w:type="dxa" w:w="3173"/>
+            <w:tcW w:type="dxa" w:w="3057"/>
           </w:tcPr>
           <w:p>
             <w:pPr>
@@ -10574,7 +9996,7 @@
                 <w:rFonts w:ascii="맑은 고딕" w:hAnsi="맑은 고딕" w:eastAsia="맑은 고딕"/>
                 <w:b/>
                 <w:color w:val="13203F"/>
-                <w:sz w:val="14"/>
+                <w:sz w:val="16"/>
               </w:rPr>
               <w:t xml:space="preserve">PTP 시간동기 장치 (그랜드마스터) </w:t>
             </w:r>
@@ -10582,7 +10004,7 @@
         </w:tc>
         <w:tc>
           <w:tcPr>
-            <w:tcW w:type="dxa" w:w="7443"/>
+            <w:tcW w:type="dxa" w:w="7171"/>
           </w:tcPr>
           <w:p>
             <w:pPr>
@@ -10593,7 +10015,7 @@
                 <w:rFonts w:ascii="맑은 고딕" w:hAnsi="맑은 고딕" w:eastAsia="맑은 고딕"/>
                 <w:b w:val="0"/>
                 <w:color w:val="13203F"/>
-                <w:sz w:val="14"/>
+                <w:sz w:val="16"/>
               </w:rPr>
               <w:t>IEEE 1588v2·802.1AS · NTP 겸용 · OCXO 홀드오버 · GNSS 수신(안테나 설치 가능 시)</w:t>
             </w:r>
@@ -10601,7 +10023,7 @@
         </w:tc>
         <w:tc>
           <w:tcPr>
-            <w:tcW w:type="dxa" w:w="450"/>
+            <w:tcW w:type="dxa" w:w="490"/>
           </w:tcPr>
           <w:p>
             <w:pPr>
@@ -10613,7 +10035,7 @@
                 <w:rFonts w:ascii="맑은 고딕" w:hAnsi="맑은 고딕" w:eastAsia="맑은 고딕"/>
                 <w:b/>
                 <w:color w:val="13203F"/>
-                <w:sz w:val="14"/>
+                <w:sz w:val="16"/>
               </w:rPr>
               <w:t>1</w:t>
             </w:r>
@@ -10621,7 +10043,7 @@
         </w:tc>
         <w:tc>
           <w:tcPr>
-            <w:tcW w:type="dxa" w:w="450"/>
+            <w:tcW w:type="dxa" w:w="490"/>
           </w:tcPr>
           <w:p>
             <w:pPr>
@@ -10632,7 +10054,7 @@
                 <w:rFonts w:ascii="맑은 고딕" w:hAnsi="맑은 고딕" w:eastAsia="맑은 고딕"/>
                 <w:b w:val="0"/>
                 <w:color w:val="13203F"/>
-                <w:sz w:val="14"/>
+                <w:sz w:val="16"/>
               </w:rPr>
               <w:t>대</w:t>
             </w:r>
@@ -10640,7 +10062,7 @@
         </w:tc>
         <w:tc>
           <w:tcPr>
-            <w:tcW w:type="dxa" w:w="719"/>
+            <w:tcW w:type="dxa" w:w="797"/>
           </w:tcPr>
           <w:p>
             <w:pPr>
@@ -10652,7 +10074,7 @@
                 <w:rFonts w:ascii="맑은 고딕" w:hAnsi="맑은 고딕" w:eastAsia="맑은 고딕"/>
                 <w:b w:val="0"/>
                 <w:color w:val="13203F"/>
-                <w:sz w:val="14"/>
+                <w:sz w:val="16"/>
               </w:rPr>
               <w:t>–</w:t>
             </w:r>
@@ -10660,7 +10082,7 @@
         </w:tc>
         <w:tc>
           <w:tcPr>
-            <w:tcW w:type="dxa" w:w="719"/>
+            <w:tcW w:type="dxa" w:w="977"/>
           </w:tcPr>
           <w:p>
             <w:pPr>
@@ -10672,7 +10094,7 @@
                 <w:rFonts w:ascii="맑은 고딕" w:hAnsi="맑은 고딕" w:eastAsia="맑은 고딕"/>
                 <w:b w:val="0"/>
                 <w:color w:val="13203F"/>
-                <w:sz w:val="14"/>
+                <w:sz w:val="16"/>
               </w:rPr>
               <w:t>미구분</w:t>
             </w:r>
@@ -10680,7 +10102,7 @@
         </w:tc>
         <w:tc>
           <w:tcPr>
-            <w:tcW w:type="dxa" w:w="949"/>
+            <w:tcW w:type="dxa" w:w="1060"/>
             <w:shd w:val="clear" w:color="auto" w:fill="FFF1E2"/>
           </w:tcPr>
           <w:p>
@@ -10693,7 +10115,7 @@
                 <w:rFonts w:ascii="맑은 고딕" w:hAnsi="맑은 고딕" w:eastAsia="맑은 고딕"/>
                 <w:b/>
                 <w:color w:val="9A4A00"/>
-                <w:sz w:val="14"/>
+                <w:sz w:val="16"/>
               </w:rPr>
               <w:t>세분 제안</w:t>
             </w:r>
@@ -10701,25 +10123,13 @@
         </w:tc>
         <w:tc>
           <w:tcPr>
-            <w:tcW w:type="dxa" w:w="7443"/>
-          </w:tcPr>
-          <w:p>
-            <w:pPr>
-              <w:spacing w:before="0" w:after="0" w:line="252" w:lineRule="auto"/>
-            </w:pPr>
-          </w:p>
-        </w:tc>
-        <w:tc>
-          <w:tcPr>
-            <w:tcW w:type="dxa" w:w="0"/>
-          </w:tcPr>
-          <w:p/>
-        </w:tc>
-        <w:tc>
-          <w:tcPr>
-            <w:tcW w:type="dxa" w:w="0"/>
-          </w:tcPr>
-          <w:p/>
+            <w:tcW w:type="dxa" w:w="7171"/>
+          </w:tcPr>
+          <w:p>
+            <w:pPr>
+              <w:spacing w:before="0" w:after="0" w:line="252" w:lineRule="auto"/>
+            </w:pPr>
+          </w:p>
         </w:tc>
       </w:tr>
       <w:tr>
@@ -10728,7 +10138,7 @@
         </w:trPr>
         <w:tc>
           <w:tcPr>
-            <w:tcW w:type="dxa" w:w="1105"/>
+            <w:tcW w:type="dxa" w:w="1239"/>
           </w:tcPr>
           <w:p>
             <w:pPr>
@@ -10739,7 +10149,7 @@
                 <w:rFonts w:ascii="Consolas" w:hAnsi="Consolas" w:eastAsia="맑은 고딕"/>
                 <w:b w:val="0"/>
                 <w:color w:val="0090A0"/>
-                <w:sz w:val="14"/>
+                <w:sz w:val="16"/>
               </w:rPr>
               <w:t>3-1-f-5</w:t>
             </w:r>
@@ -10747,7 +10157,7 @@
         </w:tc>
         <w:tc>
           <w:tcPr>
-            <w:tcW w:type="dxa" w:w="3173"/>
+            <w:tcW w:type="dxa" w:w="3057"/>
           </w:tcPr>
           <w:p>
             <w:pPr>
@@ -10758,7 +10168,7 @@
                 <w:rFonts w:ascii="맑은 고딕" w:hAnsi="맑은 고딕" w:eastAsia="맑은 고딕"/>
                 <w:b/>
                 <w:color w:val="13203F"/>
-                <w:sz w:val="14"/>
+                <w:sz w:val="16"/>
               </w:rPr>
               <w:t xml:space="preserve">Cell TSN 산업용 스위치 </w:t>
             </w:r>
@@ -10766,7 +10176,7 @@
         </w:tc>
         <w:tc>
           <w:tcPr>
-            <w:tcW w:type="dxa" w:w="7443"/>
+            <w:tcW w:type="dxa" w:w="7171"/>
           </w:tcPr>
           <w:p>
             <w:pPr>
@@ -10777,7 +10187,7 @@
                 <w:rFonts w:ascii="맑은 고딕" w:hAnsi="맑은 고딕" w:eastAsia="맑은 고딕"/>
                 <w:b w:val="0"/>
                 <w:color w:val="13203F"/>
-                <w:sz w:val="14"/>
+                <w:sz w:val="16"/>
               </w:rPr>
               <w:t>관리형 · GbE 8포트 이상(PoE+ 2포트 포함, AP 급전) + 10G SFP+ 업링크 2 · IEEE 802.1AS·Qbv. Cell당 1대</w:t>
             </w:r>
@@ -10785,7 +10195,7 @@
         </w:tc>
         <w:tc>
           <w:tcPr>
-            <w:tcW w:type="dxa" w:w="450"/>
+            <w:tcW w:type="dxa" w:w="490"/>
           </w:tcPr>
           <w:p>
             <w:pPr>
@@ -10797,7 +10207,7 @@
                 <w:rFonts w:ascii="맑은 고딕" w:hAnsi="맑은 고딕" w:eastAsia="맑은 고딕"/>
                 <w:b/>
                 <w:color w:val="13203F"/>
-                <w:sz w:val="14"/>
+                <w:sz w:val="16"/>
               </w:rPr>
               <w:t>3</w:t>
             </w:r>
@@ -10805,7 +10215,7 @@
         </w:tc>
         <w:tc>
           <w:tcPr>
-            <w:tcW w:type="dxa" w:w="450"/>
+            <w:tcW w:type="dxa" w:w="490"/>
           </w:tcPr>
           <w:p>
             <w:pPr>
@@ -10816,7 +10226,7 @@
                 <w:rFonts w:ascii="맑은 고딕" w:hAnsi="맑은 고딕" w:eastAsia="맑은 고딕"/>
                 <w:b w:val="0"/>
                 <w:color w:val="13203F"/>
-                <w:sz w:val="14"/>
+                <w:sz w:val="16"/>
               </w:rPr>
               <w:t>대</w:t>
             </w:r>
@@ -10824,7 +10234,7 @@
         </w:tc>
         <w:tc>
           <w:tcPr>
-            <w:tcW w:type="dxa" w:w="719"/>
+            <w:tcW w:type="dxa" w:w="797"/>
           </w:tcPr>
           <w:p>
             <w:pPr>
@@ -10836,7 +10246,7 @@
                 <w:rFonts w:ascii="맑은 고딕" w:hAnsi="맑은 고딕" w:eastAsia="맑은 고딕"/>
                 <w:b w:val="0"/>
                 <w:color w:val="13203F"/>
-                <w:sz w:val="14"/>
+                <w:sz w:val="16"/>
               </w:rPr>
               <w:t>–</w:t>
             </w:r>
@@ -10844,7 +10254,7 @@
         </w:tc>
         <w:tc>
           <w:tcPr>
-            <w:tcW w:type="dxa" w:w="719"/>
+            <w:tcW w:type="dxa" w:w="977"/>
           </w:tcPr>
           <w:p>
             <w:pPr>
@@ -10856,7 +10266,7 @@
                 <w:rFonts w:ascii="맑은 고딕" w:hAnsi="맑은 고딕" w:eastAsia="맑은 고딕"/>
                 <w:b w:val="0"/>
                 <w:color w:val="13203F"/>
-                <w:sz w:val="14"/>
+                <w:sz w:val="16"/>
               </w:rPr>
               <w:t>미구분</w:t>
             </w:r>
@@ -10864,7 +10274,7 @@
         </w:tc>
         <w:tc>
           <w:tcPr>
-            <w:tcW w:type="dxa" w:w="949"/>
+            <w:tcW w:type="dxa" w:w="1060"/>
             <w:shd w:val="clear" w:color="auto" w:fill="FFF1E2"/>
           </w:tcPr>
           <w:p>
@@ -10877,7 +10287,7 @@
                 <w:rFonts w:ascii="맑은 고딕" w:hAnsi="맑은 고딕" w:eastAsia="맑은 고딕"/>
                 <w:b/>
                 <w:color w:val="9A4A00"/>
-                <w:sz w:val="14"/>
+                <w:sz w:val="16"/>
               </w:rPr>
               <w:t>세분 제안</w:t>
             </w:r>
@@ -10885,25 +10295,13 @@
         </w:tc>
         <w:tc>
           <w:tcPr>
-            <w:tcW w:type="dxa" w:w="7443"/>
-          </w:tcPr>
-          <w:p>
-            <w:pPr>
-              <w:spacing w:before="0" w:after="0" w:line="252" w:lineRule="auto"/>
-            </w:pPr>
-          </w:p>
-        </w:tc>
-        <w:tc>
-          <w:tcPr>
-            <w:tcW w:type="dxa" w:w="0"/>
-          </w:tcPr>
-          <w:p/>
-        </w:tc>
-        <w:tc>
-          <w:tcPr>
-            <w:tcW w:type="dxa" w:w="0"/>
-          </w:tcPr>
-          <w:p/>
+            <w:tcW w:type="dxa" w:w="7171"/>
+          </w:tcPr>
+          <w:p>
+            <w:pPr>
+              <w:spacing w:before="0" w:after="0" w:line="252" w:lineRule="auto"/>
+            </w:pPr>
+          </w:p>
         </w:tc>
       </w:tr>
       <w:tr>
@@ -10912,7 +10310,7 @@
         </w:trPr>
         <w:tc>
           <w:tcPr>
-            <w:tcW w:type="dxa" w:w="1105"/>
+            <w:tcW w:type="dxa" w:w="1239"/>
           </w:tcPr>
           <w:p>
             <w:pPr>
@@ -10923,7 +10321,7 @@
                 <w:rFonts w:ascii="Consolas" w:hAnsi="Consolas" w:eastAsia="맑은 고딕"/>
                 <w:b w:val="0"/>
                 <w:color w:val="0090A0"/>
-                <w:sz w:val="14"/>
+                <w:sz w:val="16"/>
               </w:rPr>
               <w:t>3-1-f-6</w:t>
             </w:r>
@@ -10931,7 +10329,7 @@
         </w:tc>
         <w:tc>
           <w:tcPr>
-            <w:tcW w:type="dxa" w:w="3173"/>
+            <w:tcW w:type="dxa" w:w="3057"/>
           </w:tcPr>
           <w:p>
             <w:pPr>
@@ -10942,7 +10340,7 @@
                 <w:rFonts w:ascii="맑은 고딕" w:hAnsi="맑은 고딕" w:eastAsia="맑은 고딕"/>
                 <w:b/>
                 <w:color w:val="13203F"/>
-                <w:sz w:val="14"/>
+                <w:sz w:val="16"/>
               </w:rPr>
               <w:t xml:space="preserve">산업용 무선 AP </w:t>
             </w:r>
@@ -10950,7 +10348,7 @@
         </w:tc>
         <w:tc>
           <w:tcPr>
-            <w:tcW w:type="dxa" w:w="7443"/>
+            <w:tcW w:type="dxa" w:w="7171"/>
           </w:tcPr>
           <w:p>
             <w:pPr>
@@ -10961,7 +10359,7 @@
                 <w:rFonts w:ascii="맑은 고딕" w:hAnsi="맑은 고딕" w:eastAsia="맑은 고딕"/>
                 <w:b w:val="0"/>
                 <w:color w:val="13203F"/>
-                <w:sz w:val="14"/>
+                <w:sz w:val="16"/>
               </w:rPr>
               <w:t>Wi-Fi 6E · PoE 급전 · 로밍 50ms 이하 · 관리 컨트롤러(또는 클라우드 관리) 포함. Cell당 1대</w:t>
             </w:r>
@@ -10969,7 +10367,7 @@
         </w:tc>
         <w:tc>
           <w:tcPr>
-            <w:tcW w:type="dxa" w:w="450"/>
+            <w:tcW w:type="dxa" w:w="490"/>
           </w:tcPr>
           <w:p>
             <w:pPr>
@@ -10981,7 +10379,7 @@
                 <w:rFonts w:ascii="맑은 고딕" w:hAnsi="맑은 고딕" w:eastAsia="맑은 고딕"/>
                 <w:b/>
                 <w:color w:val="13203F"/>
-                <w:sz w:val="14"/>
+                <w:sz w:val="16"/>
               </w:rPr>
               <w:t>3</w:t>
             </w:r>
@@ -10989,7 +10387,7 @@
         </w:tc>
         <w:tc>
           <w:tcPr>
-            <w:tcW w:type="dxa" w:w="450"/>
+            <w:tcW w:type="dxa" w:w="490"/>
           </w:tcPr>
           <w:p>
             <w:pPr>
@@ -11000,7 +10398,7 @@
                 <w:rFonts w:ascii="맑은 고딕" w:hAnsi="맑은 고딕" w:eastAsia="맑은 고딕"/>
                 <w:b w:val="0"/>
                 <w:color w:val="13203F"/>
-                <w:sz w:val="14"/>
+                <w:sz w:val="16"/>
               </w:rPr>
               <w:t>대</w:t>
             </w:r>
@@ -11008,7 +10406,7 @@
         </w:tc>
         <w:tc>
           <w:tcPr>
-            <w:tcW w:type="dxa" w:w="719"/>
+            <w:tcW w:type="dxa" w:w="797"/>
           </w:tcPr>
           <w:p>
             <w:pPr>
@@ -11020,7 +10418,7 @@
                 <w:rFonts w:ascii="맑은 고딕" w:hAnsi="맑은 고딕" w:eastAsia="맑은 고딕"/>
                 <w:b w:val="0"/>
                 <w:color w:val="13203F"/>
-                <w:sz w:val="14"/>
+                <w:sz w:val="16"/>
               </w:rPr>
               <w:t>–</w:t>
             </w:r>
@@ -11028,7 +10426,7 @@
         </w:tc>
         <w:tc>
           <w:tcPr>
-            <w:tcW w:type="dxa" w:w="719"/>
+            <w:tcW w:type="dxa" w:w="977"/>
           </w:tcPr>
           <w:p>
             <w:pPr>
@@ -11040,7 +10438,7 @@
                 <w:rFonts w:ascii="맑은 고딕" w:hAnsi="맑은 고딕" w:eastAsia="맑은 고딕"/>
                 <w:b w:val="0"/>
                 <w:color w:val="13203F"/>
-                <w:sz w:val="14"/>
+                <w:sz w:val="16"/>
               </w:rPr>
               <w:t>미구분</w:t>
             </w:r>
@@ -11048,7 +10446,7 @@
         </w:tc>
         <w:tc>
           <w:tcPr>
-            <w:tcW w:type="dxa" w:w="949"/>
+            <w:tcW w:type="dxa" w:w="1060"/>
             <w:shd w:val="clear" w:color="auto" w:fill="FFF1E2"/>
           </w:tcPr>
           <w:p>
@@ -11061,7 +10459,7 @@
                 <w:rFonts w:ascii="맑은 고딕" w:hAnsi="맑은 고딕" w:eastAsia="맑은 고딕"/>
                 <w:b/>
                 <w:color w:val="9A4A00"/>
-                <w:sz w:val="14"/>
+                <w:sz w:val="16"/>
               </w:rPr>
               <w:t>세분 제안</w:t>
             </w:r>
@@ -11069,25 +10467,13 @@
         </w:tc>
         <w:tc>
           <w:tcPr>
-            <w:tcW w:type="dxa" w:w="7443"/>
-          </w:tcPr>
-          <w:p>
-            <w:pPr>
-              <w:spacing w:before="0" w:after="0" w:line="252" w:lineRule="auto"/>
-            </w:pPr>
-          </w:p>
-        </w:tc>
-        <w:tc>
-          <w:tcPr>
-            <w:tcW w:type="dxa" w:w="0"/>
-          </w:tcPr>
-          <w:p/>
-        </w:tc>
-        <w:tc>
-          <w:tcPr>
-            <w:tcW w:type="dxa" w:w="0"/>
-          </w:tcPr>
-          <w:p/>
+            <w:tcW w:type="dxa" w:w="7171"/>
+          </w:tcPr>
+          <w:p>
+            <w:pPr>
+              <w:spacing w:before="0" w:after="0" w:line="252" w:lineRule="auto"/>
+            </w:pPr>
+          </w:p>
         </w:tc>
       </w:tr>
       <w:tr>
@@ -11096,7 +10482,7 @@
         </w:trPr>
         <w:tc>
           <w:tcPr>
-            <w:tcW w:type="dxa" w:w="1105"/>
+            <w:tcW w:type="dxa" w:w="1239"/>
           </w:tcPr>
           <w:p>
             <w:pPr>
@@ -11107,7 +10493,7 @@
                 <w:rFonts w:ascii="Consolas" w:hAnsi="Consolas" w:eastAsia="맑은 고딕"/>
                 <w:b w:val="0"/>
                 <w:color w:val="0090A0"/>
-                <w:sz w:val="14"/>
+                <w:sz w:val="16"/>
               </w:rPr>
               <w:t>3-1-f-7</w:t>
             </w:r>
@@ -11115,7 +10501,7 @@
         </w:tc>
         <w:tc>
           <w:tcPr>
-            <w:tcW w:type="dxa" w:w="3173"/>
+            <w:tcW w:type="dxa" w:w="3057"/>
           </w:tcPr>
           <w:p>
             <w:pPr>
@@ -11126,7 +10512,7 @@
                 <w:rFonts w:ascii="맑은 고딕" w:hAnsi="맑은 고딕" w:eastAsia="맑은 고딕"/>
                 <w:b/>
                 <w:color w:val="13203F"/>
-                <w:sz w:val="14"/>
+                <w:sz w:val="16"/>
               </w:rPr>
               <w:t xml:space="preserve">광 트랜시버·연결 케이블 </w:t>
             </w:r>
@@ -11134,7 +10520,7 @@
         </w:tc>
         <w:tc>
           <w:tcPr>
-            <w:tcW w:type="dxa" w:w="7443"/>
+            <w:tcW w:type="dxa" w:w="7171"/>
           </w:tcPr>
           <w:p>
             <w:pPr>
@@ -11145,7 +10531,7 @@
                 <w:rFonts w:ascii="맑은 고딕" w:hAnsi="맑은 고딕" w:eastAsia="맑은 고딕"/>
                 <w:b w:val="0"/>
                 <w:color w:val="13203F"/>
-                <w:sz w:val="14"/>
+                <w:sz w:val="16"/>
               </w:rPr>
               <w:t>10G SFP+ SR 12개(Cell 이중 업링크 양단) · 25G DAC 약 18개(서버·스토리지–코어) · 100G DAC 2개(코어 간) · 10GBASE-T 모듈 2개(운영실)</w:t>
             </w:r>
@@ -11153,7 +10539,7 @@
         </w:tc>
         <w:tc>
           <w:tcPr>
-            <w:tcW w:type="dxa" w:w="450"/>
+            <w:tcW w:type="dxa" w:w="490"/>
           </w:tcPr>
           <w:p>
             <w:pPr>
@@ -11165,7 +10551,7 @@
                 <w:rFonts w:ascii="맑은 고딕" w:hAnsi="맑은 고딕" w:eastAsia="맑은 고딕"/>
                 <w:b/>
                 <w:color w:val="13203F"/>
-                <w:sz w:val="14"/>
+                <w:sz w:val="16"/>
               </w:rPr>
               <w:t>1</w:t>
             </w:r>
@@ -11173,7 +10559,7 @@
         </w:tc>
         <w:tc>
           <w:tcPr>
-            <w:tcW w:type="dxa" w:w="450"/>
+            <w:tcW w:type="dxa" w:w="490"/>
           </w:tcPr>
           <w:p>
             <w:pPr>
@@ -11184,7 +10570,7 @@
                 <w:rFonts w:ascii="맑은 고딕" w:hAnsi="맑은 고딕" w:eastAsia="맑은 고딕"/>
                 <w:b w:val="0"/>
                 <w:color w:val="13203F"/>
-                <w:sz w:val="14"/>
+                <w:sz w:val="16"/>
               </w:rPr>
               <w:t>식</w:t>
             </w:r>
@@ -11192,7 +10578,7 @@
         </w:tc>
         <w:tc>
           <w:tcPr>
-            <w:tcW w:type="dxa" w:w="719"/>
+            <w:tcW w:type="dxa" w:w="797"/>
           </w:tcPr>
           <w:p>
             <w:pPr>
@@ -11204,7 +10590,7 @@
                 <w:rFonts w:ascii="맑은 고딕" w:hAnsi="맑은 고딕" w:eastAsia="맑은 고딕"/>
                 <w:b w:val="0"/>
                 <w:color w:val="13203F"/>
-                <w:sz w:val="14"/>
+                <w:sz w:val="16"/>
               </w:rPr>
               <w:t>–</w:t>
             </w:r>
@@ -11212,7 +10598,7 @@
         </w:tc>
         <w:tc>
           <w:tcPr>
-            <w:tcW w:type="dxa" w:w="719"/>
+            <w:tcW w:type="dxa" w:w="977"/>
           </w:tcPr>
           <w:p>
             <w:pPr>
@@ -11224,7 +10610,7 @@
                 <w:rFonts w:ascii="맑은 고딕" w:hAnsi="맑은 고딕" w:eastAsia="맑은 고딕"/>
                 <w:b w:val="0"/>
                 <w:color w:val="13203F"/>
-                <w:sz w:val="14"/>
+                <w:sz w:val="16"/>
               </w:rPr>
               <w:t>미구분</w:t>
             </w:r>
@@ -11232,7 +10618,7 @@
         </w:tc>
         <w:tc>
           <w:tcPr>
-            <w:tcW w:type="dxa" w:w="949"/>
+            <w:tcW w:type="dxa" w:w="1060"/>
             <w:shd w:val="clear" w:color="auto" w:fill="FFF1E2"/>
           </w:tcPr>
           <w:p>
@@ -11245,7 +10631,7 @@
                 <w:rFonts w:ascii="맑은 고딕" w:hAnsi="맑은 고딕" w:eastAsia="맑은 고딕"/>
                 <w:b/>
                 <w:color w:val="9A4A00"/>
-                <w:sz w:val="14"/>
+                <w:sz w:val="16"/>
               </w:rPr>
               <w:t>세분 제안</w:t>
             </w:r>
@@ -11253,25 +10639,13 @@
         </w:tc>
         <w:tc>
           <w:tcPr>
-            <w:tcW w:type="dxa" w:w="7443"/>
-          </w:tcPr>
-          <w:p>
-            <w:pPr>
-              <w:spacing w:before="0" w:after="0" w:line="252" w:lineRule="auto"/>
-            </w:pPr>
-          </w:p>
-        </w:tc>
-        <w:tc>
-          <w:tcPr>
-            <w:tcW w:type="dxa" w:w="0"/>
-          </w:tcPr>
-          <w:p/>
-        </w:tc>
-        <w:tc>
-          <w:tcPr>
-            <w:tcW w:type="dxa" w:w="0"/>
-          </w:tcPr>
-          <w:p/>
+            <w:tcW w:type="dxa" w:w="7171"/>
+          </w:tcPr>
+          <w:p>
+            <w:pPr>
+              <w:spacing w:before="0" w:after="0" w:line="252" w:lineRule="auto"/>
+            </w:pPr>
+          </w:p>
         </w:tc>
       </w:tr>
       <w:tr>
@@ -11280,7 +10654,7 @@
         </w:trPr>
         <w:tc>
           <w:tcPr>
-            <w:tcW w:type="dxa" w:w="1105"/>
+            <w:tcW w:type="dxa" w:w="1239"/>
           </w:tcPr>
           <w:p>
             <w:pPr>
@@ -11291,7 +10665,7 @@
                 <w:rFonts w:ascii="Consolas" w:hAnsi="Consolas" w:eastAsia="맑은 고딕"/>
                 <w:b w:val="0"/>
                 <w:color w:val="0090A0"/>
-                <w:sz w:val="14"/>
+                <w:sz w:val="16"/>
               </w:rPr>
               <w:t>3-1-f-8</w:t>
             </w:r>
@@ -11299,7 +10673,7 @@
         </w:tc>
         <w:tc>
           <w:tcPr>
-            <w:tcW w:type="dxa" w:w="3173"/>
+            <w:tcW w:type="dxa" w:w="3057"/>
           </w:tcPr>
           <w:p>
             <w:pPr>
@@ -11310,7 +10684,7 @@
                 <w:rFonts w:ascii="맑은 고딕" w:hAnsi="맑은 고딕" w:eastAsia="맑은 고딕"/>
                 <w:b/>
                 <w:color w:val="13203F"/>
-                <w:sz w:val="14"/>
+                <w:sz w:val="16"/>
               </w:rPr>
               <w:t xml:space="preserve">배선·케이블 트레이·패치패널 (설치 포함) </w:t>
             </w:r>
@@ -11318,7 +10692,7 @@
         </w:tc>
         <w:tc>
           <w:tcPr>
-            <w:tcW w:type="dxa" w:w="7443"/>
+            <w:tcW w:type="dxa" w:w="7171"/>
           </w:tcPr>
           <w:p>
             <w:pPr>
@@ -11329,7 +10703,7 @@
                 <w:rFonts w:ascii="맑은 고딕" w:hAnsi="맑은 고딕" w:eastAsia="맑은 고딕"/>
                 <w:b w:val="0"/>
                 <w:color w:val="13203F"/>
-                <w:sz w:val="14"/>
+                <w:sz w:val="16"/>
               </w:rPr>
               <w:t>OM4 광 이중 6회선(코어–Cell 캐비닛) · Cat6A(운영실 2회선·관리망) · 패치패널 4개 · 통로 상부 트레이(길이 실측) · 포설·성단·시험</w:t>
             </w:r>
@@ -11337,7 +10711,7 @@
         </w:tc>
         <w:tc>
           <w:tcPr>
-            <w:tcW w:type="dxa" w:w="450"/>
+            <w:tcW w:type="dxa" w:w="490"/>
           </w:tcPr>
           <w:p>
             <w:pPr>
@@ -11349,7 +10723,7 @@
                 <w:rFonts w:ascii="맑은 고딕" w:hAnsi="맑은 고딕" w:eastAsia="맑은 고딕"/>
                 <w:b/>
                 <w:color w:val="13203F"/>
-                <w:sz w:val="14"/>
+                <w:sz w:val="16"/>
               </w:rPr>
               <w:t>1</w:t>
             </w:r>
@@ -11357,7 +10731,7 @@
         </w:tc>
         <w:tc>
           <w:tcPr>
-            <w:tcW w:type="dxa" w:w="450"/>
+            <w:tcW w:type="dxa" w:w="490"/>
           </w:tcPr>
           <w:p>
             <w:pPr>
@@ -11368,7 +10742,7 @@
                 <w:rFonts w:ascii="맑은 고딕" w:hAnsi="맑은 고딕" w:eastAsia="맑은 고딕"/>
                 <w:b w:val="0"/>
                 <w:color w:val="13203F"/>
-                <w:sz w:val="14"/>
+                <w:sz w:val="16"/>
               </w:rPr>
               <w:t>식</w:t>
             </w:r>
@@ -11376,7 +10750,7 @@
         </w:tc>
         <w:tc>
           <w:tcPr>
-            <w:tcW w:type="dxa" w:w="719"/>
+            <w:tcW w:type="dxa" w:w="797"/>
           </w:tcPr>
           <w:p>
             <w:pPr>
@@ -11388,7 +10762,7 @@
                 <w:rFonts w:ascii="맑은 고딕" w:hAnsi="맑은 고딕" w:eastAsia="맑은 고딕"/>
                 <w:b w:val="0"/>
                 <w:color w:val="13203F"/>
-                <w:sz w:val="14"/>
+                <w:sz w:val="16"/>
               </w:rPr>
               <w:t>–</w:t>
             </w:r>
@@ -11396,7 +10770,7 @@
         </w:tc>
         <w:tc>
           <w:tcPr>
-            <w:tcW w:type="dxa" w:w="719"/>
+            <w:tcW w:type="dxa" w:w="977"/>
           </w:tcPr>
           <w:p>
             <w:pPr>
@@ -11408,7 +10782,7 @@
                 <w:rFonts w:ascii="맑은 고딕" w:hAnsi="맑은 고딕" w:eastAsia="맑은 고딕"/>
                 <w:b w:val="0"/>
                 <w:color w:val="13203F"/>
-                <w:sz w:val="14"/>
+                <w:sz w:val="16"/>
               </w:rPr>
               <w:t>미구분</w:t>
             </w:r>
@@ -11416,7 +10790,7 @@
         </w:tc>
         <w:tc>
           <w:tcPr>
-            <w:tcW w:type="dxa" w:w="949"/>
+            <w:tcW w:type="dxa" w:w="1060"/>
             <w:shd w:val="clear" w:color="auto" w:fill="FFF1E2"/>
           </w:tcPr>
           <w:p>
@@ -11429,7 +10803,7 @@
                 <w:rFonts w:ascii="맑은 고딕" w:hAnsi="맑은 고딕" w:eastAsia="맑은 고딕"/>
                 <w:b/>
                 <w:color w:val="9A4A00"/>
-                <w:sz w:val="14"/>
+                <w:sz w:val="16"/>
               </w:rPr>
               <w:t>세분 제안</w:t>
             </w:r>
@@ -11437,25 +10811,13 @@
         </w:tc>
         <w:tc>
           <w:tcPr>
-            <w:tcW w:type="dxa" w:w="7443"/>
-          </w:tcPr>
-          <w:p>
-            <w:pPr>
-              <w:spacing w:before="0" w:after="0" w:line="252" w:lineRule="auto"/>
-            </w:pPr>
-          </w:p>
-        </w:tc>
-        <w:tc>
-          <w:tcPr>
-            <w:tcW w:type="dxa" w:w="0"/>
-          </w:tcPr>
-          <w:p/>
-        </w:tc>
-        <w:tc>
-          <w:tcPr>
-            <w:tcW w:type="dxa" w:w="0"/>
-          </w:tcPr>
-          <w:p/>
+            <w:tcW w:type="dxa" w:w="7171"/>
+          </w:tcPr>
+          <w:p>
+            <w:pPr>
+              <w:spacing w:before="0" w:after="0" w:line="252" w:lineRule="auto"/>
+            </w:pPr>
+          </w:p>
         </w:tc>
       </w:tr>
       <w:tr>
@@ -11464,67 +10826,55 @@
         </w:trPr>
         <w:tc>
           <w:tcPr>
-            <w:tcW w:type="dxa" w:w="1105"/>
+            <w:tcW w:type="dxa" w:w="1239"/>
           </w:tcPr>
           <w:p/>
         </w:tc>
         <w:tc>
           <w:tcPr>
-            <w:tcW w:type="dxa" w:w="3173"/>
+            <w:tcW w:type="dxa" w:w="3057"/>
           </w:tcPr>
           <w:p/>
         </w:tc>
         <w:tc>
           <w:tcPr>
-            <w:tcW w:type="dxa" w:w="7443"/>
+            <w:tcW w:type="dxa" w:w="7171"/>
           </w:tcPr>
           <w:p/>
         </w:tc>
         <w:tc>
           <w:tcPr>
-            <w:tcW w:type="dxa" w:w="450"/>
+            <w:tcW w:type="dxa" w:w="490"/>
           </w:tcPr>
           <w:p/>
         </w:tc>
         <w:tc>
           <w:tcPr>
-            <w:tcW w:type="dxa" w:w="450"/>
+            <w:tcW w:type="dxa" w:w="490"/>
           </w:tcPr>
           <w:p/>
         </w:tc>
         <w:tc>
           <w:tcPr>
-            <w:tcW w:type="dxa" w:w="719"/>
+            <w:tcW w:type="dxa" w:w="797"/>
           </w:tcPr>
           <w:p/>
         </w:tc>
         <w:tc>
           <w:tcPr>
-            <w:tcW w:type="dxa" w:w="719"/>
+            <w:tcW w:type="dxa" w:w="977"/>
           </w:tcPr>
           <w:p/>
         </w:tc>
         <w:tc>
           <w:tcPr>
-            <w:tcW w:type="dxa" w:w="949"/>
+            <w:tcW w:type="dxa" w:w="1060"/>
           </w:tcPr>
           <w:p/>
         </w:tc>
         <w:tc>
           <w:tcPr>
-            <w:tcW w:type="dxa" w:w="7443"/>
-          </w:tcPr>
-          <w:p/>
-        </w:tc>
-        <w:tc>
-          <w:tcPr>
-            <w:tcW w:type="dxa" w:w="0"/>
-          </w:tcPr>
-          <w:p/>
-        </w:tc>
-        <w:tc>
-          <w:tcPr>
-            <w:tcW w:type="dxa" w:w="0"/>
+            <w:tcW w:type="dxa" w:w="7171"/>
           </w:tcPr>
           <w:p/>
         </w:tc>
@@ -11535,7 +10885,7 @@
         </w:trPr>
         <w:tc>
           <w:tcPr>
-            <w:tcW w:type="dxa" w:w="1105"/>
+            <w:tcW w:type="dxa" w:w="1239"/>
           </w:tcPr>
           <w:p>
             <w:pPr>
@@ -11546,7 +10896,7 @@
                 <w:rFonts w:ascii="Consolas" w:hAnsi="Consolas" w:eastAsia="맑은 고딕"/>
                 <w:b w:val="0"/>
                 <w:color w:val="0090A0"/>
-                <w:sz w:val="14"/>
+                <w:sz w:val="16"/>
               </w:rPr>
               <w:t>3-1-g</w:t>
             </w:r>
@@ -11554,7 +10904,7 @@
         </w:tc>
         <w:tc>
           <w:tcPr>
-            <w:tcW w:type="dxa" w:w="3173"/>
+            <w:tcW w:type="dxa" w:w="3057"/>
           </w:tcPr>
           <w:p>
             <w:pPr>
@@ -11565,7 +10915,7 @@
                 <w:rFonts w:ascii="맑은 고딕" w:hAnsi="맑은 고딕" w:eastAsia="맑은 고딕"/>
                 <w:b/>
                 <w:color w:val="13203F"/>
-                <w:sz w:val="14"/>
+                <w:sz w:val="16"/>
               </w:rPr>
               <w:t xml:space="preserve">서버실 — 랙·캐비닛·UPS·KVM </w:t>
             </w:r>
@@ -11573,7 +10923,7 @@
         </w:tc>
         <w:tc>
           <w:tcPr>
-            <w:tcW w:type="dxa" w:w="7443"/>
+            <w:tcW w:type="dxa" w:w="7171"/>
           </w:tcPr>
           <w:p>
             <w:pPr>
@@ -11584,7 +10934,7 @@
                 <w:rFonts w:ascii="맑은 고딕" w:hAnsi="맑은 고딕" w:eastAsia="맑은 고딕"/>
                 <w:b w:val="0"/>
                 <w:color w:val="13203F"/>
-                <w:sz w:val="14"/>
+                <w:sz w:val="16"/>
               </w:rPr>
               <w:t>견적서에 사양·수량 없음</w:t>
             </w:r>
@@ -11592,7 +10942,7 @@
         </w:tc>
         <w:tc>
           <w:tcPr>
-            <w:tcW w:type="dxa" w:w="450"/>
+            <w:tcW w:type="dxa" w:w="490"/>
           </w:tcPr>
           <w:p>
             <w:pPr>
@@ -11604,7 +10954,7 @@
                 <w:rFonts w:ascii="맑은 고딕" w:hAnsi="맑은 고딕" w:eastAsia="맑은 고딕"/>
                 <w:b/>
                 <w:color w:val="13203F"/>
-                <w:sz w:val="14"/>
+                <w:sz w:val="16"/>
               </w:rPr>
               <w:t>1식</w:t>
             </w:r>
@@ -11612,17 +10962,17 @@
         </w:tc>
         <w:tc>
           <w:tcPr>
-            <w:tcW w:type="dxa" w:w="450"/>
-          </w:tcPr>
-          <w:p>
-            <w:pPr>
-              <w:spacing w:before="0" w:after="0" w:line="252" w:lineRule="auto"/>
-            </w:pPr>
-          </w:p>
-        </w:tc>
-        <w:tc>
-          <w:tcPr>
-            <w:tcW w:type="dxa" w:w="719"/>
+            <w:tcW w:type="dxa" w:w="490"/>
+          </w:tcPr>
+          <w:p>
+            <w:pPr>
+              <w:spacing w:before="0" w:after="0" w:line="252" w:lineRule="auto"/>
+            </w:pPr>
+          </w:p>
+        </w:tc>
+        <w:tc>
+          <w:tcPr>
+            <w:tcW w:type="dxa" w:w="797"/>
           </w:tcPr>
           <w:p>
             <w:pPr>
@@ -11634,7 +10984,7 @@
                 <w:rFonts w:ascii="맑은 고딕" w:hAnsi="맑은 고딕" w:eastAsia="맑은 고딕"/>
                 <w:b w:val="0"/>
                 <w:color w:val="13203F"/>
-                <w:sz w:val="14"/>
+                <w:sz w:val="16"/>
               </w:rPr>
               <w:t>–</w:t>
             </w:r>
@@ -11642,7 +10992,7 @@
         </w:tc>
         <w:tc>
           <w:tcPr>
-            <w:tcW w:type="dxa" w:w="719"/>
+            <w:tcW w:type="dxa" w:w="977"/>
           </w:tcPr>
           <w:p>
             <w:pPr>
@@ -11654,7 +11004,7 @@
                 <w:rFonts w:ascii="맑은 고딕" w:hAnsi="맑은 고딕" w:eastAsia="맑은 고딕"/>
                 <w:b w:val="0"/>
                 <w:color w:val="13203F"/>
-                <w:sz w:val="14"/>
+                <w:sz w:val="16"/>
               </w:rPr>
               <w:t>미구분</w:t>
             </w:r>
@@ -11662,7 +11012,7 @@
         </w:tc>
         <w:tc>
           <w:tcPr>
-            <w:tcW w:type="dxa" w:w="949"/>
+            <w:tcW w:type="dxa" w:w="1060"/>
             <w:shd w:val="clear" w:color="auto" w:fill="FDE8E8"/>
           </w:tcPr>
           <w:p>
@@ -11675,7 +11025,7 @@
                 <w:rFonts w:ascii="맑은 고딕" w:hAnsi="맑은 고딕" w:eastAsia="맑은 고딕"/>
                 <w:b/>
                 <w:color w:val="A12020"/>
-                <w:sz w:val="14"/>
+                <w:sz w:val="16"/>
               </w:rPr>
               <w:t>금액 미구분</w:t>
             </w:r>
@@ -11683,25 +11033,13 @@
         </w:tc>
         <w:tc>
           <w:tcPr>
-            <w:tcW w:type="dxa" w:w="7443"/>
-          </w:tcPr>
-          <w:p>
-            <w:pPr>
-              <w:spacing w:before="0" w:after="0" w:line="252" w:lineRule="auto"/>
-            </w:pPr>
-          </w:p>
-        </w:tc>
-        <w:tc>
-          <w:tcPr>
-            <w:tcW w:type="dxa" w:w="0"/>
-          </w:tcPr>
-          <w:p/>
-        </w:tc>
-        <w:tc>
-          <w:tcPr>
-            <w:tcW w:type="dxa" w:w="0"/>
-          </w:tcPr>
-          <w:p/>
+            <w:tcW w:type="dxa" w:w="7171"/>
+          </w:tcPr>
+          <w:p>
+            <w:pPr>
+              <w:spacing w:before="0" w:after="0" w:line="252" w:lineRule="auto"/>
+            </w:pPr>
+          </w:p>
         </w:tc>
       </w:tr>
       <w:tr>
@@ -11710,8 +11048,8 @@
         </w:trPr>
         <w:tc>
           <w:tcPr>
-            <w:tcW w:type="dxa" w:w="719"/>
-            <w:gridSpan w:val="7"/>
+            <w:tcW w:type="dxa" w:w="797"/>
+            <w:gridSpan w:val="6"/>
             <w:shd w:val="clear" w:color="auto" w:fill="E4F6F8"/>
           </w:tcPr>
           <w:p>
@@ -11723,7 +11061,7 @@
                 <w:rFonts w:ascii="맑은 고딕" w:hAnsi="맑은 고딕" w:eastAsia="맑은 고딕"/>
                 <w:b/>
                 <w:color w:val="10214B"/>
-                <w:sz w:val="14"/>
+                <w:sz w:val="16"/>
               </w:rPr>
               <w:t>항목4. 로컬 OCS·보안</w:t>
             </w:r>
@@ -11731,7 +11069,7 @@
         </w:tc>
         <w:tc>
           <w:tcPr>
-            <w:tcW w:type="dxa" w:w="949"/>
+            <w:tcW w:type="dxa" w:w="977"/>
             <w:shd w:val="clear" w:color="auto" w:fill="E4F6F8"/>
           </w:tcPr>
           <w:p>
@@ -11744,7 +11082,7 @@
                 <w:rFonts w:ascii="맑은 고딕" w:hAnsi="맑은 고딕" w:eastAsia="맑은 고딕"/>
                 <w:b/>
                 <w:color w:val="10214B"/>
-                <w:sz w:val="14"/>
+                <w:sz w:val="16"/>
               </w:rPr>
               <w:t>88,000</w:t>
             </w:r>
@@ -11752,8 +11090,8 @@
         </w:tc>
         <w:tc>
           <w:tcPr>
-            <w:tcW w:type="dxa" w:w="0"/>
-            <w:gridSpan w:val="3"/>
+            <w:tcW w:type="dxa" w:w="7171"/>
+            <w:gridSpan w:val="2"/>
             <w:shd w:val="clear" w:color="auto" w:fill="E4F6F8"/>
           </w:tcPr>
           <w:p>
@@ -11769,7 +11107,7 @@
         </w:trPr>
         <w:tc>
           <w:tcPr>
-            <w:tcW w:type="dxa" w:w="1105"/>
+            <w:tcW w:type="dxa" w:w="1239"/>
           </w:tcPr>
           <w:p>
             <w:pPr>
@@ -11780,7 +11118,7 @@
                 <w:rFonts w:ascii="Consolas" w:hAnsi="Consolas" w:eastAsia="맑은 고딕"/>
                 <w:b w:val="0"/>
                 <w:color w:val="0090A0"/>
-                <w:sz w:val="14"/>
+                <w:sz w:val="16"/>
               </w:rPr>
               <w:t>▸</w:t>
             </w:r>
@@ -11789,7 +11127,7 @@
                 <w:rFonts w:ascii="Consolas" w:hAnsi="Consolas" w:eastAsia="맑은 고딕"/>
                 <w:b w:val="0"/>
                 <w:color w:val="0090A0"/>
-                <w:sz w:val="14"/>
+                <w:sz w:val="16"/>
               </w:rPr>
               <w:t>견적서 항목</w:t>
             </w:r>
@@ -11797,7 +11135,7 @@
         </w:tc>
         <w:tc>
           <w:tcPr>
-            <w:tcW w:type="dxa" w:w="719"/>
+            <w:tcW w:type="dxa" w:w="797"/>
             <w:gridSpan w:val="5"/>
             <w:shd w:val="clear" w:color="auto" w:fill="EEF2F9"/>
           </w:tcPr>
@@ -11810,7 +11148,7 @@
                 <w:rFonts w:ascii="맑은 고딕" w:hAnsi="맑은 고딕" w:eastAsia="맑은 고딕"/>
                 <w:b/>
                 <w:color w:val="1B3A73"/>
-                <w:sz w:val="14"/>
+                <w:sz w:val="16"/>
               </w:rPr>
               <w:t xml:space="preserve">로컬 제어 부스 하드웨어 </w:t>
             </w:r>
@@ -11819,7 +11157,7 @@
                 <w:rFonts w:ascii="맑은 고딕" w:hAnsi="맑은 고딕" w:eastAsia="맑은 고딕"/>
                 <w:b/>
                 <w:color w:val="1B3A73"/>
-                <w:sz w:val="14"/>
+                <w:sz w:val="16"/>
               </w:rPr>
               <w:t>· 1품목</w:t>
             </w:r>
@@ -11827,7 +11165,7 @@
         </w:tc>
         <w:tc>
           <w:tcPr>
-            <w:tcW w:type="dxa" w:w="719"/>
+            <w:tcW w:type="dxa" w:w="977"/>
           </w:tcPr>
           <w:p>
             <w:pPr>
@@ -11839,7 +11177,7 @@
                 <w:rFonts w:ascii="맑은 고딕" w:hAnsi="맑은 고딕" w:eastAsia="맑은 고딕"/>
                 <w:b w:val="0"/>
                 <w:color w:val="13203F"/>
-                <w:sz w:val="14"/>
+                <w:sz w:val="16"/>
               </w:rPr>
               <w:t>49,500</w:t>
             </w:r>
@@ -11847,7 +11185,7 @@
         </w:tc>
         <w:tc>
           <w:tcPr>
-            <w:tcW w:type="dxa" w:w="7443"/>
+            <w:tcW w:type="dxa" w:w="7171"/>
             <w:gridSpan w:val="2"/>
           </w:tcPr>
           <w:p>
@@ -11855,18 +11193,6 @@
               <w:spacing w:before="0" w:after="0" w:line="252" w:lineRule="auto"/>
             </w:pPr>
           </w:p>
-        </w:tc>
-        <w:tc>
-          <w:tcPr>
-            <w:tcW w:type="dxa" w:w="0"/>
-          </w:tcPr>
-          <w:p/>
-        </w:tc>
-        <w:tc>
-          <w:tcPr>
-            <w:tcW w:type="dxa" w:w="0"/>
-          </w:tcPr>
-          <w:p/>
         </w:tc>
       </w:tr>
       <w:tr>
@@ -11875,7 +11201,7 @@
         </w:trPr>
         <w:tc>
           <w:tcPr>
-            <w:tcW w:type="dxa" w:w="1105"/>
+            <w:tcW w:type="dxa" w:w="1239"/>
           </w:tcPr>
           <w:p>
             <w:pPr>
@@ -11886,7 +11212,7 @@
                 <w:rFonts w:ascii="Consolas" w:hAnsi="Consolas" w:eastAsia="맑은 고딕"/>
                 <w:b w:val="0"/>
                 <w:color w:val="0090A0"/>
-                <w:sz w:val="14"/>
+                <w:sz w:val="16"/>
               </w:rPr>
               <w:t>4-1</w:t>
             </w:r>
@@ -11894,7 +11220,7 @@
         </w:tc>
         <w:tc>
           <w:tcPr>
-            <w:tcW w:type="dxa" w:w="3173"/>
+            <w:tcW w:type="dxa" w:w="3057"/>
           </w:tcPr>
           <w:p>
             <w:pPr>
@@ -11905,7 +11231,7 @@
                 <w:rFonts w:ascii="맑은 고딕" w:hAnsi="맑은 고딕" w:eastAsia="맑은 고딕"/>
                 <w:b/>
                 <w:color w:val="13203F"/>
-                <w:sz w:val="14"/>
+                <w:sz w:val="16"/>
               </w:rPr>
               <w:t>운영 시계열 DB (클러스터·계층형)</w:t>
             </w:r>
@@ -11913,7 +11239,7 @@
         </w:tc>
         <w:tc>
           <w:tcPr>
-            <w:tcW w:type="dxa" w:w="7443"/>
+            <w:tcW w:type="dxa" w:w="7171"/>
           </w:tcPr>
           <w:p>
             <w:pPr>
@@ -11924,7 +11250,7 @@
                 <w:rFonts w:ascii="맑은 고딕" w:hAnsi="맑은 고딕" w:eastAsia="맑은 고딕"/>
                 <w:b w:val="0"/>
                 <w:color w:val="13203F"/>
-                <w:sz w:val="14"/>
+                <w:sz w:val="16"/>
               </w:rPr>
               <w:t>Cell 상태·이벤트·공정값 시계열 저장·조회, 계층형 클러스터 구성</w:t>
             </w:r>
@@ -11932,7 +11258,7 @@
         </w:tc>
         <w:tc>
           <w:tcPr>
-            <w:tcW w:type="dxa" w:w="450"/>
+            <w:tcW w:type="dxa" w:w="490"/>
           </w:tcPr>
           <w:p>
             <w:pPr>
@@ -11944,7 +11270,7 @@
                 <w:rFonts w:ascii="맑은 고딕" w:hAnsi="맑은 고딕" w:eastAsia="맑은 고딕"/>
                 <w:b/>
                 <w:color w:val="13203F"/>
-                <w:sz w:val="14"/>
+                <w:sz w:val="16"/>
               </w:rPr>
               <w:t>1</w:t>
             </w:r>
@@ -11952,7 +11278,7 @@
         </w:tc>
         <w:tc>
           <w:tcPr>
-            <w:tcW w:type="dxa" w:w="450"/>
+            <w:tcW w:type="dxa" w:w="490"/>
           </w:tcPr>
           <w:p>
             <w:pPr>
@@ -11963,7 +11289,7 @@
                 <w:rFonts w:ascii="맑은 고딕" w:hAnsi="맑은 고딕" w:eastAsia="맑은 고딕"/>
                 <w:b w:val="0"/>
                 <w:color w:val="13203F"/>
-                <w:sz w:val="14"/>
+                <w:sz w:val="16"/>
               </w:rPr>
               <w:t>식</w:t>
             </w:r>
@@ -11971,7 +11297,7 @@
         </w:tc>
         <w:tc>
           <w:tcPr>
-            <w:tcW w:type="dxa" w:w="719"/>
+            <w:tcW w:type="dxa" w:w="797"/>
           </w:tcPr>
           <w:p>
             <w:pPr>
@@ -11983,7 +11309,7 @@
                 <w:rFonts w:ascii="맑은 고딕" w:hAnsi="맑은 고딕" w:eastAsia="맑은 고딕"/>
                 <w:b w:val="0"/>
                 <w:color w:val="13203F"/>
-                <w:sz w:val="14"/>
+                <w:sz w:val="16"/>
               </w:rPr>
               <w:t>49,500</w:t>
             </w:r>
@@ -11991,7 +11317,7 @@
         </w:tc>
         <w:tc>
           <w:tcPr>
-            <w:tcW w:type="dxa" w:w="719"/>
+            <w:tcW w:type="dxa" w:w="977"/>
           </w:tcPr>
           <w:p>
             <w:pPr>
@@ -12003,7 +11329,7 @@
                 <w:rFonts w:ascii="맑은 고딕" w:hAnsi="맑은 고딕" w:eastAsia="맑은 고딕"/>
                 <w:b w:val="0"/>
                 <w:color w:val="13203F"/>
-                <w:sz w:val="14"/>
+                <w:sz w:val="16"/>
               </w:rPr>
               <w:t>49,500</w:t>
             </w:r>
@@ -12011,7 +11337,7 @@
         </w:tc>
         <w:tc>
           <w:tcPr>
-            <w:tcW w:type="dxa" w:w="949"/>
+            <w:tcW w:type="dxa" w:w="1060"/>
             <w:shd w:val="clear" w:color="auto" w:fill="D9F0F2"/>
           </w:tcPr>
           <w:p>
@@ -12024,7 +11350,7 @@
                 <w:rFonts w:ascii="맑은 고딕" w:hAnsi="맑은 고딕" w:eastAsia="맑은 고딕"/>
                 <w:b/>
                 <w:color w:val="0090A0"/>
-                <w:sz w:val="14"/>
+                <w:sz w:val="16"/>
               </w:rPr>
               <w:t>적합</w:t>
             </w:r>
@@ -12032,7 +11358,7 @@
         </w:tc>
         <w:tc>
           <w:tcPr>
-            <w:tcW w:type="dxa" w:w="7443"/>
+            <w:tcW w:type="dxa" w:w="7171"/>
           </w:tcPr>
           <w:p>
             <w:pPr>
@@ -12043,23 +11369,11 @@
                 <w:rFonts w:ascii="맑은 고딕" w:hAnsi="맑은 고딕" w:eastAsia="맑은 고딕"/>
                 <w:b w:val="0"/>
                 <w:color w:val="56637F"/>
-                <w:sz w:val="14"/>
+                <w:sz w:val="16"/>
               </w:rPr>
               <w:t>Operational TSDB - Machbase Cluster Edition (계층)</w:t>
             </w:r>
           </w:p>
-        </w:tc>
-        <w:tc>
-          <w:tcPr>
-            <w:tcW w:type="dxa" w:w="0"/>
-          </w:tcPr>
-          <w:p/>
-        </w:tc>
-        <w:tc>
-          <w:tcPr>
-            <w:tcW w:type="dxa" w:w="0"/>
-          </w:tcPr>
-          <w:p/>
         </w:tc>
       </w:tr>
       <w:tr>
@@ -12068,7 +11382,7 @@
         </w:trPr>
         <w:tc>
           <w:tcPr>
-            <w:tcW w:type="dxa" w:w="1105"/>
+            <w:tcW w:type="dxa" w:w="1239"/>
           </w:tcPr>
           <w:p>
             <w:pPr>
@@ -12079,7 +11393,7 @@
                 <w:rFonts w:ascii="Consolas" w:hAnsi="Consolas" w:eastAsia="맑은 고딕"/>
                 <w:b w:val="0"/>
                 <w:color w:val="0090A0"/>
-                <w:sz w:val="14"/>
+                <w:sz w:val="16"/>
               </w:rPr>
               <w:t>▸</w:t>
             </w:r>
@@ -12088,7 +11402,7 @@
                 <w:rFonts w:ascii="Consolas" w:hAnsi="Consolas" w:eastAsia="맑은 고딕"/>
                 <w:b w:val="0"/>
                 <w:color w:val="0090A0"/>
-                <w:sz w:val="14"/>
+                <w:sz w:val="16"/>
               </w:rPr>
               <w:t>견적서 항목</w:t>
             </w:r>
@@ -12096,7 +11410,7 @@
         </w:tc>
         <w:tc>
           <w:tcPr>
-            <w:tcW w:type="dxa" w:w="719"/>
+            <w:tcW w:type="dxa" w:w="797"/>
             <w:gridSpan w:val="5"/>
             <w:shd w:val="clear" w:color="auto" w:fill="EEF2F9"/>
           </w:tcPr>
@@ -12109,7 +11423,7 @@
                 <w:rFonts w:ascii="맑은 고딕" w:hAnsi="맑은 고딕" w:eastAsia="맑은 고딕"/>
                 <w:b/>
                 <w:color w:val="1B3A73"/>
-                <w:sz w:val="14"/>
+                <w:sz w:val="16"/>
               </w:rPr>
               <w:t xml:space="preserve">보안 </w:t>
             </w:r>
@@ -12118,7 +11432,7 @@
                 <w:rFonts w:ascii="맑은 고딕" w:hAnsi="맑은 고딕" w:eastAsia="맑은 고딕"/>
                 <w:b/>
                 <w:color w:val="1B3A73"/>
-                <w:sz w:val="14"/>
+                <w:sz w:val="16"/>
               </w:rPr>
               <w:t>· 1품목</w:t>
             </w:r>
@@ -12126,7 +11440,7 @@
         </w:tc>
         <w:tc>
           <w:tcPr>
-            <w:tcW w:type="dxa" w:w="719"/>
+            <w:tcW w:type="dxa" w:w="977"/>
           </w:tcPr>
           <w:p>
             <w:pPr>
@@ -12138,7 +11452,7 @@
                 <w:rFonts w:ascii="맑은 고딕" w:hAnsi="맑은 고딕" w:eastAsia="맑은 고딕"/>
                 <w:b w:val="0"/>
                 <w:color w:val="13203F"/>
-                <w:sz w:val="14"/>
+                <w:sz w:val="16"/>
               </w:rPr>
               <w:t>38,500</w:t>
             </w:r>
@@ -12146,7 +11460,7 @@
         </w:tc>
         <w:tc>
           <w:tcPr>
-            <w:tcW w:type="dxa" w:w="7443"/>
+            <w:tcW w:type="dxa" w:w="7171"/>
             <w:gridSpan w:val="2"/>
           </w:tcPr>
           <w:p>
@@ -12154,18 +11468,6 @@
               <w:spacing w:before="0" w:after="0" w:line="252" w:lineRule="auto"/>
             </w:pPr>
           </w:p>
-        </w:tc>
-        <w:tc>
-          <w:tcPr>
-            <w:tcW w:type="dxa" w:w="0"/>
-          </w:tcPr>
-          <w:p/>
-        </w:tc>
-        <w:tc>
-          <w:tcPr>
-            <w:tcW w:type="dxa" w:w="0"/>
-          </w:tcPr>
-          <w:p/>
         </w:tc>
       </w:tr>
       <w:tr>
@@ -12174,7 +11476,7 @@
         </w:trPr>
         <w:tc>
           <w:tcPr>
-            <w:tcW w:type="dxa" w:w="1105"/>
+            <w:tcW w:type="dxa" w:w="1239"/>
           </w:tcPr>
           <w:p>
             <w:pPr>
@@ -12185,7 +11487,7 @@
                 <w:rFonts w:ascii="Consolas" w:hAnsi="Consolas" w:eastAsia="맑은 고딕"/>
                 <w:b w:val="0"/>
                 <w:color w:val="0090A0"/>
-                <w:sz w:val="14"/>
+                <w:sz w:val="16"/>
               </w:rPr>
               <w:t>4-2</w:t>
             </w:r>
@@ -12193,7 +11495,7 @@
         </w:tc>
         <w:tc>
           <w:tcPr>
-            <w:tcW w:type="dxa" w:w="3173"/>
+            <w:tcW w:type="dxa" w:w="3057"/>
           </w:tcPr>
           <w:p>
             <w:pPr>
@@ -12204,7 +11506,7 @@
                 <w:rFonts w:ascii="맑은 고딕" w:hAnsi="맑은 고딕" w:eastAsia="맑은 고딕"/>
                 <w:b/>
                 <w:color w:val="13203F"/>
-                <w:sz w:val="14"/>
+                <w:sz w:val="16"/>
               </w:rPr>
               <w:t>통합 인증·접근통제 (IAM/PKI · 서버 접근제어)</w:t>
             </w:r>
@@ -12212,7 +11514,7 @@
         </w:tc>
         <w:tc>
           <w:tcPr>
-            <w:tcW w:type="dxa" w:w="7443"/>
+            <w:tcW w:type="dxa" w:w="7171"/>
           </w:tcPr>
           <w:p>
             <w:pPr>
@@ -12223,7 +11525,7 @@
                 <w:rFonts w:ascii="맑은 고딕" w:hAnsi="맑은 고딕" w:eastAsia="맑은 고딕"/>
                 <w:b w:val="0"/>
                 <w:color w:val="13203F"/>
-                <w:sz w:val="14"/>
+                <w:sz w:val="16"/>
               </w:rPr>
               <w:t>사용자·장비 인증(SSO·PKI 인증서), 서버·DB 접근통제·감사로그</w:t>
             </w:r>
@@ -12231,7 +11533,7 @@
         </w:tc>
         <w:tc>
           <w:tcPr>
-            <w:tcW w:type="dxa" w:w="450"/>
+            <w:tcW w:type="dxa" w:w="490"/>
           </w:tcPr>
           <w:p>
             <w:pPr>
@@ -12243,7 +11545,7 @@
                 <w:rFonts w:ascii="맑은 고딕" w:hAnsi="맑은 고딕" w:eastAsia="맑은 고딕"/>
                 <w:b/>
                 <w:color w:val="13203F"/>
-                <w:sz w:val="14"/>
+                <w:sz w:val="16"/>
               </w:rPr>
               <w:t>1</w:t>
             </w:r>
@@ -12251,7 +11553,7 @@
         </w:tc>
         <w:tc>
           <w:tcPr>
-            <w:tcW w:type="dxa" w:w="450"/>
+            <w:tcW w:type="dxa" w:w="490"/>
           </w:tcPr>
           <w:p>
             <w:pPr>
@@ -12262,7 +11564,7 @@
                 <w:rFonts w:ascii="맑은 고딕" w:hAnsi="맑은 고딕" w:eastAsia="맑은 고딕"/>
                 <w:b w:val="0"/>
                 <w:color w:val="13203F"/>
-                <w:sz w:val="14"/>
+                <w:sz w:val="16"/>
               </w:rPr>
               <w:t>식</w:t>
             </w:r>
@@ -12270,7 +11572,7 @@
         </w:tc>
         <w:tc>
           <w:tcPr>
-            <w:tcW w:type="dxa" w:w="719"/>
+            <w:tcW w:type="dxa" w:w="797"/>
           </w:tcPr>
           <w:p>
             <w:pPr>
@@ -12282,7 +11584,7 @@
                 <w:rFonts w:ascii="맑은 고딕" w:hAnsi="맑은 고딕" w:eastAsia="맑은 고딕"/>
                 <w:b w:val="0"/>
                 <w:color w:val="13203F"/>
-                <w:sz w:val="14"/>
+                <w:sz w:val="16"/>
               </w:rPr>
               <w:t>38,500</w:t>
             </w:r>
@@ -12290,7 +11592,7 @@
         </w:tc>
         <w:tc>
           <w:tcPr>
-            <w:tcW w:type="dxa" w:w="719"/>
+            <w:tcW w:type="dxa" w:w="977"/>
           </w:tcPr>
           <w:p>
             <w:pPr>
@@ -12302,7 +11604,7 @@
                 <w:rFonts w:ascii="맑은 고딕" w:hAnsi="맑은 고딕" w:eastAsia="맑은 고딕"/>
                 <w:b w:val="0"/>
                 <w:color w:val="13203F"/>
-                <w:sz w:val="14"/>
+                <w:sz w:val="16"/>
               </w:rPr>
               <w:t>38,500</w:t>
             </w:r>
@@ -12310,7 +11612,7 @@
         </w:tc>
         <w:tc>
           <w:tcPr>
-            <w:tcW w:type="dxa" w:w="949"/>
+            <w:tcW w:type="dxa" w:w="1060"/>
             <w:shd w:val="clear" w:color="auto" w:fill="D9F0F2"/>
           </w:tcPr>
           <w:p>
@@ -12323,7 +11625,7 @@
                 <w:rFonts w:ascii="맑은 고딕" w:hAnsi="맑은 고딕" w:eastAsia="맑은 고딕"/>
                 <w:b/>
                 <w:color w:val="0090A0"/>
-                <w:sz w:val="14"/>
+                <w:sz w:val="16"/>
               </w:rPr>
               <w:t>적합</w:t>
             </w:r>
@@ -12331,7 +11633,7 @@
         </w:tc>
         <w:tc>
           <w:tcPr>
-            <w:tcW w:type="dxa" w:w="7443"/>
+            <w:tcW w:type="dxa" w:w="7171"/>
           </w:tcPr>
           <w:p>
             <w:pPr>
@@ -12342,23 +11644,11 @@
                 <w:rFonts w:ascii="맑은 고딕" w:hAnsi="맑은 고딕" w:eastAsia="맑은 고딕"/>
                 <w:b w:val="0"/>
                 <w:color w:val="56637F"/>
-                <w:sz w:val="14"/>
+                <w:sz w:val="16"/>
               </w:rPr>
               <w:t>보안 스택(IAM/PKI) - Keyloak+HIWARE</w:t>
             </w:r>
           </w:p>
-        </w:tc>
-        <w:tc>
-          <w:tcPr>
-            <w:tcW w:type="dxa" w:w="0"/>
-          </w:tcPr>
-          <w:p/>
-        </w:tc>
-        <w:tc>
-          <w:tcPr>
-            <w:tcW w:type="dxa" w:w="0"/>
-          </w:tcPr>
-          <w:p/>
         </w:tc>
       </w:tr>
       <w:tr>
@@ -12367,8 +11657,8 @@
         </w:trPr>
         <w:tc>
           <w:tcPr>
-            <w:tcW w:type="dxa" w:w="719"/>
-            <w:gridSpan w:val="7"/>
+            <w:tcW w:type="dxa" w:w="797"/>
+            <w:gridSpan w:val="6"/>
             <w:shd w:val="clear" w:color="auto" w:fill="E4F6F8"/>
           </w:tcPr>
           <w:p>
@@ -12380,7 +11670,7 @@
                 <w:rFonts w:ascii="맑은 고딕" w:hAnsi="맑은 고딕" w:eastAsia="맑은 고딕"/>
                 <w:b/>
                 <w:color w:val="10214B"/>
-                <w:sz w:val="14"/>
+                <w:sz w:val="16"/>
               </w:rPr>
               <w:t>항목5. 기술지원</w:t>
             </w:r>
@@ -12388,7 +11678,7 @@
         </w:tc>
         <w:tc>
           <w:tcPr>
-            <w:tcW w:type="dxa" w:w="949"/>
+            <w:tcW w:type="dxa" w:w="977"/>
             <w:shd w:val="clear" w:color="auto" w:fill="E4F6F8"/>
           </w:tcPr>
           <w:p>
@@ -12401,7 +11691,7 @@
                 <w:rFonts w:ascii="맑은 고딕" w:hAnsi="맑은 고딕" w:eastAsia="맑은 고딕"/>
                 <w:b/>
                 <w:color w:val="10214B"/>
-                <w:sz w:val="14"/>
+                <w:sz w:val="16"/>
               </w:rPr>
               <w:t>44,550</w:t>
             </w:r>
@@ -12409,8 +11699,8 @@
         </w:tc>
         <w:tc>
           <w:tcPr>
-            <w:tcW w:type="dxa" w:w="0"/>
-            <w:gridSpan w:val="3"/>
+            <w:tcW w:type="dxa" w:w="7171"/>
+            <w:gridSpan w:val="2"/>
             <w:shd w:val="clear" w:color="auto" w:fill="E4F6F8"/>
           </w:tcPr>
           <w:p>
@@ -12426,7 +11716,7 @@
         </w:trPr>
         <w:tc>
           <w:tcPr>
-            <w:tcW w:type="dxa" w:w="1105"/>
+            <w:tcW w:type="dxa" w:w="1239"/>
           </w:tcPr>
           <w:p>
             <w:pPr>
@@ -12437,7 +11727,7 @@
                 <w:rFonts w:ascii="Consolas" w:hAnsi="Consolas" w:eastAsia="맑은 고딕"/>
                 <w:b w:val="0"/>
                 <w:color w:val="0090A0"/>
-                <w:sz w:val="14"/>
+                <w:sz w:val="16"/>
               </w:rPr>
               <w:t>▸</w:t>
             </w:r>
@@ -12446,7 +11736,7 @@
                 <w:rFonts w:ascii="Consolas" w:hAnsi="Consolas" w:eastAsia="맑은 고딕"/>
                 <w:b w:val="0"/>
                 <w:color w:val="0090A0"/>
-                <w:sz w:val="14"/>
+                <w:sz w:val="16"/>
               </w:rPr>
               <w:t>견적서 항목</w:t>
             </w:r>
@@ -12454,7 +11744,7 @@
         </w:tc>
         <w:tc>
           <w:tcPr>
-            <w:tcW w:type="dxa" w:w="719"/>
+            <w:tcW w:type="dxa" w:w="797"/>
             <w:gridSpan w:val="5"/>
             <w:shd w:val="clear" w:color="auto" w:fill="EEF2F9"/>
           </w:tcPr>
@@ -12467,7 +11757,7 @@
                 <w:rFonts w:ascii="맑은 고딕" w:hAnsi="맑은 고딕" w:eastAsia="맑은 고딕"/>
                 <w:b/>
                 <w:color w:val="1B3A73"/>
-                <w:sz w:val="14"/>
+                <w:sz w:val="16"/>
               </w:rPr>
               <w:t xml:space="preserve">기술 지원 </w:t>
             </w:r>
@@ -12476,7 +11766,7 @@
                 <w:rFonts w:ascii="맑은 고딕" w:hAnsi="맑은 고딕" w:eastAsia="맑은 고딕"/>
                 <w:b/>
                 <w:color w:val="1B3A73"/>
-                <w:sz w:val="14"/>
+                <w:sz w:val="16"/>
               </w:rPr>
               <w:t>· 3품목</w:t>
             </w:r>
@@ -12484,7 +11774,7 @@
         </w:tc>
         <w:tc>
           <w:tcPr>
-            <w:tcW w:type="dxa" w:w="719"/>
+            <w:tcW w:type="dxa" w:w="977"/>
           </w:tcPr>
           <w:p>
             <w:pPr>
@@ -12496,7 +11786,7 @@
                 <w:rFonts w:ascii="맑은 고딕" w:hAnsi="맑은 고딕" w:eastAsia="맑은 고딕"/>
                 <w:b w:val="0"/>
                 <w:color w:val="13203F"/>
-                <w:sz w:val="14"/>
+                <w:sz w:val="16"/>
               </w:rPr>
               <w:t>44,550</w:t>
             </w:r>
@@ -12504,7 +11794,7 @@
         </w:tc>
         <w:tc>
           <w:tcPr>
-            <w:tcW w:type="dxa" w:w="7443"/>
+            <w:tcW w:type="dxa" w:w="7171"/>
             <w:gridSpan w:val="2"/>
           </w:tcPr>
           <w:p>
@@ -12512,18 +11802,6 @@
               <w:spacing w:before="0" w:after="0" w:line="252" w:lineRule="auto"/>
             </w:pPr>
           </w:p>
-        </w:tc>
-        <w:tc>
-          <w:tcPr>
-            <w:tcW w:type="dxa" w:w="0"/>
-          </w:tcPr>
-          <w:p/>
-        </w:tc>
-        <w:tc>
-          <w:tcPr>
-            <w:tcW w:type="dxa" w:w="0"/>
-          </w:tcPr>
-          <w:p/>
         </w:tc>
       </w:tr>
       <w:tr>
@@ -12532,7 +11810,7 @@
         </w:trPr>
         <w:tc>
           <w:tcPr>
-            <w:tcW w:type="dxa" w:w="1105"/>
+            <w:tcW w:type="dxa" w:w="1239"/>
           </w:tcPr>
           <w:p>
             <w:pPr>
@@ -12543,7 +11821,7 @@
                 <w:rFonts w:ascii="Consolas" w:hAnsi="Consolas" w:eastAsia="맑은 고딕"/>
                 <w:b w:val="0"/>
                 <w:color w:val="0090A0"/>
-                <w:sz w:val="14"/>
+                <w:sz w:val="16"/>
               </w:rPr>
               <w:t>5-1</w:t>
             </w:r>
@@ -12551,7 +11829,7 @@
         </w:tc>
         <w:tc>
           <w:tcPr>
-            <w:tcW w:type="dxa" w:w="3173"/>
+            <w:tcW w:type="dxa" w:w="3057"/>
           </w:tcPr>
           <w:p>
             <w:pPr>
@@ -12562,7 +11840,7 @@
                 <w:rFonts w:ascii="맑은 고딕" w:hAnsi="맑은 고딕" w:eastAsia="맑은 고딕"/>
                 <w:b/>
                 <w:color w:val="13203F"/>
-                <w:sz w:val="14"/>
+                <w:sz w:val="16"/>
               </w:rPr>
               <w:t>Cell 구성 설비별 DT 연동 기능 개발</w:t>
             </w:r>
@@ -12570,7 +11848,7 @@
         </w:tc>
         <w:tc>
           <w:tcPr>
-            <w:tcW w:type="dxa" w:w="7443"/>
+            <w:tcW w:type="dxa" w:w="7171"/>
           </w:tcPr>
           <w:p>
             <w:pPr>
@@ -12581,7 +11859,7 @@
                 <w:rFonts w:ascii="맑은 고딕" w:hAnsi="맑은 고딕" w:eastAsia="맑은 고딕"/>
                 <w:b w:val="0"/>
                 <w:color w:val="13203F"/>
-                <w:sz w:val="14"/>
+                <w:sz w:val="16"/>
               </w:rPr>
               <w:t>공급사 맞춤 개발(Customizing) — 산출물·범위 명시 필요</w:t>
             </w:r>
@@ -12589,7 +11867,7 @@
         </w:tc>
         <w:tc>
           <w:tcPr>
-            <w:tcW w:type="dxa" w:w="450"/>
+            <w:tcW w:type="dxa" w:w="490"/>
           </w:tcPr>
           <w:p>
             <w:pPr>
@@ -12601,7 +11879,7 @@
                 <w:rFonts w:ascii="맑은 고딕" w:hAnsi="맑은 고딕" w:eastAsia="맑은 고딕"/>
                 <w:b/>
                 <w:color w:val="13203F"/>
-                <w:sz w:val="14"/>
+                <w:sz w:val="16"/>
               </w:rPr>
               <w:t>1</w:t>
             </w:r>
@@ -12609,7 +11887,7 @@
         </w:tc>
         <w:tc>
           <w:tcPr>
-            <w:tcW w:type="dxa" w:w="450"/>
+            <w:tcW w:type="dxa" w:w="490"/>
           </w:tcPr>
           <w:p>
             <w:pPr>
@@ -12620,7 +11898,7 @@
                 <w:rFonts w:ascii="맑은 고딕" w:hAnsi="맑은 고딕" w:eastAsia="맑은 고딕"/>
                 <w:b w:val="0"/>
                 <w:color w:val="13203F"/>
-                <w:sz w:val="14"/>
+                <w:sz w:val="16"/>
               </w:rPr>
               <w:t>식</w:t>
             </w:r>
@@ -12628,7 +11906,7 @@
         </w:tc>
         <w:tc>
           <w:tcPr>
-            <w:tcW w:type="dxa" w:w="719"/>
+            <w:tcW w:type="dxa" w:w="797"/>
           </w:tcPr>
           <w:p>
             <w:pPr>
@@ -12640,7 +11918,7 @@
                 <w:rFonts w:ascii="맑은 고딕" w:hAnsi="맑은 고딕" w:eastAsia="맑은 고딕"/>
                 <w:b w:val="0"/>
                 <w:color w:val="13203F"/>
-                <w:sz w:val="14"/>
+                <w:sz w:val="16"/>
               </w:rPr>
               <w:t>11,000</w:t>
             </w:r>
@@ -12648,7 +11926,7 @@
         </w:tc>
         <w:tc>
           <w:tcPr>
-            <w:tcW w:type="dxa" w:w="719"/>
+            <w:tcW w:type="dxa" w:w="977"/>
           </w:tcPr>
           <w:p>
             <w:pPr>
@@ -12660,7 +11938,7 @@
                 <w:rFonts w:ascii="맑은 고딕" w:hAnsi="맑은 고딕" w:eastAsia="맑은 고딕"/>
                 <w:b w:val="0"/>
                 <w:color w:val="13203F"/>
-                <w:sz w:val="14"/>
+                <w:sz w:val="16"/>
               </w:rPr>
               <w:t>11,000</w:t>
             </w:r>
@@ -12668,7 +11946,7 @@
         </w:tc>
         <w:tc>
           <w:tcPr>
-            <w:tcW w:type="dxa" w:w="949"/>
+            <w:tcW w:type="dxa" w:w="1060"/>
             <w:shd w:val="clear" w:color="auto" w:fill="FFF1E2"/>
           </w:tcPr>
           <w:p>
@@ -12681,7 +11959,7 @@
                 <w:rFonts w:ascii="맑은 고딕" w:hAnsi="맑은 고딕" w:eastAsia="맑은 고딕"/>
                 <w:b/>
                 <w:color w:val="9A4A00"/>
-                <w:sz w:val="14"/>
+                <w:sz w:val="16"/>
               </w:rPr>
               <w:t>범위 명시</w:t>
             </w:r>
@@ -12689,7 +11967,7 @@
         </w:tc>
         <w:tc>
           <w:tcPr>
-            <w:tcW w:type="dxa" w:w="7443"/>
+            <w:tcW w:type="dxa" w:w="7171"/>
           </w:tcPr>
           <w:p>
             <w:pPr>
@@ -12700,23 +11978,11 @@
                 <w:rFonts w:ascii="맑은 고딕" w:hAnsi="맑은 고딕" w:eastAsia="맑은 고딕"/>
                 <w:b w:val="0"/>
                 <w:color w:val="56637F"/>
-                <w:sz w:val="14"/>
+                <w:sz w:val="16"/>
               </w:rPr>
               <w:t>CELL 구성 설비별 디지털 트윈 연동 기능 Customizing</w:t>
             </w:r>
           </w:p>
-        </w:tc>
-        <w:tc>
-          <w:tcPr>
-            <w:tcW w:type="dxa" w:w="0"/>
-          </w:tcPr>
-          <w:p/>
-        </w:tc>
-        <w:tc>
-          <w:tcPr>
-            <w:tcW w:type="dxa" w:w="0"/>
-          </w:tcPr>
-          <w:p/>
         </w:tc>
       </w:tr>
       <w:tr>
@@ -12725,7 +11991,7 @@
         </w:trPr>
         <w:tc>
           <w:tcPr>
-            <w:tcW w:type="dxa" w:w="1105"/>
+            <w:tcW w:type="dxa" w:w="1239"/>
           </w:tcPr>
           <w:p>
             <w:pPr>
@@ -12736,7 +12002,7 @@
                 <w:rFonts w:ascii="Consolas" w:hAnsi="Consolas" w:eastAsia="맑은 고딕"/>
                 <w:b w:val="0"/>
                 <w:color w:val="0090A0"/>
-                <w:sz w:val="14"/>
+                <w:sz w:val="16"/>
               </w:rPr>
               <w:t>5-2</w:t>
             </w:r>
@@ -12744,7 +12010,7 @@
         </w:tc>
         <w:tc>
           <w:tcPr>
-            <w:tcW w:type="dxa" w:w="3173"/>
+            <w:tcW w:type="dxa" w:w="3057"/>
           </w:tcPr>
           <w:p>
             <w:pPr>
@@ -12755,7 +12021,7 @@
                 <w:rFonts w:ascii="맑은 고딕" w:hAnsi="맑은 고딕" w:eastAsia="맑은 고딕"/>
                 <w:b/>
                 <w:color w:val="13203F"/>
-                <w:sz w:val="14"/>
+                <w:sz w:val="16"/>
               </w:rPr>
               <w:t>DB 연동 시각화 UI 개발</w:t>
             </w:r>
@@ -12763,7 +12029,7 @@
         </w:tc>
         <w:tc>
           <w:tcPr>
-            <w:tcW w:type="dxa" w:w="7443"/>
+            <w:tcW w:type="dxa" w:w="7171"/>
           </w:tcPr>
           <w:p>
             <w:pPr>
@@ -12774,7 +12040,7 @@
                 <w:rFonts w:ascii="맑은 고딕" w:hAnsi="맑은 고딕" w:eastAsia="맑은 고딕"/>
                 <w:b w:val="0"/>
                 <w:color w:val="13203F"/>
-                <w:sz w:val="14"/>
+                <w:sz w:val="16"/>
               </w:rPr>
               <w:t>공급사 맞춤 개발(Customizing) — 산출물·범위 명시 필요</w:t>
             </w:r>
@@ -12782,7 +12048,7 @@
         </w:tc>
         <w:tc>
           <w:tcPr>
-            <w:tcW w:type="dxa" w:w="450"/>
+            <w:tcW w:type="dxa" w:w="490"/>
           </w:tcPr>
           <w:p>
             <w:pPr>
@@ -12794,7 +12060,7 @@
                 <w:rFonts w:ascii="맑은 고딕" w:hAnsi="맑은 고딕" w:eastAsia="맑은 고딕"/>
                 <w:b/>
                 <w:color w:val="13203F"/>
-                <w:sz w:val="14"/>
+                <w:sz w:val="16"/>
               </w:rPr>
               <w:t>1</w:t>
             </w:r>
@@ -12802,7 +12068,7 @@
         </w:tc>
         <w:tc>
           <w:tcPr>
-            <w:tcW w:type="dxa" w:w="450"/>
+            <w:tcW w:type="dxa" w:w="490"/>
           </w:tcPr>
           <w:p>
             <w:pPr>
@@ -12813,7 +12079,7 @@
                 <w:rFonts w:ascii="맑은 고딕" w:hAnsi="맑은 고딕" w:eastAsia="맑은 고딕"/>
                 <w:b w:val="0"/>
                 <w:color w:val="13203F"/>
-                <w:sz w:val="14"/>
+                <w:sz w:val="16"/>
               </w:rPr>
               <w:t>식</w:t>
             </w:r>
@@ -12821,7 +12087,7 @@
         </w:tc>
         <w:tc>
           <w:tcPr>
-            <w:tcW w:type="dxa" w:w="719"/>
+            <w:tcW w:type="dxa" w:w="797"/>
           </w:tcPr>
           <w:p>
             <w:pPr>
@@ -12833,7 +12099,7 @@
                 <w:rFonts w:ascii="맑은 고딕" w:hAnsi="맑은 고딕" w:eastAsia="맑은 고딕"/>
                 <w:b w:val="0"/>
                 <w:color w:val="13203F"/>
-                <w:sz w:val="14"/>
+                <w:sz w:val="16"/>
               </w:rPr>
               <w:t>28,050</w:t>
             </w:r>
@@ -12841,7 +12107,7 @@
         </w:tc>
         <w:tc>
           <w:tcPr>
-            <w:tcW w:type="dxa" w:w="719"/>
+            <w:tcW w:type="dxa" w:w="977"/>
           </w:tcPr>
           <w:p>
             <w:pPr>
@@ -12853,7 +12119,7 @@
                 <w:rFonts w:ascii="맑은 고딕" w:hAnsi="맑은 고딕" w:eastAsia="맑은 고딕"/>
                 <w:b w:val="0"/>
                 <w:color w:val="13203F"/>
-                <w:sz w:val="14"/>
+                <w:sz w:val="16"/>
               </w:rPr>
               <w:t>28,050</w:t>
             </w:r>
@@ -12861,7 +12127,7 @@
         </w:tc>
         <w:tc>
           <w:tcPr>
-            <w:tcW w:type="dxa" w:w="949"/>
+            <w:tcW w:type="dxa" w:w="1060"/>
             <w:shd w:val="clear" w:color="auto" w:fill="FFF1E2"/>
           </w:tcPr>
           <w:p>
@@ -12874,7 +12140,7 @@
                 <w:rFonts w:ascii="맑은 고딕" w:hAnsi="맑은 고딕" w:eastAsia="맑은 고딕"/>
                 <w:b/>
                 <w:color w:val="9A4A00"/>
-                <w:sz w:val="14"/>
+                <w:sz w:val="16"/>
               </w:rPr>
               <w:t>범위 명시</w:t>
             </w:r>
@@ -12882,7 +12148,7 @@
         </w:tc>
         <w:tc>
           <w:tcPr>
-            <w:tcW w:type="dxa" w:w="7443"/>
+            <w:tcW w:type="dxa" w:w="7171"/>
           </w:tcPr>
           <w:p>
             <w:pPr>
@@ -12893,23 +12159,11 @@
                 <w:rFonts w:ascii="맑은 고딕" w:hAnsi="맑은 고딕" w:eastAsia="맑은 고딕"/>
                 <w:b w:val="0"/>
                 <w:color w:val="56637F"/>
-                <w:sz w:val="14"/>
+                <w:sz w:val="16"/>
               </w:rPr>
               <w:t>DB 연동 시각화 UI Customizing</w:t>
             </w:r>
           </w:p>
-        </w:tc>
-        <w:tc>
-          <w:tcPr>
-            <w:tcW w:type="dxa" w:w="0"/>
-          </w:tcPr>
-          <w:p/>
-        </w:tc>
-        <w:tc>
-          <w:tcPr>
-            <w:tcW w:type="dxa" w:w="0"/>
-          </w:tcPr>
-          <w:p/>
         </w:tc>
       </w:tr>
       <w:tr>
@@ -12918,7 +12172,7 @@
         </w:trPr>
         <w:tc>
           <w:tcPr>
-            <w:tcW w:type="dxa" w:w="1105"/>
+            <w:tcW w:type="dxa" w:w="1239"/>
           </w:tcPr>
           <w:p>
             <w:pPr>
@@ -12930,7 +12184,7 @@
                 <w:rFonts w:ascii="Consolas" w:hAnsi="Consolas" w:eastAsia="맑은 고딕"/>
                 <w:b w:val="0"/>
                 <w:color w:val="0090A0"/>
-                <w:sz w:val="14"/>
+                <w:sz w:val="16"/>
               </w:rPr>
               <w:t>5-3</w:t>
             </w:r>
@@ -12938,7 +12192,7 @@
         </w:tc>
         <w:tc>
           <w:tcPr>
-            <w:tcW w:type="dxa" w:w="3173"/>
+            <w:tcW w:type="dxa" w:w="3057"/>
           </w:tcPr>
           <w:p>
             <w:pPr>
@@ -12950,7 +12204,7 @@
                 <w:rFonts w:ascii="맑은 고딕" w:hAnsi="맑은 고딕" w:eastAsia="맑은 고딕"/>
                 <w:b/>
                 <w:color w:val="13203F"/>
-                <w:sz w:val="14"/>
+                <w:sz w:val="16"/>
               </w:rPr>
               <w:t>기능 확장(플러그인) 개발</w:t>
             </w:r>
@@ -12958,7 +12212,7 @@
         </w:tc>
         <w:tc>
           <w:tcPr>
-            <w:tcW w:type="dxa" w:w="7443"/>
+            <w:tcW w:type="dxa" w:w="7171"/>
           </w:tcPr>
           <w:p>
             <w:pPr>
@@ -12970,7 +12224,7 @@
                 <w:rFonts w:ascii="맑은 고딕" w:hAnsi="맑은 고딕" w:eastAsia="맑은 고딕"/>
                 <w:b w:val="0"/>
                 <w:color w:val="13203F"/>
-                <w:sz w:val="14"/>
+                <w:sz w:val="16"/>
               </w:rPr>
               <w:t>공급사 맞춤 개발(Customizing) — 산출물·범위 명시 필요</w:t>
             </w:r>
@@ -12978,7 +12232,7 @@
         </w:tc>
         <w:tc>
           <w:tcPr>
-            <w:tcW w:type="dxa" w:w="450"/>
+            <w:tcW w:type="dxa" w:w="490"/>
           </w:tcPr>
           <w:p>
             <w:pPr>
@@ -12991,7 +12245,7 @@
                 <w:rFonts w:ascii="맑은 고딕" w:hAnsi="맑은 고딕" w:eastAsia="맑은 고딕"/>
                 <w:b/>
                 <w:color w:val="13203F"/>
-                <w:sz w:val="14"/>
+                <w:sz w:val="16"/>
               </w:rPr>
               <w:t>1</w:t>
             </w:r>
@@ -12999,7 +12253,7 @@
         </w:tc>
         <w:tc>
           <w:tcPr>
-            <w:tcW w:type="dxa" w:w="450"/>
+            <w:tcW w:type="dxa" w:w="490"/>
           </w:tcPr>
           <w:p>
             <w:pPr>
@@ -13011,7 +12265,7 @@
                 <w:rFonts w:ascii="맑은 고딕" w:hAnsi="맑은 고딕" w:eastAsia="맑은 고딕"/>
                 <w:b w:val="0"/>
                 <w:color w:val="13203F"/>
-                <w:sz w:val="14"/>
+                <w:sz w:val="16"/>
               </w:rPr>
               <w:t>식</w:t>
             </w:r>
@@ -13019,7 +12273,7 @@
         </w:tc>
         <w:tc>
           <w:tcPr>
-            <w:tcW w:type="dxa" w:w="719"/>
+            <w:tcW w:type="dxa" w:w="797"/>
           </w:tcPr>
           <w:p>
             <w:pPr>
@@ -13032,7 +12286,7 @@
                 <w:rFonts w:ascii="맑은 고딕" w:hAnsi="맑은 고딕" w:eastAsia="맑은 고딕"/>
                 <w:b w:val="0"/>
                 <w:color w:val="13203F"/>
-                <w:sz w:val="14"/>
+                <w:sz w:val="16"/>
               </w:rPr>
               <w:t>5,500</w:t>
             </w:r>
@@ -13040,7 +12294,7 @@
         </w:tc>
         <w:tc>
           <w:tcPr>
-            <w:tcW w:type="dxa" w:w="719"/>
+            <w:tcW w:type="dxa" w:w="977"/>
           </w:tcPr>
           <w:p>
             <w:pPr>
@@ -13053,7 +12307,7 @@
                 <w:rFonts w:ascii="맑은 고딕" w:hAnsi="맑은 고딕" w:eastAsia="맑은 고딕"/>
                 <w:b w:val="0"/>
                 <w:color w:val="13203F"/>
-                <w:sz w:val="14"/>
+                <w:sz w:val="16"/>
               </w:rPr>
               <w:t>5,500</w:t>
             </w:r>
@@ -13061,7 +12315,7 @@
         </w:tc>
         <w:tc>
           <w:tcPr>
-            <w:tcW w:type="dxa" w:w="949"/>
+            <w:tcW w:type="dxa" w:w="1060"/>
             <w:shd w:val="clear" w:color="auto" w:fill="FFF1E2"/>
           </w:tcPr>
           <w:p>
@@ -13075,7 +12329,7 @@
                 <w:rFonts w:ascii="맑은 고딕" w:hAnsi="맑은 고딕" w:eastAsia="맑은 고딕"/>
                 <w:b/>
                 <w:color w:val="9A4A00"/>
-                <w:sz w:val="14"/>
+                <w:sz w:val="16"/>
               </w:rPr>
               <w:t>범위 명시</w:t>
             </w:r>
@@ -13083,7 +12337,7 @@
         </w:tc>
         <w:tc>
           <w:tcPr>
-            <w:tcW w:type="dxa" w:w="7443"/>
+            <w:tcW w:type="dxa" w:w="7171"/>
           </w:tcPr>
           <w:p>
             <w:pPr>
@@ -13095,30 +12349,10 @@
                 <w:rFonts w:ascii="맑은 고딕" w:hAnsi="맑은 고딕" w:eastAsia="맑은 고딕"/>
                 <w:b w:val="0"/>
                 <w:color w:val="56637F"/>
-                <w:sz w:val="14"/>
+                <w:sz w:val="16"/>
               </w:rPr>
               <w:t>DM PLUG-IN 기능 Customizing</w:t>
             </w:r>
-          </w:p>
-        </w:tc>
-        <w:tc>
-          <w:tcPr>
-            <w:tcW w:type="dxa" w:w="0"/>
-          </w:tcPr>
-          <w:p>
-            <w:pPr>
-              <w:keepNext/>
-            </w:pPr>
-          </w:p>
-        </w:tc>
-        <w:tc>
-          <w:tcPr>
-            <w:tcW w:type="dxa" w:w="0"/>
-          </w:tcPr>
-          <w:p>
-            <w:pPr>
-              <w:keepNext/>
-            </w:pPr>
           </w:p>
         </w:tc>
       </w:tr>
@@ -13128,8 +12362,8 @@
         </w:trPr>
         <w:tc>
           <w:tcPr>
-            <w:tcW w:type="dxa" w:w="719"/>
-            <w:gridSpan w:val="7"/>
+            <w:tcW w:type="dxa" w:w="797"/>
+            <w:gridSpan w:val="6"/>
             <w:shd w:val="clear" w:color="auto" w:fill="EEF2F9"/>
           </w:tcPr>
           <w:p>
@@ -13142,7 +12376,7 @@
                 <w:rFonts w:ascii="맑은 고딕" w:hAnsi="맑은 고딕" w:eastAsia="맑은 고딕"/>
                 <w:b/>
                 <w:color w:val="13203F"/>
-                <w:sz w:val="14"/>
+                <w:sz w:val="16"/>
               </w:rPr>
               <w:t>항목6. 일반관리비·기업이윤 — (항목1 + 항목2 + 항목5) 1,250,896의 10%, 견적서 기재값</w:t>
             </w:r>
@@ -13150,7 +12384,7 @@
         </w:tc>
         <w:tc>
           <w:tcPr>
-            <w:tcW w:type="dxa" w:w="949"/>
+            <w:tcW w:type="dxa" w:w="977"/>
             <w:shd w:val="clear" w:color="auto" w:fill="EEF2F9"/>
           </w:tcPr>
           <w:p>
@@ -13164,7 +12398,7 @@
                 <w:rFonts w:ascii="맑은 고딕" w:hAnsi="맑은 고딕" w:eastAsia="맑은 고딕"/>
                 <w:b/>
                 <w:color w:val="13203F"/>
-                <w:sz w:val="14"/>
+                <w:sz w:val="16"/>
               </w:rPr>
               <w:t>125,089</w:t>
             </w:r>
@@ -13172,7 +12406,7 @@
         </w:tc>
         <w:tc>
           <w:tcPr>
-            <w:tcW w:type="dxa" w:w="0"/>
+            <w:tcW w:type="dxa" w:w="7171"/>
             <w:gridSpan w:val="2"/>
             <w:shd w:val="clear" w:color="auto" w:fill="EEF2F9"/>
           </w:tcPr>
@@ -13180,16 +12414,6 @@
             <w:pPr>
               <w:keepNext/>
               <w:spacing w:before="0" w:after="0" w:line="252" w:lineRule="auto"/>
-            </w:pPr>
-          </w:p>
-        </w:tc>
-        <w:tc>
-          <w:tcPr>
-            <w:tcW w:type="dxa" w:w="0"/>
-          </w:tcPr>
-          <w:p>
-            <w:pPr>
-              <w:keepNext/>
             </w:pPr>
           </w:p>
         </w:tc>
@@ -13200,8 +12424,8 @@
         </w:trPr>
         <w:tc>
           <w:tcPr>
-            <w:tcW w:type="dxa" w:w="719"/>
-            <w:gridSpan w:val="7"/>
+            <w:tcW w:type="dxa" w:w="797"/>
+            <w:gridSpan w:val="6"/>
             <w:shd w:val="clear" w:color="auto" w:fill="EEF2F9"/>
           </w:tcPr>
           <w:p>
@@ -13214,7 +12438,7 @@
                 <w:rFonts w:ascii="맑은 고딕" w:hAnsi="맑은 고딕" w:eastAsia="맑은 고딕"/>
                 <w:b/>
                 <w:color w:val="13203F"/>
-                <w:sz w:val="14"/>
+                <w:sz w:val="16"/>
               </w:rPr>
               <w:t>합계 (단위절삭 전)</w:t>
             </w:r>
@@ -13222,7 +12446,7 @@
         </w:tc>
         <w:tc>
           <w:tcPr>
-            <w:tcW w:type="dxa" w:w="949"/>
+            <w:tcW w:type="dxa" w:w="977"/>
             <w:shd w:val="clear" w:color="auto" w:fill="EEF2F9"/>
           </w:tcPr>
           <w:p>
@@ -13236,7 +12460,7 @@
                 <w:rFonts w:ascii="맑은 고딕" w:hAnsi="맑은 고딕" w:eastAsia="맑은 고딕"/>
                 <w:b/>
                 <w:color w:val="13203F"/>
-                <w:sz w:val="14"/>
+                <w:sz w:val="16"/>
               </w:rPr>
               <w:t>1,991,985</w:t>
             </w:r>
@@ -13244,7 +12468,7 @@
         </w:tc>
         <w:tc>
           <w:tcPr>
-            <w:tcW w:type="dxa" w:w="0"/>
+            <w:tcW w:type="dxa" w:w="7171"/>
             <w:gridSpan w:val="2"/>
             <w:shd w:val="clear" w:color="auto" w:fill="EEF2F9"/>
           </w:tcPr>
@@ -13252,16 +12476,6 @@
             <w:pPr>
               <w:keepNext/>
               <w:spacing w:before="0" w:after="0" w:line="252" w:lineRule="auto"/>
-            </w:pPr>
-          </w:p>
-        </w:tc>
-        <w:tc>
-          <w:tcPr>
-            <w:tcW w:type="dxa" w:w="0"/>
-          </w:tcPr>
-          <w:p>
-            <w:pPr>
-              <w:keepNext/>
             </w:pPr>
           </w:p>
         </w:tc>
@@ -13272,8 +12486,8 @@
         </w:trPr>
         <w:tc>
           <w:tcPr>
-            <w:tcW w:type="dxa" w:w="719"/>
-            <w:gridSpan w:val="7"/>
+            <w:tcW w:type="dxa" w:w="797"/>
+            <w:gridSpan w:val="6"/>
             <w:shd w:val="clear" w:color="auto" w:fill="EEF2F9"/>
           </w:tcPr>
           <w:p>
@@ -13285,7 +12499,7 @@
                 <w:rFonts w:ascii="맑은 고딕" w:hAnsi="맑은 고딕" w:eastAsia="맑은 고딕"/>
                 <w:b/>
                 <w:color w:val="13203F"/>
-                <w:sz w:val="14"/>
+                <w:sz w:val="16"/>
               </w:rPr>
               <w:t>견적 합계 (단위절삭 후)</w:t>
             </w:r>
@@ -13293,7 +12507,7 @@
         </w:tc>
         <w:tc>
           <w:tcPr>
-            <w:tcW w:type="dxa" w:w="949"/>
+            <w:tcW w:type="dxa" w:w="977"/>
             <w:shd w:val="clear" w:color="auto" w:fill="EEF2F9"/>
           </w:tcPr>
           <w:p>
@@ -13306,7 +12520,7 @@
                 <w:rFonts w:ascii="맑은 고딕" w:hAnsi="맑은 고딕" w:eastAsia="맑은 고딕"/>
                 <w:b/>
                 <w:color w:val="13203F"/>
-                <w:sz w:val="14"/>
+                <w:sz w:val="16"/>
               </w:rPr>
               <w:t>1,991,000</w:t>
             </w:r>
@@ -13314,7 +12528,7 @@
         </w:tc>
         <w:tc>
           <w:tcPr>
-            <w:tcW w:type="dxa" w:w="0"/>
+            <w:tcW w:type="dxa" w:w="7171"/>
             <w:gridSpan w:val="2"/>
             <w:shd w:val="clear" w:color="auto" w:fill="EEF2F9"/>
           </w:tcPr>
@@ -13327,17 +12541,11 @@
                 <w:rFonts w:ascii="맑은 고딕" w:hAnsi="맑은 고딕" w:eastAsia="맑은 고딕"/>
                 <w:b/>
                 <w:color w:val="13203F"/>
-                <w:sz w:val="14"/>
+                <w:sz w:val="16"/>
               </w:rPr>
               <w:t>견26CAMTIC-DMWorks-1015-1</w:t>
             </w:r>
           </w:p>
-        </w:tc>
-        <w:tc>
-          <w:tcPr>
-            <w:tcW w:type="dxa" w:w="0"/>
-          </w:tcPr>
-          <w:p/>
         </w:tc>
       </w:tr>
     </w:tbl>

--- a/docs/ocs_sim_fms.docx
+++ b/docs/ocs_sim_fms.docx
@@ -14,7 +14,25 @@
           <w:color w:val="0090A0"/>
           <w:sz w:val="16"/>
         </w:rPr>
-        <w:t>총괄5-세부1 · A-1-4 · 10/15 최종 견적(견26CAMTIC-DMWorks-1015-1) 기준 · 10/18 중장위 심의 준비 지침 적용 · 2026.10.19 작성 · 검토본</w:t>
+        <w:t xml:space="preserve">총괄5-세부1 · A-1-4 · </w:t>
+      </w:r>
+      <w:r>
+        <w:rPr>
+          <w:rFonts w:ascii="맑은 고딕" w:hAnsi="맑은 고딕" w:eastAsia="맑은 고딕"/>
+          <w:b w:val="0"/>
+          <w:color w:val="0090A0"/>
+          <w:sz w:val="16"/>
+        </w:rPr>
+        <w:t>10/15 최종 견적(견26CAMTIC-DMWorks-1015-1) 기준</w:t>
+      </w:r>
+      <w:r>
+        <w:rPr>
+          <w:rFonts w:ascii="맑은 고딕" w:hAnsi="맑은 고딕" w:eastAsia="맑은 고딕"/>
+          <w:b w:val="0"/>
+          <w:color w:val="0090A0"/>
+          <w:sz w:val="16"/>
+        </w:rPr>
+        <w:t xml:space="preserve"> · 10/18 중장위 심의 준비 지침 적용 · 2026.10.19 작성 · 검토본</w:t>
       </w:r>
     </w:p>
     <w:p>

--- a/docs/ocs_sim_fms.docx
+++ b/docs/ocs_sim_fms.docx
@@ -16365,7 +16365,7 @@
                 <w:color w:val="13203F"/>
                 <w:sz w:val="16"/>
               </w:rPr>
-              <w:t>같은 견적서 10/15 최종본 (PDF 원본 — 5장 견적서 원본)</w:t>
+              <w:t>같은 견적서 10/15 최종본 (PDF) — 1015-1~3</w:t>
             </w:r>
           </w:p>
         </w:tc>
